--- a/output/tables/sensitivity_metaregression_results.docx
+++ b/output/tables/sensitivity_metaregression_results.docx
@@ -22286,6 +22286,2312 @@
                 <w:color w:val="000000"/>
               </w:rPr>
               <w:t xml:space="preserve">Note: Inverse-variance weighted metaregression of the covariate-adjusted age coefficient (from SRH ~ age + covariate) on calendar year. Positive slopes indicate convergence toward zero.</w:t>
+            </w:r>
+          </w:p>
+        </w:tc>
+      </w:tr>
+    </w:tbl>
+    <w:p>
+      <w:pPr/>
+      <w:r>
+        <w:br w:type="page"/>
+      </w:r>
+    </w:p>
+    <w:p>
+      <w:pPr>
+        <w:pStyle w:val="Titre1"/>
+      </w:pPr>
+      <w:r>
+        <w:t xml:space="preserve">Sensitivity Analysis: Combined Model (sex + race + education)</w:t>
+      </w:r>
+    </w:p>
+    <w:p>
+      <w:pPr>
+        <w:pStyle w:val="Normal"/>
+      </w:pPr>
+      <w:r>
+        <w:t xml:space="preserve"/>
+      </w:r>
+    </w:p>
+    <w:p>
+      <w:pPr>
+        <w:pStyle w:val="TableCaption"/>
+        <w:jc w:val="center"/>
+        <w:keepNext/>
+        <w:pBdr>
+          <w:bottom w:val="none" w:sz="0" w:space="0" w:color="000000"/>
+          <w:top w:val="none" w:sz="0" w:space="0" w:color="000000"/>
+          <w:left w:val="none" w:sz="0" w:space="0" w:color="000000"/>
+          <w:right w:val="none" w:sz="0" w:space="0" w:color="000000"/>
+        </w:pBdr>
+        <w:spacing w:after="60" w:before="60" w:line="240"/>
+        <w:ind w:left="60" w:right="60" w:firstLine="0" w:firstLineChars="0"/>
+      </w:pPr>
+      <w:r>
+        <w:t xml:space="preserve">Table. Metaregression of age coefficients from combined model (adjusted for sex + race + education simultaneously)</w:t>
+      </w:r>
+    </w:p>
+    <w:tbl xmlns:a="http://schemas.openxmlformats.org/drawingml/2006/main" xmlns:pic="http://schemas.openxmlformats.org/drawingml/2006/picture">
+      <w:tblPr>
+        <w:tblLayout w:type="fixed"/>
+        <w:jc w:val="center"/>
+        <w:tblLook w:firstRow="1" w:lastRow="0" w:firstColumn="0" w:lastColumn="0" w:noHBand="0" w:noVBand="1"/>
+      </w:tblPr>
+      <w:tblGrid>
+        <w:gridCol w:w="1440"/>
+        <w:gridCol w:w="1777"/>
+        <w:gridCol w:w="1016"/>
+        <w:gridCol w:w="1055"/>
+        <w:gridCol w:w="761"/>
+        <w:gridCol w:w="1105"/>
+        <w:gridCol w:w="1427"/>
+      </w:tblGrid>
+      <w:tr>
+        <w:trPr>
+          <w:trHeight w:val="589" w:hRule="auto"/>
+          <w:tblHeader/>
+        </w:trPr>
+        header1
+        <w:tc>
+          <w:tcPr>
+            <w:tcBorders>
+              <w:bottom w:val="single" w:sz="12" w:space="0" w:color="666666"/>
+              <w:top w:val="single" w:sz="12" w:space="0" w:color="666666"/>
+              <w:left w:val="none" w:sz="0" w:space="0" w:color="000000"/>
+              <w:right w:val="none" w:sz="0" w:space="0" w:color="000000"/>
+            </w:tcBorders>
+            <w:shd w:val="clear" w:color="auto" w:fill="FFFFFF"/>
+            <w:tcMar>
+              <w:top w:w="0" w:type="dxa"/>
+              <w:bottom w:w="0" w:type="dxa"/>
+              <w:left w:w="0" w:type="dxa"/>
+              <w:right w:w="0" w:type="dxa"/>
+            </w:tcMar>
+            <w:vAlign w:val="center"/>
+          </w:tcPr>
+          <w:p>
+            <w:pPr>
+              <w:pStyle w:val="Normal"/>
+              <w:jc w:val="center"/>
+              <w:pBdr>
+                <w:bottom w:val="none" w:sz="0" w:space="0" w:color="000000"/>
+                <w:top w:val="none" w:sz="0" w:space="0" w:color="000000"/>
+                <w:left w:val="none" w:sz="0" w:space="0" w:color="000000"/>
+                <w:right w:val="none" w:sz="0" w:space="0" w:color="000000"/>
+              </w:pBdr>
+              <w:spacing w:after="100" w:before="100" w:line="240"/>
+              <w:ind w:left="100" w:right="100" w:firstLine="0" w:firstLineChars="0"/>
+            </w:pPr>
+            <w:r>
+              <w:rPr>
+                <w:rFonts w:ascii="Times New Roman" w:hAnsi="Times New Roman" w:eastAsia="Times New Roman" w:cs="Times New Roman"/>
+                <w:i w:val="false"/>
+                <w:b w:val="true"/>
+                <w:u w:val="none"/>
+                <w:sz w:val="20"/>
+                <w:szCs w:val="20"/>
+                <w:color w:val="000000"/>
+              </w:rPr>
+              <w:t xml:space="preserve">Survey</w:t>
+            </w:r>
+          </w:p>
+        </w:tc>
+        <w:tc>
+          <w:tcPr>
+            <w:tcBorders>
+              <w:bottom w:val="single" w:sz="12" w:space="0" w:color="666666"/>
+              <w:top w:val="single" w:sz="12" w:space="0" w:color="666666"/>
+              <w:left w:val="none" w:sz="0" w:space="0" w:color="000000"/>
+              <w:right w:val="none" w:sz="0" w:space="0" w:color="000000"/>
+            </w:tcBorders>
+            <w:shd w:val="clear" w:color="auto" w:fill="FFFFFF"/>
+            <w:tcMar>
+              <w:top w:w="0" w:type="dxa"/>
+              <w:bottom w:w="0" w:type="dxa"/>
+              <w:left w:w="0" w:type="dxa"/>
+              <w:right w:w="0" w:type="dxa"/>
+            </w:tcMar>
+            <w:vAlign w:val="center"/>
+          </w:tcPr>
+          <w:p>
+            <w:pPr>
+              <w:pStyle w:val="Normal"/>
+              <w:jc w:val="center"/>
+              <w:pBdr>
+                <w:bottom w:val="none" w:sz="0" w:space="0" w:color="000000"/>
+                <w:top w:val="none" w:sz="0" w:space="0" w:color="000000"/>
+                <w:left w:val="none" w:sz="0" w:space="0" w:color="000000"/>
+                <w:right w:val="none" w:sz="0" w:space="0" w:color="000000"/>
+              </w:pBdr>
+              <w:spacing w:after="100" w:before="100" w:line="240"/>
+              <w:ind w:left="100" w:right="100" w:firstLine="0" w:firstLineChars="0"/>
+            </w:pPr>
+            <w:r>
+              <w:rPr>
+                <w:rFonts w:ascii="Times New Roman" w:hAnsi="Times New Roman" w:eastAsia="Times New Roman" w:cs="Times New Roman"/>
+                <w:i w:val="false"/>
+                <w:b w:val="true"/>
+                <w:u w:val="none"/>
+                <w:sz w:val="20"/>
+                <w:szCs w:val="20"/>
+                <w:color w:val="000000"/>
+              </w:rPr>
+              <w:t xml:space="preserve">Slope (per year)</w:t>
+            </w:r>
+          </w:p>
+        </w:tc>
+        <w:tc>
+          <w:tcPr>
+            <w:tcBorders>
+              <w:bottom w:val="single" w:sz="12" w:space="0" w:color="666666"/>
+              <w:top w:val="single" w:sz="12" w:space="0" w:color="666666"/>
+              <w:left w:val="none" w:sz="0" w:space="0" w:color="000000"/>
+              <w:right w:val="none" w:sz="0" w:space="0" w:color="000000"/>
+            </w:tcBorders>
+            <w:shd w:val="clear" w:color="auto" w:fill="FFFFFF"/>
+            <w:tcMar>
+              <w:top w:w="0" w:type="dxa"/>
+              <w:bottom w:w="0" w:type="dxa"/>
+              <w:left w:w="0" w:type="dxa"/>
+              <w:right w:w="0" w:type="dxa"/>
+            </w:tcMar>
+            <w:vAlign w:val="center"/>
+          </w:tcPr>
+          <w:p>
+            <w:pPr>
+              <w:pStyle w:val="Normal"/>
+              <w:jc w:val="center"/>
+              <w:pBdr>
+                <w:bottom w:val="none" w:sz="0" w:space="0" w:color="000000"/>
+                <w:top w:val="none" w:sz="0" w:space="0" w:color="000000"/>
+                <w:left w:val="none" w:sz="0" w:space="0" w:color="000000"/>
+                <w:right w:val="none" w:sz="0" w:space="0" w:color="000000"/>
+              </w:pBdr>
+              <w:spacing w:after="100" w:before="100" w:line="240"/>
+              <w:ind w:left="100" w:right="100" w:firstLine="0" w:firstLineChars="0"/>
+            </w:pPr>
+            <w:r>
+              <w:rPr>
+                <w:rFonts w:ascii="Times New Roman" w:hAnsi="Times New Roman" w:eastAsia="Times New Roman" w:cs="Times New Roman"/>
+                <w:i w:val="false"/>
+                <w:b w:val="true"/>
+                <w:u w:val="none"/>
+                <w:sz w:val="20"/>
+                <w:szCs w:val="20"/>
+                <w:color w:val="000000"/>
+              </w:rPr>
+              <w:t xml:space="preserve">SE</w:t>
+            </w:r>
+          </w:p>
+        </w:tc>
+        <w:tc>
+          <w:tcPr>
+            <w:tcBorders>
+              <w:bottom w:val="single" w:sz="12" w:space="0" w:color="666666"/>
+              <w:top w:val="single" w:sz="12" w:space="0" w:color="666666"/>
+              <w:left w:val="none" w:sz="0" w:space="0" w:color="000000"/>
+              <w:right w:val="none" w:sz="0" w:space="0" w:color="000000"/>
+            </w:tcBorders>
+            <w:shd w:val="clear" w:color="auto" w:fill="FFFFFF"/>
+            <w:tcMar>
+              <w:top w:w="0" w:type="dxa"/>
+              <w:bottom w:w="0" w:type="dxa"/>
+              <w:left w:w="0" w:type="dxa"/>
+              <w:right w:w="0" w:type="dxa"/>
+            </w:tcMar>
+            <w:vAlign w:val="center"/>
+          </w:tcPr>
+          <w:p>
+            <w:pPr>
+              <w:pStyle w:val="Normal"/>
+              <w:jc w:val="center"/>
+              <w:pBdr>
+                <w:bottom w:val="none" w:sz="0" w:space="0" w:color="000000"/>
+                <w:top w:val="none" w:sz="0" w:space="0" w:color="000000"/>
+                <w:left w:val="none" w:sz="0" w:space="0" w:color="000000"/>
+                <w:right w:val="none" w:sz="0" w:space="0" w:color="000000"/>
+              </w:pBdr>
+              <w:spacing w:after="100" w:before="100" w:line="240"/>
+              <w:ind w:left="100" w:right="100" w:firstLine="0" w:firstLineChars="0"/>
+            </w:pPr>
+            <w:r>
+              <w:rPr>
+                <w:rFonts w:ascii="Times New Roman" w:hAnsi="Times New Roman" w:eastAsia="Times New Roman" w:cs="Times New Roman"/>
+                <w:i w:val="false"/>
+                <w:b w:val="true"/>
+                <w:u w:val="none"/>
+                <w:sz w:val="20"/>
+                <w:szCs w:val="20"/>
+                <w:color w:val="000000"/>
+              </w:rPr>
+              <w:t xml:space="preserve">P-value</w:t>
+            </w:r>
+          </w:p>
+        </w:tc>
+        <w:tc>
+          <w:tcPr>
+            <w:tcBorders>
+              <w:bottom w:val="single" w:sz="12" w:space="0" w:color="666666"/>
+              <w:top w:val="single" w:sz="12" w:space="0" w:color="666666"/>
+              <w:left w:val="none" w:sz="0" w:space="0" w:color="000000"/>
+              <w:right w:val="none" w:sz="0" w:space="0" w:color="000000"/>
+            </w:tcBorders>
+            <w:shd w:val="clear" w:color="auto" w:fill="FFFFFF"/>
+            <w:tcMar>
+              <w:top w:w="0" w:type="dxa"/>
+              <w:bottom w:w="0" w:type="dxa"/>
+              <w:left w:w="0" w:type="dxa"/>
+              <w:right w:w="0" w:type="dxa"/>
+            </w:tcMar>
+            <w:vAlign w:val="center"/>
+          </w:tcPr>
+          <w:p>
+            <w:pPr>
+              <w:pStyle w:val="Normal"/>
+              <w:jc w:val="center"/>
+              <w:pBdr>
+                <w:bottom w:val="none" w:sz="0" w:space="0" w:color="000000"/>
+                <w:top w:val="none" w:sz="0" w:space="0" w:color="000000"/>
+                <w:left w:val="none" w:sz="0" w:space="0" w:color="000000"/>
+                <w:right w:val="none" w:sz="0" w:space="0" w:color="000000"/>
+              </w:pBdr>
+              <w:spacing w:after="100" w:before="100" w:line="240"/>
+              <w:ind w:left="100" w:right="100" w:firstLine="0" w:firstLineChars="0"/>
+            </w:pPr>
+            <w:r>
+              <w:rPr>
+                <w:rFonts w:ascii="Times New Roman" w:hAnsi="Times New Roman" w:eastAsia="Times New Roman" w:cs="Times New Roman"/>
+                <w:i w:val="false"/>
+                <w:b w:val="true"/>
+                <w:u w:val="none"/>
+                <w:sz w:val="20"/>
+                <w:szCs w:val="20"/>
+                <w:color w:val="000000"/>
+              </w:rPr>
+              <w:t xml:space="preserve">R²</w:t>
+            </w:r>
+          </w:p>
+        </w:tc>
+        <w:tc>
+          <w:tcPr>
+            <w:tcBorders>
+              <w:bottom w:val="single" w:sz="12" w:space="0" w:color="666666"/>
+              <w:top w:val="single" w:sz="12" w:space="0" w:color="666666"/>
+              <w:left w:val="none" w:sz="0" w:space="0" w:color="000000"/>
+              <w:right w:val="none" w:sz="0" w:space="0" w:color="000000"/>
+            </w:tcBorders>
+            <w:shd w:val="clear" w:color="auto" w:fill="FFFFFF"/>
+            <w:tcMar>
+              <w:top w:w="0" w:type="dxa"/>
+              <w:bottom w:w="0" w:type="dxa"/>
+              <w:left w:w="0" w:type="dxa"/>
+              <w:right w:w="0" w:type="dxa"/>
+            </w:tcMar>
+            <w:vAlign w:val="center"/>
+          </w:tcPr>
+          <w:p>
+            <w:pPr>
+              <w:pStyle w:val="Normal"/>
+              <w:jc w:val="center"/>
+              <w:pBdr>
+                <w:bottom w:val="none" w:sz="0" w:space="0" w:color="000000"/>
+                <w:top w:val="none" w:sz="0" w:space="0" w:color="000000"/>
+                <w:left w:val="none" w:sz="0" w:space="0" w:color="000000"/>
+                <w:right w:val="none" w:sz="0" w:space="0" w:color="000000"/>
+              </w:pBdr>
+              <w:spacing w:after="100" w:before="100" w:line="240"/>
+              <w:ind w:left="100" w:right="100" w:firstLine="0" w:firstLineChars="0"/>
+            </w:pPr>
+            <w:r>
+              <w:rPr>
+                <w:rFonts w:ascii="Times New Roman" w:hAnsi="Times New Roman" w:eastAsia="Times New Roman" w:cs="Times New Roman"/>
+                <w:i w:val="false"/>
+                <w:b w:val="true"/>
+                <w:u w:val="none"/>
+                <w:sz w:val="20"/>
+                <w:szCs w:val="20"/>
+                <w:color w:val="000000"/>
+              </w:rPr>
+              <w:t xml:space="preserve">N Years</w:t>
+            </w:r>
+          </w:p>
+        </w:tc>
+        <w:tc>
+          <w:tcPr>
+            <w:tcBorders>
+              <w:bottom w:val="single" w:sz="12" w:space="0" w:color="666666"/>
+              <w:top w:val="single" w:sz="12" w:space="0" w:color="666666"/>
+              <w:left w:val="none" w:sz="0" w:space="0" w:color="000000"/>
+              <w:right w:val="none" w:sz="0" w:space="0" w:color="000000"/>
+            </w:tcBorders>
+            <w:shd w:val="clear" w:color="auto" w:fill="FFFFFF"/>
+            <w:tcMar>
+              <w:top w:w="0" w:type="dxa"/>
+              <w:bottom w:w="0" w:type="dxa"/>
+              <w:left w:w="0" w:type="dxa"/>
+              <w:right w:w="0" w:type="dxa"/>
+            </w:tcMar>
+            <w:vAlign w:val="center"/>
+          </w:tcPr>
+          <w:p>
+            <w:pPr>
+              <w:pStyle w:val="Normal"/>
+              <w:jc w:val="center"/>
+              <w:pBdr>
+                <w:bottom w:val="none" w:sz="0" w:space="0" w:color="000000"/>
+                <w:top w:val="none" w:sz="0" w:space="0" w:color="000000"/>
+                <w:left w:val="none" w:sz="0" w:space="0" w:color="000000"/>
+                <w:right w:val="none" w:sz="0" w:space="0" w:color="000000"/>
+              </w:pBdr>
+              <w:spacing w:after="100" w:before="100" w:line="240"/>
+              <w:ind w:left="100" w:right="100" w:firstLine="0" w:firstLineChars="0"/>
+            </w:pPr>
+            <w:r>
+              <w:rPr>
+                <w:rFonts w:ascii="Times New Roman" w:hAnsi="Times New Roman" w:eastAsia="Times New Roman" w:cs="Times New Roman"/>
+                <w:i w:val="false"/>
+                <w:b w:val="true"/>
+                <w:u w:val="none"/>
+                <w:sz w:val="20"/>
+                <w:szCs w:val="20"/>
+                <w:color w:val="000000"/>
+              </w:rPr>
+              <w:t xml:space="preserve">Year Range</w:t>
+            </w:r>
+          </w:p>
+        </w:tc>
+      </w:tr>
+      <w:tr>
+        <w:trPr>
+          <w:trHeight w:val="549" w:hRule="auto"/>
+        </w:trPr>
+        body1
+        <w:tc>
+          <w:tcPr>
+            <w:tcBorders>
+              <w:bottom w:val="none" w:sz="0" w:space="0" w:color="000000"/>
+              <w:top w:val="single" w:sz="12" w:space="0" w:color="666666"/>
+              <w:left w:val="none" w:sz="0" w:space="0" w:color="000000"/>
+              <w:right w:val="none" w:sz="0" w:space="0" w:color="000000"/>
+            </w:tcBorders>
+            <w:shd w:val="clear" w:color="auto" w:fill="FFFFFF"/>
+            <w:tcMar>
+              <w:top w:w="0" w:type="dxa"/>
+              <w:bottom w:w="0" w:type="dxa"/>
+              <w:left w:w="0" w:type="dxa"/>
+              <w:right w:w="0" w:type="dxa"/>
+            </w:tcMar>
+            <w:vAlign w:val="center"/>
+          </w:tcPr>
+          <w:p>
+            <w:pPr>
+              <w:pStyle w:val="Normal"/>
+              <w:jc w:val="left"/>
+              <w:pBdr>
+                <w:bottom w:val="none" w:sz="0" w:space="0" w:color="000000"/>
+                <w:top w:val="none" w:sz="0" w:space="0" w:color="000000"/>
+                <w:left w:val="none" w:sz="0" w:space="0" w:color="000000"/>
+                <w:right w:val="none" w:sz="0" w:space="0" w:color="000000"/>
+              </w:pBdr>
+              <w:spacing w:after="100" w:before="100" w:line="240"/>
+              <w:ind w:left="100" w:right="100" w:firstLine="0" w:firstLineChars="0"/>
+            </w:pPr>
+            <w:r>
+              <w:rPr>
+                <w:rFonts w:ascii="Times New Roman" w:hAnsi="Times New Roman" w:eastAsia="Times New Roman" w:cs="Times New Roman"/>
+                <w:i w:val="false"/>
+                <w:b w:val="false"/>
+                <w:u w:val="none"/>
+                <w:sz w:val="20"/>
+                <w:szCs w:val="20"/>
+                <w:color w:val="000000"/>
+              </w:rPr>
+              <w:t xml:space="preserve">BRFSS</w:t>
+            </w:r>
+          </w:p>
+        </w:tc>
+        <w:tc>
+          <w:tcPr>
+            <w:tcBorders>
+              <w:bottom w:val="none" w:sz="0" w:space="0" w:color="000000"/>
+              <w:top w:val="single" w:sz="12" w:space="0" w:color="666666"/>
+              <w:left w:val="none" w:sz="0" w:space="0" w:color="000000"/>
+              <w:right w:val="none" w:sz="0" w:space="0" w:color="000000"/>
+            </w:tcBorders>
+            <w:shd w:val="clear" w:color="auto" w:fill="FFFFFF"/>
+            <w:tcMar>
+              <w:top w:w="0" w:type="dxa"/>
+              <w:bottom w:w="0" w:type="dxa"/>
+              <w:left w:w="0" w:type="dxa"/>
+              <w:right w:w="0" w:type="dxa"/>
+            </w:tcMar>
+            <w:vAlign w:val="center"/>
+          </w:tcPr>
+          <w:p>
+            <w:pPr>
+              <w:pStyle w:val="Normal"/>
+              <w:jc w:val="center"/>
+              <w:pBdr>
+                <w:bottom w:val="none" w:sz="0" w:space="0" w:color="000000"/>
+                <w:top w:val="none" w:sz="0" w:space="0" w:color="000000"/>
+                <w:left w:val="none" w:sz="0" w:space="0" w:color="000000"/>
+                <w:right w:val="none" w:sz="0" w:space="0" w:color="000000"/>
+              </w:pBdr>
+              <w:spacing w:after="100" w:before="100" w:line="240"/>
+              <w:ind w:left="100" w:right="100" w:firstLine="0" w:firstLineChars="0"/>
+            </w:pPr>
+            <w:r>
+              <w:rPr>
+                <w:rFonts w:ascii="Times New Roman" w:hAnsi="Times New Roman" w:eastAsia="Times New Roman" w:cs="Times New Roman"/>
+                <w:i w:val="false"/>
+                <w:b w:val="false"/>
+                <w:u w:val="none"/>
+                <w:sz w:val="20"/>
+                <w:szCs w:val="20"/>
+                <w:color w:val="000000"/>
+              </w:rPr>
+              <w:t xml:space="preserve">1.73e-04</w:t>
+            </w:r>
+          </w:p>
+        </w:tc>
+        <w:tc>
+          <w:tcPr>
+            <w:tcBorders>
+              <w:bottom w:val="none" w:sz="0" w:space="0" w:color="000000"/>
+              <w:top w:val="single" w:sz="12" w:space="0" w:color="666666"/>
+              <w:left w:val="none" w:sz="0" w:space="0" w:color="000000"/>
+              <w:right w:val="none" w:sz="0" w:space="0" w:color="000000"/>
+            </w:tcBorders>
+            <w:shd w:val="clear" w:color="auto" w:fill="FFFFFF"/>
+            <w:tcMar>
+              <w:top w:w="0" w:type="dxa"/>
+              <w:bottom w:w="0" w:type="dxa"/>
+              <w:left w:w="0" w:type="dxa"/>
+              <w:right w:w="0" w:type="dxa"/>
+            </w:tcMar>
+            <w:vAlign w:val="center"/>
+          </w:tcPr>
+          <w:p>
+            <w:pPr>
+              <w:pStyle w:val="Normal"/>
+              <w:jc w:val="center"/>
+              <w:pBdr>
+                <w:bottom w:val="none" w:sz="0" w:space="0" w:color="000000"/>
+                <w:top w:val="none" w:sz="0" w:space="0" w:color="000000"/>
+                <w:left w:val="none" w:sz="0" w:space="0" w:color="000000"/>
+                <w:right w:val="none" w:sz="0" w:space="0" w:color="000000"/>
+              </w:pBdr>
+              <w:spacing w:after="100" w:before="100" w:line="240"/>
+              <w:ind w:left="100" w:right="100" w:firstLine="0" w:firstLineChars="0"/>
+            </w:pPr>
+            <w:r>
+              <w:rPr>
+                <w:rFonts w:ascii="Times New Roman" w:hAnsi="Times New Roman" w:eastAsia="Times New Roman" w:cs="Times New Roman"/>
+                <w:i w:val="false"/>
+                <w:b w:val="false"/>
+                <w:u w:val="none"/>
+                <w:sz w:val="20"/>
+                <w:szCs w:val="20"/>
+                <w:color w:val="000000"/>
+              </w:rPr>
+              <w:t xml:space="preserve">1.5e-05</w:t>
+            </w:r>
+          </w:p>
+        </w:tc>
+        <w:tc>
+          <w:tcPr>
+            <w:tcBorders>
+              <w:bottom w:val="none" w:sz="0" w:space="0" w:color="000000"/>
+              <w:top w:val="single" w:sz="12" w:space="0" w:color="666666"/>
+              <w:left w:val="none" w:sz="0" w:space="0" w:color="000000"/>
+              <w:right w:val="none" w:sz="0" w:space="0" w:color="000000"/>
+            </w:tcBorders>
+            <w:shd w:val="clear" w:color="auto" w:fill="FFFFFF"/>
+            <w:tcMar>
+              <w:top w:w="0" w:type="dxa"/>
+              <w:bottom w:w="0" w:type="dxa"/>
+              <w:left w:w="0" w:type="dxa"/>
+              <w:right w:w="0" w:type="dxa"/>
+            </w:tcMar>
+            <w:vAlign w:val="center"/>
+          </w:tcPr>
+          <w:p>
+            <w:pPr>
+              <w:pStyle w:val="Normal"/>
+              <w:jc w:val="center"/>
+              <w:pBdr>
+                <w:bottom w:val="none" w:sz="0" w:space="0" w:color="000000"/>
+                <w:top w:val="none" w:sz="0" w:space="0" w:color="000000"/>
+                <w:left w:val="none" w:sz="0" w:space="0" w:color="000000"/>
+                <w:right w:val="none" w:sz="0" w:space="0" w:color="000000"/>
+              </w:pBdr>
+              <w:spacing w:after="100" w:before="100" w:line="240"/>
+              <w:ind w:left="100" w:right="100" w:firstLine="0" w:firstLineChars="0"/>
+            </w:pPr>
+            <w:r>
+              <w:rPr>
+                <w:rFonts w:ascii="Times New Roman" w:hAnsi="Times New Roman" w:eastAsia="Times New Roman" w:cs="Times New Roman"/>
+                <w:i w:val="false"/>
+                <w:b w:val="false"/>
+                <w:u w:val="none"/>
+                <w:sz w:val="20"/>
+                <w:szCs w:val="20"/>
+                <w:color w:val="000000"/>
+              </w:rPr>
+              <w:t xml:space="preserve">&lt;0.001</w:t>
+            </w:r>
+          </w:p>
+        </w:tc>
+        <w:tc>
+          <w:tcPr>
+            <w:tcBorders>
+              <w:bottom w:val="none" w:sz="0" w:space="0" w:color="000000"/>
+              <w:top w:val="single" w:sz="12" w:space="0" w:color="666666"/>
+              <w:left w:val="none" w:sz="0" w:space="0" w:color="000000"/>
+              <w:right w:val="none" w:sz="0" w:space="0" w:color="000000"/>
+            </w:tcBorders>
+            <w:shd w:val="clear" w:color="auto" w:fill="FFFFFF"/>
+            <w:tcMar>
+              <w:top w:w="0" w:type="dxa"/>
+              <w:bottom w:w="0" w:type="dxa"/>
+              <w:left w:w="0" w:type="dxa"/>
+              <w:right w:w="0" w:type="dxa"/>
+            </w:tcMar>
+            <w:vAlign w:val="center"/>
+          </w:tcPr>
+          <w:p>
+            <w:pPr>
+              <w:pStyle w:val="Normal"/>
+              <w:jc w:val="center"/>
+              <w:pBdr>
+                <w:bottom w:val="none" w:sz="0" w:space="0" w:color="000000"/>
+                <w:top w:val="none" w:sz="0" w:space="0" w:color="000000"/>
+                <w:left w:val="none" w:sz="0" w:space="0" w:color="000000"/>
+                <w:right w:val="none" w:sz="0" w:space="0" w:color="000000"/>
+              </w:pBdr>
+              <w:spacing w:after="100" w:before="100" w:line="240"/>
+              <w:ind w:left="100" w:right="100" w:firstLine="0" w:firstLineChars="0"/>
+            </w:pPr>
+            <w:r>
+              <w:rPr>
+                <w:rFonts w:ascii="Times New Roman" w:hAnsi="Times New Roman" w:eastAsia="Times New Roman" w:cs="Times New Roman"/>
+                <w:i w:val="false"/>
+                <w:b w:val="false"/>
+                <w:u w:val="none"/>
+                <w:sz w:val="20"/>
+                <w:szCs w:val="20"/>
+                <w:color w:val="000000"/>
+              </w:rPr>
+              <w:t xml:space="preserve">0.82</w:t>
+            </w:r>
+          </w:p>
+        </w:tc>
+        <w:tc>
+          <w:tcPr>
+            <w:tcBorders>
+              <w:bottom w:val="none" w:sz="0" w:space="0" w:color="000000"/>
+              <w:top w:val="single" w:sz="12" w:space="0" w:color="666666"/>
+              <w:left w:val="none" w:sz="0" w:space="0" w:color="000000"/>
+              <w:right w:val="none" w:sz="0" w:space="0" w:color="000000"/>
+            </w:tcBorders>
+            <w:shd w:val="clear" w:color="auto" w:fill="FFFFFF"/>
+            <w:tcMar>
+              <w:top w:w="0" w:type="dxa"/>
+              <w:bottom w:w="0" w:type="dxa"/>
+              <w:left w:w="0" w:type="dxa"/>
+              <w:right w:w="0" w:type="dxa"/>
+            </w:tcMar>
+            <w:vAlign w:val="center"/>
+          </w:tcPr>
+          <w:p>
+            <w:pPr>
+              <w:pStyle w:val="Normal"/>
+              <w:jc w:val="center"/>
+              <w:pBdr>
+                <w:bottom w:val="none" w:sz="0" w:space="0" w:color="000000"/>
+                <w:top w:val="none" w:sz="0" w:space="0" w:color="000000"/>
+                <w:left w:val="none" w:sz="0" w:space="0" w:color="000000"/>
+                <w:right w:val="none" w:sz="0" w:space="0" w:color="000000"/>
+              </w:pBdr>
+              <w:spacing w:after="100" w:before="100" w:line="240"/>
+              <w:ind w:left="100" w:right="100" w:firstLine="0" w:firstLineChars="0"/>
+            </w:pPr>
+            <w:r>
+              <w:rPr>
+                <w:rFonts w:ascii="Times New Roman" w:hAnsi="Times New Roman" w:eastAsia="Times New Roman" w:cs="Times New Roman"/>
+                <w:i w:val="false"/>
+                <w:b w:val="false"/>
+                <w:u w:val="none"/>
+                <w:sz w:val="20"/>
+                <w:szCs w:val="20"/>
+                <w:color w:val="000000"/>
+              </w:rPr>
+              <w:t xml:space="preserve">33</w:t>
+            </w:r>
+          </w:p>
+        </w:tc>
+        <w:tc>
+          <w:tcPr>
+            <w:tcBorders>
+              <w:bottom w:val="none" w:sz="0" w:space="0" w:color="000000"/>
+              <w:top w:val="single" w:sz="12" w:space="0" w:color="666666"/>
+              <w:left w:val="none" w:sz="0" w:space="0" w:color="000000"/>
+              <w:right w:val="none" w:sz="0" w:space="0" w:color="000000"/>
+            </w:tcBorders>
+            <w:shd w:val="clear" w:color="auto" w:fill="FFFFFF"/>
+            <w:tcMar>
+              <w:top w:w="0" w:type="dxa"/>
+              <w:bottom w:w="0" w:type="dxa"/>
+              <w:left w:w="0" w:type="dxa"/>
+              <w:right w:w="0" w:type="dxa"/>
+            </w:tcMar>
+            <w:vAlign w:val="center"/>
+          </w:tcPr>
+          <w:p>
+            <w:pPr>
+              <w:pStyle w:val="Normal"/>
+              <w:jc w:val="center"/>
+              <w:pBdr>
+                <w:bottom w:val="none" w:sz="0" w:space="0" w:color="000000"/>
+                <w:top w:val="none" w:sz="0" w:space="0" w:color="000000"/>
+                <w:left w:val="none" w:sz="0" w:space="0" w:color="000000"/>
+                <w:right w:val="none" w:sz="0" w:space="0" w:color="000000"/>
+              </w:pBdr>
+              <w:spacing w:after="100" w:before="100" w:line="240"/>
+              <w:ind w:left="100" w:right="100" w:firstLine="0" w:firstLineChars="0"/>
+            </w:pPr>
+            <w:r>
+              <w:rPr>
+                <w:rFonts w:ascii="Times New Roman" w:hAnsi="Times New Roman" w:eastAsia="Times New Roman" w:cs="Times New Roman"/>
+                <w:i w:val="false"/>
+                <w:b w:val="false"/>
+                <w:u w:val="none"/>
+                <w:sz w:val="20"/>
+                <w:szCs w:val="20"/>
+                <w:color w:val="000000"/>
+              </w:rPr>
+              <w:t xml:space="preserve">1993-2025</w:t>
+            </w:r>
+          </w:p>
+        </w:tc>
+      </w:tr>
+      <w:tr>
+        <w:trPr>
+          <w:trHeight w:val="549" w:hRule="auto"/>
+        </w:trPr>
+        body2
+        <w:tc>
+          <w:tcPr>
+            <w:tcBorders>
+              <w:bottom w:val="none" w:sz="0" w:space="0" w:color="000000"/>
+              <w:top w:val="none" w:sz="0" w:space="0" w:color="000000"/>
+              <w:left w:val="none" w:sz="0" w:space="0" w:color="000000"/>
+              <w:right w:val="none" w:sz="0" w:space="0" w:color="000000"/>
+            </w:tcBorders>
+            <w:shd w:val="clear" w:color="auto" w:fill="FFFFFF"/>
+            <w:tcMar>
+              <w:top w:w="0" w:type="dxa"/>
+              <w:bottom w:w="0" w:type="dxa"/>
+              <w:left w:w="0" w:type="dxa"/>
+              <w:right w:w="0" w:type="dxa"/>
+            </w:tcMar>
+            <w:vAlign w:val="center"/>
+          </w:tcPr>
+          <w:p>
+            <w:pPr>
+              <w:pStyle w:val="Normal"/>
+              <w:jc w:val="left"/>
+              <w:pBdr>
+                <w:bottom w:val="none" w:sz="0" w:space="0" w:color="000000"/>
+                <w:top w:val="none" w:sz="0" w:space="0" w:color="000000"/>
+                <w:left w:val="none" w:sz="0" w:space="0" w:color="000000"/>
+                <w:right w:val="none" w:sz="0" w:space="0" w:color="000000"/>
+              </w:pBdr>
+              <w:spacing w:after="100" w:before="100" w:line="240"/>
+              <w:ind w:left="100" w:right="100" w:firstLine="0" w:firstLineChars="0"/>
+            </w:pPr>
+            <w:r>
+              <w:rPr>
+                <w:rFonts w:ascii="Times New Roman" w:hAnsi="Times New Roman" w:eastAsia="Times New Roman" w:cs="Times New Roman"/>
+                <w:i w:val="false"/>
+                <w:b w:val="false"/>
+                <w:u w:val="none"/>
+                <w:sz w:val="20"/>
+                <w:szCs w:val="20"/>
+                <w:color w:val="000000"/>
+              </w:rPr>
+              <w:t xml:space="preserve">CPS</w:t>
+            </w:r>
+          </w:p>
+        </w:tc>
+        <w:tc>
+          <w:tcPr>
+            <w:tcBorders>
+              <w:bottom w:val="none" w:sz="0" w:space="0" w:color="000000"/>
+              <w:top w:val="none" w:sz="0" w:space="0" w:color="000000"/>
+              <w:left w:val="none" w:sz="0" w:space="0" w:color="000000"/>
+              <w:right w:val="none" w:sz="0" w:space="0" w:color="000000"/>
+            </w:tcBorders>
+            <w:shd w:val="clear" w:color="auto" w:fill="FFFFFF"/>
+            <w:tcMar>
+              <w:top w:w="0" w:type="dxa"/>
+              <w:bottom w:w="0" w:type="dxa"/>
+              <w:left w:w="0" w:type="dxa"/>
+              <w:right w:w="0" w:type="dxa"/>
+            </w:tcMar>
+            <w:vAlign w:val="center"/>
+          </w:tcPr>
+          <w:p>
+            <w:pPr>
+              <w:pStyle w:val="Normal"/>
+              <w:jc w:val="center"/>
+              <w:pBdr>
+                <w:bottom w:val="none" w:sz="0" w:space="0" w:color="000000"/>
+                <w:top w:val="none" w:sz="0" w:space="0" w:color="000000"/>
+                <w:left w:val="none" w:sz="0" w:space="0" w:color="000000"/>
+                <w:right w:val="none" w:sz="0" w:space="0" w:color="000000"/>
+              </w:pBdr>
+              <w:spacing w:after="100" w:before="100" w:line="240"/>
+              <w:ind w:left="100" w:right="100" w:firstLine="0" w:firstLineChars="0"/>
+            </w:pPr>
+            <w:r>
+              <w:rPr>
+                <w:rFonts w:ascii="Times New Roman" w:hAnsi="Times New Roman" w:eastAsia="Times New Roman" w:cs="Times New Roman"/>
+                <w:i w:val="false"/>
+                <w:b w:val="false"/>
+                <w:u w:val="none"/>
+                <w:sz w:val="20"/>
+                <w:szCs w:val="20"/>
+                <w:color w:val="000000"/>
+              </w:rPr>
+              <w:t xml:space="preserve">2.26e-04</w:t>
+            </w:r>
+          </w:p>
+        </w:tc>
+        <w:tc>
+          <w:tcPr>
+            <w:tcBorders>
+              <w:bottom w:val="none" w:sz="0" w:space="0" w:color="000000"/>
+              <w:top w:val="none" w:sz="0" w:space="0" w:color="000000"/>
+              <w:left w:val="none" w:sz="0" w:space="0" w:color="000000"/>
+              <w:right w:val="none" w:sz="0" w:space="0" w:color="000000"/>
+            </w:tcBorders>
+            <w:shd w:val="clear" w:color="auto" w:fill="FFFFFF"/>
+            <w:tcMar>
+              <w:top w:w="0" w:type="dxa"/>
+              <w:bottom w:w="0" w:type="dxa"/>
+              <w:left w:w="0" w:type="dxa"/>
+              <w:right w:w="0" w:type="dxa"/>
+            </w:tcMar>
+            <w:vAlign w:val="center"/>
+          </w:tcPr>
+          <w:p>
+            <w:pPr>
+              <w:pStyle w:val="Normal"/>
+              <w:jc w:val="center"/>
+              <w:pBdr>
+                <w:bottom w:val="none" w:sz="0" w:space="0" w:color="000000"/>
+                <w:top w:val="none" w:sz="0" w:space="0" w:color="000000"/>
+                <w:left w:val="none" w:sz="0" w:space="0" w:color="000000"/>
+                <w:right w:val="none" w:sz="0" w:space="0" w:color="000000"/>
+              </w:pBdr>
+              <w:spacing w:after="100" w:before="100" w:line="240"/>
+              <w:ind w:left="100" w:right="100" w:firstLine="0" w:firstLineChars="0"/>
+            </w:pPr>
+            <w:r>
+              <w:rPr>
+                <w:rFonts w:ascii="Times New Roman" w:hAnsi="Times New Roman" w:eastAsia="Times New Roman" w:cs="Times New Roman"/>
+                <w:i w:val="false"/>
+                <w:b w:val="false"/>
+                <w:u w:val="none"/>
+                <w:sz w:val="20"/>
+                <w:szCs w:val="20"/>
+                <w:color w:val="000000"/>
+              </w:rPr>
+              <w:t xml:space="preserve">1.6e-05</w:t>
+            </w:r>
+          </w:p>
+        </w:tc>
+        <w:tc>
+          <w:tcPr>
+            <w:tcBorders>
+              <w:bottom w:val="none" w:sz="0" w:space="0" w:color="000000"/>
+              <w:top w:val="none" w:sz="0" w:space="0" w:color="000000"/>
+              <w:left w:val="none" w:sz="0" w:space="0" w:color="000000"/>
+              <w:right w:val="none" w:sz="0" w:space="0" w:color="000000"/>
+            </w:tcBorders>
+            <w:shd w:val="clear" w:color="auto" w:fill="FFFFFF"/>
+            <w:tcMar>
+              <w:top w:w="0" w:type="dxa"/>
+              <w:bottom w:w="0" w:type="dxa"/>
+              <w:left w:w="0" w:type="dxa"/>
+              <w:right w:w="0" w:type="dxa"/>
+            </w:tcMar>
+            <w:vAlign w:val="center"/>
+          </w:tcPr>
+          <w:p>
+            <w:pPr>
+              <w:pStyle w:val="Normal"/>
+              <w:jc w:val="center"/>
+              <w:pBdr>
+                <w:bottom w:val="none" w:sz="0" w:space="0" w:color="000000"/>
+                <w:top w:val="none" w:sz="0" w:space="0" w:color="000000"/>
+                <w:left w:val="none" w:sz="0" w:space="0" w:color="000000"/>
+                <w:right w:val="none" w:sz="0" w:space="0" w:color="000000"/>
+              </w:pBdr>
+              <w:spacing w:after="100" w:before="100" w:line="240"/>
+              <w:ind w:left="100" w:right="100" w:firstLine="0" w:firstLineChars="0"/>
+            </w:pPr>
+            <w:r>
+              <w:rPr>
+                <w:rFonts w:ascii="Times New Roman" w:hAnsi="Times New Roman" w:eastAsia="Times New Roman" w:cs="Times New Roman"/>
+                <w:i w:val="false"/>
+                <w:b w:val="false"/>
+                <w:u w:val="none"/>
+                <w:sz w:val="20"/>
+                <w:szCs w:val="20"/>
+                <w:color w:val="000000"/>
+              </w:rPr>
+              <w:t xml:space="preserve">&lt;0.001</w:t>
+            </w:r>
+          </w:p>
+        </w:tc>
+        <w:tc>
+          <w:tcPr>
+            <w:tcBorders>
+              <w:bottom w:val="none" w:sz="0" w:space="0" w:color="000000"/>
+              <w:top w:val="none" w:sz="0" w:space="0" w:color="000000"/>
+              <w:left w:val="none" w:sz="0" w:space="0" w:color="000000"/>
+              <w:right w:val="none" w:sz="0" w:space="0" w:color="000000"/>
+            </w:tcBorders>
+            <w:shd w:val="clear" w:color="auto" w:fill="FFFFFF"/>
+            <w:tcMar>
+              <w:top w:w="0" w:type="dxa"/>
+              <w:bottom w:w="0" w:type="dxa"/>
+              <w:left w:w="0" w:type="dxa"/>
+              <w:right w:w="0" w:type="dxa"/>
+            </w:tcMar>
+            <w:vAlign w:val="center"/>
+          </w:tcPr>
+          <w:p>
+            <w:pPr>
+              <w:pStyle w:val="Normal"/>
+              <w:jc w:val="center"/>
+              <w:pBdr>
+                <w:bottom w:val="none" w:sz="0" w:space="0" w:color="000000"/>
+                <w:top w:val="none" w:sz="0" w:space="0" w:color="000000"/>
+                <w:left w:val="none" w:sz="0" w:space="0" w:color="000000"/>
+                <w:right w:val="none" w:sz="0" w:space="0" w:color="000000"/>
+              </w:pBdr>
+              <w:spacing w:after="100" w:before="100" w:line="240"/>
+              <w:ind w:left="100" w:right="100" w:firstLine="0" w:firstLineChars="0"/>
+            </w:pPr>
+            <w:r>
+              <w:rPr>
+                <w:rFonts w:ascii="Times New Roman" w:hAnsi="Times New Roman" w:eastAsia="Times New Roman" w:cs="Times New Roman"/>
+                <w:i w:val="false"/>
+                <w:b w:val="false"/>
+                <w:u w:val="none"/>
+                <w:sz w:val="20"/>
+                <w:szCs w:val="20"/>
+                <w:color w:val="000000"/>
+              </w:rPr>
+              <w:t xml:space="preserve">0.88</w:t>
+            </w:r>
+          </w:p>
+        </w:tc>
+        <w:tc>
+          <w:tcPr>
+            <w:tcBorders>
+              <w:bottom w:val="none" w:sz="0" w:space="0" w:color="000000"/>
+              <w:top w:val="none" w:sz="0" w:space="0" w:color="000000"/>
+              <w:left w:val="none" w:sz="0" w:space="0" w:color="000000"/>
+              <w:right w:val="none" w:sz="0" w:space="0" w:color="000000"/>
+            </w:tcBorders>
+            <w:shd w:val="clear" w:color="auto" w:fill="FFFFFF"/>
+            <w:tcMar>
+              <w:top w:w="0" w:type="dxa"/>
+              <w:bottom w:w="0" w:type="dxa"/>
+              <w:left w:w="0" w:type="dxa"/>
+              <w:right w:w="0" w:type="dxa"/>
+            </w:tcMar>
+            <w:vAlign w:val="center"/>
+          </w:tcPr>
+          <w:p>
+            <w:pPr>
+              <w:pStyle w:val="Normal"/>
+              <w:jc w:val="center"/>
+              <w:pBdr>
+                <w:bottom w:val="none" w:sz="0" w:space="0" w:color="000000"/>
+                <w:top w:val="none" w:sz="0" w:space="0" w:color="000000"/>
+                <w:left w:val="none" w:sz="0" w:space="0" w:color="000000"/>
+                <w:right w:val="none" w:sz="0" w:space="0" w:color="000000"/>
+              </w:pBdr>
+              <w:spacing w:after="100" w:before="100" w:line="240"/>
+              <w:ind w:left="100" w:right="100" w:firstLine="0" w:firstLineChars="0"/>
+            </w:pPr>
+            <w:r>
+              <w:rPr>
+                <w:rFonts w:ascii="Times New Roman" w:hAnsi="Times New Roman" w:eastAsia="Times New Roman" w:cs="Times New Roman"/>
+                <w:i w:val="false"/>
+                <w:b w:val="false"/>
+                <w:u w:val="none"/>
+                <w:sz w:val="20"/>
+                <w:szCs w:val="20"/>
+                <w:color w:val="000000"/>
+              </w:rPr>
+              <w:t xml:space="preserve">30</w:t>
+            </w:r>
+          </w:p>
+        </w:tc>
+        <w:tc>
+          <w:tcPr>
+            <w:tcBorders>
+              <w:bottom w:val="none" w:sz="0" w:space="0" w:color="000000"/>
+              <w:top w:val="none" w:sz="0" w:space="0" w:color="000000"/>
+              <w:left w:val="none" w:sz="0" w:space="0" w:color="000000"/>
+              <w:right w:val="none" w:sz="0" w:space="0" w:color="000000"/>
+            </w:tcBorders>
+            <w:shd w:val="clear" w:color="auto" w:fill="FFFFFF"/>
+            <w:tcMar>
+              <w:top w:w="0" w:type="dxa"/>
+              <w:bottom w:w="0" w:type="dxa"/>
+              <w:left w:w="0" w:type="dxa"/>
+              <w:right w:w="0" w:type="dxa"/>
+            </w:tcMar>
+            <w:vAlign w:val="center"/>
+          </w:tcPr>
+          <w:p>
+            <w:pPr>
+              <w:pStyle w:val="Normal"/>
+              <w:jc w:val="center"/>
+              <w:pBdr>
+                <w:bottom w:val="none" w:sz="0" w:space="0" w:color="000000"/>
+                <w:top w:val="none" w:sz="0" w:space="0" w:color="000000"/>
+                <w:left w:val="none" w:sz="0" w:space="0" w:color="000000"/>
+                <w:right w:val="none" w:sz="0" w:space="0" w:color="000000"/>
+              </w:pBdr>
+              <w:spacing w:after="100" w:before="100" w:line="240"/>
+              <w:ind w:left="100" w:right="100" w:firstLine="0" w:firstLineChars="0"/>
+            </w:pPr>
+            <w:r>
+              <w:rPr>
+                <w:rFonts w:ascii="Times New Roman" w:hAnsi="Times New Roman" w:eastAsia="Times New Roman" w:cs="Times New Roman"/>
+                <w:i w:val="false"/>
+                <w:b w:val="false"/>
+                <w:u w:val="none"/>
+                <w:sz w:val="20"/>
+                <w:szCs w:val="20"/>
+                <w:color w:val="000000"/>
+              </w:rPr>
+              <w:t xml:space="preserve">1996-2025</w:t>
+            </w:r>
+          </w:p>
+        </w:tc>
+      </w:tr>
+      <w:tr>
+        <w:trPr>
+          <w:trHeight w:val="549" w:hRule="auto"/>
+        </w:trPr>
+        body3
+        <w:tc>
+          <w:tcPr>
+            <w:tcBorders>
+              <w:bottom w:val="none" w:sz="0" w:space="0" w:color="000000"/>
+              <w:top w:val="none" w:sz="0" w:space="0" w:color="000000"/>
+              <w:left w:val="none" w:sz="0" w:space="0" w:color="000000"/>
+              <w:right w:val="none" w:sz="0" w:space="0" w:color="000000"/>
+            </w:tcBorders>
+            <w:shd w:val="clear" w:color="auto" w:fill="FFFFFF"/>
+            <w:tcMar>
+              <w:top w:w="0" w:type="dxa"/>
+              <w:bottom w:w="0" w:type="dxa"/>
+              <w:left w:w="0" w:type="dxa"/>
+              <w:right w:w="0" w:type="dxa"/>
+            </w:tcMar>
+            <w:vAlign w:val="center"/>
+          </w:tcPr>
+          <w:p>
+            <w:pPr>
+              <w:pStyle w:val="Normal"/>
+              <w:jc w:val="left"/>
+              <w:pBdr>
+                <w:bottom w:val="none" w:sz="0" w:space="0" w:color="000000"/>
+                <w:top w:val="none" w:sz="0" w:space="0" w:color="000000"/>
+                <w:left w:val="none" w:sz="0" w:space="0" w:color="000000"/>
+                <w:right w:val="none" w:sz="0" w:space="0" w:color="000000"/>
+              </w:pBdr>
+              <w:spacing w:after="100" w:before="100" w:line="240"/>
+              <w:ind w:left="100" w:right="100" w:firstLine="0" w:firstLineChars="0"/>
+            </w:pPr>
+            <w:r>
+              <w:rPr>
+                <w:rFonts w:ascii="Times New Roman" w:hAnsi="Times New Roman" w:eastAsia="Times New Roman" w:cs="Times New Roman"/>
+                <w:i w:val="false"/>
+                <w:b w:val="false"/>
+                <w:u w:val="none"/>
+                <w:sz w:val="20"/>
+                <w:szCs w:val="20"/>
+                <w:color w:val="000000"/>
+              </w:rPr>
+              <w:t xml:space="preserve">GSS</w:t>
+            </w:r>
+          </w:p>
+        </w:tc>
+        <w:tc>
+          <w:tcPr>
+            <w:tcBorders>
+              <w:bottom w:val="none" w:sz="0" w:space="0" w:color="000000"/>
+              <w:top w:val="none" w:sz="0" w:space="0" w:color="000000"/>
+              <w:left w:val="none" w:sz="0" w:space="0" w:color="000000"/>
+              <w:right w:val="none" w:sz="0" w:space="0" w:color="000000"/>
+            </w:tcBorders>
+            <w:shd w:val="clear" w:color="auto" w:fill="FFFFFF"/>
+            <w:tcMar>
+              <w:top w:w="0" w:type="dxa"/>
+              <w:bottom w:w="0" w:type="dxa"/>
+              <w:left w:w="0" w:type="dxa"/>
+              <w:right w:w="0" w:type="dxa"/>
+            </w:tcMar>
+            <w:vAlign w:val="center"/>
+          </w:tcPr>
+          <w:p>
+            <w:pPr>
+              <w:pStyle w:val="Normal"/>
+              <w:jc w:val="center"/>
+              <w:pBdr>
+                <w:bottom w:val="none" w:sz="0" w:space="0" w:color="000000"/>
+                <w:top w:val="none" w:sz="0" w:space="0" w:color="000000"/>
+                <w:left w:val="none" w:sz="0" w:space="0" w:color="000000"/>
+                <w:right w:val="none" w:sz="0" w:space="0" w:color="000000"/>
+              </w:pBdr>
+              <w:spacing w:after="100" w:before="100" w:line="240"/>
+              <w:ind w:left="100" w:right="100" w:firstLine="0" w:firstLineChars="0"/>
+            </w:pPr>
+            <w:r>
+              <w:rPr>
+                <w:rFonts w:ascii="Times New Roman" w:hAnsi="Times New Roman" w:eastAsia="Times New Roman" w:cs="Times New Roman"/>
+                <w:i w:val="false"/>
+                <w:b w:val="false"/>
+                <w:u w:val="none"/>
+                <w:sz w:val="20"/>
+                <w:szCs w:val="20"/>
+                <w:color w:val="000000"/>
+              </w:rPr>
+              <w:t xml:space="preserve">1.72e-04</w:t>
+            </w:r>
+          </w:p>
+        </w:tc>
+        <w:tc>
+          <w:tcPr>
+            <w:tcBorders>
+              <w:bottom w:val="none" w:sz="0" w:space="0" w:color="000000"/>
+              <w:top w:val="none" w:sz="0" w:space="0" w:color="000000"/>
+              <w:left w:val="none" w:sz="0" w:space="0" w:color="000000"/>
+              <w:right w:val="none" w:sz="0" w:space="0" w:color="000000"/>
+            </w:tcBorders>
+            <w:shd w:val="clear" w:color="auto" w:fill="FFFFFF"/>
+            <w:tcMar>
+              <w:top w:w="0" w:type="dxa"/>
+              <w:bottom w:w="0" w:type="dxa"/>
+              <w:left w:w="0" w:type="dxa"/>
+              <w:right w:w="0" w:type="dxa"/>
+            </w:tcMar>
+            <w:vAlign w:val="center"/>
+          </w:tcPr>
+          <w:p>
+            <w:pPr>
+              <w:pStyle w:val="Normal"/>
+              <w:jc w:val="center"/>
+              <w:pBdr>
+                <w:bottom w:val="none" w:sz="0" w:space="0" w:color="000000"/>
+                <w:top w:val="none" w:sz="0" w:space="0" w:color="000000"/>
+                <w:left w:val="none" w:sz="0" w:space="0" w:color="000000"/>
+                <w:right w:val="none" w:sz="0" w:space="0" w:color="000000"/>
+              </w:pBdr>
+              <w:spacing w:after="100" w:before="100" w:line="240"/>
+              <w:ind w:left="100" w:right="100" w:firstLine="0" w:firstLineChars="0"/>
+            </w:pPr>
+            <w:r>
+              <w:rPr>
+                <w:rFonts w:ascii="Times New Roman" w:hAnsi="Times New Roman" w:eastAsia="Times New Roman" w:cs="Times New Roman"/>
+                <w:i w:val="false"/>
+                <w:b w:val="false"/>
+                <w:u w:val="none"/>
+                <w:sz w:val="20"/>
+                <w:szCs w:val="20"/>
+                <w:color w:val="000000"/>
+              </w:rPr>
+              <w:t xml:space="preserve">1.9e-05</w:t>
+            </w:r>
+          </w:p>
+        </w:tc>
+        <w:tc>
+          <w:tcPr>
+            <w:tcBorders>
+              <w:bottom w:val="none" w:sz="0" w:space="0" w:color="000000"/>
+              <w:top w:val="none" w:sz="0" w:space="0" w:color="000000"/>
+              <w:left w:val="none" w:sz="0" w:space="0" w:color="000000"/>
+              <w:right w:val="none" w:sz="0" w:space="0" w:color="000000"/>
+            </w:tcBorders>
+            <w:shd w:val="clear" w:color="auto" w:fill="FFFFFF"/>
+            <w:tcMar>
+              <w:top w:w="0" w:type="dxa"/>
+              <w:bottom w:w="0" w:type="dxa"/>
+              <w:left w:w="0" w:type="dxa"/>
+              <w:right w:w="0" w:type="dxa"/>
+            </w:tcMar>
+            <w:vAlign w:val="center"/>
+          </w:tcPr>
+          <w:p>
+            <w:pPr>
+              <w:pStyle w:val="Normal"/>
+              <w:jc w:val="center"/>
+              <w:pBdr>
+                <w:bottom w:val="none" w:sz="0" w:space="0" w:color="000000"/>
+                <w:top w:val="none" w:sz="0" w:space="0" w:color="000000"/>
+                <w:left w:val="none" w:sz="0" w:space="0" w:color="000000"/>
+                <w:right w:val="none" w:sz="0" w:space="0" w:color="000000"/>
+              </w:pBdr>
+              <w:spacing w:after="100" w:before="100" w:line="240"/>
+              <w:ind w:left="100" w:right="100" w:firstLine="0" w:firstLineChars="0"/>
+            </w:pPr>
+            <w:r>
+              <w:rPr>
+                <w:rFonts w:ascii="Times New Roman" w:hAnsi="Times New Roman" w:eastAsia="Times New Roman" w:cs="Times New Roman"/>
+                <w:i w:val="false"/>
+                <w:b w:val="false"/>
+                <w:u w:val="none"/>
+                <w:sz w:val="20"/>
+                <w:szCs w:val="20"/>
+                <w:color w:val="000000"/>
+              </w:rPr>
+              <w:t xml:space="preserve">&lt;0.001</w:t>
+            </w:r>
+          </w:p>
+        </w:tc>
+        <w:tc>
+          <w:tcPr>
+            <w:tcBorders>
+              <w:bottom w:val="none" w:sz="0" w:space="0" w:color="000000"/>
+              <w:top w:val="none" w:sz="0" w:space="0" w:color="000000"/>
+              <w:left w:val="none" w:sz="0" w:space="0" w:color="000000"/>
+              <w:right w:val="none" w:sz="0" w:space="0" w:color="000000"/>
+            </w:tcBorders>
+            <w:shd w:val="clear" w:color="auto" w:fill="FFFFFF"/>
+            <w:tcMar>
+              <w:top w:w="0" w:type="dxa"/>
+              <w:bottom w:w="0" w:type="dxa"/>
+              <w:left w:w="0" w:type="dxa"/>
+              <w:right w:w="0" w:type="dxa"/>
+            </w:tcMar>
+            <w:vAlign w:val="center"/>
+          </w:tcPr>
+          <w:p>
+            <w:pPr>
+              <w:pStyle w:val="Normal"/>
+              <w:jc w:val="center"/>
+              <w:pBdr>
+                <w:bottom w:val="none" w:sz="0" w:space="0" w:color="000000"/>
+                <w:top w:val="none" w:sz="0" w:space="0" w:color="000000"/>
+                <w:left w:val="none" w:sz="0" w:space="0" w:color="000000"/>
+                <w:right w:val="none" w:sz="0" w:space="0" w:color="000000"/>
+              </w:pBdr>
+              <w:spacing w:after="100" w:before="100" w:line="240"/>
+              <w:ind w:left="100" w:right="100" w:firstLine="0" w:firstLineChars="0"/>
+            </w:pPr>
+            <w:r>
+              <w:rPr>
+                <w:rFonts w:ascii="Times New Roman" w:hAnsi="Times New Roman" w:eastAsia="Times New Roman" w:cs="Times New Roman"/>
+                <w:i w:val="false"/>
+                <w:b w:val="false"/>
+                <w:u w:val="none"/>
+                <w:sz w:val="20"/>
+                <w:szCs w:val="20"/>
+                <w:color w:val="000000"/>
+              </w:rPr>
+              <w:t xml:space="preserve">0.74</w:t>
+            </w:r>
+          </w:p>
+        </w:tc>
+        <w:tc>
+          <w:tcPr>
+            <w:tcBorders>
+              <w:bottom w:val="none" w:sz="0" w:space="0" w:color="000000"/>
+              <w:top w:val="none" w:sz="0" w:space="0" w:color="000000"/>
+              <w:left w:val="none" w:sz="0" w:space="0" w:color="000000"/>
+              <w:right w:val="none" w:sz="0" w:space="0" w:color="000000"/>
+            </w:tcBorders>
+            <w:shd w:val="clear" w:color="auto" w:fill="FFFFFF"/>
+            <w:tcMar>
+              <w:top w:w="0" w:type="dxa"/>
+              <w:bottom w:w="0" w:type="dxa"/>
+              <w:left w:w="0" w:type="dxa"/>
+              <w:right w:w="0" w:type="dxa"/>
+            </w:tcMar>
+            <w:vAlign w:val="center"/>
+          </w:tcPr>
+          <w:p>
+            <w:pPr>
+              <w:pStyle w:val="Normal"/>
+              <w:jc w:val="center"/>
+              <w:pBdr>
+                <w:bottom w:val="none" w:sz="0" w:space="0" w:color="000000"/>
+                <w:top w:val="none" w:sz="0" w:space="0" w:color="000000"/>
+                <w:left w:val="none" w:sz="0" w:space="0" w:color="000000"/>
+                <w:right w:val="none" w:sz="0" w:space="0" w:color="000000"/>
+              </w:pBdr>
+              <w:spacing w:after="100" w:before="100" w:line="240"/>
+              <w:ind w:left="100" w:right="100" w:firstLine="0" w:firstLineChars="0"/>
+            </w:pPr>
+            <w:r>
+              <w:rPr>
+                <w:rFonts w:ascii="Times New Roman" w:hAnsi="Times New Roman" w:eastAsia="Times New Roman" w:cs="Times New Roman"/>
+                <w:i w:val="false"/>
+                <w:b w:val="false"/>
+                <w:u w:val="none"/>
+                <w:sz w:val="20"/>
+                <w:szCs w:val="20"/>
+                <w:color w:val="000000"/>
+              </w:rPr>
+              <w:t xml:space="preserve">32</w:t>
+            </w:r>
+          </w:p>
+        </w:tc>
+        <w:tc>
+          <w:tcPr>
+            <w:tcBorders>
+              <w:bottom w:val="none" w:sz="0" w:space="0" w:color="000000"/>
+              <w:top w:val="none" w:sz="0" w:space="0" w:color="000000"/>
+              <w:left w:val="none" w:sz="0" w:space="0" w:color="000000"/>
+              <w:right w:val="none" w:sz="0" w:space="0" w:color="000000"/>
+            </w:tcBorders>
+            <w:shd w:val="clear" w:color="auto" w:fill="FFFFFF"/>
+            <w:tcMar>
+              <w:top w:w="0" w:type="dxa"/>
+              <w:bottom w:w="0" w:type="dxa"/>
+              <w:left w:w="0" w:type="dxa"/>
+              <w:right w:w="0" w:type="dxa"/>
+            </w:tcMar>
+            <w:vAlign w:val="center"/>
+          </w:tcPr>
+          <w:p>
+            <w:pPr>
+              <w:pStyle w:val="Normal"/>
+              <w:jc w:val="center"/>
+              <w:pBdr>
+                <w:bottom w:val="none" w:sz="0" w:space="0" w:color="000000"/>
+                <w:top w:val="none" w:sz="0" w:space="0" w:color="000000"/>
+                <w:left w:val="none" w:sz="0" w:space="0" w:color="000000"/>
+                <w:right w:val="none" w:sz="0" w:space="0" w:color="000000"/>
+              </w:pBdr>
+              <w:spacing w:after="100" w:before="100" w:line="240"/>
+              <w:ind w:left="100" w:right="100" w:firstLine="0" w:firstLineChars="0"/>
+            </w:pPr>
+            <w:r>
+              <w:rPr>
+                <w:rFonts w:ascii="Times New Roman" w:hAnsi="Times New Roman" w:eastAsia="Times New Roman" w:cs="Times New Roman"/>
+                <w:i w:val="false"/>
+                <w:b w:val="false"/>
+                <w:u w:val="none"/>
+                <w:sz w:val="20"/>
+                <w:szCs w:val="20"/>
+                <w:color w:val="000000"/>
+              </w:rPr>
+              <w:t xml:space="preserve">1972-2024</w:t>
+            </w:r>
+          </w:p>
+        </w:tc>
+      </w:tr>
+      <w:tr>
+        <w:trPr>
+          <w:trHeight w:val="549" w:hRule="auto"/>
+        </w:trPr>
+        body4
+        <w:tc>
+          <w:tcPr>
+            <w:tcBorders>
+              <w:bottom w:val="none" w:sz="0" w:space="0" w:color="000000"/>
+              <w:top w:val="none" w:sz="0" w:space="0" w:color="000000"/>
+              <w:left w:val="none" w:sz="0" w:space="0" w:color="000000"/>
+              <w:right w:val="none" w:sz="0" w:space="0" w:color="000000"/>
+            </w:tcBorders>
+            <w:shd w:val="clear" w:color="auto" w:fill="FFFFFF"/>
+            <w:tcMar>
+              <w:top w:w="0" w:type="dxa"/>
+              <w:bottom w:w="0" w:type="dxa"/>
+              <w:left w:w="0" w:type="dxa"/>
+              <w:right w:w="0" w:type="dxa"/>
+            </w:tcMar>
+            <w:vAlign w:val="center"/>
+          </w:tcPr>
+          <w:p>
+            <w:pPr>
+              <w:pStyle w:val="Normal"/>
+              <w:jc w:val="left"/>
+              <w:pBdr>
+                <w:bottom w:val="none" w:sz="0" w:space="0" w:color="000000"/>
+                <w:top w:val="none" w:sz="0" w:space="0" w:color="000000"/>
+                <w:left w:val="none" w:sz="0" w:space="0" w:color="000000"/>
+                <w:right w:val="none" w:sz="0" w:space="0" w:color="000000"/>
+              </w:pBdr>
+              <w:spacing w:after="100" w:before="100" w:line="240"/>
+              <w:ind w:left="100" w:right="100" w:firstLine="0" w:firstLineChars="0"/>
+            </w:pPr>
+            <w:r>
+              <w:rPr>
+                <w:rFonts w:ascii="Times New Roman" w:hAnsi="Times New Roman" w:eastAsia="Times New Roman" w:cs="Times New Roman"/>
+                <w:i w:val="false"/>
+                <w:b w:val="false"/>
+                <w:u w:val="none"/>
+                <w:sz w:val="20"/>
+                <w:szCs w:val="20"/>
+                <w:color w:val="000000"/>
+              </w:rPr>
+              <w:t xml:space="preserve">MEPS</w:t>
+            </w:r>
+          </w:p>
+        </w:tc>
+        <w:tc>
+          <w:tcPr>
+            <w:tcBorders>
+              <w:bottom w:val="none" w:sz="0" w:space="0" w:color="000000"/>
+              <w:top w:val="none" w:sz="0" w:space="0" w:color="000000"/>
+              <w:left w:val="none" w:sz="0" w:space="0" w:color="000000"/>
+              <w:right w:val="none" w:sz="0" w:space="0" w:color="000000"/>
+            </w:tcBorders>
+            <w:shd w:val="clear" w:color="auto" w:fill="FFFFFF"/>
+            <w:tcMar>
+              <w:top w:w="0" w:type="dxa"/>
+              <w:bottom w:w="0" w:type="dxa"/>
+              <w:left w:w="0" w:type="dxa"/>
+              <w:right w:w="0" w:type="dxa"/>
+            </w:tcMar>
+            <w:vAlign w:val="center"/>
+          </w:tcPr>
+          <w:p>
+            <w:pPr>
+              <w:pStyle w:val="Normal"/>
+              <w:jc w:val="center"/>
+              <w:pBdr>
+                <w:bottom w:val="none" w:sz="0" w:space="0" w:color="000000"/>
+                <w:top w:val="none" w:sz="0" w:space="0" w:color="000000"/>
+                <w:left w:val="none" w:sz="0" w:space="0" w:color="000000"/>
+                <w:right w:val="none" w:sz="0" w:space="0" w:color="000000"/>
+              </w:pBdr>
+              <w:spacing w:after="100" w:before="100" w:line="240"/>
+              <w:ind w:left="100" w:right="100" w:firstLine="0" w:firstLineChars="0"/>
+            </w:pPr>
+            <w:r>
+              <w:rPr>
+                <w:rFonts w:ascii="Times New Roman" w:hAnsi="Times New Roman" w:eastAsia="Times New Roman" w:cs="Times New Roman"/>
+                <w:i w:val="false"/>
+                <w:b w:val="false"/>
+                <w:u w:val="none"/>
+                <w:sz w:val="20"/>
+                <w:szCs w:val="20"/>
+                <w:color w:val="000000"/>
+              </w:rPr>
+              <w:t xml:space="preserve">1.65e-04</w:t>
+            </w:r>
+          </w:p>
+        </w:tc>
+        <w:tc>
+          <w:tcPr>
+            <w:tcBorders>
+              <w:bottom w:val="none" w:sz="0" w:space="0" w:color="000000"/>
+              <w:top w:val="none" w:sz="0" w:space="0" w:color="000000"/>
+              <w:left w:val="none" w:sz="0" w:space="0" w:color="000000"/>
+              <w:right w:val="none" w:sz="0" w:space="0" w:color="000000"/>
+            </w:tcBorders>
+            <w:shd w:val="clear" w:color="auto" w:fill="FFFFFF"/>
+            <w:tcMar>
+              <w:top w:w="0" w:type="dxa"/>
+              <w:bottom w:w="0" w:type="dxa"/>
+              <w:left w:w="0" w:type="dxa"/>
+              <w:right w:w="0" w:type="dxa"/>
+            </w:tcMar>
+            <w:vAlign w:val="center"/>
+          </w:tcPr>
+          <w:p>
+            <w:pPr>
+              <w:pStyle w:val="Normal"/>
+              <w:jc w:val="center"/>
+              <w:pBdr>
+                <w:bottom w:val="none" w:sz="0" w:space="0" w:color="000000"/>
+                <w:top w:val="none" w:sz="0" w:space="0" w:color="000000"/>
+                <w:left w:val="none" w:sz="0" w:space="0" w:color="000000"/>
+                <w:right w:val="none" w:sz="0" w:space="0" w:color="000000"/>
+              </w:pBdr>
+              <w:spacing w:after="100" w:before="100" w:line="240"/>
+              <w:ind w:left="100" w:right="100" w:firstLine="0" w:firstLineChars="0"/>
+            </w:pPr>
+            <w:r>
+              <w:rPr>
+                <w:rFonts w:ascii="Times New Roman" w:hAnsi="Times New Roman" w:eastAsia="Times New Roman" w:cs="Times New Roman"/>
+                <w:i w:val="false"/>
+                <w:b w:val="false"/>
+                <w:u w:val="none"/>
+                <w:sz w:val="20"/>
+                <w:szCs w:val="20"/>
+                <w:color w:val="000000"/>
+              </w:rPr>
+              <w:t xml:space="preserve">3.2e-05</w:t>
+            </w:r>
+          </w:p>
+        </w:tc>
+        <w:tc>
+          <w:tcPr>
+            <w:tcBorders>
+              <w:bottom w:val="none" w:sz="0" w:space="0" w:color="000000"/>
+              <w:top w:val="none" w:sz="0" w:space="0" w:color="000000"/>
+              <w:left w:val="none" w:sz="0" w:space="0" w:color="000000"/>
+              <w:right w:val="none" w:sz="0" w:space="0" w:color="000000"/>
+            </w:tcBorders>
+            <w:shd w:val="clear" w:color="auto" w:fill="FFFFFF"/>
+            <w:tcMar>
+              <w:top w:w="0" w:type="dxa"/>
+              <w:bottom w:w="0" w:type="dxa"/>
+              <w:left w:w="0" w:type="dxa"/>
+              <w:right w:w="0" w:type="dxa"/>
+            </w:tcMar>
+            <w:vAlign w:val="center"/>
+          </w:tcPr>
+          <w:p>
+            <w:pPr>
+              <w:pStyle w:val="Normal"/>
+              <w:jc w:val="center"/>
+              <w:pBdr>
+                <w:bottom w:val="none" w:sz="0" w:space="0" w:color="000000"/>
+                <w:top w:val="none" w:sz="0" w:space="0" w:color="000000"/>
+                <w:left w:val="none" w:sz="0" w:space="0" w:color="000000"/>
+                <w:right w:val="none" w:sz="0" w:space="0" w:color="000000"/>
+              </w:pBdr>
+              <w:spacing w:after="100" w:before="100" w:line="240"/>
+              <w:ind w:left="100" w:right="100" w:firstLine="0" w:firstLineChars="0"/>
+            </w:pPr>
+            <w:r>
+              <w:rPr>
+                <w:rFonts w:ascii="Times New Roman" w:hAnsi="Times New Roman" w:eastAsia="Times New Roman" w:cs="Times New Roman"/>
+                <w:i w:val="false"/>
+                <w:b w:val="false"/>
+                <w:u w:val="none"/>
+                <w:sz w:val="20"/>
+                <w:szCs w:val="20"/>
+                <w:color w:val="000000"/>
+              </w:rPr>
+              <w:t xml:space="preserve">&lt;0.001</w:t>
+            </w:r>
+          </w:p>
+        </w:tc>
+        <w:tc>
+          <w:tcPr>
+            <w:tcBorders>
+              <w:bottom w:val="none" w:sz="0" w:space="0" w:color="000000"/>
+              <w:top w:val="none" w:sz="0" w:space="0" w:color="000000"/>
+              <w:left w:val="none" w:sz="0" w:space="0" w:color="000000"/>
+              <w:right w:val="none" w:sz="0" w:space="0" w:color="000000"/>
+            </w:tcBorders>
+            <w:shd w:val="clear" w:color="auto" w:fill="FFFFFF"/>
+            <w:tcMar>
+              <w:top w:w="0" w:type="dxa"/>
+              <w:bottom w:w="0" w:type="dxa"/>
+              <w:left w:w="0" w:type="dxa"/>
+              <w:right w:w="0" w:type="dxa"/>
+            </w:tcMar>
+            <w:vAlign w:val="center"/>
+          </w:tcPr>
+          <w:p>
+            <w:pPr>
+              <w:pStyle w:val="Normal"/>
+              <w:jc w:val="center"/>
+              <w:pBdr>
+                <w:bottom w:val="none" w:sz="0" w:space="0" w:color="000000"/>
+                <w:top w:val="none" w:sz="0" w:space="0" w:color="000000"/>
+                <w:left w:val="none" w:sz="0" w:space="0" w:color="000000"/>
+                <w:right w:val="none" w:sz="0" w:space="0" w:color="000000"/>
+              </w:pBdr>
+              <w:spacing w:after="100" w:before="100" w:line="240"/>
+              <w:ind w:left="100" w:right="100" w:firstLine="0" w:firstLineChars="0"/>
+            </w:pPr>
+            <w:r>
+              <w:rPr>
+                <w:rFonts w:ascii="Times New Roman" w:hAnsi="Times New Roman" w:eastAsia="Times New Roman" w:cs="Times New Roman"/>
+                <w:i w:val="false"/>
+                <w:b w:val="false"/>
+                <w:u w:val="none"/>
+                <w:sz w:val="20"/>
+                <w:szCs w:val="20"/>
+                <w:color w:val="000000"/>
+              </w:rPr>
+              <w:t xml:space="preserve">0.55</w:t>
+            </w:r>
+          </w:p>
+        </w:tc>
+        <w:tc>
+          <w:tcPr>
+            <w:tcBorders>
+              <w:bottom w:val="none" w:sz="0" w:space="0" w:color="000000"/>
+              <w:top w:val="none" w:sz="0" w:space="0" w:color="000000"/>
+              <w:left w:val="none" w:sz="0" w:space="0" w:color="000000"/>
+              <w:right w:val="none" w:sz="0" w:space="0" w:color="000000"/>
+            </w:tcBorders>
+            <w:shd w:val="clear" w:color="auto" w:fill="FFFFFF"/>
+            <w:tcMar>
+              <w:top w:w="0" w:type="dxa"/>
+              <w:bottom w:w="0" w:type="dxa"/>
+              <w:left w:w="0" w:type="dxa"/>
+              <w:right w:w="0" w:type="dxa"/>
+            </w:tcMar>
+            <w:vAlign w:val="center"/>
+          </w:tcPr>
+          <w:p>
+            <w:pPr>
+              <w:pStyle w:val="Normal"/>
+              <w:jc w:val="center"/>
+              <w:pBdr>
+                <w:bottom w:val="none" w:sz="0" w:space="0" w:color="000000"/>
+                <w:top w:val="none" w:sz="0" w:space="0" w:color="000000"/>
+                <w:left w:val="none" w:sz="0" w:space="0" w:color="000000"/>
+                <w:right w:val="none" w:sz="0" w:space="0" w:color="000000"/>
+              </w:pBdr>
+              <w:spacing w:after="100" w:before="100" w:line="240"/>
+              <w:ind w:left="100" w:right="100" w:firstLine="0" w:firstLineChars="0"/>
+            </w:pPr>
+            <w:r>
+              <w:rPr>
+                <w:rFonts w:ascii="Times New Roman" w:hAnsi="Times New Roman" w:eastAsia="Times New Roman" w:cs="Times New Roman"/>
+                <w:i w:val="false"/>
+                <w:b w:val="false"/>
+                <w:u w:val="none"/>
+                <w:sz w:val="20"/>
+                <w:szCs w:val="20"/>
+                <w:color w:val="000000"/>
+              </w:rPr>
+              <w:t xml:space="preserve">24</w:t>
+            </w:r>
+          </w:p>
+        </w:tc>
+        <w:tc>
+          <w:tcPr>
+            <w:tcBorders>
+              <w:bottom w:val="none" w:sz="0" w:space="0" w:color="000000"/>
+              <w:top w:val="none" w:sz="0" w:space="0" w:color="000000"/>
+              <w:left w:val="none" w:sz="0" w:space="0" w:color="000000"/>
+              <w:right w:val="none" w:sz="0" w:space="0" w:color="000000"/>
+            </w:tcBorders>
+            <w:shd w:val="clear" w:color="auto" w:fill="FFFFFF"/>
+            <w:tcMar>
+              <w:top w:w="0" w:type="dxa"/>
+              <w:bottom w:w="0" w:type="dxa"/>
+              <w:left w:w="0" w:type="dxa"/>
+              <w:right w:w="0" w:type="dxa"/>
+            </w:tcMar>
+            <w:vAlign w:val="center"/>
+          </w:tcPr>
+          <w:p>
+            <w:pPr>
+              <w:pStyle w:val="Normal"/>
+              <w:jc w:val="center"/>
+              <w:pBdr>
+                <w:bottom w:val="none" w:sz="0" w:space="0" w:color="000000"/>
+                <w:top w:val="none" w:sz="0" w:space="0" w:color="000000"/>
+                <w:left w:val="none" w:sz="0" w:space="0" w:color="000000"/>
+                <w:right w:val="none" w:sz="0" w:space="0" w:color="000000"/>
+              </w:pBdr>
+              <w:spacing w:after="100" w:before="100" w:line="240"/>
+              <w:ind w:left="100" w:right="100" w:firstLine="0" w:firstLineChars="0"/>
+            </w:pPr>
+            <w:r>
+              <w:rPr>
+                <w:rFonts w:ascii="Times New Roman" w:hAnsi="Times New Roman" w:eastAsia="Times New Roman" w:cs="Times New Roman"/>
+                <w:i w:val="false"/>
+                <w:b w:val="false"/>
+                <w:u w:val="none"/>
+                <w:sz w:val="20"/>
+                <w:szCs w:val="20"/>
+                <w:color w:val="000000"/>
+              </w:rPr>
+              <w:t xml:space="preserve">2000-2023</w:t>
+            </w:r>
+          </w:p>
+        </w:tc>
+      </w:tr>
+      <w:tr>
+        <w:trPr>
+          <w:trHeight w:val="549" w:hRule="auto"/>
+        </w:trPr>
+        body5
+        <w:tc>
+          <w:tcPr>
+            <w:tcBorders>
+              <w:bottom w:val="none" w:sz="0" w:space="0" w:color="000000"/>
+              <w:top w:val="none" w:sz="0" w:space="0" w:color="000000"/>
+              <w:left w:val="none" w:sz="0" w:space="0" w:color="000000"/>
+              <w:right w:val="none" w:sz="0" w:space="0" w:color="000000"/>
+            </w:tcBorders>
+            <w:shd w:val="clear" w:color="auto" w:fill="FFFFFF"/>
+            <w:tcMar>
+              <w:top w:w="0" w:type="dxa"/>
+              <w:bottom w:w="0" w:type="dxa"/>
+              <w:left w:w="0" w:type="dxa"/>
+              <w:right w:w="0" w:type="dxa"/>
+            </w:tcMar>
+            <w:vAlign w:val="center"/>
+          </w:tcPr>
+          <w:p>
+            <w:pPr>
+              <w:pStyle w:val="Normal"/>
+              <w:jc w:val="left"/>
+              <w:pBdr>
+                <w:bottom w:val="none" w:sz="0" w:space="0" w:color="000000"/>
+                <w:top w:val="none" w:sz="0" w:space="0" w:color="000000"/>
+                <w:left w:val="none" w:sz="0" w:space="0" w:color="000000"/>
+                <w:right w:val="none" w:sz="0" w:space="0" w:color="000000"/>
+              </w:pBdr>
+              <w:spacing w:after="100" w:before="100" w:line="240"/>
+              <w:ind w:left="100" w:right="100" w:firstLine="0" w:firstLineChars="0"/>
+            </w:pPr>
+            <w:r>
+              <w:rPr>
+                <w:rFonts w:ascii="Times New Roman" w:hAnsi="Times New Roman" w:eastAsia="Times New Roman" w:cs="Times New Roman"/>
+                <w:i w:val="false"/>
+                <w:b w:val="false"/>
+                <w:u w:val="none"/>
+                <w:sz w:val="20"/>
+                <w:szCs w:val="20"/>
+                <w:color w:val="000000"/>
+              </w:rPr>
+              <w:t xml:space="preserve">NHANES</w:t>
+            </w:r>
+          </w:p>
+        </w:tc>
+        <w:tc>
+          <w:tcPr>
+            <w:tcBorders>
+              <w:bottom w:val="none" w:sz="0" w:space="0" w:color="000000"/>
+              <w:top w:val="none" w:sz="0" w:space="0" w:color="000000"/>
+              <w:left w:val="none" w:sz="0" w:space="0" w:color="000000"/>
+              <w:right w:val="none" w:sz="0" w:space="0" w:color="000000"/>
+            </w:tcBorders>
+            <w:shd w:val="clear" w:color="auto" w:fill="FFFFFF"/>
+            <w:tcMar>
+              <w:top w:w="0" w:type="dxa"/>
+              <w:bottom w:w="0" w:type="dxa"/>
+              <w:left w:w="0" w:type="dxa"/>
+              <w:right w:w="0" w:type="dxa"/>
+            </w:tcMar>
+            <w:vAlign w:val="center"/>
+          </w:tcPr>
+          <w:p>
+            <w:pPr>
+              <w:pStyle w:val="Normal"/>
+              <w:jc w:val="center"/>
+              <w:pBdr>
+                <w:bottom w:val="none" w:sz="0" w:space="0" w:color="000000"/>
+                <w:top w:val="none" w:sz="0" w:space="0" w:color="000000"/>
+                <w:left w:val="none" w:sz="0" w:space="0" w:color="000000"/>
+                <w:right w:val="none" w:sz="0" w:space="0" w:color="000000"/>
+              </w:pBdr>
+              <w:spacing w:after="100" w:before="100" w:line="240"/>
+              <w:ind w:left="100" w:right="100" w:firstLine="0" w:firstLineChars="0"/>
+            </w:pPr>
+            <w:r>
+              <w:rPr>
+                <w:rFonts w:ascii="Times New Roman" w:hAnsi="Times New Roman" w:eastAsia="Times New Roman" w:cs="Times New Roman"/>
+                <w:i w:val="false"/>
+                <w:b w:val="false"/>
+                <w:u w:val="none"/>
+                <w:sz w:val="20"/>
+                <w:szCs w:val="20"/>
+                <w:color w:val="000000"/>
+              </w:rPr>
+              <w:t xml:space="preserve">2.33e-04</w:t>
+            </w:r>
+          </w:p>
+        </w:tc>
+        <w:tc>
+          <w:tcPr>
+            <w:tcBorders>
+              <w:bottom w:val="none" w:sz="0" w:space="0" w:color="000000"/>
+              <w:top w:val="none" w:sz="0" w:space="0" w:color="000000"/>
+              <w:left w:val="none" w:sz="0" w:space="0" w:color="000000"/>
+              <w:right w:val="none" w:sz="0" w:space="0" w:color="000000"/>
+            </w:tcBorders>
+            <w:shd w:val="clear" w:color="auto" w:fill="FFFFFF"/>
+            <w:tcMar>
+              <w:top w:w="0" w:type="dxa"/>
+              <w:bottom w:w="0" w:type="dxa"/>
+              <w:left w:w="0" w:type="dxa"/>
+              <w:right w:w="0" w:type="dxa"/>
+            </w:tcMar>
+            <w:vAlign w:val="center"/>
+          </w:tcPr>
+          <w:p>
+            <w:pPr>
+              <w:pStyle w:val="Normal"/>
+              <w:jc w:val="center"/>
+              <w:pBdr>
+                <w:bottom w:val="none" w:sz="0" w:space="0" w:color="000000"/>
+                <w:top w:val="none" w:sz="0" w:space="0" w:color="000000"/>
+                <w:left w:val="none" w:sz="0" w:space="0" w:color="000000"/>
+                <w:right w:val="none" w:sz="0" w:space="0" w:color="000000"/>
+              </w:pBdr>
+              <w:spacing w:after="100" w:before="100" w:line="240"/>
+              <w:ind w:left="100" w:right="100" w:firstLine="0" w:firstLineChars="0"/>
+            </w:pPr>
+            <w:r>
+              <w:rPr>
+                <w:rFonts w:ascii="Times New Roman" w:hAnsi="Times New Roman" w:eastAsia="Times New Roman" w:cs="Times New Roman"/>
+                <w:i w:val="false"/>
+                <w:b w:val="false"/>
+                <w:u w:val="none"/>
+                <w:sz w:val="20"/>
+                <w:szCs w:val="20"/>
+                <w:color w:val="000000"/>
+              </w:rPr>
+              <w:t xml:space="preserve">7.9e-05</w:t>
+            </w:r>
+          </w:p>
+        </w:tc>
+        <w:tc>
+          <w:tcPr>
+            <w:tcBorders>
+              <w:bottom w:val="none" w:sz="0" w:space="0" w:color="000000"/>
+              <w:top w:val="none" w:sz="0" w:space="0" w:color="000000"/>
+              <w:left w:val="none" w:sz="0" w:space="0" w:color="000000"/>
+              <w:right w:val="none" w:sz="0" w:space="0" w:color="000000"/>
+            </w:tcBorders>
+            <w:shd w:val="clear" w:color="auto" w:fill="FFFFFF"/>
+            <w:tcMar>
+              <w:top w:w="0" w:type="dxa"/>
+              <w:bottom w:w="0" w:type="dxa"/>
+              <w:left w:w="0" w:type="dxa"/>
+              <w:right w:w="0" w:type="dxa"/>
+            </w:tcMar>
+            <w:vAlign w:val="center"/>
+          </w:tcPr>
+          <w:p>
+            <w:pPr>
+              <w:pStyle w:val="Normal"/>
+              <w:jc w:val="center"/>
+              <w:pBdr>
+                <w:bottom w:val="none" w:sz="0" w:space="0" w:color="000000"/>
+                <w:top w:val="none" w:sz="0" w:space="0" w:color="000000"/>
+                <w:left w:val="none" w:sz="0" w:space="0" w:color="000000"/>
+                <w:right w:val="none" w:sz="0" w:space="0" w:color="000000"/>
+              </w:pBdr>
+              <w:spacing w:after="100" w:before="100" w:line="240"/>
+              <w:ind w:left="100" w:right="100" w:firstLine="0" w:firstLineChars="0"/>
+            </w:pPr>
+            <w:r>
+              <w:rPr>
+                <w:rFonts w:ascii="Times New Roman" w:hAnsi="Times New Roman" w:eastAsia="Times New Roman" w:cs="Times New Roman"/>
+                <w:i w:val="false"/>
+                <w:b w:val="false"/>
+                <w:u w:val="none"/>
+                <w:sz w:val="20"/>
+                <w:szCs w:val="20"/>
+                <w:color w:val="000000"/>
+              </w:rPr>
+              <w:t xml:space="preserve">0.015</w:t>
+            </w:r>
+          </w:p>
+        </w:tc>
+        <w:tc>
+          <w:tcPr>
+            <w:tcBorders>
+              <w:bottom w:val="none" w:sz="0" w:space="0" w:color="000000"/>
+              <w:top w:val="none" w:sz="0" w:space="0" w:color="000000"/>
+              <w:left w:val="none" w:sz="0" w:space="0" w:color="000000"/>
+              <w:right w:val="none" w:sz="0" w:space="0" w:color="000000"/>
+            </w:tcBorders>
+            <w:shd w:val="clear" w:color="auto" w:fill="FFFFFF"/>
+            <w:tcMar>
+              <w:top w:w="0" w:type="dxa"/>
+              <w:bottom w:w="0" w:type="dxa"/>
+              <w:left w:w="0" w:type="dxa"/>
+              <w:right w:w="0" w:type="dxa"/>
+            </w:tcMar>
+            <w:vAlign w:val="center"/>
+          </w:tcPr>
+          <w:p>
+            <w:pPr>
+              <w:pStyle w:val="Normal"/>
+              <w:jc w:val="center"/>
+              <w:pBdr>
+                <w:bottom w:val="none" w:sz="0" w:space="0" w:color="000000"/>
+                <w:top w:val="none" w:sz="0" w:space="0" w:color="000000"/>
+                <w:left w:val="none" w:sz="0" w:space="0" w:color="000000"/>
+                <w:right w:val="none" w:sz="0" w:space="0" w:color="000000"/>
+              </w:pBdr>
+              <w:spacing w:after="100" w:before="100" w:line="240"/>
+              <w:ind w:left="100" w:right="100" w:firstLine="0" w:firstLineChars="0"/>
+            </w:pPr>
+            <w:r>
+              <w:rPr>
+                <w:rFonts w:ascii="Times New Roman" w:hAnsi="Times New Roman" w:eastAsia="Times New Roman" w:cs="Times New Roman"/>
+                <w:i w:val="false"/>
+                <w:b w:val="false"/>
+                <w:u w:val="none"/>
+                <w:sz w:val="20"/>
+                <w:szCs w:val="20"/>
+                <w:color w:val="000000"/>
+              </w:rPr>
+              <w:t xml:space="preserve">0.46</w:t>
+            </w:r>
+          </w:p>
+        </w:tc>
+        <w:tc>
+          <w:tcPr>
+            <w:tcBorders>
+              <w:bottom w:val="none" w:sz="0" w:space="0" w:color="000000"/>
+              <w:top w:val="none" w:sz="0" w:space="0" w:color="000000"/>
+              <w:left w:val="none" w:sz="0" w:space="0" w:color="000000"/>
+              <w:right w:val="none" w:sz="0" w:space="0" w:color="000000"/>
+            </w:tcBorders>
+            <w:shd w:val="clear" w:color="auto" w:fill="FFFFFF"/>
+            <w:tcMar>
+              <w:top w:w="0" w:type="dxa"/>
+              <w:bottom w:w="0" w:type="dxa"/>
+              <w:left w:w="0" w:type="dxa"/>
+              <w:right w:w="0" w:type="dxa"/>
+            </w:tcMar>
+            <w:vAlign w:val="center"/>
+          </w:tcPr>
+          <w:p>
+            <w:pPr>
+              <w:pStyle w:val="Normal"/>
+              <w:jc w:val="center"/>
+              <w:pBdr>
+                <w:bottom w:val="none" w:sz="0" w:space="0" w:color="000000"/>
+                <w:top w:val="none" w:sz="0" w:space="0" w:color="000000"/>
+                <w:left w:val="none" w:sz="0" w:space="0" w:color="000000"/>
+                <w:right w:val="none" w:sz="0" w:space="0" w:color="000000"/>
+              </w:pBdr>
+              <w:spacing w:after="100" w:before="100" w:line="240"/>
+              <w:ind w:left="100" w:right="100" w:firstLine="0" w:firstLineChars="0"/>
+            </w:pPr>
+            <w:r>
+              <w:rPr>
+                <w:rFonts w:ascii="Times New Roman" w:hAnsi="Times New Roman" w:eastAsia="Times New Roman" w:cs="Times New Roman"/>
+                <w:i w:val="false"/>
+                <w:b w:val="false"/>
+                <w:u w:val="none"/>
+                <w:sz w:val="20"/>
+                <w:szCs w:val="20"/>
+                <w:color w:val="000000"/>
+              </w:rPr>
+              <w:t xml:space="preserve">12</w:t>
+            </w:r>
+          </w:p>
+        </w:tc>
+        <w:tc>
+          <w:tcPr>
+            <w:tcBorders>
+              <w:bottom w:val="none" w:sz="0" w:space="0" w:color="000000"/>
+              <w:top w:val="none" w:sz="0" w:space="0" w:color="000000"/>
+              <w:left w:val="none" w:sz="0" w:space="0" w:color="000000"/>
+              <w:right w:val="none" w:sz="0" w:space="0" w:color="000000"/>
+            </w:tcBorders>
+            <w:shd w:val="clear" w:color="auto" w:fill="FFFFFF"/>
+            <w:tcMar>
+              <w:top w:w="0" w:type="dxa"/>
+              <w:bottom w:w="0" w:type="dxa"/>
+              <w:left w:w="0" w:type="dxa"/>
+              <w:right w:w="0" w:type="dxa"/>
+            </w:tcMar>
+            <w:vAlign w:val="center"/>
+          </w:tcPr>
+          <w:p>
+            <w:pPr>
+              <w:pStyle w:val="Normal"/>
+              <w:jc w:val="center"/>
+              <w:pBdr>
+                <w:bottom w:val="none" w:sz="0" w:space="0" w:color="000000"/>
+                <w:top w:val="none" w:sz="0" w:space="0" w:color="000000"/>
+                <w:left w:val="none" w:sz="0" w:space="0" w:color="000000"/>
+                <w:right w:val="none" w:sz="0" w:space="0" w:color="000000"/>
+              </w:pBdr>
+              <w:spacing w:after="100" w:before="100" w:line="240"/>
+              <w:ind w:left="100" w:right="100" w:firstLine="0" w:firstLineChars="0"/>
+            </w:pPr>
+            <w:r>
+              <w:rPr>
+                <w:rFonts w:ascii="Times New Roman" w:hAnsi="Times New Roman" w:eastAsia="Times New Roman" w:cs="Times New Roman"/>
+                <w:i w:val="false"/>
+                <w:b w:val="false"/>
+                <w:u w:val="none"/>
+                <w:sz w:val="20"/>
+                <w:szCs w:val="20"/>
+                <w:color w:val="000000"/>
+              </w:rPr>
+              <w:t xml:space="preserve">1999.5-2022</w:t>
+            </w:r>
+          </w:p>
+        </w:tc>
+      </w:tr>
+      <w:tr>
+        <w:trPr>
+          <w:trHeight w:val="549" w:hRule="auto"/>
+        </w:trPr>
+        body6
+        <w:tc>
+          <w:tcPr>
+            <w:tcBorders>
+              <w:bottom w:val="single" w:sz="12" w:space="0" w:color="666666"/>
+              <w:top w:val="none" w:sz="0" w:space="0" w:color="000000"/>
+              <w:left w:val="none" w:sz="0" w:space="0" w:color="000000"/>
+              <w:right w:val="none" w:sz="0" w:space="0" w:color="000000"/>
+            </w:tcBorders>
+            <w:shd w:val="clear" w:color="auto" w:fill="FFFFFF"/>
+            <w:tcMar>
+              <w:top w:w="0" w:type="dxa"/>
+              <w:bottom w:w="0" w:type="dxa"/>
+              <w:left w:w="0" w:type="dxa"/>
+              <w:right w:w="0" w:type="dxa"/>
+            </w:tcMar>
+            <w:vAlign w:val="center"/>
+          </w:tcPr>
+          <w:p>
+            <w:pPr>
+              <w:pStyle w:val="Normal"/>
+              <w:jc w:val="left"/>
+              <w:pBdr>
+                <w:bottom w:val="none" w:sz="0" w:space="0" w:color="000000"/>
+                <w:top w:val="none" w:sz="0" w:space="0" w:color="000000"/>
+                <w:left w:val="none" w:sz="0" w:space="0" w:color="000000"/>
+                <w:right w:val="none" w:sz="0" w:space="0" w:color="000000"/>
+              </w:pBdr>
+              <w:spacing w:after="100" w:before="100" w:line="240"/>
+              <w:ind w:left="100" w:right="100" w:firstLine="0" w:firstLineChars="0"/>
+            </w:pPr>
+            <w:r>
+              <w:rPr>
+                <w:rFonts w:ascii="Times New Roman" w:hAnsi="Times New Roman" w:eastAsia="Times New Roman" w:cs="Times New Roman"/>
+                <w:i w:val="false"/>
+                <w:b w:val="false"/>
+                <w:u w:val="none"/>
+                <w:sz w:val="20"/>
+                <w:szCs w:val="20"/>
+                <w:color w:val="000000"/>
+              </w:rPr>
+              <w:t xml:space="preserve">NHIS</w:t>
+            </w:r>
+          </w:p>
+        </w:tc>
+        <w:tc>
+          <w:tcPr>
+            <w:tcBorders>
+              <w:bottom w:val="single" w:sz="12" w:space="0" w:color="666666"/>
+              <w:top w:val="none" w:sz="0" w:space="0" w:color="000000"/>
+              <w:left w:val="none" w:sz="0" w:space="0" w:color="000000"/>
+              <w:right w:val="none" w:sz="0" w:space="0" w:color="000000"/>
+            </w:tcBorders>
+            <w:shd w:val="clear" w:color="auto" w:fill="FFFFFF"/>
+            <w:tcMar>
+              <w:top w:w="0" w:type="dxa"/>
+              <w:bottom w:w="0" w:type="dxa"/>
+              <w:left w:w="0" w:type="dxa"/>
+              <w:right w:w="0" w:type="dxa"/>
+            </w:tcMar>
+            <w:vAlign w:val="center"/>
+          </w:tcPr>
+          <w:p>
+            <w:pPr>
+              <w:pStyle w:val="Normal"/>
+              <w:jc w:val="center"/>
+              <w:pBdr>
+                <w:bottom w:val="none" w:sz="0" w:space="0" w:color="000000"/>
+                <w:top w:val="none" w:sz="0" w:space="0" w:color="000000"/>
+                <w:left w:val="none" w:sz="0" w:space="0" w:color="000000"/>
+                <w:right w:val="none" w:sz="0" w:space="0" w:color="000000"/>
+              </w:pBdr>
+              <w:spacing w:after="100" w:before="100" w:line="240"/>
+              <w:ind w:left="100" w:right="100" w:firstLine="0" w:firstLineChars="0"/>
+            </w:pPr>
+            <w:r>
+              <w:rPr>
+                <w:rFonts w:ascii="Times New Roman" w:hAnsi="Times New Roman" w:eastAsia="Times New Roman" w:cs="Times New Roman"/>
+                <w:i w:val="false"/>
+                <w:b w:val="false"/>
+                <w:u w:val="none"/>
+                <w:sz w:val="20"/>
+                <w:szCs w:val="20"/>
+                <w:color w:val="000000"/>
+              </w:rPr>
+              <w:t xml:space="preserve">1.15e-04</w:t>
+            </w:r>
+          </w:p>
+        </w:tc>
+        <w:tc>
+          <w:tcPr>
+            <w:tcBorders>
+              <w:bottom w:val="single" w:sz="12" w:space="0" w:color="666666"/>
+              <w:top w:val="none" w:sz="0" w:space="0" w:color="000000"/>
+              <w:left w:val="none" w:sz="0" w:space="0" w:color="000000"/>
+              <w:right w:val="none" w:sz="0" w:space="0" w:color="000000"/>
+            </w:tcBorders>
+            <w:shd w:val="clear" w:color="auto" w:fill="FFFFFF"/>
+            <w:tcMar>
+              <w:top w:w="0" w:type="dxa"/>
+              <w:bottom w:w="0" w:type="dxa"/>
+              <w:left w:w="0" w:type="dxa"/>
+              <w:right w:w="0" w:type="dxa"/>
+            </w:tcMar>
+            <w:vAlign w:val="center"/>
+          </w:tcPr>
+          <w:p>
+            <w:pPr>
+              <w:pStyle w:val="Normal"/>
+              <w:jc w:val="center"/>
+              <w:pBdr>
+                <w:bottom w:val="none" w:sz="0" w:space="0" w:color="000000"/>
+                <w:top w:val="none" w:sz="0" w:space="0" w:color="000000"/>
+                <w:left w:val="none" w:sz="0" w:space="0" w:color="000000"/>
+                <w:right w:val="none" w:sz="0" w:space="0" w:color="000000"/>
+              </w:pBdr>
+              <w:spacing w:after="100" w:before="100" w:line="240"/>
+              <w:ind w:left="100" w:right="100" w:firstLine="0" w:firstLineChars="0"/>
+            </w:pPr>
+            <w:r>
+              <w:rPr>
+                <w:rFonts w:ascii="Times New Roman" w:hAnsi="Times New Roman" w:eastAsia="Times New Roman" w:cs="Times New Roman"/>
+                <w:i w:val="false"/>
+                <w:b w:val="false"/>
+                <w:u w:val="none"/>
+                <w:sz w:val="20"/>
+                <w:szCs w:val="20"/>
+                <w:color w:val="000000"/>
+              </w:rPr>
+              <w:t xml:space="preserve">1.1e-05</w:t>
+            </w:r>
+          </w:p>
+        </w:tc>
+        <w:tc>
+          <w:tcPr>
+            <w:tcBorders>
+              <w:bottom w:val="single" w:sz="12" w:space="0" w:color="666666"/>
+              <w:top w:val="none" w:sz="0" w:space="0" w:color="000000"/>
+              <w:left w:val="none" w:sz="0" w:space="0" w:color="000000"/>
+              <w:right w:val="none" w:sz="0" w:space="0" w:color="000000"/>
+            </w:tcBorders>
+            <w:shd w:val="clear" w:color="auto" w:fill="FFFFFF"/>
+            <w:tcMar>
+              <w:top w:w="0" w:type="dxa"/>
+              <w:bottom w:w="0" w:type="dxa"/>
+              <w:left w:w="0" w:type="dxa"/>
+              <w:right w:w="0" w:type="dxa"/>
+            </w:tcMar>
+            <w:vAlign w:val="center"/>
+          </w:tcPr>
+          <w:p>
+            <w:pPr>
+              <w:pStyle w:val="Normal"/>
+              <w:jc w:val="center"/>
+              <w:pBdr>
+                <w:bottom w:val="none" w:sz="0" w:space="0" w:color="000000"/>
+                <w:top w:val="none" w:sz="0" w:space="0" w:color="000000"/>
+                <w:left w:val="none" w:sz="0" w:space="0" w:color="000000"/>
+                <w:right w:val="none" w:sz="0" w:space="0" w:color="000000"/>
+              </w:pBdr>
+              <w:spacing w:after="100" w:before="100" w:line="240"/>
+              <w:ind w:left="100" w:right="100" w:firstLine="0" w:firstLineChars="0"/>
+            </w:pPr>
+            <w:r>
+              <w:rPr>
+                <w:rFonts w:ascii="Times New Roman" w:hAnsi="Times New Roman" w:eastAsia="Times New Roman" w:cs="Times New Roman"/>
+                <w:i w:val="false"/>
+                <w:b w:val="false"/>
+                <w:u w:val="none"/>
+                <w:sz w:val="20"/>
+                <w:szCs w:val="20"/>
+                <w:color w:val="000000"/>
+              </w:rPr>
+              <w:t xml:space="preserve">&lt;0.001</w:t>
+            </w:r>
+          </w:p>
+        </w:tc>
+        <w:tc>
+          <w:tcPr>
+            <w:tcBorders>
+              <w:bottom w:val="single" w:sz="12" w:space="0" w:color="666666"/>
+              <w:top w:val="none" w:sz="0" w:space="0" w:color="000000"/>
+              <w:left w:val="none" w:sz="0" w:space="0" w:color="000000"/>
+              <w:right w:val="none" w:sz="0" w:space="0" w:color="000000"/>
+            </w:tcBorders>
+            <w:shd w:val="clear" w:color="auto" w:fill="FFFFFF"/>
+            <w:tcMar>
+              <w:top w:w="0" w:type="dxa"/>
+              <w:bottom w:w="0" w:type="dxa"/>
+              <w:left w:w="0" w:type="dxa"/>
+              <w:right w:w="0" w:type="dxa"/>
+            </w:tcMar>
+            <w:vAlign w:val="center"/>
+          </w:tcPr>
+          <w:p>
+            <w:pPr>
+              <w:pStyle w:val="Normal"/>
+              <w:jc w:val="center"/>
+              <w:pBdr>
+                <w:bottom w:val="none" w:sz="0" w:space="0" w:color="000000"/>
+                <w:top w:val="none" w:sz="0" w:space="0" w:color="000000"/>
+                <w:left w:val="none" w:sz="0" w:space="0" w:color="000000"/>
+                <w:right w:val="none" w:sz="0" w:space="0" w:color="000000"/>
+              </w:pBdr>
+              <w:spacing w:after="100" w:before="100" w:line="240"/>
+              <w:ind w:left="100" w:right="100" w:firstLine="0" w:firstLineChars="0"/>
+            </w:pPr>
+            <w:r>
+              <w:rPr>
+                <w:rFonts w:ascii="Times New Roman" w:hAnsi="Times New Roman" w:eastAsia="Times New Roman" w:cs="Times New Roman"/>
+                <w:i w:val="false"/>
+                <w:b w:val="false"/>
+                <w:u w:val="none"/>
+                <w:sz w:val="20"/>
+                <w:szCs w:val="20"/>
+                <w:color w:val="000000"/>
+              </w:rPr>
+              <w:t xml:space="preserve">0.74</w:t>
+            </w:r>
+          </w:p>
+        </w:tc>
+        <w:tc>
+          <w:tcPr>
+            <w:tcBorders>
+              <w:bottom w:val="single" w:sz="12" w:space="0" w:color="666666"/>
+              <w:top w:val="none" w:sz="0" w:space="0" w:color="000000"/>
+              <w:left w:val="none" w:sz="0" w:space="0" w:color="000000"/>
+              <w:right w:val="none" w:sz="0" w:space="0" w:color="000000"/>
+            </w:tcBorders>
+            <w:shd w:val="clear" w:color="auto" w:fill="FFFFFF"/>
+            <w:tcMar>
+              <w:top w:w="0" w:type="dxa"/>
+              <w:bottom w:w="0" w:type="dxa"/>
+              <w:left w:w="0" w:type="dxa"/>
+              <w:right w:w="0" w:type="dxa"/>
+            </w:tcMar>
+            <w:vAlign w:val="center"/>
+          </w:tcPr>
+          <w:p>
+            <w:pPr>
+              <w:pStyle w:val="Normal"/>
+              <w:jc w:val="center"/>
+              <w:pBdr>
+                <w:bottom w:val="none" w:sz="0" w:space="0" w:color="000000"/>
+                <w:top w:val="none" w:sz="0" w:space="0" w:color="000000"/>
+                <w:left w:val="none" w:sz="0" w:space="0" w:color="000000"/>
+                <w:right w:val="none" w:sz="0" w:space="0" w:color="000000"/>
+              </w:pBdr>
+              <w:spacing w:after="100" w:before="100" w:line="240"/>
+              <w:ind w:left="100" w:right="100" w:firstLine="0" w:firstLineChars="0"/>
+            </w:pPr>
+            <w:r>
+              <w:rPr>
+                <w:rFonts w:ascii="Times New Roman" w:hAnsi="Times New Roman" w:eastAsia="Times New Roman" w:cs="Times New Roman"/>
+                <w:i w:val="false"/>
+                <w:b w:val="false"/>
+                <w:u w:val="none"/>
+                <w:sz w:val="20"/>
+                <w:szCs w:val="20"/>
+                <w:color w:val="000000"/>
+              </w:rPr>
+              <w:t xml:space="preserve">38</w:t>
+            </w:r>
+          </w:p>
+        </w:tc>
+        <w:tc>
+          <w:tcPr>
+            <w:tcBorders>
+              <w:bottom w:val="single" w:sz="12" w:space="0" w:color="666666"/>
+              <w:top w:val="none" w:sz="0" w:space="0" w:color="000000"/>
+              <w:left w:val="none" w:sz="0" w:space="0" w:color="000000"/>
+              <w:right w:val="none" w:sz="0" w:space="0" w:color="000000"/>
+            </w:tcBorders>
+            <w:shd w:val="clear" w:color="auto" w:fill="FFFFFF"/>
+            <w:tcMar>
+              <w:top w:w="0" w:type="dxa"/>
+              <w:bottom w:w="0" w:type="dxa"/>
+              <w:left w:w="0" w:type="dxa"/>
+              <w:right w:w="0" w:type="dxa"/>
+            </w:tcMar>
+            <w:vAlign w:val="center"/>
+          </w:tcPr>
+          <w:p>
+            <w:pPr>
+              <w:pStyle w:val="Normal"/>
+              <w:jc w:val="center"/>
+              <w:pBdr>
+                <w:bottom w:val="none" w:sz="0" w:space="0" w:color="000000"/>
+                <w:top w:val="none" w:sz="0" w:space="0" w:color="000000"/>
+                <w:left w:val="none" w:sz="0" w:space="0" w:color="000000"/>
+                <w:right w:val="none" w:sz="0" w:space="0" w:color="000000"/>
+              </w:pBdr>
+              <w:spacing w:after="100" w:before="100" w:line="240"/>
+              <w:ind w:left="100" w:right="100" w:firstLine="0" w:firstLineChars="0"/>
+            </w:pPr>
+            <w:r>
+              <w:rPr>
+                <w:rFonts w:ascii="Times New Roman" w:hAnsi="Times New Roman" w:eastAsia="Times New Roman" w:cs="Times New Roman"/>
+                <w:i w:val="false"/>
+                <w:b w:val="false"/>
+                <w:u w:val="none"/>
+                <w:sz w:val="20"/>
+                <w:szCs w:val="20"/>
+                <w:color w:val="000000"/>
+              </w:rPr>
+              <w:t xml:space="preserve">1983-2024</w:t>
+            </w:r>
+          </w:p>
+        </w:tc>
+      </w:tr>
+      <w:tr>
+        <w:trPr>
+          <w:trHeight w:val="360" w:hRule="auto"/>
+        </w:trPr>
+        footer1
+        <w:tc>
+          <w:tcPr>
+            <w:gridSpan w:val="7"/>
+            <w:tcBorders>
+              <w:bottom w:val="none" w:sz="0" w:space="0" w:color="FFFFFF"/>
+              <w:top w:val="single" w:sz="12" w:space="0" w:color="666666"/>
+              <w:left w:val="none" w:sz="0" w:space="0" w:color="FFFFFF"/>
+              <w:right w:val="none" w:sz="0" w:space="0" w:color="FFFFFF"/>
+            </w:tcBorders>
+            <w:shd w:val="clear" w:color="auto" w:fill="FFFFFF"/>
+            <w:tcMar>
+              <w:top w:w="0" w:type="dxa"/>
+              <w:bottom w:w="0" w:type="dxa"/>
+              <w:left w:w="0" w:type="dxa"/>
+              <w:right w:w="0" w:type="dxa"/>
+            </w:tcMar>
+            <w:vAlign w:val="center"/>
+          </w:tcPr>
+          <w:p>
+            <w:pPr>
+              <w:pStyle w:val="Normal"/>
+              <w:jc w:val="left"/>
+              <w:pBdr>
+                <w:bottom w:val="none" w:sz="0" w:space="0" w:color="000000"/>
+                <w:top w:val="none" w:sz="0" w:space="0" w:color="000000"/>
+                <w:left w:val="none" w:sz="0" w:space="0" w:color="000000"/>
+                <w:right w:val="none" w:sz="0" w:space="0" w:color="000000"/>
+              </w:pBdr>
+              <w:spacing w:after="100" w:before="100" w:line="240"/>
+              <w:ind w:left="100" w:right="100" w:firstLine="0" w:firstLineChars="0"/>
+            </w:pPr>
+            <w:r>
+              <w:rPr>
+                <w:rFonts w:ascii="Helvetica" w:hAnsi="Helvetica" w:eastAsia="Helvetica" w:cs="Helvetica"/>
+                <w:i w:val="true"/>
+                <w:b w:val="false"/>
+                <w:u w:val="none"/>
+                <w:sz w:val="18"/>
+                <w:szCs w:val="18"/>
+                <w:color w:val="000000"/>
+              </w:rPr>
+              <w:t xml:space="preserve">Note: Inverse-variance weighted metaregression of the age coefficient from the combined model (SRH ~ age + sex + race + education) on calendar year. Positive slopes indicate convergence toward zero.</w:t>
             </w:r>
           </w:p>
         </w:tc>
@@ -23825,7 +26131,7 @@
                 <w:szCs w:val="20"/>
                 <w:color w:val="000000"/>
               </w:rPr>
-              <w:t xml:space="preserve">GSS</w:t>
+              <w:t xml:space="preserve">CPS</w:t>
             </w:r>
           </w:p>
         </w:tc>
@@ -23913,51 +26219,51 @@
                 <w:szCs w:val="20"/>
                 <w:color w:val="000000"/>
               </w:rPr>
-              <w:t xml:space="preserve">6.89e-04</w:t>
-            </w:r>
-          </w:p>
-        </w:tc>
-        <w:tc>
-          <w:tcPr>
-            <w:tcBorders>
-              <w:bottom w:val="none" w:sz="0" w:space="0" w:color="000000"/>
-              <w:top w:val="none" w:sz="0" w:space="0" w:color="000000"/>
-              <w:left w:val="none" w:sz="0" w:space="0" w:color="000000"/>
-              <w:right w:val="none" w:sz="0" w:space="0" w:color="000000"/>
-            </w:tcBorders>
-            <w:shd w:val="clear" w:color="auto" w:fill="FFFFFF"/>
-            <w:tcMar>
-              <w:top w:w="0" w:type="dxa"/>
-              <w:bottom w:w="0" w:type="dxa"/>
-              <w:left w:w="0" w:type="dxa"/>
-              <w:right w:w="0" w:type="dxa"/>
-            </w:tcMar>
-            <w:vAlign w:val="center"/>
-          </w:tcPr>
-          <w:p>
-            <w:pPr>
-              <w:pStyle w:val="Normal"/>
-              <w:jc w:val="center"/>
-              <w:pBdr>
-                <w:bottom w:val="none" w:sz="0" w:space="0" w:color="000000"/>
-                <w:top w:val="none" w:sz="0" w:space="0" w:color="000000"/>
-                <w:left w:val="none" w:sz="0" w:space="0" w:color="000000"/>
-                <w:right w:val="none" w:sz="0" w:space="0" w:color="000000"/>
-              </w:pBdr>
-              <w:spacing w:after="100" w:before="100" w:line="240"/>
-              <w:ind w:left="100" w:right="100" w:firstLine="0" w:firstLineChars="0"/>
-            </w:pPr>
-            <w:r>
-              <w:rPr>
-                <w:rFonts w:ascii="Times New Roman" w:hAnsi="Times New Roman" w:eastAsia="Times New Roman" w:cs="Times New Roman"/>
-                <w:i w:val="false"/>
-                <w:b w:val="false"/>
-                <w:u w:val="none"/>
-                <w:sz w:val="20"/>
-                <w:szCs w:val="20"/>
-                <w:color w:val="000000"/>
-              </w:rPr>
-              <w:t xml:space="preserve">5.4e-05</w:t>
+              <w:t xml:space="preserve">5.57e-04</w:t>
+            </w:r>
+          </w:p>
+        </w:tc>
+        <w:tc>
+          <w:tcPr>
+            <w:tcBorders>
+              <w:bottom w:val="none" w:sz="0" w:space="0" w:color="000000"/>
+              <w:top w:val="none" w:sz="0" w:space="0" w:color="000000"/>
+              <w:left w:val="none" w:sz="0" w:space="0" w:color="000000"/>
+              <w:right w:val="none" w:sz="0" w:space="0" w:color="000000"/>
+            </w:tcBorders>
+            <w:shd w:val="clear" w:color="auto" w:fill="FFFFFF"/>
+            <w:tcMar>
+              <w:top w:w="0" w:type="dxa"/>
+              <w:bottom w:w="0" w:type="dxa"/>
+              <w:left w:w="0" w:type="dxa"/>
+              <w:right w:w="0" w:type="dxa"/>
+            </w:tcMar>
+            <w:vAlign w:val="center"/>
+          </w:tcPr>
+          <w:p>
+            <w:pPr>
+              <w:pStyle w:val="Normal"/>
+              <w:jc w:val="center"/>
+              <w:pBdr>
+                <w:bottom w:val="none" w:sz="0" w:space="0" w:color="000000"/>
+                <w:top w:val="none" w:sz="0" w:space="0" w:color="000000"/>
+                <w:left w:val="none" w:sz="0" w:space="0" w:color="000000"/>
+                <w:right w:val="none" w:sz="0" w:space="0" w:color="000000"/>
+              </w:pBdr>
+              <w:spacing w:after="100" w:before="100" w:line="240"/>
+              <w:ind w:left="100" w:right="100" w:firstLine="0" w:firstLineChars="0"/>
+            </w:pPr>
+            <w:r>
+              <w:rPr>
+                <w:rFonts w:ascii="Times New Roman" w:hAnsi="Times New Roman" w:eastAsia="Times New Roman" w:cs="Times New Roman"/>
+                <w:i w:val="false"/>
+                <w:b w:val="false"/>
+                <w:u w:val="none"/>
+                <w:sz w:val="20"/>
+                <w:szCs w:val="20"/>
+                <w:color w:val="000000"/>
+              </w:rPr>
+              <w:t xml:space="preserve">2.6e-05</w:t>
             </w:r>
           </w:p>
         </w:tc>
@@ -24045,95 +26351,95 @@
                 <w:szCs w:val="20"/>
                 <w:color w:val="000000"/>
               </w:rPr>
-              <w:t xml:space="preserve">0.85</w:t>
-            </w:r>
-          </w:p>
-        </w:tc>
-        <w:tc>
-          <w:tcPr>
-            <w:tcBorders>
-              <w:bottom w:val="none" w:sz="0" w:space="0" w:color="000000"/>
-              <w:top w:val="none" w:sz="0" w:space="0" w:color="000000"/>
-              <w:left w:val="none" w:sz="0" w:space="0" w:color="000000"/>
-              <w:right w:val="none" w:sz="0" w:space="0" w:color="000000"/>
-            </w:tcBorders>
-            <w:shd w:val="clear" w:color="auto" w:fill="FFFFFF"/>
-            <w:tcMar>
-              <w:top w:w="0" w:type="dxa"/>
-              <w:bottom w:w="0" w:type="dxa"/>
-              <w:left w:w="0" w:type="dxa"/>
-              <w:right w:w="0" w:type="dxa"/>
-            </w:tcMar>
-            <w:vAlign w:val="center"/>
-          </w:tcPr>
-          <w:p>
-            <w:pPr>
-              <w:pStyle w:val="Normal"/>
-              <w:jc w:val="center"/>
-              <w:pBdr>
-                <w:bottom w:val="none" w:sz="0" w:space="0" w:color="000000"/>
-                <w:top w:val="none" w:sz="0" w:space="0" w:color="000000"/>
-                <w:left w:val="none" w:sz="0" w:space="0" w:color="000000"/>
-                <w:right w:val="none" w:sz="0" w:space="0" w:color="000000"/>
-              </w:pBdr>
-              <w:spacing w:after="100" w:before="100" w:line="240"/>
-              <w:ind w:left="100" w:right="100" w:firstLine="0" w:firstLineChars="0"/>
-            </w:pPr>
-            <w:r>
-              <w:rPr>
-                <w:rFonts w:ascii="Times New Roman" w:hAnsi="Times New Roman" w:eastAsia="Times New Roman" w:cs="Times New Roman"/>
-                <w:i w:val="false"/>
-                <w:b w:val="false"/>
-                <w:u w:val="none"/>
-                <w:sz w:val="20"/>
-                <w:szCs w:val="20"/>
-                <w:color w:val="000000"/>
-              </w:rPr>
-              <w:t xml:space="preserve">32</w:t>
-            </w:r>
-          </w:p>
-        </w:tc>
-        <w:tc>
-          <w:tcPr>
-            <w:tcBorders>
-              <w:bottom w:val="none" w:sz="0" w:space="0" w:color="000000"/>
-              <w:top w:val="none" w:sz="0" w:space="0" w:color="000000"/>
-              <w:left w:val="none" w:sz="0" w:space="0" w:color="000000"/>
-              <w:right w:val="none" w:sz="0" w:space="0" w:color="000000"/>
-            </w:tcBorders>
-            <w:shd w:val="clear" w:color="auto" w:fill="FFFFFF"/>
-            <w:tcMar>
-              <w:top w:w="0" w:type="dxa"/>
-              <w:bottom w:w="0" w:type="dxa"/>
-              <w:left w:w="0" w:type="dxa"/>
-              <w:right w:w="0" w:type="dxa"/>
-            </w:tcMar>
-            <w:vAlign w:val="center"/>
-          </w:tcPr>
-          <w:p>
-            <w:pPr>
-              <w:pStyle w:val="Normal"/>
-              <w:jc w:val="center"/>
-              <w:pBdr>
-                <w:bottom w:val="none" w:sz="0" w:space="0" w:color="000000"/>
-                <w:top w:val="none" w:sz="0" w:space="0" w:color="000000"/>
-                <w:left w:val="none" w:sz="0" w:space="0" w:color="000000"/>
-                <w:right w:val="none" w:sz="0" w:space="0" w:color="000000"/>
-              </w:pBdr>
-              <w:spacing w:after="100" w:before="100" w:line="240"/>
-              <w:ind w:left="100" w:right="100" w:firstLine="0" w:firstLineChars="0"/>
-            </w:pPr>
-            <w:r>
-              <w:rPr>
-                <w:rFonts w:ascii="Times New Roman" w:hAnsi="Times New Roman" w:eastAsia="Times New Roman" w:cs="Times New Roman"/>
-                <w:i w:val="false"/>
-                <w:b w:val="false"/>
-                <w:u w:val="none"/>
-                <w:sz w:val="20"/>
-                <w:szCs w:val="20"/>
-                <w:color w:val="000000"/>
-              </w:rPr>
-              <w:t xml:space="preserve">1972-2024</w:t>
+              <w:t xml:space="preserve">0.94</w:t>
+            </w:r>
+          </w:p>
+        </w:tc>
+        <w:tc>
+          <w:tcPr>
+            <w:tcBorders>
+              <w:bottom w:val="none" w:sz="0" w:space="0" w:color="000000"/>
+              <w:top w:val="none" w:sz="0" w:space="0" w:color="000000"/>
+              <w:left w:val="none" w:sz="0" w:space="0" w:color="000000"/>
+              <w:right w:val="none" w:sz="0" w:space="0" w:color="000000"/>
+            </w:tcBorders>
+            <w:shd w:val="clear" w:color="auto" w:fill="FFFFFF"/>
+            <w:tcMar>
+              <w:top w:w="0" w:type="dxa"/>
+              <w:bottom w:w="0" w:type="dxa"/>
+              <w:left w:w="0" w:type="dxa"/>
+              <w:right w:w="0" w:type="dxa"/>
+            </w:tcMar>
+            <w:vAlign w:val="center"/>
+          </w:tcPr>
+          <w:p>
+            <w:pPr>
+              <w:pStyle w:val="Normal"/>
+              <w:jc w:val="center"/>
+              <w:pBdr>
+                <w:bottom w:val="none" w:sz="0" w:space="0" w:color="000000"/>
+                <w:top w:val="none" w:sz="0" w:space="0" w:color="000000"/>
+                <w:left w:val="none" w:sz="0" w:space="0" w:color="000000"/>
+                <w:right w:val="none" w:sz="0" w:space="0" w:color="000000"/>
+              </w:pBdr>
+              <w:spacing w:after="100" w:before="100" w:line="240"/>
+              <w:ind w:left="100" w:right="100" w:firstLine="0" w:firstLineChars="0"/>
+            </w:pPr>
+            <w:r>
+              <w:rPr>
+                <w:rFonts w:ascii="Times New Roman" w:hAnsi="Times New Roman" w:eastAsia="Times New Roman" w:cs="Times New Roman"/>
+                <w:i w:val="false"/>
+                <w:b w:val="false"/>
+                <w:u w:val="none"/>
+                <w:sz w:val="20"/>
+                <w:szCs w:val="20"/>
+                <w:color w:val="000000"/>
+              </w:rPr>
+              <w:t xml:space="preserve">30</w:t>
+            </w:r>
+          </w:p>
+        </w:tc>
+        <w:tc>
+          <w:tcPr>
+            <w:tcBorders>
+              <w:bottom w:val="none" w:sz="0" w:space="0" w:color="000000"/>
+              <w:top w:val="none" w:sz="0" w:space="0" w:color="000000"/>
+              <w:left w:val="none" w:sz="0" w:space="0" w:color="000000"/>
+              <w:right w:val="none" w:sz="0" w:space="0" w:color="000000"/>
+            </w:tcBorders>
+            <w:shd w:val="clear" w:color="auto" w:fill="FFFFFF"/>
+            <w:tcMar>
+              <w:top w:w="0" w:type="dxa"/>
+              <w:bottom w:w="0" w:type="dxa"/>
+              <w:left w:w="0" w:type="dxa"/>
+              <w:right w:w="0" w:type="dxa"/>
+            </w:tcMar>
+            <w:vAlign w:val="center"/>
+          </w:tcPr>
+          <w:p>
+            <w:pPr>
+              <w:pStyle w:val="Normal"/>
+              <w:jc w:val="center"/>
+              <w:pBdr>
+                <w:bottom w:val="none" w:sz="0" w:space="0" w:color="000000"/>
+                <w:top w:val="none" w:sz="0" w:space="0" w:color="000000"/>
+                <w:left w:val="none" w:sz="0" w:space="0" w:color="000000"/>
+                <w:right w:val="none" w:sz="0" w:space="0" w:color="000000"/>
+              </w:pBdr>
+              <w:spacing w:after="100" w:before="100" w:line="240"/>
+              <w:ind w:left="100" w:right="100" w:firstLine="0" w:firstLineChars="0"/>
+            </w:pPr>
+            <w:r>
+              <w:rPr>
+                <w:rFonts w:ascii="Times New Roman" w:hAnsi="Times New Roman" w:eastAsia="Times New Roman" w:cs="Times New Roman"/>
+                <w:i w:val="false"/>
+                <w:b w:val="false"/>
+                <w:u w:val="none"/>
+                <w:sz w:val="20"/>
+                <w:szCs w:val="20"/>
+                <w:color w:val="000000"/>
+              </w:rPr>
+              <w:t xml:space="preserve">1996-2025</w:t>
             </w:r>
           </w:p>
         </w:tc>
@@ -24183,7 +26489,7 @@
                 <w:szCs w:val="20"/>
                 <w:color w:val="000000"/>
               </w:rPr>
-              <w:t xml:space="preserve">CPS</w:t>
+              <w:t xml:space="preserve">NHANES</w:t>
             </w:r>
           </w:p>
         </w:tc>
@@ -24271,51 +26577,51 @@
                 <w:szCs w:val="20"/>
                 <w:color w:val="000000"/>
               </w:rPr>
-              <w:t xml:space="preserve">5.57e-04</w:t>
-            </w:r>
-          </w:p>
-        </w:tc>
-        <w:tc>
-          <w:tcPr>
-            <w:tcBorders>
-              <w:bottom w:val="none" w:sz="0" w:space="0" w:color="000000"/>
-              <w:top w:val="none" w:sz="0" w:space="0" w:color="000000"/>
-              <w:left w:val="none" w:sz="0" w:space="0" w:color="000000"/>
-              <w:right w:val="none" w:sz="0" w:space="0" w:color="000000"/>
-            </w:tcBorders>
-            <w:shd w:val="clear" w:color="auto" w:fill="FFFFFF"/>
-            <w:tcMar>
-              <w:top w:w="0" w:type="dxa"/>
-              <w:bottom w:w="0" w:type="dxa"/>
-              <w:left w:w="0" w:type="dxa"/>
-              <w:right w:w="0" w:type="dxa"/>
-            </w:tcMar>
-            <w:vAlign w:val="center"/>
-          </w:tcPr>
-          <w:p>
-            <w:pPr>
-              <w:pStyle w:val="Normal"/>
-              <w:jc w:val="center"/>
-              <w:pBdr>
-                <w:bottom w:val="none" w:sz="0" w:space="0" w:color="000000"/>
-                <w:top w:val="none" w:sz="0" w:space="0" w:color="000000"/>
-                <w:left w:val="none" w:sz="0" w:space="0" w:color="000000"/>
-                <w:right w:val="none" w:sz="0" w:space="0" w:color="000000"/>
-              </w:pBdr>
-              <w:spacing w:after="100" w:before="100" w:line="240"/>
-              <w:ind w:left="100" w:right="100" w:firstLine="0" w:firstLineChars="0"/>
-            </w:pPr>
-            <w:r>
-              <w:rPr>
-                <w:rFonts w:ascii="Times New Roman" w:hAnsi="Times New Roman" w:eastAsia="Times New Roman" w:cs="Times New Roman"/>
-                <w:i w:val="false"/>
-                <w:b w:val="false"/>
-                <w:u w:val="none"/>
-                <w:sz w:val="20"/>
-                <w:szCs w:val="20"/>
-                <w:color w:val="000000"/>
-              </w:rPr>
-              <w:t xml:space="preserve">2.6e-05</w:t>
+              <w:t xml:space="preserve">6.15e-04</w:t>
+            </w:r>
+          </w:p>
+        </w:tc>
+        <w:tc>
+          <w:tcPr>
+            <w:tcBorders>
+              <w:bottom w:val="none" w:sz="0" w:space="0" w:color="000000"/>
+              <w:top w:val="none" w:sz="0" w:space="0" w:color="000000"/>
+              <w:left w:val="none" w:sz="0" w:space="0" w:color="000000"/>
+              <w:right w:val="none" w:sz="0" w:space="0" w:color="000000"/>
+            </w:tcBorders>
+            <w:shd w:val="clear" w:color="auto" w:fill="FFFFFF"/>
+            <w:tcMar>
+              <w:top w:w="0" w:type="dxa"/>
+              <w:bottom w:w="0" w:type="dxa"/>
+              <w:left w:w="0" w:type="dxa"/>
+              <w:right w:w="0" w:type="dxa"/>
+            </w:tcMar>
+            <w:vAlign w:val="center"/>
+          </w:tcPr>
+          <w:p>
+            <w:pPr>
+              <w:pStyle w:val="Normal"/>
+              <w:jc w:val="center"/>
+              <w:pBdr>
+                <w:bottom w:val="none" w:sz="0" w:space="0" w:color="000000"/>
+                <w:top w:val="none" w:sz="0" w:space="0" w:color="000000"/>
+                <w:left w:val="none" w:sz="0" w:space="0" w:color="000000"/>
+                <w:right w:val="none" w:sz="0" w:space="0" w:color="000000"/>
+              </w:pBdr>
+              <w:spacing w:after="100" w:before="100" w:line="240"/>
+              <w:ind w:left="100" w:right="100" w:firstLine="0" w:firstLineChars="0"/>
+            </w:pPr>
+            <w:r>
+              <w:rPr>
+                <w:rFonts w:ascii="Times New Roman" w:hAnsi="Times New Roman" w:eastAsia="Times New Roman" w:cs="Times New Roman"/>
+                <w:i w:val="false"/>
+                <w:b w:val="false"/>
+                <w:u w:val="none"/>
+                <w:sz w:val="20"/>
+                <w:szCs w:val="20"/>
+                <w:color w:val="000000"/>
+              </w:rPr>
+              <w:t xml:space="preserve">1.1e-04</w:t>
             </w:r>
           </w:p>
         </w:tc>
@@ -24403,95 +26709,95 @@
                 <w:szCs w:val="20"/>
                 <w:color w:val="000000"/>
               </w:rPr>
-              <w:t xml:space="preserve">0.94</w:t>
-            </w:r>
-          </w:p>
-        </w:tc>
-        <w:tc>
-          <w:tcPr>
-            <w:tcBorders>
-              <w:bottom w:val="none" w:sz="0" w:space="0" w:color="000000"/>
-              <w:top w:val="none" w:sz="0" w:space="0" w:color="000000"/>
-              <w:left w:val="none" w:sz="0" w:space="0" w:color="000000"/>
-              <w:right w:val="none" w:sz="0" w:space="0" w:color="000000"/>
-            </w:tcBorders>
-            <w:shd w:val="clear" w:color="auto" w:fill="FFFFFF"/>
-            <w:tcMar>
-              <w:top w:w="0" w:type="dxa"/>
-              <w:bottom w:w="0" w:type="dxa"/>
-              <w:left w:w="0" w:type="dxa"/>
-              <w:right w:w="0" w:type="dxa"/>
-            </w:tcMar>
-            <w:vAlign w:val="center"/>
-          </w:tcPr>
-          <w:p>
-            <w:pPr>
-              <w:pStyle w:val="Normal"/>
-              <w:jc w:val="center"/>
-              <w:pBdr>
-                <w:bottom w:val="none" w:sz="0" w:space="0" w:color="000000"/>
-                <w:top w:val="none" w:sz="0" w:space="0" w:color="000000"/>
-                <w:left w:val="none" w:sz="0" w:space="0" w:color="000000"/>
-                <w:right w:val="none" w:sz="0" w:space="0" w:color="000000"/>
-              </w:pBdr>
-              <w:spacing w:after="100" w:before="100" w:line="240"/>
-              <w:ind w:left="100" w:right="100" w:firstLine="0" w:firstLineChars="0"/>
-            </w:pPr>
-            <w:r>
-              <w:rPr>
-                <w:rFonts w:ascii="Times New Roman" w:hAnsi="Times New Roman" w:eastAsia="Times New Roman" w:cs="Times New Roman"/>
-                <w:i w:val="false"/>
-                <w:b w:val="false"/>
-                <w:u w:val="none"/>
-                <w:sz w:val="20"/>
-                <w:szCs w:val="20"/>
-                <w:color w:val="000000"/>
-              </w:rPr>
-              <w:t xml:space="preserve">30</w:t>
-            </w:r>
-          </w:p>
-        </w:tc>
-        <w:tc>
-          <w:tcPr>
-            <w:tcBorders>
-              <w:bottom w:val="none" w:sz="0" w:space="0" w:color="000000"/>
-              <w:top w:val="none" w:sz="0" w:space="0" w:color="000000"/>
-              <w:left w:val="none" w:sz="0" w:space="0" w:color="000000"/>
-              <w:right w:val="none" w:sz="0" w:space="0" w:color="000000"/>
-            </w:tcBorders>
-            <w:shd w:val="clear" w:color="auto" w:fill="FFFFFF"/>
-            <w:tcMar>
-              <w:top w:w="0" w:type="dxa"/>
-              <w:bottom w:w="0" w:type="dxa"/>
-              <w:left w:w="0" w:type="dxa"/>
-              <w:right w:w="0" w:type="dxa"/>
-            </w:tcMar>
-            <w:vAlign w:val="center"/>
-          </w:tcPr>
-          <w:p>
-            <w:pPr>
-              <w:pStyle w:val="Normal"/>
-              <w:jc w:val="center"/>
-              <w:pBdr>
-                <w:bottom w:val="none" w:sz="0" w:space="0" w:color="000000"/>
-                <w:top w:val="none" w:sz="0" w:space="0" w:color="000000"/>
-                <w:left w:val="none" w:sz="0" w:space="0" w:color="000000"/>
-                <w:right w:val="none" w:sz="0" w:space="0" w:color="000000"/>
-              </w:pBdr>
-              <w:spacing w:after="100" w:before="100" w:line="240"/>
-              <w:ind w:left="100" w:right="100" w:firstLine="0" w:firstLineChars="0"/>
-            </w:pPr>
-            <w:r>
-              <w:rPr>
-                <w:rFonts w:ascii="Times New Roman" w:hAnsi="Times New Roman" w:eastAsia="Times New Roman" w:cs="Times New Roman"/>
-                <w:i w:val="false"/>
-                <w:b w:val="false"/>
-                <w:u w:val="none"/>
-                <w:sz w:val="20"/>
-                <w:szCs w:val="20"/>
-                <w:color w:val="000000"/>
-              </w:rPr>
-              <w:t xml:space="preserve">1996-2025</w:t>
+              <w:t xml:space="preserve">0.77</w:t>
+            </w:r>
+          </w:p>
+        </w:tc>
+        <w:tc>
+          <w:tcPr>
+            <w:tcBorders>
+              <w:bottom w:val="none" w:sz="0" w:space="0" w:color="000000"/>
+              <w:top w:val="none" w:sz="0" w:space="0" w:color="000000"/>
+              <w:left w:val="none" w:sz="0" w:space="0" w:color="000000"/>
+              <w:right w:val="none" w:sz="0" w:space="0" w:color="000000"/>
+            </w:tcBorders>
+            <w:shd w:val="clear" w:color="auto" w:fill="FFFFFF"/>
+            <w:tcMar>
+              <w:top w:w="0" w:type="dxa"/>
+              <w:bottom w:w="0" w:type="dxa"/>
+              <w:left w:w="0" w:type="dxa"/>
+              <w:right w:w="0" w:type="dxa"/>
+            </w:tcMar>
+            <w:vAlign w:val="center"/>
+          </w:tcPr>
+          <w:p>
+            <w:pPr>
+              <w:pStyle w:val="Normal"/>
+              <w:jc w:val="center"/>
+              <w:pBdr>
+                <w:bottom w:val="none" w:sz="0" w:space="0" w:color="000000"/>
+                <w:top w:val="none" w:sz="0" w:space="0" w:color="000000"/>
+                <w:left w:val="none" w:sz="0" w:space="0" w:color="000000"/>
+                <w:right w:val="none" w:sz="0" w:space="0" w:color="000000"/>
+              </w:pBdr>
+              <w:spacing w:after="100" w:before="100" w:line="240"/>
+              <w:ind w:left="100" w:right="100" w:firstLine="0" w:firstLineChars="0"/>
+            </w:pPr>
+            <w:r>
+              <w:rPr>
+                <w:rFonts w:ascii="Times New Roman" w:hAnsi="Times New Roman" w:eastAsia="Times New Roman" w:cs="Times New Roman"/>
+                <w:i w:val="false"/>
+                <w:b w:val="false"/>
+                <w:u w:val="none"/>
+                <w:sz w:val="20"/>
+                <w:szCs w:val="20"/>
+                <w:color w:val="000000"/>
+              </w:rPr>
+              <w:t xml:space="preserve">12</w:t>
+            </w:r>
+          </w:p>
+        </w:tc>
+        <w:tc>
+          <w:tcPr>
+            <w:tcBorders>
+              <w:bottom w:val="none" w:sz="0" w:space="0" w:color="000000"/>
+              <w:top w:val="none" w:sz="0" w:space="0" w:color="000000"/>
+              <w:left w:val="none" w:sz="0" w:space="0" w:color="000000"/>
+              <w:right w:val="none" w:sz="0" w:space="0" w:color="000000"/>
+            </w:tcBorders>
+            <w:shd w:val="clear" w:color="auto" w:fill="FFFFFF"/>
+            <w:tcMar>
+              <w:top w:w="0" w:type="dxa"/>
+              <w:bottom w:w="0" w:type="dxa"/>
+              <w:left w:w="0" w:type="dxa"/>
+              <w:right w:w="0" w:type="dxa"/>
+            </w:tcMar>
+            <w:vAlign w:val="center"/>
+          </w:tcPr>
+          <w:p>
+            <w:pPr>
+              <w:pStyle w:val="Normal"/>
+              <w:jc w:val="center"/>
+              <w:pBdr>
+                <w:bottom w:val="none" w:sz="0" w:space="0" w:color="000000"/>
+                <w:top w:val="none" w:sz="0" w:space="0" w:color="000000"/>
+                <w:left w:val="none" w:sz="0" w:space="0" w:color="000000"/>
+                <w:right w:val="none" w:sz="0" w:space="0" w:color="000000"/>
+              </w:pBdr>
+              <w:spacing w:after="100" w:before="100" w:line="240"/>
+              <w:ind w:left="100" w:right="100" w:firstLine="0" w:firstLineChars="0"/>
+            </w:pPr>
+            <w:r>
+              <w:rPr>
+                <w:rFonts w:ascii="Times New Roman" w:hAnsi="Times New Roman" w:eastAsia="Times New Roman" w:cs="Times New Roman"/>
+                <w:i w:val="false"/>
+                <w:b w:val="false"/>
+                <w:u w:val="none"/>
+                <w:sz w:val="20"/>
+                <w:szCs w:val="20"/>
+                <w:color w:val="000000"/>
+              </w:rPr>
+              <w:t xml:space="preserve">1999.5-2022</w:t>
             </w:r>
           </w:p>
         </w:tc>
@@ -24541,7 +26847,7 @@
                 <w:szCs w:val="20"/>
                 <w:color w:val="000000"/>
               </w:rPr>
-              <w:t xml:space="preserve">NHANES</w:t>
+              <w:t xml:space="preserve">GSS</w:t>
             </w:r>
           </w:p>
         </w:tc>
@@ -24629,51 +26935,51 @@
                 <w:szCs w:val="20"/>
                 <w:color w:val="000000"/>
               </w:rPr>
-              <w:t xml:space="preserve">6.15e-04</w:t>
-            </w:r>
-          </w:p>
-        </w:tc>
-        <w:tc>
-          <w:tcPr>
-            <w:tcBorders>
-              <w:bottom w:val="none" w:sz="0" w:space="0" w:color="000000"/>
-              <w:top w:val="none" w:sz="0" w:space="0" w:color="000000"/>
-              <w:left w:val="none" w:sz="0" w:space="0" w:color="000000"/>
-              <w:right w:val="none" w:sz="0" w:space="0" w:color="000000"/>
-            </w:tcBorders>
-            <w:shd w:val="clear" w:color="auto" w:fill="FFFFFF"/>
-            <w:tcMar>
-              <w:top w:w="0" w:type="dxa"/>
-              <w:bottom w:w="0" w:type="dxa"/>
-              <w:left w:w="0" w:type="dxa"/>
-              <w:right w:w="0" w:type="dxa"/>
-            </w:tcMar>
-            <w:vAlign w:val="center"/>
-          </w:tcPr>
-          <w:p>
-            <w:pPr>
-              <w:pStyle w:val="Normal"/>
-              <w:jc w:val="center"/>
-              <w:pBdr>
-                <w:bottom w:val="none" w:sz="0" w:space="0" w:color="000000"/>
-                <w:top w:val="none" w:sz="0" w:space="0" w:color="000000"/>
-                <w:left w:val="none" w:sz="0" w:space="0" w:color="000000"/>
-                <w:right w:val="none" w:sz="0" w:space="0" w:color="000000"/>
-              </w:pBdr>
-              <w:spacing w:after="100" w:before="100" w:line="240"/>
-              <w:ind w:left="100" w:right="100" w:firstLine="0" w:firstLineChars="0"/>
-            </w:pPr>
-            <w:r>
-              <w:rPr>
-                <w:rFonts w:ascii="Times New Roman" w:hAnsi="Times New Roman" w:eastAsia="Times New Roman" w:cs="Times New Roman"/>
-                <w:i w:val="false"/>
-                <w:b w:val="false"/>
-                <w:u w:val="none"/>
-                <w:sz w:val="20"/>
-                <w:szCs w:val="20"/>
-                <w:color w:val="000000"/>
-              </w:rPr>
-              <w:t xml:space="preserve">1.1e-04</w:t>
+              <w:t xml:space="preserve">6.89e-04</w:t>
+            </w:r>
+          </w:p>
+        </w:tc>
+        <w:tc>
+          <w:tcPr>
+            <w:tcBorders>
+              <w:bottom w:val="none" w:sz="0" w:space="0" w:color="000000"/>
+              <w:top w:val="none" w:sz="0" w:space="0" w:color="000000"/>
+              <w:left w:val="none" w:sz="0" w:space="0" w:color="000000"/>
+              <w:right w:val="none" w:sz="0" w:space="0" w:color="000000"/>
+            </w:tcBorders>
+            <w:shd w:val="clear" w:color="auto" w:fill="FFFFFF"/>
+            <w:tcMar>
+              <w:top w:w="0" w:type="dxa"/>
+              <w:bottom w:w="0" w:type="dxa"/>
+              <w:left w:w="0" w:type="dxa"/>
+              <w:right w:w="0" w:type="dxa"/>
+            </w:tcMar>
+            <w:vAlign w:val="center"/>
+          </w:tcPr>
+          <w:p>
+            <w:pPr>
+              <w:pStyle w:val="Normal"/>
+              <w:jc w:val="center"/>
+              <w:pBdr>
+                <w:bottom w:val="none" w:sz="0" w:space="0" w:color="000000"/>
+                <w:top w:val="none" w:sz="0" w:space="0" w:color="000000"/>
+                <w:left w:val="none" w:sz="0" w:space="0" w:color="000000"/>
+                <w:right w:val="none" w:sz="0" w:space="0" w:color="000000"/>
+              </w:pBdr>
+              <w:spacing w:after="100" w:before="100" w:line="240"/>
+              <w:ind w:left="100" w:right="100" w:firstLine="0" w:firstLineChars="0"/>
+            </w:pPr>
+            <w:r>
+              <w:rPr>
+                <w:rFonts w:ascii="Times New Roman" w:hAnsi="Times New Roman" w:eastAsia="Times New Roman" w:cs="Times New Roman"/>
+                <w:i w:val="false"/>
+                <w:b w:val="false"/>
+                <w:u w:val="none"/>
+                <w:sz w:val="20"/>
+                <w:szCs w:val="20"/>
+                <w:color w:val="000000"/>
+              </w:rPr>
+              <w:t xml:space="preserve">5.4e-05</w:t>
             </w:r>
           </w:p>
         </w:tc>
@@ -24761,95 +27067,95 @@
                 <w:szCs w:val="20"/>
                 <w:color w:val="000000"/>
               </w:rPr>
-              <w:t xml:space="preserve">0.77</w:t>
-            </w:r>
-          </w:p>
-        </w:tc>
-        <w:tc>
-          <w:tcPr>
-            <w:tcBorders>
-              <w:bottom w:val="none" w:sz="0" w:space="0" w:color="000000"/>
-              <w:top w:val="none" w:sz="0" w:space="0" w:color="000000"/>
-              <w:left w:val="none" w:sz="0" w:space="0" w:color="000000"/>
-              <w:right w:val="none" w:sz="0" w:space="0" w:color="000000"/>
-            </w:tcBorders>
-            <w:shd w:val="clear" w:color="auto" w:fill="FFFFFF"/>
-            <w:tcMar>
-              <w:top w:w="0" w:type="dxa"/>
-              <w:bottom w:w="0" w:type="dxa"/>
-              <w:left w:w="0" w:type="dxa"/>
-              <w:right w:w="0" w:type="dxa"/>
-            </w:tcMar>
-            <w:vAlign w:val="center"/>
-          </w:tcPr>
-          <w:p>
-            <w:pPr>
-              <w:pStyle w:val="Normal"/>
-              <w:jc w:val="center"/>
-              <w:pBdr>
-                <w:bottom w:val="none" w:sz="0" w:space="0" w:color="000000"/>
-                <w:top w:val="none" w:sz="0" w:space="0" w:color="000000"/>
-                <w:left w:val="none" w:sz="0" w:space="0" w:color="000000"/>
-                <w:right w:val="none" w:sz="0" w:space="0" w:color="000000"/>
-              </w:pBdr>
-              <w:spacing w:after="100" w:before="100" w:line="240"/>
-              <w:ind w:left="100" w:right="100" w:firstLine="0" w:firstLineChars="0"/>
-            </w:pPr>
-            <w:r>
-              <w:rPr>
-                <w:rFonts w:ascii="Times New Roman" w:hAnsi="Times New Roman" w:eastAsia="Times New Roman" w:cs="Times New Roman"/>
-                <w:i w:val="false"/>
-                <w:b w:val="false"/>
-                <w:u w:val="none"/>
-                <w:sz w:val="20"/>
-                <w:szCs w:val="20"/>
-                <w:color w:val="000000"/>
-              </w:rPr>
-              <w:t xml:space="preserve">12</w:t>
-            </w:r>
-          </w:p>
-        </w:tc>
-        <w:tc>
-          <w:tcPr>
-            <w:tcBorders>
-              <w:bottom w:val="none" w:sz="0" w:space="0" w:color="000000"/>
-              <w:top w:val="none" w:sz="0" w:space="0" w:color="000000"/>
-              <w:left w:val="none" w:sz="0" w:space="0" w:color="000000"/>
-              <w:right w:val="none" w:sz="0" w:space="0" w:color="000000"/>
-            </w:tcBorders>
-            <w:shd w:val="clear" w:color="auto" w:fill="FFFFFF"/>
-            <w:tcMar>
-              <w:top w:w="0" w:type="dxa"/>
-              <w:bottom w:w="0" w:type="dxa"/>
-              <w:left w:w="0" w:type="dxa"/>
-              <w:right w:w="0" w:type="dxa"/>
-            </w:tcMar>
-            <w:vAlign w:val="center"/>
-          </w:tcPr>
-          <w:p>
-            <w:pPr>
-              <w:pStyle w:val="Normal"/>
-              <w:jc w:val="center"/>
-              <w:pBdr>
-                <w:bottom w:val="none" w:sz="0" w:space="0" w:color="000000"/>
-                <w:top w:val="none" w:sz="0" w:space="0" w:color="000000"/>
-                <w:left w:val="none" w:sz="0" w:space="0" w:color="000000"/>
-                <w:right w:val="none" w:sz="0" w:space="0" w:color="000000"/>
-              </w:pBdr>
-              <w:spacing w:after="100" w:before="100" w:line="240"/>
-              <w:ind w:left="100" w:right="100" w:firstLine="0" w:firstLineChars="0"/>
-            </w:pPr>
-            <w:r>
-              <w:rPr>
-                <w:rFonts w:ascii="Times New Roman" w:hAnsi="Times New Roman" w:eastAsia="Times New Roman" w:cs="Times New Roman"/>
-                <w:i w:val="false"/>
-                <w:b w:val="false"/>
-                <w:u w:val="none"/>
-                <w:sz w:val="20"/>
-                <w:szCs w:val="20"/>
-                <w:color w:val="000000"/>
-              </w:rPr>
-              <w:t xml:space="preserve">1999.5-2022</w:t>
+              <w:t xml:space="preserve">0.85</w:t>
+            </w:r>
+          </w:p>
+        </w:tc>
+        <w:tc>
+          <w:tcPr>
+            <w:tcBorders>
+              <w:bottom w:val="none" w:sz="0" w:space="0" w:color="000000"/>
+              <w:top w:val="none" w:sz="0" w:space="0" w:color="000000"/>
+              <w:left w:val="none" w:sz="0" w:space="0" w:color="000000"/>
+              <w:right w:val="none" w:sz="0" w:space="0" w:color="000000"/>
+            </w:tcBorders>
+            <w:shd w:val="clear" w:color="auto" w:fill="FFFFFF"/>
+            <w:tcMar>
+              <w:top w:w="0" w:type="dxa"/>
+              <w:bottom w:w="0" w:type="dxa"/>
+              <w:left w:w="0" w:type="dxa"/>
+              <w:right w:w="0" w:type="dxa"/>
+            </w:tcMar>
+            <w:vAlign w:val="center"/>
+          </w:tcPr>
+          <w:p>
+            <w:pPr>
+              <w:pStyle w:val="Normal"/>
+              <w:jc w:val="center"/>
+              <w:pBdr>
+                <w:bottom w:val="none" w:sz="0" w:space="0" w:color="000000"/>
+                <w:top w:val="none" w:sz="0" w:space="0" w:color="000000"/>
+                <w:left w:val="none" w:sz="0" w:space="0" w:color="000000"/>
+                <w:right w:val="none" w:sz="0" w:space="0" w:color="000000"/>
+              </w:pBdr>
+              <w:spacing w:after="100" w:before="100" w:line="240"/>
+              <w:ind w:left="100" w:right="100" w:firstLine="0" w:firstLineChars="0"/>
+            </w:pPr>
+            <w:r>
+              <w:rPr>
+                <w:rFonts w:ascii="Times New Roman" w:hAnsi="Times New Roman" w:eastAsia="Times New Roman" w:cs="Times New Roman"/>
+                <w:i w:val="false"/>
+                <w:b w:val="false"/>
+                <w:u w:val="none"/>
+                <w:sz w:val="20"/>
+                <w:szCs w:val="20"/>
+                <w:color w:val="000000"/>
+              </w:rPr>
+              <w:t xml:space="preserve">32</w:t>
+            </w:r>
+          </w:p>
+        </w:tc>
+        <w:tc>
+          <w:tcPr>
+            <w:tcBorders>
+              <w:bottom w:val="none" w:sz="0" w:space="0" w:color="000000"/>
+              <w:top w:val="none" w:sz="0" w:space="0" w:color="000000"/>
+              <w:left w:val="none" w:sz="0" w:space="0" w:color="000000"/>
+              <w:right w:val="none" w:sz="0" w:space="0" w:color="000000"/>
+            </w:tcBorders>
+            <w:shd w:val="clear" w:color="auto" w:fill="FFFFFF"/>
+            <w:tcMar>
+              <w:top w:w="0" w:type="dxa"/>
+              <w:bottom w:w="0" w:type="dxa"/>
+              <w:left w:w="0" w:type="dxa"/>
+              <w:right w:w="0" w:type="dxa"/>
+            </w:tcMar>
+            <w:vAlign w:val="center"/>
+          </w:tcPr>
+          <w:p>
+            <w:pPr>
+              <w:pStyle w:val="Normal"/>
+              <w:jc w:val="center"/>
+              <w:pBdr>
+                <w:bottom w:val="none" w:sz="0" w:space="0" w:color="000000"/>
+                <w:top w:val="none" w:sz="0" w:space="0" w:color="000000"/>
+                <w:left w:val="none" w:sz="0" w:space="0" w:color="000000"/>
+                <w:right w:val="none" w:sz="0" w:space="0" w:color="000000"/>
+              </w:pBdr>
+              <w:spacing w:after="100" w:before="100" w:line="240"/>
+              <w:ind w:left="100" w:right="100" w:firstLine="0" w:firstLineChars="0"/>
+            </w:pPr>
+            <w:r>
+              <w:rPr>
+                <w:rFonts w:ascii="Times New Roman" w:hAnsi="Times New Roman" w:eastAsia="Times New Roman" w:cs="Times New Roman"/>
+                <w:i w:val="false"/>
+                <w:b w:val="false"/>
+                <w:u w:val="none"/>
+                <w:sz w:val="20"/>
+                <w:szCs w:val="20"/>
+                <w:color w:val="000000"/>
+              </w:rPr>
+              <w:t xml:space="preserve">1972-2024</w:t>
             </w:r>
           </w:p>
         </w:tc>
@@ -25973,7 +28279,7 @@
                 <w:szCs w:val="20"/>
                 <w:color w:val="000000"/>
               </w:rPr>
-              <w:t xml:space="preserve">GSS</w:t>
+              <w:t xml:space="preserve">CPS</w:t>
             </w:r>
           </w:p>
         </w:tc>
@@ -26061,51 +28367,51 @@
                 <w:szCs w:val="20"/>
                 <w:color w:val="000000"/>
               </w:rPr>
-              <w:t xml:space="preserve">1.14e-03</w:t>
-            </w:r>
-          </w:p>
-        </w:tc>
-        <w:tc>
-          <w:tcPr>
-            <w:tcBorders>
-              <w:bottom w:val="none" w:sz="0" w:space="0" w:color="000000"/>
-              <w:top w:val="none" w:sz="0" w:space="0" w:color="000000"/>
-              <w:left w:val="none" w:sz="0" w:space="0" w:color="000000"/>
-              <w:right w:val="none" w:sz="0" w:space="0" w:color="000000"/>
-            </w:tcBorders>
-            <w:shd w:val="clear" w:color="auto" w:fill="FFFFFF"/>
-            <w:tcMar>
-              <w:top w:w="0" w:type="dxa"/>
-              <w:bottom w:w="0" w:type="dxa"/>
-              <w:left w:w="0" w:type="dxa"/>
-              <w:right w:w="0" w:type="dxa"/>
-            </w:tcMar>
-            <w:vAlign w:val="center"/>
-          </w:tcPr>
-          <w:p>
-            <w:pPr>
-              <w:pStyle w:val="Normal"/>
-              <w:jc w:val="center"/>
-              <w:pBdr>
-                <w:bottom w:val="none" w:sz="0" w:space="0" w:color="000000"/>
-                <w:top w:val="none" w:sz="0" w:space="0" w:color="000000"/>
-                <w:left w:val="none" w:sz="0" w:space="0" w:color="000000"/>
-                <w:right w:val="none" w:sz="0" w:space="0" w:color="000000"/>
-              </w:pBdr>
-              <w:spacing w:after="100" w:before="100" w:line="240"/>
-              <w:ind w:left="100" w:right="100" w:firstLine="0" w:firstLineChars="0"/>
-            </w:pPr>
-            <w:r>
-              <w:rPr>
-                <w:rFonts w:ascii="Times New Roman" w:hAnsi="Times New Roman" w:eastAsia="Times New Roman" w:cs="Times New Roman"/>
-                <w:i w:val="false"/>
-                <w:b w:val="false"/>
-                <w:u w:val="none"/>
-                <w:sz w:val="20"/>
-                <w:szCs w:val="20"/>
-                <w:color w:val="000000"/>
-              </w:rPr>
-              <w:t xml:space="preserve">8.2e-05</w:t>
+              <w:t xml:space="preserve">6.07e-04</w:t>
+            </w:r>
+          </w:p>
+        </w:tc>
+        <w:tc>
+          <w:tcPr>
+            <w:tcBorders>
+              <w:bottom w:val="none" w:sz="0" w:space="0" w:color="000000"/>
+              <w:top w:val="none" w:sz="0" w:space="0" w:color="000000"/>
+              <w:left w:val="none" w:sz="0" w:space="0" w:color="000000"/>
+              <w:right w:val="none" w:sz="0" w:space="0" w:color="000000"/>
+            </w:tcBorders>
+            <w:shd w:val="clear" w:color="auto" w:fill="FFFFFF"/>
+            <w:tcMar>
+              <w:top w:w="0" w:type="dxa"/>
+              <w:bottom w:w="0" w:type="dxa"/>
+              <w:left w:w="0" w:type="dxa"/>
+              <w:right w:w="0" w:type="dxa"/>
+            </w:tcMar>
+            <w:vAlign w:val="center"/>
+          </w:tcPr>
+          <w:p>
+            <w:pPr>
+              <w:pStyle w:val="Normal"/>
+              <w:jc w:val="center"/>
+              <w:pBdr>
+                <w:bottom w:val="none" w:sz="0" w:space="0" w:color="000000"/>
+                <w:top w:val="none" w:sz="0" w:space="0" w:color="000000"/>
+                <w:left w:val="none" w:sz="0" w:space="0" w:color="000000"/>
+                <w:right w:val="none" w:sz="0" w:space="0" w:color="000000"/>
+              </w:pBdr>
+              <w:spacing w:after="100" w:before="100" w:line="240"/>
+              <w:ind w:left="100" w:right="100" w:firstLine="0" w:firstLineChars="0"/>
+            </w:pPr>
+            <w:r>
+              <w:rPr>
+                <w:rFonts w:ascii="Times New Roman" w:hAnsi="Times New Roman" w:eastAsia="Times New Roman" w:cs="Times New Roman"/>
+                <w:i w:val="false"/>
+                <w:b w:val="false"/>
+                <w:u w:val="none"/>
+                <w:sz w:val="20"/>
+                <w:szCs w:val="20"/>
+                <w:color w:val="000000"/>
+              </w:rPr>
+              <w:t xml:space="preserve">3.8e-05</w:t>
             </w:r>
           </w:p>
         </w:tc>
@@ -26193,95 +28499,95 @@
                 <w:szCs w:val="20"/>
                 <w:color w:val="000000"/>
               </w:rPr>
-              <w:t xml:space="preserve">0.87</w:t>
-            </w:r>
-          </w:p>
-        </w:tc>
-        <w:tc>
-          <w:tcPr>
-            <w:tcBorders>
-              <w:bottom w:val="none" w:sz="0" w:space="0" w:color="000000"/>
-              <w:top w:val="none" w:sz="0" w:space="0" w:color="000000"/>
-              <w:left w:val="none" w:sz="0" w:space="0" w:color="000000"/>
-              <w:right w:val="none" w:sz="0" w:space="0" w:color="000000"/>
-            </w:tcBorders>
-            <w:shd w:val="clear" w:color="auto" w:fill="FFFFFF"/>
-            <w:tcMar>
-              <w:top w:w="0" w:type="dxa"/>
-              <w:bottom w:w="0" w:type="dxa"/>
-              <w:left w:w="0" w:type="dxa"/>
-              <w:right w:w="0" w:type="dxa"/>
-            </w:tcMar>
-            <w:vAlign w:val="center"/>
-          </w:tcPr>
-          <w:p>
-            <w:pPr>
-              <w:pStyle w:val="Normal"/>
-              <w:jc w:val="center"/>
-              <w:pBdr>
-                <w:bottom w:val="none" w:sz="0" w:space="0" w:color="000000"/>
-                <w:top w:val="none" w:sz="0" w:space="0" w:color="000000"/>
-                <w:left w:val="none" w:sz="0" w:space="0" w:color="000000"/>
-                <w:right w:val="none" w:sz="0" w:space="0" w:color="000000"/>
-              </w:pBdr>
-              <w:spacing w:after="100" w:before="100" w:line="240"/>
-              <w:ind w:left="100" w:right="100" w:firstLine="0" w:firstLineChars="0"/>
-            </w:pPr>
-            <w:r>
-              <w:rPr>
-                <w:rFonts w:ascii="Times New Roman" w:hAnsi="Times New Roman" w:eastAsia="Times New Roman" w:cs="Times New Roman"/>
-                <w:i w:val="false"/>
-                <w:b w:val="false"/>
-                <w:u w:val="none"/>
-                <w:sz w:val="20"/>
-                <w:szCs w:val="20"/>
-                <w:color w:val="000000"/>
-              </w:rPr>
-              <w:t xml:space="preserve">32</w:t>
-            </w:r>
-          </w:p>
-        </w:tc>
-        <w:tc>
-          <w:tcPr>
-            <w:tcBorders>
-              <w:bottom w:val="none" w:sz="0" w:space="0" w:color="000000"/>
-              <w:top w:val="none" w:sz="0" w:space="0" w:color="000000"/>
-              <w:left w:val="none" w:sz="0" w:space="0" w:color="000000"/>
-              <w:right w:val="none" w:sz="0" w:space="0" w:color="000000"/>
-            </w:tcBorders>
-            <w:shd w:val="clear" w:color="auto" w:fill="FFFFFF"/>
-            <w:tcMar>
-              <w:top w:w="0" w:type="dxa"/>
-              <w:bottom w:w="0" w:type="dxa"/>
-              <w:left w:w="0" w:type="dxa"/>
-              <w:right w:w="0" w:type="dxa"/>
-            </w:tcMar>
-            <w:vAlign w:val="center"/>
-          </w:tcPr>
-          <w:p>
-            <w:pPr>
-              <w:pStyle w:val="Normal"/>
-              <w:jc w:val="center"/>
-              <w:pBdr>
-                <w:bottom w:val="none" w:sz="0" w:space="0" w:color="000000"/>
-                <w:top w:val="none" w:sz="0" w:space="0" w:color="000000"/>
-                <w:left w:val="none" w:sz="0" w:space="0" w:color="000000"/>
-                <w:right w:val="none" w:sz="0" w:space="0" w:color="000000"/>
-              </w:pBdr>
-              <w:spacing w:after="100" w:before="100" w:line="240"/>
-              <w:ind w:left="100" w:right="100" w:firstLine="0" w:firstLineChars="0"/>
-            </w:pPr>
-            <w:r>
-              <w:rPr>
-                <w:rFonts w:ascii="Times New Roman" w:hAnsi="Times New Roman" w:eastAsia="Times New Roman" w:cs="Times New Roman"/>
-                <w:i w:val="false"/>
-                <w:b w:val="false"/>
-                <w:u w:val="none"/>
-                <w:sz w:val="20"/>
-                <w:szCs w:val="20"/>
-                <w:color w:val="000000"/>
-              </w:rPr>
-              <w:t xml:space="preserve">1972-2024</w:t>
+              <w:t xml:space="preserve">0.90</w:t>
+            </w:r>
+          </w:p>
+        </w:tc>
+        <w:tc>
+          <w:tcPr>
+            <w:tcBorders>
+              <w:bottom w:val="none" w:sz="0" w:space="0" w:color="000000"/>
+              <w:top w:val="none" w:sz="0" w:space="0" w:color="000000"/>
+              <w:left w:val="none" w:sz="0" w:space="0" w:color="000000"/>
+              <w:right w:val="none" w:sz="0" w:space="0" w:color="000000"/>
+            </w:tcBorders>
+            <w:shd w:val="clear" w:color="auto" w:fill="FFFFFF"/>
+            <w:tcMar>
+              <w:top w:w="0" w:type="dxa"/>
+              <w:bottom w:w="0" w:type="dxa"/>
+              <w:left w:w="0" w:type="dxa"/>
+              <w:right w:w="0" w:type="dxa"/>
+            </w:tcMar>
+            <w:vAlign w:val="center"/>
+          </w:tcPr>
+          <w:p>
+            <w:pPr>
+              <w:pStyle w:val="Normal"/>
+              <w:jc w:val="center"/>
+              <w:pBdr>
+                <w:bottom w:val="none" w:sz="0" w:space="0" w:color="000000"/>
+                <w:top w:val="none" w:sz="0" w:space="0" w:color="000000"/>
+                <w:left w:val="none" w:sz="0" w:space="0" w:color="000000"/>
+                <w:right w:val="none" w:sz="0" w:space="0" w:color="000000"/>
+              </w:pBdr>
+              <w:spacing w:after="100" w:before="100" w:line="240"/>
+              <w:ind w:left="100" w:right="100" w:firstLine="0" w:firstLineChars="0"/>
+            </w:pPr>
+            <w:r>
+              <w:rPr>
+                <w:rFonts w:ascii="Times New Roman" w:hAnsi="Times New Roman" w:eastAsia="Times New Roman" w:cs="Times New Roman"/>
+                <w:i w:val="false"/>
+                <w:b w:val="false"/>
+                <w:u w:val="none"/>
+                <w:sz w:val="20"/>
+                <w:szCs w:val="20"/>
+                <w:color w:val="000000"/>
+              </w:rPr>
+              <w:t xml:space="preserve">30</w:t>
+            </w:r>
+          </w:p>
+        </w:tc>
+        <w:tc>
+          <w:tcPr>
+            <w:tcBorders>
+              <w:bottom w:val="none" w:sz="0" w:space="0" w:color="000000"/>
+              <w:top w:val="none" w:sz="0" w:space="0" w:color="000000"/>
+              <w:left w:val="none" w:sz="0" w:space="0" w:color="000000"/>
+              <w:right w:val="none" w:sz="0" w:space="0" w:color="000000"/>
+            </w:tcBorders>
+            <w:shd w:val="clear" w:color="auto" w:fill="FFFFFF"/>
+            <w:tcMar>
+              <w:top w:w="0" w:type="dxa"/>
+              <w:bottom w:w="0" w:type="dxa"/>
+              <w:left w:w="0" w:type="dxa"/>
+              <w:right w:w="0" w:type="dxa"/>
+            </w:tcMar>
+            <w:vAlign w:val="center"/>
+          </w:tcPr>
+          <w:p>
+            <w:pPr>
+              <w:pStyle w:val="Normal"/>
+              <w:jc w:val="center"/>
+              <w:pBdr>
+                <w:bottom w:val="none" w:sz="0" w:space="0" w:color="000000"/>
+                <w:top w:val="none" w:sz="0" w:space="0" w:color="000000"/>
+                <w:left w:val="none" w:sz="0" w:space="0" w:color="000000"/>
+                <w:right w:val="none" w:sz="0" w:space="0" w:color="000000"/>
+              </w:pBdr>
+              <w:spacing w:after="100" w:before="100" w:line="240"/>
+              <w:ind w:left="100" w:right="100" w:firstLine="0" w:firstLineChars="0"/>
+            </w:pPr>
+            <w:r>
+              <w:rPr>
+                <w:rFonts w:ascii="Times New Roman" w:hAnsi="Times New Roman" w:eastAsia="Times New Roman" w:cs="Times New Roman"/>
+                <w:i w:val="false"/>
+                <w:b w:val="false"/>
+                <w:u w:val="none"/>
+                <w:sz w:val="20"/>
+                <w:szCs w:val="20"/>
+                <w:color w:val="000000"/>
+              </w:rPr>
+              <w:t xml:space="preserve">1996-2025</w:t>
             </w:r>
           </w:p>
         </w:tc>
@@ -26331,7 +28637,7 @@
                 <w:szCs w:val="20"/>
                 <w:color w:val="000000"/>
               </w:rPr>
-              <w:t xml:space="preserve">CPS</w:t>
+              <w:t xml:space="preserve">NHANES</w:t>
             </w:r>
           </w:p>
         </w:tc>
@@ -26419,51 +28725,51 @@
                 <w:szCs w:val="20"/>
                 <w:color w:val="000000"/>
               </w:rPr>
-              <w:t xml:space="preserve">6.07e-04</w:t>
-            </w:r>
-          </w:p>
-        </w:tc>
-        <w:tc>
-          <w:tcPr>
-            <w:tcBorders>
-              <w:bottom w:val="none" w:sz="0" w:space="0" w:color="000000"/>
-              <w:top w:val="none" w:sz="0" w:space="0" w:color="000000"/>
-              <w:left w:val="none" w:sz="0" w:space="0" w:color="000000"/>
-              <w:right w:val="none" w:sz="0" w:space="0" w:color="000000"/>
-            </w:tcBorders>
-            <w:shd w:val="clear" w:color="auto" w:fill="FFFFFF"/>
-            <w:tcMar>
-              <w:top w:w="0" w:type="dxa"/>
-              <w:bottom w:w="0" w:type="dxa"/>
-              <w:left w:w="0" w:type="dxa"/>
-              <w:right w:w="0" w:type="dxa"/>
-            </w:tcMar>
-            <w:vAlign w:val="center"/>
-          </w:tcPr>
-          <w:p>
-            <w:pPr>
-              <w:pStyle w:val="Normal"/>
-              <w:jc w:val="center"/>
-              <w:pBdr>
-                <w:bottom w:val="none" w:sz="0" w:space="0" w:color="000000"/>
-                <w:top w:val="none" w:sz="0" w:space="0" w:color="000000"/>
-                <w:left w:val="none" w:sz="0" w:space="0" w:color="000000"/>
-                <w:right w:val="none" w:sz="0" w:space="0" w:color="000000"/>
-              </w:pBdr>
-              <w:spacing w:after="100" w:before="100" w:line="240"/>
-              <w:ind w:left="100" w:right="100" w:firstLine="0" w:firstLineChars="0"/>
-            </w:pPr>
-            <w:r>
-              <w:rPr>
-                <w:rFonts w:ascii="Times New Roman" w:hAnsi="Times New Roman" w:eastAsia="Times New Roman" w:cs="Times New Roman"/>
-                <w:i w:val="false"/>
-                <w:b w:val="false"/>
-                <w:u w:val="none"/>
-                <w:sz w:val="20"/>
-                <w:szCs w:val="20"/>
-                <w:color w:val="000000"/>
-              </w:rPr>
-              <w:t xml:space="preserve">3.8e-05</w:t>
+              <w:t xml:space="preserve">7.25e-04</w:t>
+            </w:r>
+          </w:p>
+        </w:tc>
+        <w:tc>
+          <w:tcPr>
+            <w:tcBorders>
+              <w:bottom w:val="none" w:sz="0" w:space="0" w:color="000000"/>
+              <w:top w:val="none" w:sz="0" w:space="0" w:color="000000"/>
+              <w:left w:val="none" w:sz="0" w:space="0" w:color="000000"/>
+              <w:right w:val="none" w:sz="0" w:space="0" w:color="000000"/>
+            </w:tcBorders>
+            <w:shd w:val="clear" w:color="auto" w:fill="FFFFFF"/>
+            <w:tcMar>
+              <w:top w:w="0" w:type="dxa"/>
+              <w:bottom w:w="0" w:type="dxa"/>
+              <w:left w:w="0" w:type="dxa"/>
+              <w:right w:w="0" w:type="dxa"/>
+            </w:tcMar>
+            <w:vAlign w:val="center"/>
+          </w:tcPr>
+          <w:p>
+            <w:pPr>
+              <w:pStyle w:val="Normal"/>
+              <w:jc w:val="center"/>
+              <w:pBdr>
+                <w:bottom w:val="none" w:sz="0" w:space="0" w:color="000000"/>
+                <w:top w:val="none" w:sz="0" w:space="0" w:color="000000"/>
+                <w:left w:val="none" w:sz="0" w:space="0" w:color="000000"/>
+                <w:right w:val="none" w:sz="0" w:space="0" w:color="000000"/>
+              </w:pBdr>
+              <w:spacing w:after="100" w:before="100" w:line="240"/>
+              <w:ind w:left="100" w:right="100" w:firstLine="0" w:firstLineChars="0"/>
+            </w:pPr>
+            <w:r>
+              <w:rPr>
+                <w:rFonts w:ascii="Times New Roman" w:hAnsi="Times New Roman" w:eastAsia="Times New Roman" w:cs="Times New Roman"/>
+                <w:i w:val="false"/>
+                <w:b w:val="false"/>
+                <w:u w:val="none"/>
+                <w:sz w:val="20"/>
+                <w:szCs w:val="20"/>
+                <w:color w:val="000000"/>
+              </w:rPr>
+              <w:t xml:space="preserve">1.5e-04</w:t>
             </w:r>
           </w:p>
         </w:tc>
@@ -26551,95 +28857,95 @@
                 <w:szCs w:val="20"/>
                 <w:color w:val="000000"/>
               </w:rPr>
-              <w:t xml:space="preserve">0.90</w:t>
-            </w:r>
-          </w:p>
-        </w:tc>
-        <w:tc>
-          <w:tcPr>
-            <w:tcBorders>
-              <w:bottom w:val="none" w:sz="0" w:space="0" w:color="000000"/>
-              <w:top w:val="none" w:sz="0" w:space="0" w:color="000000"/>
-              <w:left w:val="none" w:sz="0" w:space="0" w:color="000000"/>
-              <w:right w:val="none" w:sz="0" w:space="0" w:color="000000"/>
-            </w:tcBorders>
-            <w:shd w:val="clear" w:color="auto" w:fill="FFFFFF"/>
-            <w:tcMar>
-              <w:top w:w="0" w:type="dxa"/>
-              <w:bottom w:w="0" w:type="dxa"/>
-              <w:left w:w="0" w:type="dxa"/>
-              <w:right w:w="0" w:type="dxa"/>
-            </w:tcMar>
-            <w:vAlign w:val="center"/>
-          </w:tcPr>
-          <w:p>
-            <w:pPr>
-              <w:pStyle w:val="Normal"/>
-              <w:jc w:val="center"/>
-              <w:pBdr>
-                <w:bottom w:val="none" w:sz="0" w:space="0" w:color="000000"/>
-                <w:top w:val="none" w:sz="0" w:space="0" w:color="000000"/>
-                <w:left w:val="none" w:sz="0" w:space="0" w:color="000000"/>
-                <w:right w:val="none" w:sz="0" w:space="0" w:color="000000"/>
-              </w:pBdr>
-              <w:spacing w:after="100" w:before="100" w:line="240"/>
-              <w:ind w:left="100" w:right="100" w:firstLine="0" w:firstLineChars="0"/>
-            </w:pPr>
-            <w:r>
-              <w:rPr>
-                <w:rFonts w:ascii="Times New Roman" w:hAnsi="Times New Roman" w:eastAsia="Times New Roman" w:cs="Times New Roman"/>
-                <w:i w:val="false"/>
-                <w:b w:val="false"/>
-                <w:u w:val="none"/>
-                <w:sz w:val="20"/>
-                <w:szCs w:val="20"/>
-                <w:color w:val="000000"/>
-              </w:rPr>
-              <w:t xml:space="preserve">30</w:t>
-            </w:r>
-          </w:p>
-        </w:tc>
-        <w:tc>
-          <w:tcPr>
-            <w:tcBorders>
-              <w:bottom w:val="none" w:sz="0" w:space="0" w:color="000000"/>
-              <w:top w:val="none" w:sz="0" w:space="0" w:color="000000"/>
-              <w:left w:val="none" w:sz="0" w:space="0" w:color="000000"/>
-              <w:right w:val="none" w:sz="0" w:space="0" w:color="000000"/>
-            </w:tcBorders>
-            <w:shd w:val="clear" w:color="auto" w:fill="FFFFFF"/>
-            <w:tcMar>
-              <w:top w:w="0" w:type="dxa"/>
-              <w:bottom w:w="0" w:type="dxa"/>
-              <w:left w:w="0" w:type="dxa"/>
-              <w:right w:w="0" w:type="dxa"/>
-            </w:tcMar>
-            <w:vAlign w:val="center"/>
-          </w:tcPr>
-          <w:p>
-            <w:pPr>
-              <w:pStyle w:val="Normal"/>
-              <w:jc w:val="center"/>
-              <w:pBdr>
-                <w:bottom w:val="none" w:sz="0" w:space="0" w:color="000000"/>
-                <w:top w:val="none" w:sz="0" w:space="0" w:color="000000"/>
-                <w:left w:val="none" w:sz="0" w:space="0" w:color="000000"/>
-                <w:right w:val="none" w:sz="0" w:space="0" w:color="000000"/>
-              </w:pBdr>
-              <w:spacing w:after="100" w:before="100" w:line="240"/>
-              <w:ind w:left="100" w:right="100" w:firstLine="0" w:firstLineChars="0"/>
-            </w:pPr>
-            <w:r>
-              <w:rPr>
-                <w:rFonts w:ascii="Times New Roman" w:hAnsi="Times New Roman" w:eastAsia="Times New Roman" w:cs="Times New Roman"/>
-                <w:i w:val="false"/>
-                <w:b w:val="false"/>
-                <w:u w:val="none"/>
-                <w:sz w:val="20"/>
-                <w:szCs w:val="20"/>
-                <w:color w:val="000000"/>
-              </w:rPr>
-              <w:t xml:space="preserve">1996-2025</w:t>
+              <w:t xml:space="preserve">0.71</w:t>
+            </w:r>
+          </w:p>
+        </w:tc>
+        <w:tc>
+          <w:tcPr>
+            <w:tcBorders>
+              <w:bottom w:val="none" w:sz="0" w:space="0" w:color="000000"/>
+              <w:top w:val="none" w:sz="0" w:space="0" w:color="000000"/>
+              <w:left w:val="none" w:sz="0" w:space="0" w:color="000000"/>
+              <w:right w:val="none" w:sz="0" w:space="0" w:color="000000"/>
+            </w:tcBorders>
+            <w:shd w:val="clear" w:color="auto" w:fill="FFFFFF"/>
+            <w:tcMar>
+              <w:top w:w="0" w:type="dxa"/>
+              <w:bottom w:w="0" w:type="dxa"/>
+              <w:left w:w="0" w:type="dxa"/>
+              <w:right w:w="0" w:type="dxa"/>
+            </w:tcMar>
+            <w:vAlign w:val="center"/>
+          </w:tcPr>
+          <w:p>
+            <w:pPr>
+              <w:pStyle w:val="Normal"/>
+              <w:jc w:val="center"/>
+              <w:pBdr>
+                <w:bottom w:val="none" w:sz="0" w:space="0" w:color="000000"/>
+                <w:top w:val="none" w:sz="0" w:space="0" w:color="000000"/>
+                <w:left w:val="none" w:sz="0" w:space="0" w:color="000000"/>
+                <w:right w:val="none" w:sz="0" w:space="0" w:color="000000"/>
+              </w:pBdr>
+              <w:spacing w:after="100" w:before="100" w:line="240"/>
+              <w:ind w:left="100" w:right="100" w:firstLine="0" w:firstLineChars="0"/>
+            </w:pPr>
+            <w:r>
+              <w:rPr>
+                <w:rFonts w:ascii="Times New Roman" w:hAnsi="Times New Roman" w:eastAsia="Times New Roman" w:cs="Times New Roman"/>
+                <w:i w:val="false"/>
+                <w:b w:val="false"/>
+                <w:u w:val="none"/>
+                <w:sz w:val="20"/>
+                <w:szCs w:val="20"/>
+                <w:color w:val="000000"/>
+              </w:rPr>
+              <w:t xml:space="preserve">12</w:t>
+            </w:r>
+          </w:p>
+        </w:tc>
+        <w:tc>
+          <w:tcPr>
+            <w:tcBorders>
+              <w:bottom w:val="none" w:sz="0" w:space="0" w:color="000000"/>
+              <w:top w:val="none" w:sz="0" w:space="0" w:color="000000"/>
+              <w:left w:val="none" w:sz="0" w:space="0" w:color="000000"/>
+              <w:right w:val="none" w:sz="0" w:space="0" w:color="000000"/>
+            </w:tcBorders>
+            <w:shd w:val="clear" w:color="auto" w:fill="FFFFFF"/>
+            <w:tcMar>
+              <w:top w:w="0" w:type="dxa"/>
+              <w:bottom w:w="0" w:type="dxa"/>
+              <w:left w:w="0" w:type="dxa"/>
+              <w:right w:w="0" w:type="dxa"/>
+            </w:tcMar>
+            <w:vAlign w:val="center"/>
+          </w:tcPr>
+          <w:p>
+            <w:pPr>
+              <w:pStyle w:val="Normal"/>
+              <w:jc w:val="center"/>
+              <w:pBdr>
+                <w:bottom w:val="none" w:sz="0" w:space="0" w:color="000000"/>
+                <w:top w:val="none" w:sz="0" w:space="0" w:color="000000"/>
+                <w:left w:val="none" w:sz="0" w:space="0" w:color="000000"/>
+                <w:right w:val="none" w:sz="0" w:space="0" w:color="000000"/>
+              </w:pBdr>
+              <w:spacing w:after="100" w:before="100" w:line="240"/>
+              <w:ind w:left="100" w:right="100" w:firstLine="0" w:firstLineChars="0"/>
+            </w:pPr>
+            <w:r>
+              <w:rPr>
+                <w:rFonts w:ascii="Times New Roman" w:hAnsi="Times New Roman" w:eastAsia="Times New Roman" w:cs="Times New Roman"/>
+                <w:i w:val="false"/>
+                <w:b w:val="false"/>
+                <w:u w:val="none"/>
+                <w:sz w:val="20"/>
+                <w:szCs w:val="20"/>
+                <w:color w:val="000000"/>
+              </w:rPr>
+              <w:t xml:space="preserve">1999.5-2022</w:t>
             </w:r>
           </w:p>
         </w:tc>
@@ -26689,7 +28995,7 @@
                 <w:szCs w:val="20"/>
                 <w:color w:val="000000"/>
               </w:rPr>
-              <w:t xml:space="preserve">NHANES</w:t>
+              <w:t xml:space="preserve">GSS</w:t>
             </w:r>
           </w:p>
         </w:tc>
@@ -26777,7 +29083,7 @@
                 <w:szCs w:val="20"/>
                 <w:color w:val="000000"/>
               </w:rPr>
-              <w:t xml:space="preserve">7.25e-04</w:t>
+              <w:t xml:space="preserve">1.14e-03</w:t>
             </w:r>
           </w:p>
         </w:tc>
@@ -26821,7 +29127,7 @@
                 <w:szCs w:val="20"/>
                 <w:color w:val="000000"/>
               </w:rPr>
-              <w:t xml:space="preserve">1.5e-04</w:t>
+              <w:t xml:space="preserve">8.2e-05</w:t>
             </w:r>
           </w:p>
         </w:tc>
@@ -26909,7 +29215,7 @@
                 <w:szCs w:val="20"/>
                 <w:color w:val="000000"/>
               </w:rPr>
-              <w:t xml:space="preserve">0.71</w:t>
+              <w:t xml:space="preserve">0.87</w:t>
             </w:r>
           </w:p>
         </w:tc>
@@ -26953,7 +29259,7 @@
                 <w:szCs w:val="20"/>
                 <w:color w:val="000000"/>
               </w:rPr>
-              <w:t xml:space="preserve">12</w:t>
+              <w:t xml:space="preserve">32</w:t>
             </w:r>
           </w:p>
         </w:tc>
@@ -26997,7 +29303,7 @@
                 <w:szCs w:val="20"/>
                 <w:color w:val="000000"/>
               </w:rPr>
-              <w:t xml:space="preserve">1999.5-2022</w:t>
+              <w:t xml:space="preserve">1972-2024</w:t>
             </w:r>
           </w:p>
         </w:tc>
@@ -28572,7 +30878,7 @@
                 <w:szCs w:val="20"/>
                 <w:color w:val="000000"/>
               </w:rPr>
-              <w:t xml:space="preserve">GSS</w:t>
+              <w:t xml:space="preserve">CPS</w:t>
             </w:r>
           </w:p>
         </w:tc>
@@ -28660,51 +30966,51 @@
                 <w:szCs w:val="20"/>
                 <w:color w:val="000000"/>
               </w:rPr>
-              <w:t xml:space="preserve">4.25e-05</w:t>
-            </w:r>
-          </w:p>
-        </w:tc>
-        <w:tc>
-          <w:tcPr>
-            <w:tcBorders>
-              <w:bottom w:val="none" w:sz="0" w:space="0" w:color="000000"/>
-              <w:top w:val="none" w:sz="0" w:space="0" w:color="000000"/>
-              <w:left w:val="none" w:sz="0" w:space="0" w:color="000000"/>
-              <w:right w:val="none" w:sz="0" w:space="0" w:color="000000"/>
-            </w:tcBorders>
-            <w:shd w:val="clear" w:color="auto" w:fill="FFFFFF"/>
-            <w:tcMar>
-              <w:top w:w="0" w:type="dxa"/>
-              <w:bottom w:w="0" w:type="dxa"/>
-              <w:left w:w="0" w:type="dxa"/>
-              <w:right w:w="0" w:type="dxa"/>
-            </w:tcMar>
-            <w:vAlign w:val="center"/>
-          </w:tcPr>
-          <w:p>
-            <w:pPr>
-              <w:pStyle w:val="Normal"/>
-              <w:jc w:val="center"/>
-              <w:pBdr>
-                <w:bottom w:val="none" w:sz="0" w:space="0" w:color="000000"/>
-                <w:top w:val="none" w:sz="0" w:space="0" w:color="000000"/>
-                <w:left w:val="none" w:sz="0" w:space="0" w:color="000000"/>
-                <w:right w:val="none" w:sz="0" w:space="0" w:color="000000"/>
-              </w:pBdr>
-              <w:spacing w:after="100" w:before="100" w:line="240"/>
-              <w:ind w:left="100" w:right="100" w:firstLine="0" w:firstLineChars="0"/>
-            </w:pPr>
-            <w:r>
-              <w:rPr>
-                <w:rFonts w:ascii="Times New Roman" w:hAnsi="Times New Roman" w:eastAsia="Times New Roman" w:cs="Times New Roman"/>
-                <w:i w:val="false"/>
-                <w:b w:val="false"/>
-                <w:u w:val="none"/>
-                <w:sz w:val="20"/>
-                <w:szCs w:val="20"/>
-                <w:color w:val="000000"/>
-              </w:rPr>
-              <w:t xml:space="preserve">8.7e-06</w:t>
+              <w:t xml:space="preserve">1.70e-04</w:t>
+            </w:r>
+          </w:p>
+        </w:tc>
+        <w:tc>
+          <w:tcPr>
+            <w:tcBorders>
+              <w:bottom w:val="none" w:sz="0" w:space="0" w:color="000000"/>
+              <w:top w:val="none" w:sz="0" w:space="0" w:color="000000"/>
+              <w:left w:val="none" w:sz="0" w:space="0" w:color="000000"/>
+              <w:right w:val="none" w:sz="0" w:space="0" w:color="000000"/>
+            </w:tcBorders>
+            <w:shd w:val="clear" w:color="auto" w:fill="FFFFFF"/>
+            <w:tcMar>
+              <w:top w:w="0" w:type="dxa"/>
+              <w:bottom w:w="0" w:type="dxa"/>
+              <w:left w:w="0" w:type="dxa"/>
+              <w:right w:w="0" w:type="dxa"/>
+            </w:tcMar>
+            <w:vAlign w:val="center"/>
+          </w:tcPr>
+          <w:p>
+            <w:pPr>
+              <w:pStyle w:val="Normal"/>
+              <w:jc w:val="center"/>
+              <w:pBdr>
+                <w:bottom w:val="none" w:sz="0" w:space="0" w:color="000000"/>
+                <w:top w:val="none" w:sz="0" w:space="0" w:color="000000"/>
+                <w:left w:val="none" w:sz="0" w:space="0" w:color="000000"/>
+                <w:right w:val="none" w:sz="0" w:space="0" w:color="000000"/>
+              </w:pBdr>
+              <w:spacing w:after="100" w:before="100" w:line="240"/>
+              <w:ind w:left="100" w:right="100" w:firstLine="0" w:firstLineChars="0"/>
+            </w:pPr>
+            <w:r>
+              <w:rPr>
+                <w:rFonts w:ascii="Times New Roman" w:hAnsi="Times New Roman" w:eastAsia="Times New Roman" w:cs="Times New Roman"/>
+                <w:i w:val="false"/>
+                <w:b w:val="false"/>
+                <w:u w:val="none"/>
+                <w:sz w:val="20"/>
+                <w:szCs w:val="20"/>
+                <w:color w:val="000000"/>
+              </w:rPr>
+              <w:t xml:space="preserve">2.4e-05</w:t>
             </w:r>
           </w:p>
         </w:tc>
@@ -28792,95 +31098,95 @@
                 <w:szCs w:val="20"/>
                 <w:color w:val="000000"/>
               </w:rPr>
-              <w:t xml:space="preserve">0.45</w:t>
-            </w:r>
-          </w:p>
-        </w:tc>
-        <w:tc>
-          <w:tcPr>
-            <w:tcBorders>
-              <w:bottom w:val="none" w:sz="0" w:space="0" w:color="000000"/>
-              <w:top w:val="none" w:sz="0" w:space="0" w:color="000000"/>
-              <w:left w:val="none" w:sz="0" w:space="0" w:color="000000"/>
-              <w:right w:val="none" w:sz="0" w:space="0" w:color="000000"/>
-            </w:tcBorders>
-            <w:shd w:val="clear" w:color="auto" w:fill="FFFFFF"/>
-            <w:tcMar>
-              <w:top w:w="0" w:type="dxa"/>
-              <w:bottom w:w="0" w:type="dxa"/>
-              <w:left w:w="0" w:type="dxa"/>
-              <w:right w:w="0" w:type="dxa"/>
-            </w:tcMar>
-            <w:vAlign w:val="center"/>
-          </w:tcPr>
-          <w:p>
-            <w:pPr>
-              <w:pStyle w:val="Normal"/>
-              <w:jc w:val="center"/>
-              <w:pBdr>
-                <w:bottom w:val="none" w:sz="0" w:space="0" w:color="000000"/>
-                <w:top w:val="none" w:sz="0" w:space="0" w:color="000000"/>
-                <w:left w:val="none" w:sz="0" w:space="0" w:color="000000"/>
-                <w:right w:val="none" w:sz="0" w:space="0" w:color="000000"/>
-              </w:pBdr>
-              <w:spacing w:after="100" w:before="100" w:line="240"/>
-              <w:ind w:left="100" w:right="100" w:firstLine="0" w:firstLineChars="0"/>
-            </w:pPr>
-            <w:r>
-              <w:rPr>
-                <w:rFonts w:ascii="Times New Roman" w:hAnsi="Times New Roman" w:eastAsia="Times New Roman" w:cs="Times New Roman"/>
-                <w:i w:val="false"/>
-                <w:b w:val="false"/>
-                <w:u w:val="none"/>
-                <w:sz w:val="20"/>
-                <w:szCs w:val="20"/>
-                <w:color w:val="000000"/>
-              </w:rPr>
-              <w:t xml:space="preserve">32</w:t>
-            </w:r>
-          </w:p>
-        </w:tc>
-        <w:tc>
-          <w:tcPr>
-            <w:tcBorders>
-              <w:bottom w:val="none" w:sz="0" w:space="0" w:color="000000"/>
-              <w:top w:val="none" w:sz="0" w:space="0" w:color="000000"/>
-              <w:left w:val="none" w:sz="0" w:space="0" w:color="000000"/>
-              <w:right w:val="none" w:sz="0" w:space="0" w:color="000000"/>
-            </w:tcBorders>
-            <w:shd w:val="clear" w:color="auto" w:fill="FFFFFF"/>
-            <w:tcMar>
-              <w:top w:w="0" w:type="dxa"/>
-              <w:bottom w:w="0" w:type="dxa"/>
-              <w:left w:w="0" w:type="dxa"/>
-              <w:right w:w="0" w:type="dxa"/>
-            </w:tcMar>
-            <w:vAlign w:val="center"/>
-          </w:tcPr>
-          <w:p>
-            <w:pPr>
-              <w:pStyle w:val="Normal"/>
-              <w:jc w:val="center"/>
-              <w:pBdr>
-                <w:bottom w:val="none" w:sz="0" w:space="0" w:color="000000"/>
-                <w:top w:val="none" w:sz="0" w:space="0" w:color="000000"/>
-                <w:left w:val="none" w:sz="0" w:space="0" w:color="000000"/>
-                <w:right w:val="none" w:sz="0" w:space="0" w:color="000000"/>
-              </w:pBdr>
-              <w:spacing w:after="100" w:before="100" w:line="240"/>
-              <w:ind w:left="100" w:right="100" w:firstLine="0" w:firstLineChars="0"/>
-            </w:pPr>
-            <w:r>
-              <w:rPr>
-                <w:rFonts w:ascii="Times New Roman" w:hAnsi="Times New Roman" w:eastAsia="Times New Roman" w:cs="Times New Roman"/>
-                <w:i w:val="false"/>
-                <w:b w:val="false"/>
-                <w:u w:val="none"/>
-                <w:sz w:val="20"/>
-                <w:szCs w:val="20"/>
-                <w:color w:val="000000"/>
-              </w:rPr>
-              <w:t xml:space="preserve">1972-2024</w:t>
+              <w:t xml:space="preserve">0.65</w:t>
+            </w:r>
+          </w:p>
+        </w:tc>
+        <w:tc>
+          <w:tcPr>
+            <w:tcBorders>
+              <w:bottom w:val="none" w:sz="0" w:space="0" w:color="000000"/>
+              <w:top w:val="none" w:sz="0" w:space="0" w:color="000000"/>
+              <w:left w:val="none" w:sz="0" w:space="0" w:color="000000"/>
+              <w:right w:val="none" w:sz="0" w:space="0" w:color="000000"/>
+            </w:tcBorders>
+            <w:shd w:val="clear" w:color="auto" w:fill="FFFFFF"/>
+            <w:tcMar>
+              <w:top w:w="0" w:type="dxa"/>
+              <w:bottom w:w="0" w:type="dxa"/>
+              <w:left w:w="0" w:type="dxa"/>
+              <w:right w:w="0" w:type="dxa"/>
+            </w:tcMar>
+            <w:vAlign w:val="center"/>
+          </w:tcPr>
+          <w:p>
+            <w:pPr>
+              <w:pStyle w:val="Normal"/>
+              <w:jc w:val="center"/>
+              <w:pBdr>
+                <w:bottom w:val="none" w:sz="0" w:space="0" w:color="000000"/>
+                <w:top w:val="none" w:sz="0" w:space="0" w:color="000000"/>
+                <w:left w:val="none" w:sz="0" w:space="0" w:color="000000"/>
+                <w:right w:val="none" w:sz="0" w:space="0" w:color="000000"/>
+              </w:pBdr>
+              <w:spacing w:after="100" w:before="100" w:line="240"/>
+              <w:ind w:left="100" w:right="100" w:firstLine="0" w:firstLineChars="0"/>
+            </w:pPr>
+            <w:r>
+              <w:rPr>
+                <w:rFonts w:ascii="Times New Roman" w:hAnsi="Times New Roman" w:eastAsia="Times New Roman" w:cs="Times New Roman"/>
+                <w:i w:val="false"/>
+                <w:b w:val="false"/>
+                <w:u w:val="none"/>
+                <w:sz w:val="20"/>
+                <w:szCs w:val="20"/>
+                <w:color w:val="000000"/>
+              </w:rPr>
+              <w:t xml:space="preserve">30</w:t>
+            </w:r>
+          </w:p>
+        </w:tc>
+        <w:tc>
+          <w:tcPr>
+            <w:tcBorders>
+              <w:bottom w:val="none" w:sz="0" w:space="0" w:color="000000"/>
+              <w:top w:val="none" w:sz="0" w:space="0" w:color="000000"/>
+              <w:left w:val="none" w:sz="0" w:space="0" w:color="000000"/>
+              <w:right w:val="none" w:sz="0" w:space="0" w:color="000000"/>
+            </w:tcBorders>
+            <w:shd w:val="clear" w:color="auto" w:fill="FFFFFF"/>
+            <w:tcMar>
+              <w:top w:w="0" w:type="dxa"/>
+              <w:bottom w:w="0" w:type="dxa"/>
+              <w:left w:w="0" w:type="dxa"/>
+              <w:right w:w="0" w:type="dxa"/>
+            </w:tcMar>
+            <w:vAlign w:val="center"/>
+          </w:tcPr>
+          <w:p>
+            <w:pPr>
+              <w:pStyle w:val="Normal"/>
+              <w:jc w:val="center"/>
+              <w:pBdr>
+                <w:bottom w:val="none" w:sz="0" w:space="0" w:color="000000"/>
+                <w:top w:val="none" w:sz="0" w:space="0" w:color="000000"/>
+                <w:left w:val="none" w:sz="0" w:space="0" w:color="000000"/>
+                <w:right w:val="none" w:sz="0" w:space="0" w:color="000000"/>
+              </w:pBdr>
+              <w:spacing w:after="100" w:before="100" w:line="240"/>
+              <w:ind w:left="100" w:right="100" w:firstLine="0" w:firstLineChars="0"/>
+            </w:pPr>
+            <w:r>
+              <w:rPr>
+                <w:rFonts w:ascii="Times New Roman" w:hAnsi="Times New Roman" w:eastAsia="Times New Roman" w:cs="Times New Roman"/>
+                <w:i w:val="false"/>
+                <w:b w:val="false"/>
+                <w:u w:val="none"/>
+                <w:sz w:val="20"/>
+                <w:szCs w:val="20"/>
+                <w:color w:val="000000"/>
+              </w:rPr>
+              <w:t xml:space="preserve">1996-2025</w:t>
             </w:r>
           </w:p>
         </w:tc>
@@ -28930,7 +31236,7 @@
                 <w:szCs w:val="20"/>
                 <w:color w:val="000000"/>
               </w:rPr>
-              <w:t xml:space="preserve">CPS</w:t>
+              <w:t xml:space="preserve">NHANES</w:t>
             </w:r>
           </w:p>
         </w:tc>
@@ -29018,227 +31324,227 @@
                 <w:szCs w:val="20"/>
                 <w:color w:val="000000"/>
               </w:rPr>
-              <w:t xml:space="preserve">1.70e-04</w:t>
-            </w:r>
-          </w:p>
-        </w:tc>
-        <w:tc>
-          <w:tcPr>
-            <w:tcBorders>
-              <w:bottom w:val="none" w:sz="0" w:space="0" w:color="000000"/>
-              <w:top w:val="none" w:sz="0" w:space="0" w:color="000000"/>
-              <w:left w:val="none" w:sz="0" w:space="0" w:color="000000"/>
-              <w:right w:val="none" w:sz="0" w:space="0" w:color="000000"/>
-            </w:tcBorders>
-            <w:shd w:val="clear" w:color="auto" w:fill="FFFFFF"/>
-            <w:tcMar>
-              <w:top w:w="0" w:type="dxa"/>
-              <w:bottom w:w="0" w:type="dxa"/>
-              <w:left w:w="0" w:type="dxa"/>
-              <w:right w:w="0" w:type="dxa"/>
-            </w:tcMar>
-            <w:vAlign w:val="center"/>
-          </w:tcPr>
-          <w:p>
-            <w:pPr>
-              <w:pStyle w:val="Normal"/>
-              <w:jc w:val="center"/>
-              <w:pBdr>
-                <w:bottom w:val="none" w:sz="0" w:space="0" w:color="000000"/>
-                <w:top w:val="none" w:sz="0" w:space="0" w:color="000000"/>
-                <w:left w:val="none" w:sz="0" w:space="0" w:color="000000"/>
-                <w:right w:val="none" w:sz="0" w:space="0" w:color="000000"/>
-              </w:pBdr>
-              <w:spacing w:after="100" w:before="100" w:line="240"/>
-              <w:ind w:left="100" w:right="100" w:firstLine="0" w:firstLineChars="0"/>
-            </w:pPr>
-            <w:r>
-              <w:rPr>
-                <w:rFonts w:ascii="Times New Roman" w:hAnsi="Times New Roman" w:eastAsia="Times New Roman" w:cs="Times New Roman"/>
-                <w:i w:val="false"/>
-                <w:b w:val="false"/>
-                <w:u w:val="none"/>
-                <w:sz w:val="20"/>
-                <w:szCs w:val="20"/>
-                <w:color w:val="000000"/>
-              </w:rPr>
-              <w:t xml:space="preserve">2.4e-05</w:t>
-            </w:r>
-          </w:p>
-        </w:tc>
-        <w:tc>
-          <w:tcPr>
-            <w:tcBorders>
-              <w:bottom w:val="none" w:sz="0" w:space="0" w:color="000000"/>
-              <w:top w:val="none" w:sz="0" w:space="0" w:color="000000"/>
-              <w:left w:val="none" w:sz="0" w:space="0" w:color="000000"/>
-              <w:right w:val="none" w:sz="0" w:space="0" w:color="000000"/>
-            </w:tcBorders>
-            <w:shd w:val="clear" w:color="auto" w:fill="FFFFFF"/>
-            <w:tcMar>
-              <w:top w:w="0" w:type="dxa"/>
-              <w:bottom w:w="0" w:type="dxa"/>
-              <w:left w:w="0" w:type="dxa"/>
-              <w:right w:w="0" w:type="dxa"/>
-            </w:tcMar>
-            <w:vAlign w:val="center"/>
-          </w:tcPr>
-          <w:p>
-            <w:pPr>
-              <w:pStyle w:val="Normal"/>
-              <w:jc w:val="center"/>
-              <w:pBdr>
-                <w:bottom w:val="none" w:sz="0" w:space="0" w:color="000000"/>
-                <w:top w:val="none" w:sz="0" w:space="0" w:color="000000"/>
-                <w:left w:val="none" w:sz="0" w:space="0" w:color="000000"/>
-                <w:right w:val="none" w:sz="0" w:space="0" w:color="000000"/>
-              </w:pBdr>
-              <w:spacing w:after="100" w:before="100" w:line="240"/>
-              <w:ind w:left="100" w:right="100" w:firstLine="0" w:firstLineChars="0"/>
-            </w:pPr>
-            <w:r>
-              <w:rPr>
-                <w:rFonts w:ascii="Times New Roman" w:hAnsi="Times New Roman" w:eastAsia="Times New Roman" w:cs="Times New Roman"/>
-                <w:i w:val="false"/>
-                <w:b w:val="false"/>
-                <w:u w:val="none"/>
-                <w:sz w:val="20"/>
-                <w:szCs w:val="20"/>
-                <w:color w:val="000000"/>
-              </w:rPr>
-              <w:t xml:space="preserve">&lt;0.001</w:t>
-            </w:r>
-          </w:p>
-        </w:tc>
-        <w:tc>
-          <w:tcPr>
-            <w:tcBorders>
-              <w:bottom w:val="none" w:sz="0" w:space="0" w:color="000000"/>
-              <w:top w:val="none" w:sz="0" w:space="0" w:color="000000"/>
-              <w:left w:val="none" w:sz="0" w:space="0" w:color="000000"/>
-              <w:right w:val="none" w:sz="0" w:space="0" w:color="000000"/>
-            </w:tcBorders>
-            <w:shd w:val="clear" w:color="auto" w:fill="FFFFFF"/>
-            <w:tcMar>
-              <w:top w:w="0" w:type="dxa"/>
-              <w:bottom w:w="0" w:type="dxa"/>
-              <w:left w:w="0" w:type="dxa"/>
-              <w:right w:w="0" w:type="dxa"/>
-            </w:tcMar>
-            <w:vAlign w:val="center"/>
-          </w:tcPr>
-          <w:p>
-            <w:pPr>
-              <w:pStyle w:val="Normal"/>
-              <w:jc w:val="center"/>
-              <w:pBdr>
-                <w:bottom w:val="none" w:sz="0" w:space="0" w:color="000000"/>
-                <w:top w:val="none" w:sz="0" w:space="0" w:color="000000"/>
-                <w:left w:val="none" w:sz="0" w:space="0" w:color="000000"/>
-                <w:right w:val="none" w:sz="0" w:space="0" w:color="000000"/>
-              </w:pBdr>
-              <w:spacing w:after="100" w:before="100" w:line="240"/>
-              <w:ind w:left="100" w:right="100" w:firstLine="0" w:firstLineChars="0"/>
-            </w:pPr>
-            <w:r>
-              <w:rPr>
-                <w:rFonts w:ascii="Times New Roman" w:hAnsi="Times New Roman" w:eastAsia="Times New Roman" w:cs="Times New Roman"/>
-                <w:i w:val="false"/>
-                <w:b w:val="false"/>
-                <w:u w:val="none"/>
-                <w:sz w:val="20"/>
-                <w:szCs w:val="20"/>
-                <w:color w:val="000000"/>
-              </w:rPr>
-              <w:t xml:space="preserve">0.65</w:t>
-            </w:r>
-          </w:p>
-        </w:tc>
-        <w:tc>
-          <w:tcPr>
-            <w:tcBorders>
-              <w:bottom w:val="none" w:sz="0" w:space="0" w:color="000000"/>
-              <w:top w:val="none" w:sz="0" w:space="0" w:color="000000"/>
-              <w:left w:val="none" w:sz="0" w:space="0" w:color="000000"/>
-              <w:right w:val="none" w:sz="0" w:space="0" w:color="000000"/>
-            </w:tcBorders>
-            <w:shd w:val="clear" w:color="auto" w:fill="FFFFFF"/>
-            <w:tcMar>
-              <w:top w:w="0" w:type="dxa"/>
-              <w:bottom w:w="0" w:type="dxa"/>
-              <w:left w:w="0" w:type="dxa"/>
-              <w:right w:w="0" w:type="dxa"/>
-            </w:tcMar>
-            <w:vAlign w:val="center"/>
-          </w:tcPr>
-          <w:p>
-            <w:pPr>
-              <w:pStyle w:val="Normal"/>
-              <w:jc w:val="center"/>
-              <w:pBdr>
-                <w:bottom w:val="none" w:sz="0" w:space="0" w:color="000000"/>
-                <w:top w:val="none" w:sz="0" w:space="0" w:color="000000"/>
-                <w:left w:val="none" w:sz="0" w:space="0" w:color="000000"/>
-                <w:right w:val="none" w:sz="0" w:space="0" w:color="000000"/>
-              </w:pBdr>
-              <w:spacing w:after="100" w:before="100" w:line="240"/>
-              <w:ind w:left="100" w:right="100" w:firstLine="0" w:firstLineChars="0"/>
-            </w:pPr>
-            <w:r>
-              <w:rPr>
-                <w:rFonts w:ascii="Times New Roman" w:hAnsi="Times New Roman" w:eastAsia="Times New Roman" w:cs="Times New Roman"/>
-                <w:i w:val="false"/>
-                <w:b w:val="false"/>
-                <w:u w:val="none"/>
-                <w:sz w:val="20"/>
-                <w:szCs w:val="20"/>
-                <w:color w:val="000000"/>
-              </w:rPr>
-              <w:t xml:space="preserve">30</w:t>
-            </w:r>
-          </w:p>
-        </w:tc>
-        <w:tc>
-          <w:tcPr>
-            <w:tcBorders>
-              <w:bottom w:val="none" w:sz="0" w:space="0" w:color="000000"/>
-              <w:top w:val="none" w:sz="0" w:space="0" w:color="000000"/>
-              <w:left w:val="none" w:sz="0" w:space="0" w:color="000000"/>
-              <w:right w:val="none" w:sz="0" w:space="0" w:color="000000"/>
-            </w:tcBorders>
-            <w:shd w:val="clear" w:color="auto" w:fill="FFFFFF"/>
-            <w:tcMar>
-              <w:top w:w="0" w:type="dxa"/>
-              <w:bottom w:w="0" w:type="dxa"/>
-              <w:left w:w="0" w:type="dxa"/>
-              <w:right w:w="0" w:type="dxa"/>
-            </w:tcMar>
-            <w:vAlign w:val="center"/>
-          </w:tcPr>
-          <w:p>
-            <w:pPr>
-              <w:pStyle w:val="Normal"/>
-              <w:jc w:val="center"/>
-              <w:pBdr>
-                <w:bottom w:val="none" w:sz="0" w:space="0" w:color="000000"/>
-                <w:top w:val="none" w:sz="0" w:space="0" w:color="000000"/>
-                <w:left w:val="none" w:sz="0" w:space="0" w:color="000000"/>
-                <w:right w:val="none" w:sz="0" w:space="0" w:color="000000"/>
-              </w:pBdr>
-              <w:spacing w:after="100" w:before="100" w:line="240"/>
-              <w:ind w:left="100" w:right="100" w:firstLine="0" w:firstLineChars="0"/>
-            </w:pPr>
-            <w:r>
-              <w:rPr>
-                <w:rFonts w:ascii="Times New Roman" w:hAnsi="Times New Roman" w:eastAsia="Times New Roman" w:cs="Times New Roman"/>
-                <w:i w:val="false"/>
-                <w:b w:val="false"/>
-                <w:u w:val="none"/>
-                <w:sz w:val="20"/>
-                <w:szCs w:val="20"/>
-                <w:color w:val="000000"/>
-              </w:rPr>
-              <w:t xml:space="preserve">1996-2025</w:t>
+              <w:t xml:space="preserve">4.06e-05</w:t>
+            </w:r>
+          </w:p>
+        </w:tc>
+        <w:tc>
+          <w:tcPr>
+            <w:tcBorders>
+              <w:bottom w:val="none" w:sz="0" w:space="0" w:color="000000"/>
+              <w:top w:val="none" w:sz="0" w:space="0" w:color="000000"/>
+              <w:left w:val="none" w:sz="0" w:space="0" w:color="000000"/>
+              <w:right w:val="none" w:sz="0" w:space="0" w:color="000000"/>
+            </w:tcBorders>
+            <w:shd w:val="clear" w:color="auto" w:fill="FFFFFF"/>
+            <w:tcMar>
+              <w:top w:w="0" w:type="dxa"/>
+              <w:bottom w:w="0" w:type="dxa"/>
+              <w:left w:w="0" w:type="dxa"/>
+              <w:right w:w="0" w:type="dxa"/>
+            </w:tcMar>
+            <w:vAlign w:val="center"/>
+          </w:tcPr>
+          <w:p>
+            <w:pPr>
+              <w:pStyle w:val="Normal"/>
+              <w:jc w:val="center"/>
+              <w:pBdr>
+                <w:bottom w:val="none" w:sz="0" w:space="0" w:color="000000"/>
+                <w:top w:val="none" w:sz="0" w:space="0" w:color="000000"/>
+                <w:left w:val="none" w:sz="0" w:space="0" w:color="000000"/>
+                <w:right w:val="none" w:sz="0" w:space="0" w:color="000000"/>
+              </w:pBdr>
+              <w:spacing w:after="100" w:before="100" w:line="240"/>
+              <w:ind w:left="100" w:right="100" w:firstLine="0" w:firstLineChars="0"/>
+            </w:pPr>
+            <w:r>
+              <w:rPr>
+                <w:rFonts w:ascii="Times New Roman" w:hAnsi="Times New Roman" w:eastAsia="Times New Roman" w:cs="Times New Roman"/>
+                <w:i w:val="false"/>
+                <w:b w:val="false"/>
+                <w:u w:val="none"/>
+                <w:sz w:val="20"/>
+                <w:szCs w:val="20"/>
+                <w:color w:val="000000"/>
+              </w:rPr>
+              <w:t xml:space="preserve">2.0e-04</w:t>
+            </w:r>
+          </w:p>
+        </w:tc>
+        <w:tc>
+          <w:tcPr>
+            <w:tcBorders>
+              <w:bottom w:val="none" w:sz="0" w:space="0" w:color="000000"/>
+              <w:top w:val="none" w:sz="0" w:space="0" w:color="000000"/>
+              <w:left w:val="none" w:sz="0" w:space="0" w:color="000000"/>
+              <w:right w:val="none" w:sz="0" w:space="0" w:color="000000"/>
+            </w:tcBorders>
+            <w:shd w:val="clear" w:color="auto" w:fill="FFFFFF"/>
+            <w:tcMar>
+              <w:top w:w="0" w:type="dxa"/>
+              <w:bottom w:w="0" w:type="dxa"/>
+              <w:left w:w="0" w:type="dxa"/>
+              <w:right w:w="0" w:type="dxa"/>
+            </w:tcMar>
+            <w:vAlign w:val="center"/>
+          </w:tcPr>
+          <w:p>
+            <w:pPr>
+              <w:pStyle w:val="Normal"/>
+              <w:jc w:val="center"/>
+              <w:pBdr>
+                <w:bottom w:val="none" w:sz="0" w:space="0" w:color="000000"/>
+                <w:top w:val="none" w:sz="0" w:space="0" w:color="000000"/>
+                <w:left w:val="none" w:sz="0" w:space="0" w:color="000000"/>
+                <w:right w:val="none" w:sz="0" w:space="0" w:color="000000"/>
+              </w:pBdr>
+              <w:spacing w:after="100" w:before="100" w:line="240"/>
+              <w:ind w:left="100" w:right="100" w:firstLine="0" w:firstLineChars="0"/>
+            </w:pPr>
+            <w:r>
+              <w:rPr>
+                <w:rFonts w:ascii="Times New Roman" w:hAnsi="Times New Roman" w:eastAsia="Times New Roman" w:cs="Times New Roman"/>
+                <w:i w:val="false"/>
+                <w:b w:val="false"/>
+                <w:u w:val="none"/>
+                <w:sz w:val="20"/>
+                <w:szCs w:val="20"/>
+                <w:color w:val="000000"/>
+              </w:rPr>
+              <w:t xml:space="preserve">0.845</w:t>
+            </w:r>
+          </w:p>
+        </w:tc>
+        <w:tc>
+          <w:tcPr>
+            <w:tcBorders>
+              <w:bottom w:val="none" w:sz="0" w:space="0" w:color="000000"/>
+              <w:top w:val="none" w:sz="0" w:space="0" w:color="000000"/>
+              <w:left w:val="none" w:sz="0" w:space="0" w:color="000000"/>
+              <w:right w:val="none" w:sz="0" w:space="0" w:color="000000"/>
+            </w:tcBorders>
+            <w:shd w:val="clear" w:color="auto" w:fill="FFFFFF"/>
+            <w:tcMar>
+              <w:top w:w="0" w:type="dxa"/>
+              <w:bottom w:w="0" w:type="dxa"/>
+              <w:left w:w="0" w:type="dxa"/>
+              <w:right w:w="0" w:type="dxa"/>
+            </w:tcMar>
+            <w:vAlign w:val="center"/>
+          </w:tcPr>
+          <w:p>
+            <w:pPr>
+              <w:pStyle w:val="Normal"/>
+              <w:jc w:val="center"/>
+              <w:pBdr>
+                <w:bottom w:val="none" w:sz="0" w:space="0" w:color="000000"/>
+                <w:top w:val="none" w:sz="0" w:space="0" w:color="000000"/>
+                <w:left w:val="none" w:sz="0" w:space="0" w:color="000000"/>
+                <w:right w:val="none" w:sz="0" w:space="0" w:color="000000"/>
+              </w:pBdr>
+              <w:spacing w:after="100" w:before="100" w:line="240"/>
+              <w:ind w:left="100" w:right="100" w:firstLine="0" w:firstLineChars="0"/>
+            </w:pPr>
+            <w:r>
+              <w:rPr>
+                <w:rFonts w:ascii="Times New Roman" w:hAnsi="Times New Roman" w:eastAsia="Times New Roman" w:cs="Times New Roman"/>
+                <w:i w:val="false"/>
+                <w:b w:val="false"/>
+                <w:u w:val="none"/>
+                <w:sz w:val="20"/>
+                <w:szCs w:val="20"/>
+                <w:color w:val="000000"/>
+              </w:rPr>
+              <w:t xml:space="preserve">0.00</w:t>
+            </w:r>
+          </w:p>
+        </w:tc>
+        <w:tc>
+          <w:tcPr>
+            <w:tcBorders>
+              <w:bottom w:val="none" w:sz="0" w:space="0" w:color="000000"/>
+              <w:top w:val="none" w:sz="0" w:space="0" w:color="000000"/>
+              <w:left w:val="none" w:sz="0" w:space="0" w:color="000000"/>
+              <w:right w:val="none" w:sz="0" w:space="0" w:color="000000"/>
+            </w:tcBorders>
+            <w:shd w:val="clear" w:color="auto" w:fill="FFFFFF"/>
+            <w:tcMar>
+              <w:top w:w="0" w:type="dxa"/>
+              <w:bottom w:w="0" w:type="dxa"/>
+              <w:left w:w="0" w:type="dxa"/>
+              <w:right w:w="0" w:type="dxa"/>
+            </w:tcMar>
+            <w:vAlign w:val="center"/>
+          </w:tcPr>
+          <w:p>
+            <w:pPr>
+              <w:pStyle w:val="Normal"/>
+              <w:jc w:val="center"/>
+              <w:pBdr>
+                <w:bottom w:val="none" w:sz="0" w:space="0" w:color="000000"/>
+                <w:top w:val="none" w:sz="0" w:space="0" w:color="000000"/>
+                <w:left w:val="none" w:sz="0" w:space="0" w:color="000000"/>
+                <w:right w:val="none" w:sz="0" w:space="0" w:color="000000"/>
+              </w:pBdr>
+              <w:spacing w:after="100" w:before="100" w:line="240"/>
+              <w:ind w:left="100" w:right="100" w:firstLine="0" w:firstLineChars="0"/>
+            </w:pPr>
+            <w:r>
+              <w:rPr>
+                <w:rFonts w:ascii="Times New Roman" w:hAnsi="Times New Roman" w:eastAsia="Times New Roman" w:cs="Times New Roman"/>
+                <w:i w:val="false"/>
+                <w:b w:val="false"/>
+                <w:u w:val="none"/>
+                <w:sz w:val="20"/>
+                <w:szCs w:val="20"/>
+                <w:color w:val="000000"/>
+              </w:rPr>
+              <w:t xml:space="preserve">12</w:t>
+            </w:r>
+          </w:p>
+        </w:tc>
+        <w:tc>
+          <w:tcPr>
+            <w:tcBorders>
+              <w:bottom w:val="none" w:sz="0" w:space="0" w:color="000000"/>
+              <w:top w:val="none" w:sz="0" w:space="0" w:color="000000"/>
+              <w:left w:val="none" w:sz="0" w:space="0" w:color="000000"/>
+              <w:right w:val="none" w:sz="0" w:space="0" w:color="000000"/>
+            </w:tcBorders>
+            <w:shd w:val="clear" w:color="auto" w:fill="FFFFFF"/>
+            <w:tcMar>
+              <w:top w:w="0" w:type="dxa"/>
+              <w:bottom w:w="0" w:type="dxa"/>
+              <w:left w:w="0" w:type="dxa"/>
+              <w:right w:w="0" w:type="dxa"/>
+            </w:tcMar>
+            <w:vAlign w:val="center"/>
+          </w:tcPr>
+          <w:p>
+            <w:pPr>
+              <w:pStyle w:val="Normal"/>
+              <w:jc w:val="center"/>
+              <w:pBdr>
+                <w:bottom w:val="none" w:sz="0" w:space="0" w:color="000000"/>
+                <w:top w:val="none" w:sz="0" w:space="0" w:color="000000"/>
+                <w:left w:val="none" w:sz="0" w:space="0" w:color="000000"/>
+                <w:right w:val="none" w:sz="0" w:space="0" w:color="000000"/>
+              </w:pBdr>
+              <w:spacing w:after="100" w:before="100" w:line="240"/>
+              <w:ind w:left="100" w:right="100" w:firstLine="0" w:firstLineChars="0"/>
+            </w:pPr>
+            <w:r>
+              <w:rPr>
+                <w:rFonts w:ascii="Times New Roman" w:hAnsi="Times New Roman" w:eastAsia="Times New Roman" w:cs="Times New Roman"/>
+                <w:i w:val="false"/>
+                <w:b w:val="false"/>
+                <w:u w:val="none"/>
+                <w:sz w:val="20"/>
+                <w:szCs w:val="20"/>
+                <w:color w:val="000000"/>
+              </w:rPr>
+              <w:t xml:space="preserve">1999.5-2022</w:t>
             </w:r>
           </w:p>
         </w:tc>
@@ -29288,7 +31594,7 @@
                 <w:szCs w:val="20"/>
                 <w:color w:val="000000"/>
               </w:rPr>
-              <w:t xml:space="preserve">NHANES</w:t>
+              <w:t xml:space="preserve">GSS</w:t>
             </w:r>
           </w:p>
         </w:tc>
@@ -29376,227 +31682,227 @@
                 <w:szCs w:val="20"/>
                 <w:color w:val="000000"/>
               </w:rPr>
-              <w:t xml:space="preserve">4.06e-05</w:t>
-            </w:r>
-          </w:p>
-        </w:tc>
-        <w:tc>
-          <w:tcPr>
-            <w:tcBorders>
-              <w:bottom w:val="none" w:sz="0" w:space="0" w:color="000000"/>
-              <w:top w:val="none" w:sz="0" w:space="0" w:color="000000"/>
-              <w:left w:val="none" w:sz="0" w:space="0" w:color="000000"/>
-              <w:right w:val="none" w:sz="0" w:space="0" w:color="000000"/>
-            </w:tcBorders>
-            <w:shd w:val="clear" w:color="auto" w:fill="FFFFFF"/>
-            <w:tcMar>
-              <w:top w:w="0" w:type="dxa"/>
-              <w:bottom w:w="0" w:type="dxa"/>
-              <w:left w:w="0" w:type="dxa"/>
-              <w:right w:w="0" w:type="dxa"/>
-            </w:tcMar>
-            <w:vAlign w:val="center"/>
-          </w:tcPr>
-          <w:p>
-            <w:pPr>
-              <w:pStyle w:val="Normal"/>
-              <w:jc w:val="center"/>
-              <w:pBdr>
-                <w:bottom w:val="none" w:sz="0" w:space="0" w:color="000000"/>
-                <w:top w:val="none" w:sz="0" w:space="0" w:color="000000"/>
-                <w:left w:val="none" w:sz="0" w:space="0" w:color="000000"/>
-                <w:right w:val="none" w:sz="0" w:space="0" w:color="000000"/>
-              </w:pBdr>
-              <w:spacing w:after="100" w:before="100" w:line="240"/>
-              <w:ind w:left="100" w:right="100" w:firstLine="0" w:firstLineChars="0"/>
-            </w:pPr>
-            <w:r>
-              <w:rPr>
-                <w:rFonts w:ascii="Times New Roman" w:hAnsi="Times New Roman" w:eastAsia="Times New Roman" w:cs="Times New Roman"/>
-                <w:i w:val="false"/>
-                <w:b w:val="false"/>
-                <w:u w:val="none"/>
-                <w:sz w:val="20"/>
-                <w:szCs w:val="20"/>
-                <w:color w:val="000000"/>
-              </w:rPr>
-              <w:t xml:space="preserve">2.0e-04</w:t>
-            </w:r>
-          </w:p>
-        </w:tc>
-        <w:tc>
-          <w:tcPr>
-            <w:tcBorders>
-              <w:bottom w:val="none" w:sz="0" w:space="0" w:color="000000"/>
-              <w:top w:val="none" w:sz="0" w:space="0" w:color="000000"/>
-              <w:left w:val="none" w:sz="0" w:space="0" w:color="000000"/>
-              <w:right w:val="none" w:sz="0" w:space="0" w:color="000000"/>
-            </w:tcBorders>
-            <w:shd w:val="clear" w:color="auto" w:fill="FFFFFF"/>
-            <w:tcMar>
-              <w:top w:w="0" w:type="dxa"/>
-              <w:bottom w:w="0" w:type="dxa"/>
-              <w:left w:w="0" w:type="dxa"/>
-              <w:right w:w="0" w:type="dxa"/>
-            </w:tcMar>
-            <w:vAlign w:val="center"/>
-          </w:tcPr>
-          <w:p>
-            <w:pPr>
-              <w:pStyle w:val="Normal"/>
-              <w:jc w:val="center"/>
-              <w:pBdr>
-                <w:bottom w:val="none" w:sz="0" w:space="0" w:color="000000"/>
-                <w:top w:val="none" w:sz="0" w:space="0" w:color="000000"/>
-                <w:left w:val="none" w:sz="0" w:space="0" w:color="000000"/>
-                <w:right w:val="none" w:sz="0" w:space="0" w:color="000000"/>
-              </w:pBdr>
-              <w:spacing w:after="100" w:before="100" w:line="240"/>
-              <w:ind w:left="100" w:right="100" w:firstLine="0" w:firstLineChars="0"/>
-            </w:pPr>
-            <w:r>
-              <w:rPr>
-                <w:rFonts w:ascii="Times New Roman" w:hAnsi="Times New Roman" w:eastAsia="Times New Roman" w:cs="Times New Roman"/>
-                <w:i w:val="false"/>
-                <w:b w:val="false"/>
-                <w:u w:val="none"/>
-                <w:sz w:val="20"/>
-                <w:szCs w:val="20"/>
-                <w:color w:val="000000"/>
-              </w:rPr>
-              <w:t xml:space="preserve">0.845</w:t>
-            </w:r>
-          </w:p>
-        </w:tc>
-        <w:tc>
-          <w:tcPr>
-            <w:tcBorders>
-              <w:bottom w:val="none" w:sz="0" w:space="0" w:color="000000"/>
-              <w:top w:val="none" w:sz="0" w:space="0" w:color="000000"/>
-              <w:left w:val="none" w:sz="0" w:space="0" w:color="000000"/>
-              <w:right w:val="none" w:sz="0" w:space="0" w:color="000000"/>
-            </w:tcBorders>
-            <w:shd w:val="clear" w:color="auto" w:fill="FFFFFF"/>
-            <w:tcMar>
-              <w:top w:w="0" w:type="dxa"/>
-              <w:bottom w:w="0" w:type="dxa"/>
-              <w:left w:w="0" w:type="dxa"/>
-              <w:right w:w="0" w:type="dxa"/>
-            </w:tcMar>
-            <w:vAlign w:val="center"/>
-          </w:tcPr>
-          <w:p>
-            <w:pPr>
-              <w:pStyle w:val="Normal"/>
-              <w:jc w:val="center"/>
-              <w:pBdr>
-                <w:bottom w:val="none" w:sz="0" w:space="0" w:color="000000"/>
-                <w:top w:val="none" w:sz="0" w:space="0" w:color="000000"/>
-                <w:left w:val="none" w:sz="0" w:space="0" w:color="000000"/>
-                <w:right w:val="none" w:sz="0" w:space="0" w:color="000000"/>
-              </w:pBdr>
-              <w:spacing w:after="100" w:before="100" w:line="240"/>
-              <w:ind w:left="100" w:right="100" w:firstLine="0" w:firstLineChars="0"/>
-            </w:pPr>
-            <w:r>
-              <w:rPr>
-                <w:rFonts w:ascii="Times New Roman" w:hAnsi="Times New Roman" w:eastAsia="Times New Roman" w:cs="Times New Roman"/>
-                <w:i w:val="false"/>
-                <w:b w:val="false"/>
-                <w:u w:val="none"/>
-                <w:sz w:val="20"/>
-                <w:szCs w:val="20"/>
-                <w:color w:val="000000"/>
-              </w:rPr>
-              <w:t xml:space="preserve">0.00</w:t>
-            </w:r>
-          </w:p>
-        </w:tc>
-        <w:tc>
-          <w:tcPr>
-            <w:tcBorders>
-              <w:bottom w:val="none" w:sz="0" w:space="0" w:color="000000"/>
-              <w:top w:val="none" w:sz="0" w:space="0" w:color="000000"/>
-              <w:left w:val="none" w:sz="0" w:space="0" w:color="000000"/>
-              <w:right w:val="none" w:sz="0" w:space="0" w:color="000000"/>
-            </w:tcBorders>
-            <w:shd w:val="clear" w:color="auto" w:fill="FFFFFF"/>
-            <w:tcMar>
-              <w:top w:w="0" w:type="dxa"/>
-              <w:bottom w:w="0" w:type="dxa"/>
-              <w:left w:w="0" w:type="dxa"/>
-              <w:right w:w="0" w:type="dxa"/>
-            </w:tcMar>
-            <w:vAlign w:val="center"/>
-          </w:tcPr>
-          <w:p>
-            <w:pPr>
-              <w:pStyle w:val="Normal"/>
-              <w:jc w:val="center"/>
-              <w:pBdr>
-                <w:bottom w:val="none" w:sz="0" w:space="0" w:color="000000"/>
-                <w:top w:val="none" w:sz="0" w:space="0" w:color="000000"/>
-                <w:left w:val="none" w:sz="0" w:space="0" w:color="000000"/>
-                <w:right w:val="none" w:sz="0" w:space="0" w:color="000000"/>
-              </w:pBdr>
-              <w:spacing w:after="100" w:before="100" w:line="240"/>
-              <w:ind w:left="100" w:right="100" w:firstLine="0" w:firstLineChars="0"/>
-            </w:pPr>
-            <w:r>
-              <w:rPr>
-                <w:rFonts w:ascii="Times New Roman" w:hAnsi="Times New Roman" w:eastAsia="Times New Roman" w:cs="Times New Roman"/>
-                <w:i w:val="false"/>
-                <w:b w:val="false"/>
-                <w:u w:val="none"/>
-                <w:sz w:val="20"/>
-                <w:szCs w:val="20"/>
-                <w:color w:val="000000"/>
-              </w:rPr>
-              <w:t xml:space="preserve">12</w:t>
-            </w:r>
-          </w:p>
-        </w:tc>
-        <w:tc>
-          <w:tcPr>
-            <w:tcBorders>
-              <w:bottom w:val="none" w:sz="0" w:space="0" w:color="000000"/>
-              <w:top w:val="none" w:sz="0" w:space="0" w:color="000000"/>
-              <w:left w:val="none" w:sz="0" w:space="0" w:color="000000"/>
-              <w:right w:val="none" w:sz="0" w:space="0" w:color="000000"/>
-            </w:tcBorders>
-            <w:shd w:val="clear" w:color="auto" w:fill="FFFFFF"/>
-            <w:tcMar>
-              <w:top w:w="0" w:type="dxa"/>
-              <w:bottom w:w="0" w:type="dxa"/>
-              <w:left w:w="0" w:type="dxa"/>
-              <w:right w:w="0" w:type="dxa"/>
-            </w:tcMar>
-            <w:vAlign w:val="center"/>
-          </w:tcPr>
-          <w:p>
-            <w:pPr>
-              <w:pStyle w:val="Normal"/>
-              <w:jc w:val="center"/>
-              <w:pBdr>
-                <w:bottom w:val="none" w:sz="0" w:space="0" w:color="000000"/>
-                <w:top w:val="none" w:sz="0" w:space="0" w:color="000000"/>
-                <w:left w:val="none" w:sz="0" w:space="0" w:color="000000"/>
-                <w:right w:val="none" w:sz="0" w:space="0" w:color="000000"/>
-              </w:pBdr>
-              <w:spacing w:after="100" w:before="100" w:line="240"/>
-              <w:ind w:left="100" w:right="100" w:firstLine="0" w:firstLineChars="0"/>
-            </w:pPr>
-            <w:r>
-              <w:rPr>
-                <w:rFonts w:ascii="Times New Roman" w:hAnsi="Times New Roman" w:eastAsia="Times New Roman" w:cs="Times New Roman"/>
-                <w:i w:val="false"/>
-                <w:b w:val="false"/>
-                <w:u w:val="none"/>
-                <w:sz w:val="20"/>
-                <w:szCs w:val="20"/>
-                <w:color w:val="000000"/>
-              </w:rPr>
-              <w:t xml:space="preserve">1999.5-2022</w:t>
+              <w:t xml:space="preserve">4.25e-05</w:t>
+            </w:r>
+          </w:p>
+        </w:tc>
+        <w:tc>
+          <w:tcPr>
+            <w:tcBorders>
+              <w:bottom w:val="none" w:sz="0" w:space="0" w:color="000000"/>
+              <w:top w:val="none" w:sz="0" w:space="0" w:color="000000"/>
+              <w:left w:val="none" w:sz="0" w:space="0" w:color="000000"/>
+              <w:right w:val="none" w:sz="0" w:space="0" w:color="000000"/>
+            </w:tcBorders>
+            <w:shd w:val="clear" w:color="auto" w:fill="FFFFFF"/>
+            <w:tcMar>
+              <w:top w:w="0" w:type="dxa"/>
+              <w:bottom w:w="0" w:type="dxa"/>
+              <w:left w:w="0" w:type="dxa"/>
+              <w:right w:w="0" w:type="dxa"/>
+            </w:tcMar>
+            <w:vAlign w:val="center"/>
+          </w:tcPr>
+          <w:p>
+            <w:pPr>
+              <w:pStyle w:val="Normal"/>
+              <w:jc w:val="center"/>
+              <w:pBdr>
+                <w:bottom w:val="none" w:sz="0" w:space="0" w:color="000000"/>
+                <w:top w:val="none" w:sz="0" w:space="0" w:color="000000"/>
+                <w:left w:val="none" w:sz="0" w:space="0" w:color="000000"/>
+                <w:right w:val="none" w:sz="0" w:space="0" w:color="000000"/>
+              </w:pBdr>
+              <w:spacing w:after="100" w:before="100" w:line="240"/>
+              <w:ind w:left="100" w:right="100" w:firstLine="0" w:firstLineChars="0"/>
+            </w:pPr>
+            <w:r>
+              <w:rPr>
+                <w:rFonts w:ascii="Times New Roman" w:hAnsi="Times New Roman" w:eastAsia="Times New Roman" w:cs="Times New Roman"/>
+                <w:i w:val="false"/>
+                <w:b w:val="false"/>
+                <w:u w:val="none"/>
+                <w:sz w:val="20"/>
+                <w:szCs w:val="20"/>
+                <w:color w:val="000000"/>
+              </w:rPr>
+              <w:t xml:space="preserve">8.7e-06</w:t>
+            </w:r>
+          </w:p>
+        </w:tc>
+        <w:tc>
+          <w:tcPr>
+            <w:tcBorders>
+              <w:bottom w:val="none" w:sz="0" w:space="0" w:color="000000"/>
+              <w:top w:val="none" w:sz="0" w:space="0" w:color="000000"/>
+              <w:left w:val="none" w:sz="0" w:space="0" w:color="000000"/>
+              <w:right w:val="none" w:sz="0" w:space="0" w:color="000000"/>
+            </w:tcBorders>
+            <w:shd w:val="clear" w:color="auto" w:fill="FFFFFF"/>
+            <w:tcMar>
+              <w:top w:w="0" w:type="dxa"/>
+              <w:bottom w:w="0" w:type="dxa"/>
+              <w:left w:w="0" w:type="dxa"/>
+              <w:right w:w="0" w:type="dxa"/>
+            </w:tcMar>
+            <w:vAlign w:val="center"/>
+          </w:tcPr>
+          <w:p>
+            <w:pPr>
+              <w:pStyle w:val="Normal"/>
+              <w:jc w:val="center"/>
+              <w:pBdr>
+                <w:bottom w:val="none" w:sz="0" w:space="0" w:color="000000"/>
+                <w:top w:val="none" w:sz="0" w:space="0" w:color="000000"/>
+                <w:left w:val="none" w:sz="0" w:space="0" w:color="000000"/>
+                <w:right w:val="none" w:sz="0" w:space="0" w:color="000000"/>
+              </w:pBdr>
+              <w:spacing w:after="100" w:before="100" w:line="240"/>
+              <w:ind w:left="100" w:right="100" w:firstLine="0" w:firstLineChars="0"/>
+            </w:pPr>
+            <w:r>
+              <w:rPr>
+                <w:rFonts w:ascii="Times New Roman" w:hAnsi="Times New Roman" w:eastAsia="Times New Roman" w:cs="Times New Roman"/>
+                <w:i w:val="false"/>
+                <w:b w:val="false"/>
+                <w:u w:val="none"/>
+                <w:sz w:val="20"/>
+                <w:szCs w:val="20"/>
+                <w:color w:val="000000"/>
+              </w:rPr>
+              <w:t xml:space="preserve">&lt;0.001</w:t>
+            </w:r>
+          </w:p>
+        </w:tc>
+        <w:tc>
+          <w:tcPr>
+            <w:tcBorders>
+              <w:bottom w:val="none" w:sz="0" w:space="0" w:color="000000"/>
+              <w:top w:val="none" w:sz="0" w:space="0" w:color="000000"/>
+              <w:left w:val="none" w:sz="0" w:space="0" w:color="000000"/>
+              <w:right w:val="none" w:sz="0" w:space="0" w:color="000000"/>
+            </w:tcBorders>
+            <w:shd w:val="clear" w:color="auto" w:fill="FFFFFF"/>
+            <w:tcMar>
+              <w:top w:w="0" w:type="dxa"/>
+              <w:bottom w:w="0" w:type="dxa"/>
+              <w:left w:w="0" w:type="dxa"/>
+              <w:right w:w="0" w:type="dxa"/>
+            </w:tcMar>
+            <w:vAlign w:val="center"/>
+          </w:tcPr>
+          <w:p>
+            <w:pPr>
+              <w:pStyle w:val="Normal"/>
+              <w:jc w:val="center"/>
+              <w:pBdr>
+                <w:bottom w:val="none" w:sz="0" w:space="0" w:color="000000"/>
+                <w:top w:val="none" w:sz="0" w:space="0" w:color="000000"/>
+                <w:left w:val="none" w:sz="0" w:space="0" w:color="000000"/>
+                <w:right w:val="none" w:sz="0" w:space="0" w:color="000000"/>
+              </w:pBdr>
+              <w:spacing w:after="100" w:before="100" w:line="240"/>
+              <w:ind w:left="100" w:right="100" w:firstLine="0" w:firstLineChars="0"/>
+            </w:pPr>
+            <w:r>
+              <w:rPr>
+                <w:rFonts w:ascii="Times New Roman" w:hAnsi="Times New Roman" w:eastAsia="Times New Roman" w:cs="Times New Roman"/>
+                <w:i w:val="false"/>
+                <w:b w:val="false"/>
+                <w:u w:val="none"/>
+                <w:sz w:val="20"/>
+                <w:szCs w:val="20"/>
+                <w:color w:val="000000"/>
+              </w:rPr>
+              <w:t xml:space="preserve">0.45</w:t>
+            </w:r>
+          </w:p>
+        </w:tc>
+        <w:tc>
+          <w:tcPr>
+            <w:tcBorders>
+              <w:bottom w:val="none" w:sz="0" w:space="0" w:color="000000"/>
+              <w:top w:val="none" w:sz="0" w:space="0" w:color="000000"/>
+              <w:left w:val="none" w:sz="0" w:space="0" w:color="000000"/>
+              <w:right w:val="none" w:sz="0" w:space="0" w:color="000000"/>
+            </w:tcBorders>
+            <w:shd w:val="clear" w:color="auto" w:fill="FFFFFF"/>
+            <w:tcMar>
+              <w:top w:w="0" w:type="dxa"/>
+              <w:bottom w:w="0" w:type="dxa"/>
+              <w:left w:w="0" w:type="dxa"/>
+              <w:right w:w="0" w:type="dxa"/>
+            </w:tcMar>
+            <w:vAlign w:val="center"/>
+          </w:tcPr>
+          <w:p>
+            <w:pPr>
+              <w:pStyle w:val="Normal"/>
+              <w:jc w:val="center"/>
+              <w:pBdr>
+                <w:bottom w:val="none" w:sz="0" w:space="0" w:color="000000"/>
+                <w:top w:val="none" w:sz="0" w:space="0" w:color="000000"/>
+                <w:left w:val="none" w:sz="0" w:space="0" w:color="000000"/>
+                <w:right w:val="none" w:sz="0" w:space="0" w:color="000000"/>
+              </w:pBdr>
+              <w:spacing w:after="100" w:before="100" w:line="240"/>
+              <w:ind w:left="100" w:right="100" w:firstLine="0" w:firstLineChars="0"/>
+            </w:pPr>
+            <w:r>
+              <w:rPr>
+                <w:rFonts w:ascii="Times New Roman" w:hAnsi="Times New Roman" w:eastAsia="Times New Roman" w:cs="Times New Roman"/>
+                <w:i w:val="false"/>
+                <w:b w:val="false"/>
+                <w:u w:val="none"/>
+                <w:sz w:val="20"/>
+                <w:szCs w:val="20"/>
+                <w:color w:val="000000"/>
+              </w:rPr>
+              <w:t xml:space="preserve">32</w:t>
+            </w:r>
+          </w:p>
+        </w:tc>
+        <w:tc>
+          <w:tcPr>
+            <w:tcBorders>
+              <w:bottom w:val="none" w:sz="0" w:space="0" w:color="000000"/>
+              <w:top w:val="none" w:sz="0" w:space="0" w:color="000000"/>
+              <w:left w:val="none" w:sz="0" w:space="0" w:color="000000"/>
+              <w:right w:val="none" w:sz="0" w:space="0" w:color="000000"/>
+            </w:tcBorders>
+            <w:shd w:val="clear" w:color="auto" w:fill="FFFFFF"/>
+            <w:tcMar>
+              <w:top w:w="0" w:type="dxa"/>
+              <w:bottom w:w="0" w:type="dxa"/>
+              <w:left w:w="0" w:type="dxa"/>
+              <w:right w:w="0" w:type="dxa"/>
+            </w:tcMar>
+            <w:vAlign w:val="center"/>
+          </w:tcPr>
+          <w:p>
+            <w:pPr>
+              <w:pStyle w:val="Normal"/>
+              <w:jc w:val="center"/>
+              <w:pBdr>
+                <w:bottom w:val="none" w:sz="0" w:space="0" w:color="000000"/>
+                <w:top w:val="none" w:sz="0" w:space="0" w:color="000000"/>
+                <w:left w:val="none" w:sz="0" w:space="0" w:color="000000"/>
+                <w:right w:val="none" w:sz="0" w:space="0" w:color="000000"/>
+              </w:pBdr>
+              <w:spacing w:after="100" w:before="100" w:line="240"/>
+              <w:ind w:left="100" w:right="100" w:firstLine="0" w:firstLineChars="0"/>
+            </w:pPr>
+            <w:r>
+              <w:rPr>
+                <w:rFonts w:ascii="Times New Roman" w:hAnsi="Times New Roman" w:eastAsia="Times New Roman" w:cs="Times New Roman"/>
+                <w:i w:val="false"/>
+                <w:b w:val="false"/>
+                <w:u w:val="none"/>
+                <w:sz w:val="20"/>
+                <w:szCs w:val="20"/>
+                <w:color w:val="000000"/>
+              </w:rPr>
+              <w:t xml:space="preserve">1972-2024</w:t>
             </w:r>
           </w:p>
         </w:tc>
@@ -30720,7 +33026,7 @@
                 <w:szCs w:val="20"/>
                 <w:color w:val="000000"/>
               </w:rPr>
-              <w:t xml:space="preserve">GSS</w:t>
+              <w:t xml:space="preserve">CPS</w:t>
             </w:r>
           </w:p>
         </w:tc>
@@ -30808,51 +33114,51 @@
                 <w:szCs w:val="20"/>
                 <w:color w:val="000000"/>
               </w:rPr>
-              <w:t xml:space="preserve">1.11e-15</w:t>
-            </w:r>
-          </w:p>
-        </w:tc>
-        <w:tc>
-          <w:tcPr>
-            <w:tcBorders>
-              <w:bottom w:val="none" w:sz="0" w:space="0" w:color="000000"/>
-              <w:top w:val="none" w:sz="0" w:space="0" w:color="000000"/>
-              <w:left w:val="none" w:sz="0" w:space="0" w:color="000000"/>
-              <w:right w:val="none" w:sz="0" w:space="0" w:color="000000"/>
-            </w:tcBorders>
-            <w:shd w:val="clear" w:color="auto" w:fill="FFFFFF"/>
-            <w:tcMar>
-              <w:top w:w="0" w:type="dxa"/>
-              <w:bottom w:w="0" w:type="dxa"/>
-              <w:left w:w="0" w:type="dxa"/>
-              <w:right w:w="0" w:type="dxa"/>
-            </w:tcMar>
-            <w:vAlign w:val="center"/>
-          </w:tcPr>
-          <w:p>
-            <w:pPr>
-              <w:pStyle w:val="Normal"/>
-              <w:jc w:val="center"/>
-              <w:pBdr>
-                <w:bottom w:val="none" w:sz="0" w:space="0" w:color="000000"/>
-                <w:top w:val="none" w:sz="0" w:space="0" w:color="000000"/>
-                <w:left w:val="none" w:sz="0" w:space="0" w:color="000000"/>
-                <w:right w:val="none" w:sz="0" w:space="0" w:color="000000"/>
-              </w:pBdr>
-              <w:spacing w:after="100" w:before="100" w:line="240"/>
-              <w:ind w:left="100" w:right="100" w:firstLine="0" w:firstLineChars="0"/>
-            </w:pPr>
-            <w:r>
-              <w:rPr>
-                <w:rFonts w:ascii="Times New Roman" w:hAnsi="Times New Roman" w:eastAsia="Times New Roman" w:cs="Times New Roman"/>
-                <w:i w:val="false"/>
-                <w:b w:val="false"/>
-                <w:u w:val="none"/>
-                <w:sz w:val="20"/>
-                <w:szCs w:val="20"/>
-                <w:color w:val="000000"/>
-              </w:rPr>
-              <w:t xml:space="preserve">2.4e-16</w:t>
+              <w:t xml:space="preserve">5.77e-04</w:t>
+            </w:r>
+          </w:p>
+        </w:tc>
+        <w:tc>
+          <w:tcPr>
+            <w:tcBorders>
+              <w:bottom w:val="none" w:sz="0" w:space="0" w:color="000000"/>
+              <w:top w:val="none" w:sz="0" w:space="0" w:color="000000"/>
+              <w:left w:val="none" w:sz="0" w:space="0" w:color="000000"/>
+              <w:right w:val="none" w:sz="0" w:space="0" w:color="000000"/>
+            </w:tcBorders>
+            <w:shd w:val="clear" w:color="auto" w:fill="FFFFFF"/>
+            <w:tcMar>
+              <w:top w:w="0" w:type="dxa"/>
+              <w:bottom w:w="0" w:type="dxa"/>
+              <w:left w:w="0" w:type="dxa"/>
+              <w:right w:w="0" w:type="dxa"/>
+            </w:tcMar>
+            <w:vAlign w:val="center"/>
+          </w:tcPr>
+          <w:p>
+            <w:pPr>
+              <w:pStyle w:val="Normal"/>
+              <w:jc w:val="center"/>
+              <w:pBdr>
+                <w:bottom w:val="none" w:sz="0" w:space="0" w:color="000000"/>
+                <w:top w:val="none" w:sz="0" w:space="0" w:color="000000"/>
+                <w:left w:val="none" w:sz="0" w:space="0" w:color="000000"/>
+                <w:right w:val="none" w:sz="0" w:space="0" w:color="000000"/>
+              </w:pBdr>
+              <w:spacing w:after="100" w:before="100" w:line="240"/>
+              <w:ind w:left="100" w:right="100" w:firstLine="0" w:firstLineChars="0"/>
+            </w:pPr>
+            <w:r>
+              <w:rPr>
+                <w:rFonts w:ascii="Times New Roman" w:hAnsi="Times New Roman" w:eastAsia="Times New Roman" w:cs="Times New Roman"/>
+                <w:i w:val="false"/>
+                <w:b w:val="false"/>
+                <w:u w:val="none"/>
+                <w:sz w:val="20"/>
+                <w:szCs w:val="20"/>
+                <w:color w:val="000000"/>
+              </w:rPr>
+              <w:t xml:space="preserve">5.2e-05</w:t>
             </w:r>
           </w:p>
         </w:tc>
@@ -30940,95 +33246,95 @@
                 <w:szCs w:val="20"/>
                 <w:color w:val="000000"/>
               </w:rPr>
-              <w:t xml:space="preserve">0.42</w:t>
-            </w:r>
-          </w:p>
-        </w:tc>
-        <w:tc>
-          <w:tcPr>
-            <w:tcBorders>
-              <w:bottom w:val="none" w:sz="0" w:space="0" w:color="000000"/>
-              <w:top w:val="none" w:sz="0" w:space="0" w:color="000000"/>
-              <w:left w:val="none" w:sz="0" w:space="0" w:color="000000"/>
-              <w:right w:val="none" w:sz="0" w:space="0" w:color="000000"/>
-            </w:tcBorders>
-            <w:shd w:val="clear" w:color="auto" w:fill="FFFFFF"/>
-            <w:tcMar>
-              <w:top w:w="0" w:type="dxa"/>
-              <w:bottom w:w="0" w:type="dxa"/>
-              <w:left w:w="0" w:type="dxa"/>
-              <w:right w:w="0" w:type="dxa"/>
-            </w:tcMar>
-            <w:vAlign w:val="center"/>
-          </w:tcPr>
-          <w:p>
-            <w:pPr>
-              <w:pStyle w:val="Normal"/>
-              <w:jc w:val="center"/>
-              <w:pBdr>
-                <w:bottom w:val="none" w:sz="0" w:space="0" w:color="000000"/>
-                <w:top w:val="none" w:sz="0" w:space="0" w:color="000000"/>
-                <w:left w:val="none" w:sz="0" w:space="0" w:color="000000"/>
-                <w:right w:val="none" w:sz="0" w:space="0" w:color="000000"/>
-              </w:pBdr>
-              <w:spacing w:after="100" w:before="100" w:line="240"/>
-              <w:ind w:left="100" w:right="100" w:firstLine="0" w:firstLineChars="0"/>
-            </w:pPr>
-            <w:r>
-              <w:rPr>
-                <w:rFonts w:ascii="Times New Roman" w:hAnsi="Times New Roman" w:eastAsia="Times New Roman" w:cs="Times New Roman"/>
-                <w:i w:val="false"/>
-                <w:b w:val="false"/>
-                <w:u w:val="none"/>
-                <w:sz w:val="20"/>
-                <w:szCs w:val="20"/>
-                <w:color w:val="000000"/>
-              </w:rPr>
-              <w:t xml:space="preserve">32</w:t>
-            </w:r>
-          </w:p>
-        </w:tc>
-        <w:tc>
-          <w:tcPr>
-            <w:tcBorders>
-              <w:bottom w:val="none" w:sz="0" w:space="0" w:color="000000"/>
-              <w:top w:val="none" w:sz="0" w:space="0" w:color="000000"/>
-              <w:left w:val="none" w:sz="0" w:space="0" w:color="000000"/>
-              <w:right w:val="none" w:sz="0" w:space="0" w:color="000000"/>
-            </w:tcBorders>
-            <w:shd w:val="clear" w:color="auto" w:fill="FFFFFF"/>
-            <w:tcMar>
-              <w:top w:w="0" w:type="dxa"/>
-              <w:bottom w:w="0" w:type="dxa"/>
-              <w:left w:w="0" w:type="dxa"/>
-              <w:right w:w="0" w:type="dxa"/>
-            </w:tcMar>
-            <w:vAlign w:val="center"/>
-          </w:tcPr>
-          <w:p>
-            <w:pPr>
-              <w:pStyle w:val="Normal"/>
-              <w:jc w:val="center"/>
-              <w:pBdr>
-                <w:bottom w:val="none" w:sz="0" w:space="0" w:color="000000"/>
-                <w:top w:val="none" w:sz="0" w:space="0" w:color="000000"/>
-                <w:left w:val="none" w:sz="0" w:space="0" w:color="000000"/>
-                <w:right w:val="none" w:sz="0" w:space="0" w:color="000000"/>
-              </w:pBdr>
-              <w:spacing w:after="100" w:before="100" w:line="240"/>
-              <w:ind w:left="100" w:right="100" w:firstLine="0" w:firstLineChars="0"/>
-            </w:pPr>
-            <w:r>
-              <w:rPr>
-                <w:rFonts w:ascii="Times New Roman" w:hAnsi="Times New Roman" w:eastAsia="Times New Roman" w:cs="Times New Roman"/>
-                <w:i w:val="false"/>
-                <w:b w:val="false"/>
-                <w:u w:val="none"/>
-                <w:sz w:val="20"/>
-                <w:szCs w:val="20"/>
-                <w:color w:val="000000"/>
-              </w:rPr>
-              <w:t xml:space="preserve">1972-2024</w:t>
+              <w:t xml:space="preserve">0.81</w:t>
+            </w:r>
+          </w:p>
+        </w:tc>
+        <w:tc>
+          <w:tcPr>
+            <w:tcBorders>
+              <w:bottom w:val="none" w:sz="0" w:space="0" w:color="000000"/>
+              <w:top w:val="none" w:sz="0" w:space="0" w:color="000000"/>
+              <w:left w:val="none" w:sz="0" w:space="0" w:color="000000"/>
+              <w:right w:val="none" w:sz="0" w:space="0" w:color="000000"/>
+            </w:tcBorders>
+            <w:shd w:val="clear" w:color="auto" w:fill="FFFFFF"/>
+            <w:tcMar>
+              <w:top w:w="0" w:type="dxa"/>
+              <w:bottom w:w="0" w:type="dxa"/>
+              <w:left w:w="0" w:type="dxa"/>
+              <w:right w:w="0" w:type="dxa"/>
+            </w:tcMar>
+            <w:vAlign w:val="center"/>
+          </w:tcPr>
+          <w:p>
+            <w:pPr>
+              <w:pStyle w:val="Normal"/>
+              <w:jc w:val="center"/>
+              <w:pBdr>
+                <w:bottom w:val="none" w:sz="0" w:space="0" w:color="000000"/>
+                <w:top w:val="none" w:sz="0" w:space="0" w:color="000000"/>
+                <w:left w:val="none" w:sz="0" w:space="0" w:color="000000"/>
+                <w:right w:val="none" w:sz="0" w:space="0" w:color="000000"/>
+              </w:pBdr>
+              <w:spacing w:after="100" w:before="100" w:line="240"/>
+              <w:ind w:left="100" w:right="100" w:firstLine="0" w:firstLineChars="0"/>
+            </w:pPr>
+            <w:r>
+              <w:rPr>
+                <w:rFonts w:ascii="Times New Roman" w:hAnsi="Times New Roman" w:eastAsia="Times New Roman" w:cs="Times New Roman"/>
+                <w:i w:val="false"/>
+                <w:b w:val="false"/>
+                <w:u w:val="none"/>
+                <w:sz w:val="20"/>
+                <w:szCs w:val="20"/>
+                <w:color w:val="000000"/>
+              </w:rPr>
+              <w:t xml:space="preserve">30</w:t>
+            </w:r>
+          </w:p>
+        </w:tc>
+        <w:tc>
+          <w:tcPr>
+            <w:tcBorders>
+              <w:bottom w:val="none" w:sz="0" w:space="0" w:color="000000"/>
+              <w:top w:val="none" w:sz="0" w:space="0" w:color="000000"/>
+              <w:left w:val="none" w:sz="0" w:space="0" w:color="000000"/>
+              <w:right w:val="none" w:sz="0" w:space="0" w:color="000000"/>
+            </w:tcBorders>
+            <w:shd w:val="clear" w:color="auto" w:fill="FFFFFF"/>
+            <w:tcMar>
+              <w:top w:w="0" w:type="dxa"/>
+              <w:bottom w:w="0" w:type="dxa"/>
+              <w:left w:w="0" w:type="dxa"/>
+              <w:right w:w="0" w:type="dxa"/>
+            </w:tcMar>
+            <w:vAlign w:val="center"/>
+          </w:tcPr>
+          <w:p>
+            <w:pPr>
+              <w:pStyle w:val="Normal"/>
+              <w:jc w:val="center"/>
+              <w:pBdr>
+                <w:bottom w:val="none" w:sz="0" w:space="0" w:color="000000"/>
+                <w:top w:val="none" w:sz="0" w:space="0" w:color="000000"/>
+                <w:left w:val="none" w:sz="0" w:space="0" w:color="000000"/>
+                <w:right w:val="none" w:sz="0" w:space="0" w:color="000000"/>
+              </w:pBdr>
+              <w:spacing w:after="100" w:before="100" w:line="240"/>
+              <w:ind w:left="100" w:right="100" w:firstLine="0" w:firstLineChars="0"/>
+            </w:pPr>
+            <w:r>
+              <w:rPr>
+                <w:rFonts w:ascii="Times New Roman" w:hAnsi="Times New Roman" w:eastAsia="Times New Roman" w:cs="Times New Roman"/>
+                <w:i w:val="false"/>
+                <w:b w:val="false"/>
+                <w:u w:val="none"/>
+                <w:sz w:val="20"/>
+                <w:szCs w:val="20"/>
+                <w:color w:val="000000"/>
+              </w:rPr>
+              <w:t xml:space="preserve">1996-2025</w:t>
             </w:r>
           </w:p>
         </w:tc>
@@ -31078,7 +33384,7 @@
                 <w:szCs w:val="20"/>
                 <w:color w:val="000000"/>
               </w:rPr>
-              <w:t xml:space="preserve">CPS</w:t>
+              <w:t xml:space="preserve">NHANES</w:t>
             </w:r>
           </w:p>
         </w:tc>
@@ -31166,227 +33472,227 @@
                 <w:szCs w:val="20"/>
                 <w:color w:val="000000"/>
               </w:rPr>
-              <w:t xml:space="preserve">5.77e-04</w:t>
-            </w:r>
-          </w:p>
-        </w:tc>
-        <w:tc>
-          <w:tcPr>
-            <w:tcBorders>
-              <w:bottom w:val="none" w:sz="0" w:space="0" w:color="000000"/>
-              <w:top w:val="none" w:sz="0" w:space="0" w:color="000000"/>
-              <w:left w:val="none" w:sz="0" w:space="0" w:color="000000"/>
-              <w:right w:val="none" w:sz="0" w:space="0" w:color="000000"/>
-            </w:tcBorders>
-            <w:shd w:val="clear" w:color="auto" w:fill="FFFFFF"/>
-            <w:tcMar>
-              <w:top w:w="0" w:type="dxa"/>
-              <w:bottom w:w="0" w:type="dxa"/>
-              <w:left w:w="0" w:type="dxa"/>
-              <w:right w:w="0" w:type="dxa"/>
-            </w:tcMar>
-            <w:vAlign w:val="center"/>
-          </w:tcPr>
-          <w:p>
-            <w:pPr>
-              <w:pStyle w:val="Normal"/>
-              <w:jc w:val="center"/>
-              <w:pBdr>
-                <w:bottom w:val="none" w:sz="0" w:space="0" w:color="000000"/>
-                <w:top w:val="none" w:sz="0" w:space="0" w:color="000000"/>
-                <w:left w:val="none" w:sz="0" w:space="0" w:color="000000"/>
-                <w:right w:val="none" w:sz="0" w:space="0" w:color="000000"/>
-              </w:pBdr>
-              <w:spacing w:after="100" w:before="100" w:line="240"/>
-              <w:ind w:left="100" w:right="100" w:firstLine="0" w:firstLineChars="0"/>
-            </w:pPr>
-            <w:r>
-              <w:rPr>
-                <w:rFonts w:ascii="Times New Roman" w:hAnsi="Times New Roman" w:eastAsia="Times New Roman" w:cs="Times New Roman"/>
-                <w:i w:val="false"/>
-                <w:b w:val="false"/>
-                <w:u w:val="none"/>
-                <w:sz w:val="20"/>
-                <w:szCs w:val="20"/>
-                <w:color w:val="000000"/>
-              </w:rPr>
-              <w:t xml:space="preserve">5.2e-05</w:t>
-            </w:r>
-          </w:p>
-        </w:tc>
-        <w:tc>
-          <w:tcPr>
-            <w:tcBorders>
-              <w:bottom w:val="none" w:sz="0" w:space="0" w:color="000000"/>
-              <w:top w:val="none" w:sz="0" w:space="0" w:color="000000"/>
-              <w:left w:val="none" w:sz="0" w:space="0" w:color="000000"/>
-              <w:right w:val="none" w:sz="0" w:space="0" w:color="000000"/>
-            </w:tcBorders>
-            <w:shd w:val="clear" w:color="auto" w:fill="FFFFFF"/>
-            <w:tcMar>
-              <w:top w:w="0" w:type="dxa"/>
-              <w:bottom w:w="0" w:type="dxa"/>
-              <w:left w:w="0" w:type="dxa"/>
-              <w:right w:w="0" w:type="dxa"/>
-            </w:tcMar>
-            <w:vAlign w:val="center"/>
-          </w:tcPr>
-          <w:p>
-            <w:pPr>
-              <w:pStyle w:val="Normal"/>
-              <w:jc w:val="center"/>
-              <w:pBdr>
-                <w:bottom w:val="none" w:sz="0" w:space="0" w:color="000000"/>
-                <w:top w:val="none" w:sz="0" w:space="0" w:color="000000"/>
-                <w:left w:val="none" w:sz="0" w:space="0" w:color="000000"/>
-                <w:right w:val="none" w:sz="0" w:space="0" w:color="000000"/>
-              </w:pBdr>
-              <w:spacing w:after="100" w:before="100" w:line="240"/>
-              <w:ind w:left="100" w:right="100" w:firstLine="0" w:firstLineChars="0"/>
-            </w:pPr>
-            <w:r>
-              <w:rPr>
-                <w:rFonts w:ascii="Times New Roman" w:hAnsi="Times New Roman" w:eastAsia="Times New Roman" w:cs="Times New Roman"/>
-                <w:i w:val="false"/>
-                <w:b w:val="false"/>
-                <w:u w:val="none"/>
-                <w:sz w:val="20"/>
-                <w:szCs w:val="20"/>
-                <w:color w:val="000000"/>
-              </w:rPr>
-              <w:t xml:space="preserve">&lt;0.001</w:t>
-            </w:r>
-          </w:p>
-        </w:tc>
-        <w:tc>
-          <w:tcPr>
-            <w:tcBorders>
-              <w:bottom w:val="none" w:sz="0" w:space="0" w:color="000000"/>
-              <w:top w:val="none" w:sz="0" w:space="0" w:color="000000"/>
-              <w:left w:val="none" w:sz="0" w:space="0" w:color="000000"/>
-              <w:right w:val="none" w:sz="0" w:space="0" w:color="000000"/>
-            </w:tcBorders>
-            <w:shd w:val="clear" w:color="auto" w:fill="FFFFFF"/>
-            <w:tcMar>
-              <w:top w:w="0" w:type="dxa"/>
-              <w:bottom w:w="0" w:type="dxa"/>
-              <w:left w:w="0" w:type="dxa"/>
-              <w:right w:w="0" w:type="dxa"/>
-            </w:tcMar>
-            <w:vAlign w:val="center"/>
-          </w:tcPr>
-          <w:p>
-            <w:pPr>
-              <w:pStyle w:val="Normal"/>
-              <w:jc w:val="center"/>
-              <w:pBdr>
-                <w:bottom w:val="none" w:sz="0" w:space="0" w:color="000000"/>
-                <w:top w:val="none" w:sz="0" w:space="0" w:color="000000"/>
-                <w:left w:val="none" w:sz="0" w:space="0" w:color="000000"/>
-                <w:right w:val="none" w:sz="0" w:space="0" w:color="000000"/>
-              </w:pBdr>
-              <w:spacing w:after="100" w:before="100" w:line="240"/>
-              <w:ind w:left="100" w:right="100" w:firstLine="0" w:firstLineChars="0"/>
-            </w:pPr>
-            <w:r>
-              <w:rPr>
-                <w:rFonts w:ascii="Times New Roman" w:hAnsi="Times New Roman" w:eastAsia="Times New Roman" w:cs="Times New Roman"/>
-                <w:i w:val="false"/>
-                <w:b w:val="false"/>
-                <w:u w:val="none"/>
-                <w:sz w:val="20"/>
-                <w:szCs w:val="20"/>
-                <w:color w:val="000000"/>
-              </w:rPr>
-              <w:t xml:space="preserve">0.81</w:t>
-            </w:r>
-          </w:p>
-        </w:tc>
-        <w:tc>
-          <w:tcPr>
-            <w:tcBorders>
-              <w:bottom w:val="none" w:sz="0" w:space="0" w:color="000000"/>
-              <w:top w:val="none" w:sz="0" w:space="0" w:color="000000"/>
-              <w:left w:val="none" w:sz="0" w:space="0" w:color="000000"/>
-              <w:right w:val="none" w:sz="0" w:space="0" w:color="000000"/>
-            </w:tcBorders>
-            <w:shd w:val="clear" w:color="auto" w:fill="FFFFFF"/>
-            <w:tcMar>
-              <w:top w:w="0" w:type="dxa"/>
-              <w:bottom w:w="0" w:type="dxa"/>
-              <w:left w:w="0" w:type="dxa"/>
-              <w:right w:w="0" w:type="dxa"/>
-            </w:tcMar>
-            <w:vAlign w:val="center"/>
-          </w:tcPr>
-          <w:p>
-            <w:pPr>
-              <w:pStyle w:val="Normal"/>
-              <w:jc w:val="center"/>
-              <w:pBdr>
-                <w:bottom w:val="none" w:sz="0" w:space="0" w:color="000000"/>
-                <w:top w:val="none" w:sz="0" w:space="0" w:color="000000"/>
-                <w:left w:val="none" w:sz="0" w:space="0" w:color="000000"/>
-                <w:right w:val="none" w:sz="0" w:space="0" w:color="000000"/>
-              </w:pBdr>
-              <w:spacing w:after="100" w:before="100" w:line="240"/>
-              <w:ind w:left="100" w:right="100" w:firstLine="0" w:firstLineChars="0"/>
-            </w:pPr>
-            <w:r>
-              <w:rPr>
-                <w:rFonts w:ascii="Times New Roman" w:hAnsi="Times New Roman" w:eastAsia="Times New Roman" w:cs="Times New Roman"/>
-                <w:i w:val="false"/>
-                <w:b w:val="false"/>
-                <w:u w:val="none"/>
-                <w:sz w:val="20"/>
-                <w:szCs w:val="20"/>
-                <w:color w:val="000000"/>
-              </w:rPr>
-              <w:t xml:space="preserve">30</w:t>
-            </w:r>
-          </w:p>
-        </w:tc>
-        <w:tc>
-          <w:tcPr>
-            <w:tcBorders>
-              <w:bottom w:val="none" w:sz="0" w:space="0" w:color="000000"/>
-              <w:top w:val="none" w:sz="0" w:space="0" w:color="000000"/>
-              <w:left w:val="none" w:sz="0" w:space="0" w:color="000000"/>
-              <w:right w:val="none" w:sz="0" w:space="0" w:color="000000"/>
-            </w:tcBorders>
-            <w:shd w:val="clear" w:color="auto" w:fill="FFFFFF"/>
-            <w:tcMar>
-              <w:top w:w="0" w:type="dxa"/>
-              <w:bottom w:w="0" w:type="dxa"/>
-              <w:left w:w="0" w:type="dxa"/>
-              <w:right w:w="0" w:type="dxa"/>
-            </w:tcMar>
-            <w:vAlign w:val="center"/>
-          </w:tcPr>
-          <w:p>
-            <w:pPr>
-              <w:pStyle w:val="Normal"/>
-              <w:jc w:val="center"/>
-              <w:pBdr>
-                <w:bottom w:val="none" w:sz="0" w:space="0" w:color="000000"/>
-                <w:top w:val="none" w:sz="0" w:space="0" w:color="000000"/>
-                <w:left w:val="none" w:sz="0" w:space="0" w:color="000000"/>
-                <w:right w:val="none" w:sz="0" w:space="0" w:color="000000"/>
-              </w:pBdr>
-              <w:spacing w:after="100" w:before="100" w:line="240"/>
-              <w:ind w:left="100" w:right="100" w:firstLine="0" w:firstLineChars="0"/>
-            </w:pPr>
-            <w:r>
-              <w:rPr>
-                <w:rFonts w:ascii="Times New Roman" w:hAnsi="Times New Roman" w:eastAsia="Times New Roman" w:cs="Times New Roman"/>
-                <w:i w:val="false"/>
-                <w:b w:val="false"/>
-                <w:u w:val="none"/>
-                <w:sz w:val="20"/>
-                <w:szCs w:val="20"/>
-                <w:color w:val="000000"/>
-              </w:rPr>
-              <w:t xml:space="preserve">1996-2025</w:t>
+              <w:t xml:space="preserve">3.20e-04</w:t>
+            </w:r>
+          </w:p>
+        </w:tc>
+        <w:tc>
+          <w:tcPr>
+            <w:tcBorders>
+              <w:bottom w:val="none" w:sz="0" w:space="0" w:color="000000"/>
+              <w:top w:val="none" w:sz="0" w:space="0" w:color="000000"/>
+              <w:left w:val="none" w:sz="0" w:space="0" w:color="000000"/>
+              <w:right w:val="none" w:sz="0" w:space="0" w:color="000000"/>
+            </w:tcBorders>
+            <w:shd w:val="clear" w:color="auto" w:fill="FFFFFF"/>
+            <w:tcMar>
+              <w:top w:w="0" w:type="dxa"/>
+              <w:bottom w:w="0" w:type="dxa"/>
+              <w:left w:w="0" w:type="dxa"/>
+              <w:right w:w="0" w:type="dxa"/>
+            </w:tcMar>
+            <w:vAlign w:val="center"/>
+          </w:tcPr>
+          <w:p>
+            <w:pPr>
+              <w:pStyle w:val="Normal"/>
+              <w:jc w:val="center"/>
+              <w:pBdr>
+                <w:bottom w:val="none" w:sz="0" w:space="0" w:color="000000"/>
+                <w:top w:val="none" w:sz="0" w:space="0" w:color="000000"/>
+                <w:left w:val="none" w:sz="0" w:space="0" w:color="000000"/>
+                <w:right w:val="none" w:sz="0" w:space="0" w:color="000000"/>
+              </w:pBdr>
+              <w:spacing w:after="100" w:before="100" w:line="240"/>
+              <w:ind w:left="100" w:right="100" w:firstLine="0" w:firstLineChars="0"/>
+            </w:pPr>
+            <w:r>
+              <w:rPr>
+                <w:rFonts w:ascii="Times New Roman" w:hAnsi="Times New Roman" w:eastAsia="Times New Roman" w:cs="Times New Roman"/>
+                <w:i w:val="false"/>
+                <w:b w:val="false"/>
+                <w:u w:val="none"/>
+                <w:sz w:val="20"/>
+                <w:szCs w:val="20"/>
+                <w:color w:val="000000"/>
+              </w:rPr>
+              <w:t xml:space="preserve">3.2e-04</w:t>
+            </w:r>
+          </w:p>
+        </w:tc>
+        <w:tc>
+          <w:tcPr>
+            <w:tcBorders>
+              <w:bottom w:val="none" w:sz="0" w:space="0" w:color="000000"/>
+              <w:top w:val="none" w:sz="0" w:space="0" w:color="000000"/>
+              <w:left w:val="none" w:sz="0" w:space="0" w:color="000000"/>
+              <w:right w:val="none" w:sz="0" w:space="0" w:color="000000"/>
+            </w:tcBorders>
+            <w:shd w:val="clear" w:color="auto" w:fill="FFFFFF"/>
+            <w:tcMar>
+              <w:top w:w="0" w:type="dxa"/>
+              <w:bottom w:w="0" w:type="dxa"/>
+              <w:left w:w="0" w:type="dxa"/>
+              <w:right w:w="0" w:type="dxa"/>
+            </w:tcMar>
+            <w:vAlign w:val="center"/>
+          </w:tcPr>
+          <w:p>
+            <w:pPr>
+              <w:pStyle w:val="Normal"/>
+              <w:jc w:val="center"/>
+              <w:pBdr>
+                <w:bottom w:val="none" w:sz="0" w:space="0" w:color="000000"/>
+                <w:top w:val="none" w:sz="0" w:space="0" w:color="000000"/>
+                <w:left w:val="none" w:sz="0" w:space="0" w:color="000000"/>
+                <w:right w:val="none" w:sz="0" w:space="0" w:color="000000"/>
+              </w:pBdr>
+              <w:spacing w:after="100" w:before="100" w:line="240"/>
+              <w:ind w:left="100" w:right="100" w:firstLine="0" w:firstLineChars="0"/>
+            </w:pPr>
+            <w:r>
+              <w:rPr>
+                <w:rFonts w:ascii="Times New Roman" w:hAnsi="Times New Roman" w:eastAsia="Times New Roman" w:cs="Times New Roman"/>
+                <w:i w:val="false"/>
+                <w:b w:val="false"/>
+                <w:u w:val="none"/>
+                <w:sz w:val="20"/>
+                <w:szCs w:val="20"/>
+                <w:color w:val="000000"/>
+              </w:rPr>
+              <w:t xml:space="preserve">0.339</w:t>
+            </w:r>
+          </w:p>
+        </w:tc>
+        <w:tc>
+          <w:tcPr>
+            <w:tcBorders>
+              <w:bottom w:val="none" w:sz="0" w:space="0" w:color="000000"/>
+              <w:top w:val="none" w:sz="0" w:space="0" w:color="000000"/>
+              <w:left w:val="none" w:sz="0" w:space="0" w:color="000000"/>
+              <w:right w:val="none" w:sz="0" w:space="0" w:color="000000"/>
+            </w:tcBorders>
+            <w:shd w:val="clear" w:color="auto" w:fill="FFFFFF"/>
+            <w:tcMar>
+              <w:top w:w="0" w:type="dxa"/>
+              <w:bottom w:w="0" w:type="dxa"/>
+              <w:left w:w="0" w:type="dxa"/>
+              <w:right w:w="0" w:type="dxa"/>
+            </w:tcMar>
+            <w:vAlign w:val="center"/>
+          </w:tcPr>
+          <w:p>
+            <w:pPr>
+              <w:pStyle w:val="Normal"/>
+              <w:jc w:val="center"/>
+              <w:pBdr>
+                <w:bottom w:val="none" w:sz="0" w:space="0" w:color="000000"/>
+                <w:top w:val="none" w:sz="0" w:space="0" w:color="000000"/>
+                <w:left w:val="none" w:sz="0" w:space="0" w:color="000000"/>
+                <w:right w:val="none" w:sz="0" w:space="0" w:color="000000"/>
+              </w:pBdr>
+              <w:spacing w:after="100" w:before="100" w:line="240"/>
+              <w:ind w:left="100" w:right="100" w:firstLine="0" w:firstLineChars="0"/>
+            </w:pPr>
+            <w:r>
+              <w:rPr>
+                <w:rFonts w:ascii="Times New Roman" w:hAnsi="Times New Roman" w:eastAsia="Times New Roman" w:cs="Times New Roman"/>
+                <w:i w:val="false"/>
+                <w:b w:val="false"/>
+                <w:u w:val="none"/>
+                <w:sz w:val="20"/>
+                <w:szCs w:val="20"/>
+                <w:color w:val="000000"/>
+              </w:rPr>
+              <w:t xml:space="preserve">0.09</w:t>
+            </w:r>
+          </w:p>
+        </w:tc>
+        <w:tc>
+          <w:tcPr>
+            <w:tcBorders>
+              <w:bottom w:val="none" w:sz="0" w:space="0" w:color="000000"/>
+              <w:top w:val="none" w:sz="0" w:space="0" w:color="000000"/>
+              <w:left w:val="none" w:sz="0" w:space="0" w:color="000000"/>
+              <w:right w:val="none" w:sz="0" w:space="0" w:color="000000"/>
+            </w:tcBorders>
+            <w:shd w:val="clear" w:color="auto" w:fill="FFFFFF"/>
+            <w:tcMar>
+              <w:top w:w="0" w:type="dxa"/>
+              <w:bottom w:w="0" w:type="dxa"/>
+              <w:left w:w="0" w:type="dxa"/>
+              <w:right w:w="0" w:type="dxa"/>
+            </w:tcMar>
+            <w:vAlign w:val="center"/>
+          </w:tcPr>
+          <w:p>
+            <w:pPr>
+              <w:pStyle w:val="Normal"/>
+              <w:jc w:val="center"/>
+              <w:pBdr>
+                <w:bottom w:val="none" w:sz="0" w:space="0" w:color="000000"/>
+                <w:top w:val="none" w:sz="0" w:space="0" w:color="000000"/>
+                <w:left w:val="none" w:sz="0" w:space="0" w:color="000000"/>
+                <w:right w:val="none" w:sz="0" w:space="0" w:color="000000"/>
+              </w:pBdr>
+              <w:spacing w:after="100" w:before="100" w:line="240"/>
+              <w:ind w:left="100" w:right="100" w:firstLine="0" w:firstLineChars="0"/>
+            </w:pPr>
+            <w:r>
+              <w:rPr>
+                <w:rFonts w:ascii="Times New Roman" w:hAnsi="Times New Roman" w:eastAsia="Times New Roman" w:cs="Times New Roman"/>
+                <w:i w:val="false"/>
+                <w:b w:val="false"/>
+                <w:u w:val="none"/>
+                <w:sz w:val="20"/>
+                <w:szCs w:val="20"/>
+                <w:color w:val="000000"/>
+              </w:rPr>
+              <w:t xml:space="preserve">12</w:t>
+            </w:r>
+          </w:p>
+        </w:tc>
+        <w:tc>
+          <w:tcPr>
+            <w:tcBorders>
+              <w:bottom w:val="none" w:sz="0" w:space="0" w:color="000000"/>
+              <w:top w:val="none" w:sz="0" w:space="0" w:color="000000"/>
+              <w:left w:val="none" w:sz="0" w:space="0" w:color="000000"/>
+              <w:right w:val="none" w:sz="0" w:space="0" w:color="000000"/>
+            </w:tcBorders>
+            <w:shd w:val="clear" w:color="auto" w:fill="FFFFFF"/>
+            <w:tcMar>
+              <w:top w:w="0" w:type="dxa"/>
+              <w:bottom w:w="0" w:type="dxa"/>
+              <w:left w:w="0" w:type="dxa"/>
+              <w:right w:w="0" w:type="dxa"/>
+            </w:tcMar>
+            <w:vAlign w:val="center"/>
+          </w:tcPr>
+          <w:p>
+            <w:pPr>
+              <w:pStyle w:val="Normal"/>
+              <w:jc w:val="center"/>
+              <w:pBdr>
+                <w:bottom w:val="none" w:sz="0" w:space="0" w:color="000000"/>
+                <w:top w:val="none" w:sz="0" w:space="0" w:color="000000"/>
+                <w:left w:val="none" w:sz="0" w:space="0" w:color="000000"/>
+                <w:right w:val="none" w:sz="0" w:space="0" w:color="000000"/>
+              </w:pBdr>
+              <w:spacing w:after="100" w:before="100" w:line="240"/>
+              <w:ind w:left="100" w:right="100" w:firstLine="0" w:firstLineChars="0"/>
+            </w:pPr>
+            <w:r>
+              <w:rPr>
+                <w:rFonts w:ascii="Times New Roman" w:hAnsi="Times New Roman" w:eastAsia="Times New Roman" w:cs="Times New Roman"/>
+                <w:i w:val="false"/>
+                <w:b w:val="false"/>
+                <w:u w:val="none"/>
+                <w:sz w:val="20"/>
+                <w:szCs w:val="20"/>
+                <w:color w:val="000000"/>
+              </w:rPr>
+              <w:t xml:space="preserve">1999.5-2022</w:t>
             </w:r>
           </w:p>
         </w:tc>
@@ -31436,7 +33742,7 @@
                 <w:szCs w:val="20"/>
                 <w:color w:val="000000"/>
               </w:rPr>
-              <w:t xml:space="preserve">NHANES</w:t>
+              <w:t xml:space="preserve">GSS</w:t>
             </w:r>
           </w:p>
         </w:tc>
@@ -31524,7 +33830,7 @@
                 <w:szCs w:val="20"/>
                 <w:color w:val="000000"/>
               </w:rPr>
-              <w:t xml:space="preserve">3.20e-04</w:t>
+              <w:t xml:space="preserve">1.11e-15</w:t>
             </w:r>
           </w:p>
         </w:tc>
@@ -31568,7 +33874,7 @@
                 <w:szCs w:val="20"/>
                 <w:color w:val="000000"/>
               </w:rPr>
-              <w:t xml:space="preserve">3.2e-04</w:t>
+              <w:t xml:space="preserve">2.4e-16</w:t>
             </w:r>
           </w:p>
         </w:tc>
@@ -31612,7 +33918,7 @@
                 <w:szCs w:val="20"/>
                 <w:color w:val="000000"/>
               </w:rPr>
-              <w:t xml:space="preserve">0.339</w:t>
+              <w:t xml:space="preserve">&lt;0.001</w:t>
             </w:r>
           </w:p>
         </w:tc>
@@ -31656,7 +33962,7 @@
                 <w:szCs w:val="20"/>
                 <w:color w:val="000000"/>
               </w:rPr>
-              <w:t xml:space="preserve">0.09</w:t>
+              <w:t xml:space="preserve">0.42</w:t>
             </w:r>
           </w:p>
         </w:tc>
@@ -31700,7 +34006,7 @@
                 <w:szCs w:val="20"/>
                 <w:color w:val="000000"/>
               </w:rPr>
-              <w:t xml:space="preserve">12</w:t>
+              <w:t xml:space="preserve">32</w:t>
             </w:r>
           </w:p>
         </w:tc>
@@ -31744,7 +34050,7 @@
                 <w:szCs w:val="20"/>
                 <w:color w:val="000000"/>
               </w:rPr>
-              <w:t xml:space="preserve">1999.5-2022</w:t>
+              <w:t xml:space="preserve">1972-2024</w:t>
             </w:r>
           </w:p>
         </w:tc>
@@ -33319,7 +35625,7 @@
                 <w:szCs w:val="20"/>
                 <w:color w:val="000000"/>
               </w:rPr>
-              <w:t xml:space="preserve">GSS</w:t>
+              <w:t xml:space="preserve">CPS</w:t>
             </w:r>
           </w:p>
         </w:tc>
@@ -33407,51 +35713,51 @@
                 <w:szCs w:val="20"/>
                 <w:color w:val="000000"/>
               </w:rPr>
-              <w:t xml:space="preserve">3.69e-04</w:t>
-            </w:r>
-          </w:p>
-        </w:tc>
-        <w:tc>
-          <w:tcPr>
-            <w:tcBorders>
-              <w:bottom w:val="none" w:sz="0" w:space="0" w:color="000000"/>
-              <w:top w:val="none" w:sz="0" w:space="0" w:color="000000"/>
-              <w:left w:val="none" w:sz="0" w:space="0" w:color="000000"/>
-              <w:right w:val="none" w:sz="0" w:space="0" w:color="000000"/>
-            </w:tcBorders>
-            <w:shd w:val="clear" w:color="auto" w:fill="FFFFFF"/>
-            <w:tcMar>
-              <w:top w:w="0" w:type="dxa"/>
-              <w:bottom w:w="0" w:type="dxa"/>
-              <w:left w:w="0" w:type="dxa"/>
-              <w:right w:w="0" w:type="dxa"/>
-            </w:tcMar>
-            <w:vAlign w:val="center"/>
-          </w:tcPr>
-          <w:p>
-            <w:pPr>
-              <w:pStyle w:val="Normal"/>
-              <w:jc w:val="center"/>
-              <w:pBdr>
-                <w:bottom w:val="none" w:sz="0" w:space="0" w:color="000000"/>
-                <w:top w:val="none" w:sz="0" w:space="0" w:color="000000"/>
-                <w:left w:val="none" w:sz="0" w:space="0" w:color="000000"/>
-                <w:right w:val="none" w:sz="0" w:space="0" w:color="000000"/>
-              </w:pBdr>
-              <w:spacing w:after="100" w:before="100" w:line="240"/>
-              <w:ind w:left="100" w:right="100" w:firstLine="0" w:firstLineChars="0"/>
-            </w:pPr>
-            <w:r>
-              <w:rPr>
-                <w:rFonts w:ascii="Times New Roman" w:hAnsi="Times New Roman" w:eastAsia="Times New Roman" w:cs="Times New Roman"/>
-                <w:i w:val="false"/>
-                <w:b w:val="false"/>
-                <w:u w:val="none"/>
-                <w:sz w:val="20"/>
-                <w:szCs w:val="20"/>
-                <w:color w:val="000000"/>
-              </w:rPr>
-              <w:t xml:space="preserve">3.9e-05</w:t>
+              <w:t xml:space="preserve">4.32e-04</w:t>
+            </w:r>
+          </w:p>
+        </w:tc>
+        <w:tc>
+          <w:tcPr>
+            <w:tcBorders>
+              <w:bottom w:val="none" w:sz="0" w:space="0" w:color="000000"/>
+              <w:top w:val="none" w:sz="0" w:space="0" w:color="000000"/>
+              <w:left w:val="none" w:sz="0" w:space="0" w:color="000000"/>
+              <w:right w:val="none" w:sz="0" w:space="0" w:color="000000"/>
+            </w:tcBorders>
+            <w:shd w:val="clear" w:color="auto" w:fill="FFFFFF"/>
+            <w:tcMar>
+              <w:top w:w="0" w:type="dxa"/>
+              <w:bottom w:w="0" w:type="dxa"/>
+              <w:left w:w="0" w:type="dxa"/>
+              <w:right w:w="0" w:type="dxa"/>
+            </w:tcMar>
+            <w:vAlign w:val="center"/>
+          </w:tcPr>
+          <w:p>
+            <w:pPr>
+              <w:pStyle w:val="Normal"/>
+              <w:jc w:val="center"/>
+              <w:pBdr>
+                <w:bottom w:val="none" w:sz="0" w:space="0" w:color="000000"/>
+                <w:top w:val="none" w:sz="0" w:space="0" w:color="000000"/>
+                <w:left w:val="none" w:sz="0" w:space="0" w:color="000000"/>
+                <w:right w:val="none" w:sz="0" w:space="0" w:color="000000"/>
+              </w:pBdr>
+              <w:spacing w:after="100" w:before="100" w:line="240"/>
+              <w:ind w:left="100" w:right="100" w:firstLine="0" w:firstLineChars="0"/>
+            </w:pPr>
+            <w:r>
+              <w:rPr>
+                <w:rFonts w:ascii="Times New Roman" w:hAnsi="Times New Roman" w:eastAsia="Times New Roman" w:cs="Times New Roman"/>
+                <w:i w:val="false"/>
+                <w:b w:val="false"/>
+                <w:u w:val="none"/>
+                <w:sz w:val="20"/>
+                <w:szCs w:val="20"/>
+                <w:color w:val="000000"/>
+              </w:rPr>
+              <w:t xml:space="preserve">2.1e-05</w:t>
             </w:r>
           </w:p>
         </w:tc>
@@ -33539,95 +35845,95 @@
                 <w:szCs w:val="20"/>
                 <w:color w:val="000000"/>
               </w:rPr>
-              <w:t xml:space="preserve">0.75</w:t>
-            </w:r>
-          </w:p>
-        </w:tc>
-        <w:tc>
-          <w:tcPr>
-            <w:tcBorders>
-              <w:bottom w:val="none" w:sz="0" w:space="0" w:color="000000"/>
-              <w:top w:val="none" w:sz="0" w:space="0" w:color="000000"/>
-              <w:left w:val="none" w:sz="0" w:space="0" w:color="000000"/>
-              <w:right w:val="none" w:sz="0" w:space="0" w:color="000000"/>
-            </w:tcBorders>
-            <w:shd w:val="clear" w:color="auto" w:fill="FFFFFF"/>
-            <w:tcMar>
-              <w:top w:w="0" w:type="dxa"/>
-              <w:bottom w:w="0" w:type="dxa"/>
-              <w:left w:w="0" w:type="dxa"/>
-              <w:right w:w="0" w:type="dxa"/>
-            </w:tcMar>
-            <w:vAlign w:val="center"/>
-          </w:tcPr>
-          <w:p>
-            <w:pPr>
-              <w:pStyle w:val="Normal"/>
-              <w:jc w:val="center"/>
-              <w:pBdr>
-                <w:bottom w:val="none" w:sz="0" w:space="0" w:color="000000"/>
-                <w:top w:val="none" w:sz="0" w:space="0" w:color="000000"/>
-                <w:left w:val="none" w:sz="0" w:space="0" w:color="000000"/>
-                <w:right w:val="none" w:sz="0" w:space="0" w:color="000000"/>
-              </w:pBdr>
-              <w:spacing w:after="100" w:before="100" w:line="240"/>
-              <w:ind w:left="100" w:right="100" w:firstLine="0" w:firstLineChars="0"/>
-            </w:pPr>
-            <w:r>
-              <w:rPr>
-                <w:rFonts w:ascii="Times New Roman" w:hAnsi="Times New Roman" w:eastAsia="Times New Roman" w:cs="Times New Roman"/>
-                <w:i w:val="false"/>
-                <w:b w:val="false"/>
-                <w:u w:val="none"/>
-                <w:sz w:val="20"/>
-                <w:szCs w:val="20"/>
-                <w:color w:val="000000"/>
-              </w:rPr>
-              <w:t xml:space="preserve">32</w:t>
-            </w:r>
-          </w:p>
-        </w:tc>
-        <w:tc>
-          <w:tcPr>
-            <w:tcBorders>
-              <w:bottom w:val="none" w:sz="0" w:space="0" w:color="000000"/>
-              <w:top w:val="none" w:sz="0" w:space="0" w:color="000000"/>
-              <w:left w:val="none" w:sz="0" w:space="0" w:color="000000"/>
-              <w:right w:val="none" w:sz="0" w:space="0" w:color="000000"/>
-            </w:tcBorders>
-            <w:shd w:val="clear" w:color="auto" w:fill="FFFFFF"/>
-            <w:tcMar>
-              <w:top w:w="0" w:type="dxa"/>
-              <w:bottom w:w="0" w:type="dxa"/>
-              <w:left w:w="0" w:type="dxa"/>
-              <w:right w:w="0" w:type="dxa"/>
-            </w:tcMar>
-            <w:vAlign w:val="center"/>
-          </w:tcPr>
-          <w:p>
-            <w:pPr>
-              <w:pStyle w:val="Normal"/>
-              <w:jc w:val="center"/>
-              <w:pBdr>
-                <w:bottom w:val="none" w:sz="0" w:space="0" w:color="000000"/>
-                <w:top w:val="none" w:sz="0" w:space="0" w:color="000000"/>
-                <w:left w:val="none" w:sz="0" w:space="0" w:color="000000"/>
-                <w:right w:val="none" w:sz="0" w:space="0" w:color="000000"/>
-              </w:pBdr>
-              <w:spacing w:after="100" w:before="100" w:line="240"/>
-              <w:ind w:left="100" w:right="100" w:firstLine="0" w:firstLineChars="0"/>
-            </w:pPr>
-            <w:r>
-              <w:rPr>
-                <w:rFonts w:ascii="Times New Roman" w:hAnsi="Times New Roman" w:eastAsia="Times New Roman" w:cs="Times New Roman"/>
-                <w:i w:val="false"/>
-                <w:b w:val="false"/>
-                <w:u w:val="none"/>
-                <w:sz w:val="20"/>
-                <w:szCs w:val="20"/>
-                <w:color w:val="000000"/>
-              </w:rPr>
-              <w:t xml:space="preserve">1972-2024</w:t>
+              <w:t xml:space="preserve">0.94</w:t>
+            </w:r>
+          </w:p>
+        </w:tc>
+        <w:tc>
+          <w:tcPr>
+            <w:tcBorders>
+              <w:bottom w:val="none" w:sz="0" w:space="0" w:color="000000"/>
+              <w:top w:val="none" w:sz="0" w:space="0" w:color="000000"/>
+              <w:left w:val="none" w:sz="0" w:space="0" w:color="000000"/>
+              <w:right w:val="none" w:sz="0" w:space="0" w:color="000000"/>
+            </w:tcBorders>
+            <w:shd w:val="clear" w:color="auto" w:fill="FFFFFF"/>
+            <w:tcMar>
+              <w:top w:w="0" w:type="dxa"/>
+              <w:bottom w:w="0" w:type="dxa"/>
+              <w:left w:w="0" w:type="dxa"/>
+              <w:right w:w="0" w:type="dxa"/>
+            </w:tcMar>
+            <w:vAlign w:val="center"/>
+          </w:tcPr>
+          <w:p>
+            <w:pPr>
+              <w:pStyle w:val="Normal"/>
+              <w:jc w:val="center"/>
+              <w:pBdr>
+                <w:bottom w:val="none" w:sz="0" w:space="0" w:color="000000"/>
+                <w:top w:val="none" w:sz="0" w:space="0" w:color="000000"/>
+                <w:left w:val="none" w:sz="0" w:space="0" w:color="000000"/>
+                <w:right w:val="none" w:sz="0" w:space="0" w:color="000000"/>
+              </w:pBdr>
+              <w:spacing w:after="100" w:before="100" w:line="240"/>
+              <w:ind w:left="100" w:right="100" w:firstLine="0" w:firstLineChars="0"/>
+            </w:pPr>
+            <w:r>
+              <w:rPr>
+                <w:rFonts w:ascii="Times New Roman" w:hAnsi="Times New Roman" w:eastAsia="Times New Roman" w:cs="Times New Roman"/>
+                <w:i w:val="false"/>
+                <w:b w:val="false"/>
+                <w:u w:val="none"/>
+                <w:sz w:val="20"/>
+                <w:szCs w:val="20"/>
+                <w:color w:val="000000"/>
+              </w:rPr>
+              <w:t xml:space="preserve">30</w:t>
+            </w:r>
+          </w:p>
+        </w:tc>
+        <w:tc>
+          <w:tcPr>
+            <w:tcBorders>
+              <w:bottom w:val="none" w:sz="0" w:space="0" w:color="000000"/>
+              <w:top w:val="none" w:sz="0" w:space="0" w:color="000000"/>
+              <w:left w:val="none" w:sz="0" w:space="0" w:color="000000"/>
+              <w:right w:val="none" w:sz="0" w:space="0" w:color="000000"/>
+            </w:tcBorders>
+            <w:shd w:val="clear" w:color="auto" w:fill="FFFFFF"/>
+            <w:tcMar>
+              <w:top w:w="0" w:type="dxa"/>
+              <w:bottom w:w="0" w:type="dxa"/>
+              <w:left w:w="0" w:type="dxa"/>
+              <w:right w:w="0" w:type="dxa"/>
+            </w:tcMar>
+            <w:vAlign w:val="center"/>
+          </w:tcPr>
+          <w:p>
+            <w:pPr>
+              <w:pStyle w:val="Normal"/>
+              <w:jc w:val="center"/>
+              <w:pBdr>
+                <w:bottom w:val="none" w:sz="0" w:space="0" w:color="000000"/>
+                <w:top w:val="none" w:sz="0" w:space="0" w:color="000000"/>
+                <w:left w:val="none" w:sz="0" w:space="0" w:color="000000"/>
+                <w:right w:val="none" w:sz="0" w:space="0" w:color="000000"/>
+              </w:pBdr>
+              <w:spacing w:after="100" w:before="100" w:line="240"/>
+              <w:ind w:left="100" w:right="100" w:firstLine="0" w:firstLineChars="0"/>
+            </w:pPr>
+            <w:r>
+              <w:rPr>
+                <w:rFonts w:ascii="Times New Roman" w:hAnsi="Times New Roman" w:eastAsia="Times New Roman" w:cs="Times New Roman"/>
+                <w:i w:val="false"/>
+                <w:b w:val="false"/>
+                <w:u w:val="none"/>
+                <w:sz w:val="20"/>
+                <w:szCs w:val="20"/>
+                <w:color w:val="000000"/>
+              </w:rPr>
+              <w:t xml:space="preserve">1996-2025</w:t>
             </w:r>
           </w:p>
         </w:tc>
@@ -33677,7 +35983,7 @@
                 <w:szCs w:val="20"/>
                 <w:color w:val="000000"/>
               </w:rPr>
-              <w:t xml:space="preserve">CPS</w:t>
+              <w:t xml:space="preserve">NHANES</w:t>
             </w:r>
           </w:p>
         </w:tc>
@@ -33765,227 +36071,227 @@
                 <w:szCs w:val="20"/>
                 <w:color w:val="000000"/>
               </w:rPr>
-              <w:t xml:space="preserve">4.32e-04</w:t>
-            </w:r>
-          </w:p>
-        </w:tc>
-        <w:tc>
-          <w:tcPr>
-            <w:tcBorders>
-              <w:bottom w:val="none" w:sz="0" w:space="0" w:color="000000"/>
-              <w:top w:val="none" w:sz="0" w:space="0" w:color="000000"/>
-              <w:left w:val="none" w:sz="0" w:space="0" w:color="000000"/>
-              <w:right w:val="none" w:sz="0" w:space="0" w:color="000000"/>
-            </w:tcBorders>
-            <w:shd w:val="clear" w:color="auto" w:fill="FFFFFF"/>
-            <w:tcMar>
-              <w:top w:w="0" w:type="dxa"/>
-              <w:bottom w:w="0" w:type="dxa"/>
-              <w:left w:w="0" w:type="dxa"/>
-              <w:right w:w="0" w:type="dxa"/>
-            </w:tcMar>
-            <w:vAlign w:val="center"/>
-          </w:tcPr>
-          <w:p>
-            <w:pPr>
-              <w:pStyle w:val="Normal"/>
-              <w:jc w:val="center"/>
-              <w:pBdr>
-                <w:bottom w:val="none" w:sz="0" w:space="0" w:color="000000"/>
-                <w:top w:val="none" w:sz="0" w:space="0" w:color="000000"/>
-                <w:left w:val="none" w:sz="0" w:space="0" w:color="000000"/>
-                <w:right w:val="none" w:sz="0" w:space="0" w:color="000000"/>
-              </w:pBdr>
-              <w:spacing w:after="100" w:before="100" w:line="240"/>
-              <w:ind w:left="100" w:right="100" w:firstLine="0" w:firstLineChars="0"/>
-            </w:pPr>
-            <w:r>
-              <w:rPr>
-                <w:rFonts w:ascii="Times New Roman" w:hAnsi="Times New Roman" w:eastAsia="Times New Roman" w:cs="Times New Roman"/>
-                <w:i w:val="false"/>
-                <w:b w:val="false"/>
-                <w:u w:val="none"/>
-                <w:sz w:val="20"/>
-                <w:szCs w:val="20"/>
-                <w:color w:val="000000"/>
-              </w:rPr>
-              <w:t xml:space="preserve">2.1e-05</w:t>
-            </w:r>
-          </w:p>
-        </w:tc>
-        <w:tc>
-          <w:tcPr>
-            <w:tcBorders>
-              <w:bottom w:val="none" w:sz="0" w:space="0" w:color="000000"/>
-              <w:top w:val="none" w:sz="0" w:space="0" w:color="000000"/>
-              <w:left w:val="none" w:sz="0" w:space="0" w:color="000000"/>
-              <w:right w:val="none" w:sz="0" w:space="0" w:color="000000"/>
-            </w:tcBorders>
-            <w:shd w:val="clear" w:color="auto" w:fill="FFFFFF"/>
-            <w:tcMar>
-              <w:top w:w="0" w:type="dxa"/>
-              <w:bottom w:w="0" w:type="dxa"/>
-              <w:left w:w="0" w:type="dxa"/>
-              <w:right w:w="0" w:type="dxa"/>
-            </w:tcMar>
-            <w:vAlign w:val="center"/>
-          </w:tcPr>
-          <w:p>
-            <w:pPr>
-              <w:pStyle w:val="Normal"/>
-              <w:jc w:val="center"/>
-              <w:pBdr>
-                <w:bottom w:val="none" w:sz="0" w:space="0" w:color="000000"/>
-                <w:top w:val="none" w:sz="0" w:space="0" w:color="000000"/>
-                <w:left w:val="none" w:sz="0" w:space="0" w:color="000000"/>
-                <w:right w:val="none" w:sz="0" w:space="0" w:color="000000"/>
-              </w:pBdr>
-              <w:spacing w:after="100" w:before="100" w:line="240"/>
-              <w:ind w:left="100" w:right="100" w:firstLine="0" w:firstLineChars="0"/>
-            </w:pPr>
-            <w:r>
-              <w:rPr>
-                <w:rFonts w:ascii="Times New Roman" w:hAnsi="Times New Roman" w:eastAsia="Times New Roman" w:cs="Times New Roman"/>
-                <w:i w:val="false"/>
-                <w:b w:val="false"/>
-                <w:u w:val="none"/>
-                <w:sz w:val="20"/>
-                <w:szCs w:val="20"/>
-                <w:color w:val="000000"/>
-              </w:rPr>
-              <w:t xml:space="preserve">&lt;0.001</w:t>
-            </w:r>
-          </w:p>
-        </w:tc>
-        <w:tc>
-          <w:tcPr>
-            <w:tcBorders>
-              <w:bottom w:val="none" w:sz="0" w:space="0" w:color="000000"/>
-              <w:top w:val="none" w:sz="0" w:space="0" w:color="000000"/>
-              <w:left w:val="none" w:sz="0" w:space="0" w:color="000000"/>
-              <w:right w:val="none" w:sz="0" w:space="0" w:color="000000"/>
-            </w:tcBorders>
-            <w:shd w:val="clear" w:color="auto" w:fill="FFFFFF"/>
-            <w:tcMar>
-              <w:top w:w="0" w:type="dxa"/>
-              <w:bottom w:w="0" w:type="dxa"/>
-              <w:left w:w="0" w:type="dxa"/>
-              <w:right w:w="0" w:type="dxa"/>
-            </w:tcMar>
-            <w:vAlign w:val="center"/>
-          </w:tcPr>
-          <w:p>
-            <w:pPr>
-              <w:pStyle w:val="Normal"/>
-              <w:jc w:val="center"/>
-              <w:pBdr>
-                <w:bottom w:val="none" w:sz="0" w:space="0" w:color="000000"/>
-                <w:top w:val="none" w:sz="0" w:space="0" w:color="000000"/>
-                <w:left w:val="none" w:sz="0" w:space="0" w:color="000000"/>
-                <w:right w:val="none" w:sz="0" w:space="0" w:color="000000"/>
-              </w:pBdr>
-              <w:spacing w:after="100" w:before="100" w:line="240"/>
-              <w:ind w:left="100" w:right="100" w:firstLine="0" w:firstLineChars="0"/>
-            </w:pPr>
-            <w:r>
-              <w:rPr>
-                <w:rFonts w:ascii="Times New Roman" w:hAnsi="Times New Roman" w:eastAsia="Times New Roman" w:cs="Times New Roman"/>
-                <w:i w:val="false"/>
-                <w:b w:val="false"/>
-                <w:u w:val="none"/>
-                <w:sz w:val="20"/>
-                <w:szCs w:val="20"/>
-                <w:color w:val="000000"/>
-              </w:rPr>
-              <w:t xml:space="preserve">0.94</w:t>
-            </w:r>
-          </w:p>
-        </w:tc>
-        <w:tc>
-          <w:tcPr>
-            <w:tcBorders>
-              <w:bottom w:val="none" w:sz="0" w:space="0" w:color="000000"/>
-              <w:top w:val="none" w:sz="0" w:space="0" w:color="000000"/>
-              <w:left w:val="none" w:sz="0" w:space="0" w:color="000000"/>
-              <w:right w:val="none" w:sz="0" w:space="0" w:color="000000"/>
-            </w:tcBorders>
-            <w:shd w:val="clear" w:color="auto" w:fill="FFFFFF"/>
-            <w:tcMar>
-              <w:top w:w="0" w:type="dxa"/>
-              <w:bottom w:w="0" w:type="dxa"/>
-              <w:left w:w="0" w:type="dxa"/>
-              <w:right w:w="0" w:type="dxa"/>
-            </w:tcMar>
-            <w:vAlign w:val="center"/>
-          </w:tcPr>
-          <w:p>
-            <w:pPr>
-              <w:pStyle w:val="Normal"/>
-              <w:jc w:val="center"/>
-              <w:pBdr>
-                <w:bottom w:val="none" w:sz="0" w:space="0" w:color="000000"/>
-                <w:top w:val="none" w:sz="0" w:space="0" w:color="000000"/>
-                <w:left w:val="none" w:sz="0" w:space="0" w:color="000000"/>
-                <w:right w:val="none" w:sz="0" w:space="0" w:color="000000"/>
-              </w:pBdr>
-              <w:spacing w:after="100" w:before="100" w:line="240"/>
-              <w:ind w:left="100" w:right="100" w:firstLine="0" w:firstLineChars="0"/>
-            </w:pPr>
-            <w:r>
-              <w:rPr>
-                <w:rFonts w:ascii="Times New Roman" w:hAnsi="Times New Roman" w:eastAsia="Times New Roman" w:cs="Times New Roman"/>
-                <w:i w:val="false"/>
-                <w:b w:val="false"/>
-                <w:u w:val="none"/>
-                <w:sz w:val="20"/>
-                <w:szCs w:val="20"/>
-                <w:color w:val="000000"/>
-              </w:rPr>
-              <w:t xml:space="preserve">30</w:t>
-            </w:r>
-          </w:p>
-        </w:tc>
-        <w:tc>
-          <w:tcPr>
-            <w:tcBorders>
-              <w:bottom w:val="none" w:sz="0" w:space="0" w:color="000000"/>
-              <w:top w:val="none" w:sz="0" w:space="0" w:color="000000"/>
-              <w:left w:val="none" w:sz="0" w:space="0" w:color="000000"/>
-              <w:right w:val="none" w:sz="0" w:space="0" w:color="000000"/>
-            </w:tcBorders>
-            <w:shd w:val="clear" w:color="auto" w:fill="FFFFFF"/>
-            <w:tcMar>
-              <w:top w:w="0" w:type="dxa"/>
-              <w:bottom w:w="0" w:type="dxa"/>
-              <w:left w:w="0" w:type="dxa"/>
-              <w:right w:w="0" w:type="dxa"/>
-            </w:tcMar>
-            <w:vAlign w:val="center"/>
-          </w:tcPr>
-          <w:p>
-            <w:pPr>
-              <w:pStyle w:val="Normal"/>
-              <w:jc w:val="center"/>
-              <w:pBdr>
-                <w:bottom w:val="none" w:sz="0" w:space="0" w:color="000000"/>
-                <w:top w:val="none" w:sz="0" w:space="0" w:color="000000"/>
-                <w:left w:val="none" w:sz="0" w:space="0" w:color="000000"/>
-                <w:right w:val="none" w:sz="0" w:space="0" w:color="000000"/>
-              </w:pBdr>
-              <w:spacing w:after="100" w:before="100" w:line="240"/>
-              <w:ind w:left="100" w:right="100" w:firstLine="0" w:firstLineChars="0"/>
-            </w:pPr>
-            <w:r>
-              <w:rPr>
-                <w:rFonts w:ascii="Times New Roman" w:hAnsi="Times New Roman" w:eastAsia="Times New Roman" w:cs="Times New Roman"/>
-                <w:i w:val="false"/>
-                <w:b w:val="false"/>
-                <w:u w:val="none"/>
-                <w:sz w:val="20"/>
-                <w:szCs w:val="20"/>
-                <w:color w:val="000000"/>
-              </w:rPr>
-              <w:t xml:space="preserve">1996-2025</w:t>
+              <w:t xml:space="preserve">3.43e-04</w:t>
+            </w:r>
+          </w:p>
+        </w:tc>
+        <w:tc>
+          <w:tcPr>
+            <w:tcBorders>
+              <w:bottom w:val="none" w:sz="0" w:space="0" w:color="000000"/>
+              <w:top w:val="none" w:sz="0" w:space="0" w:color="000000"/>
+              <w:left w:val="none" w:sz="0" w:space="0" w:color="000000"/>
+              <w:right w:val="none" w:sz="0" w:space="0" w:color="000000"/>
+            </w:tcBorders>
+            <w:shd w:val="clear" w:color="auto" w:fill="FFFFFF"/>
+            <w:tcMar>
+              <w:top w:w="0" w:type="dxa"/>
+              <w:bottom w:w="0" w:type="dxa"/>
+              <w:left w:w="0" w:type="dxa"/>
+              <w:right w:w="0" w:type="dxa"/>
+            </w:tcMar>
+            <w:vAlign w:val="center"/>
+          </w:tcPr>
+          <w:p>
+            <w:pPr>
+              <w:pStyle w:val="Normal"/>
+              <w:jc w:val="center"/>
+              <w:pBdr>
+                <w:bottom w:val="none" w:sz="0" w:space="0" w:color="000000"/>
+                <w:top w:val="none" w:sz="0" w:space="0" w:color="000000"/>
+                <w:left w:val="none" w:sz="0" w:space="0" w:color="000000"/>
+                <w:right w:val="none" w:sz="0" w:space="0" w:color="000000"/>
+              </w:pBdr>
+              <w:spacing w:after="100" w:before="100" w:line="240"/>
+              <w:ind w:left="100" w:right="100" w:firstLine="0" w:firstLineChars="0"/>
+            </w:pPr>
+            <w:r>
+              <w:rPr>
+                <w:rFonts w:ascii="Times New Roman" w:hAnsi="Times New Roman" w:eastAsia="Times New Roman" w:cs="Times New Roman"/>
+                <w:i w:val="false"/>
+                <w:b w:val="false"/>
+                <w:u w:val="none"/>
+                <w:sz w:val="20"/>
+                <w:szCs w:val="20"/>
+                <w:color w:val="000000"/>
+              </w:rPr>
+              <w:t xml:space="preserve">1.4e-04</w:t>
+            </w:r>
+          </w:p>
+        </w:tc>
+        <w:tc>
+          <w:tcPr>
+            <w:tcBorders>
+              <w:bottom w:val="none" w:sz="0" w:space="0" w:color="000000"/>
+              <w:top w:val="none" w:sz="0" w:space="0" w:color="000000"/>
+              <w:left w:val="none" w:sz="0" w:space="0" w:color="000000"/>
+              <w:right w:val="none" w:sz="0" w:space="0" w:color="000000"/>
+            </w:tcBorders>
+            <w:shd w:val="clear" w:color="auto" w:fill="FFFFFF"/>
+            <w:tcMar>
+              <w:top w:w="0" w:type="dxa"/>
+              <w:bottom w:w="0" w:type="dxa"/>
+              <w:left w:w="0" w:type="dxa"/>
+              <w:right w:w="0" w:type="dxa"/>
+            </w:tcMar>
+            <w:vAlign w:val="center"/>
+          </w:tcPr>
+          <w:p>
+            <w:pPr>
+              <w:pStyle w:val="Normal"/>
+              <w:jc w:val="center"/>
+              <w:pBdr>
+                <w:bottom w:val="none" w:sz="0" w:space="0" w:color="000000"/>
+                <w:top w:val="none" w:sz="0" w:space="0" w:color="000000"/>
+                <w:left w:val="none" w:sz="0" w:space="0" w:color="000000"/>
+                <w:right w:val="none" w:sz="0" w:space="0" w:color="000000"/>
+              </w:pBdr>
+              <w:spacing w:after="100" w:before="100" w:line="240"/>
+              <w:ind w:left="100" w:right="100" w:firstLine="0" w:firstLineChars="0"/>
+            </w:pPr>
+            <w:r>
+              <w:rPr>
+                <w:rFonts w:ascii="Times New Roman" w:hAnsi="Times New Roman" w:eastAsia="Times New Roman" w:cs="Times New Roman"/>
+                <w:i w:val="false"/>
+                <w:b w:val="false"/>
+                <w:u w:val="none"/>
+                <w:sz w:val="20"/>
+                <w:szCs w:val="20"/>
+                <w:color w:val="000000"/>
+              </w:rPr>
+              <w:t xml:space="preserve">0.035</w:t>
+            </w:r>
+          </w:p>
+        </w:tc>
+        <w:tc>
+          <w:tcPr>
+            <w:tcBorders>
+              <w:bottom w:val="none" w:sz="0" w:space="0" w:color="000000"/>
+              <w:top w:val="none" w:sz="0" w:space="0" w:color="000000"/>
+              <w:left w:val="none" w:sz="0" w:space="0" w:color="000000"/>
+              <w:right w:val="none" w:sz="0" w:space="0" w:color="000000"/>
+            </w:tcBorders>
+            <w:shd w:val="clear" w:color="auto" w:fill="FFFFFF"/>
+            <w:tcMar>
+              <w:top w:w="0" w:type="dxa"/>
+              <w:bottom w:w="0" w:type="dxa"/>
+              <w:left w:w="0" w:type="dxa"/>
+              <w:right w:w="0" w:type="dxa"/>
+            </w:tcMar>
+            <w:vAlign w:val="center"/>
+          </w:tcPr>
+          <w:p>
+            <w:pPr>
+              <w:pStyle w:val="Normal"/>
+              <w:jc w:val="center"/>
+              <w:pBdr>
+                <w:bottom w:val="none" w:sz="0" w:space="0" w:color="000000"/>
+                <w:top w:val="none" w:sz="0" w:space="0" w:color="000000"/>
+                <w:left w:val="none" w:sz="0" w:space="0" w:color="000000"/>
+                <w:right w:val="none" w:sz="0" w:space="0" w:color="000000"/>
+              </w:pBdr>
+              <w:spacing w:after="100" w:before="100" w:line="240"/>
+              <w:ind w:left="100" w:right="100" w:firstLine="0" w:firstLineChars="0"/>
+            </w:pPr>
+            <w:r>
+              <w:rPr>
+                <w:rFonts w:ascii="Times New Roman" w:hAnsi="Times New Roman" w:eastAsia="Times New Roman" w:cs="Times New Roman"/>
+                <w:i w:val="false"/>
+                <w:b w:val="false"/>
+                <w:u w:val="none"/>
+                <w:sz w:val="20"/>
+                <w:szCs w:val="20"/>
+                <w:color w:val="000000"/>
+              </w:rPr>
+              <w:t xml:space="preserve">0.37</w:t>
+            </w:r>
+          </w:p>
+        </w:tc>
+        <w:tc>
+          <w:tcPr>
+            <w:tcBorders>
+              <w:bottom w:val="none" w:sz="0" w:space="0" w:color="000000"/>
+              <w:top w:val="none" w:sz="0" w:space="0" w:color="000000"/>
+              <w:left w:val="none" w:sz="0" w:space="0" w:color="000000"/>
+              <w:right w:val="none" w:sz="0" w:space="0" w:color="000000"/>
+            </w:tcBorders>
+            <w:shd w:val="clear" w:color="auto" w:fill="FFFFFF"/>
+            <w:tcMar>
+              <w:top w:w="0" w:type="dxa"/>
+              <w:bottom w:w="0" w:type="dxa"/>
+              <w:left w:w="0" w:type="dxa"/>
+              <w:right w:w="0" w:type="dxa"/>
+            </w:tcMar>
+            <w:vAlign w:val="center"/>
+          </w:tcPr>
+          <w:p>
+            <w:pPr>
+              <w:pStyle w:val="Normal"/>
+              <w:jc w:val="center"/>
+              <w:pBdr>
+                <w:bottom w:val="none" w:sz="0" w:space="0" w:color="000000"/>
+                <w:top w:val="none" w:sz="0" w:space="0" w:color="000000"/>
+                <w:left w:val="none" w:sz="0" w:space="0" w:color="000000"/>
+                <w:right w:val="none" w:sz="0" w:space="0" w:color="000000"/>
+              </w:pBdr>
+              <w:spacing w:after="100" w:before="100" w:line="240"/>
+              <w:ind w:left="100" w:right="100" w:firstLine="0" w:firstLineChars="0"/>
+            </w:pPr>
+            <w:r>
+              <w:rPr>
+                <w:rFonts w:ascii="Times New Roman" w:hAnsi="Times New Roman" w:eastAsia="Times New Roman" w:cs="Times New Roman"/>
+                <w:i w:val="false"/>
+                <w:b w:val="false"/>
+                <w:u w:val="none"/>
+                <w:sz w:val="20"/>
+                <w:szCs w:val="20"/>
+                <w:color w:val="000000"/>
+              </w:rPr>
+              <w:t xml:space="preserve">12</w:t>
+            </w:r>
+          </w:p>
+        </w:tc>
+        <w:tc>
+          <w:tcPr>
+            <w:tcBorders>
+              <w:bottom w:val="none" w:sz="0" w:space="0" w:color="000000"/>
+              <w:top w:val="none" w:sz="0" w:space="0" w:color="000000"/>
+              <w:left w:val="none" w:sz="0" w:space="0" w:color="000000"/>
+              <w:right w:val="none" w:sz="0" w:space="0" w:color="000000"/>
+            </w:tcBorders>
+            <w:shd w:val="clear" w:color="auto" w:fill="FFFFFF"/>
+            <w:tcMar>
+              <w:top w:w="0" w:type="dxa"/>
+              <w:bottom w:w="0" w:type="dxa"/>
+              <w:left w:w="0" w:type="dxa"/>
+              <w:right w:w="0" w:type="dxa"/>
+            </w:tcMar>
+            <w:vAlign w:val="center"/>
+          </w:tcPr>
+          <w:p>
+            <w:pPr>
+              <w:pStyle w:val="Normal"/>
+              <w:jc w:val="center"/>
+              <w:pBdr>
+                <w:bottom w:val="none" w:sz="0" w:space="0" w:color="000000"/>
+                <w:top w:val="none" w:sz="0" w:space="0" w:color="000000"/>
+                <w:left w:val="none" w:sz="0" w:space="0" w:color="000000"/>
+                <w:right w:val="none" w:sz="0" w:space="0" w:color="000000"/>
+              </w:pBdr>
+              <w:spacing w:after="100" w:before="100" w:line="240"/>
+              <w:ind w:left="100" w:right="100" w:firstLine="0" w:firstLineChars="0"/>
+            </w:pPr>
+            <w:r>
+              <w:rPr>
+                <w:rFonts w:ascii="Times New Roman" w:hAnsi="Times New Roman" w:eastAsia="Times New Roman" w:cs="Times New Roman"/>
+                <w:i w:val="false"/>
+                <w:b w:val="false"/>
+                <w:u w:val="none"/>
+                <w:sz w:val="20"/>
+                <w:szCs w:val="20"/>
+                <w:color w:val="000000"/>
+              </w:rPr>
+              <w:t xml:space="preserve">1999.5-2022</w:t>
             </w:r>
           </w:p>
         </w:tc>
@@ -34035,7 +36341,7 @@
                 <w:szCs w:val="20"/>
                 <w:color w:val="000000"/>
               </w:rPr>
-              <w:t xml:space="preserve">NHANES</w:t>
+              <w:t xml:space="preserve">GSS</w:t>
             </w:r>
           </w:p>
         </w:tc>
@@ -34123,227 +36429,227 @@
                 <w:szCs w:val="20"/>
                 <w:color w:val="000000"/>
               </w:rPr>
-              <w:t xml:space="preserve">3.43e-04</w:t>
-            </w:r>
-          </w:p>
-        </w:tc>
-        <w:tc>
-          <w:tcPr>
-            <w:tcBorders>
-              <w:bottom w:val="none" w:sz="0" w:space="0" w:color="000000"/>
-              <w:top w:val="none" w:sz="0" w:space="0" w:color="000000"/>
-              <w:left w:val="none" w:sz="0" w:space="0" w:color="000000"/>
-              <w:right w:val="none" w:sz="0" w:space="0" w:color="000000"/>
-            </w:tcBorders>
-            <w:shd w:val="clear" w:color="auto" w:fill="FFFFFF"/>
-            <w:tcMar>
-              <w:top w:w="0" w:type="dxa"/>
-              <w:bottom w:w="0" w:type="dxa"/>
-              <w:left w:w="0" w:type="dxa"/>
-              <w:right w:w="0" w:type="dxa"/>
-            </w:tcMar>
-            <w:vAlign w:val="center"/>
-          </w:tcPr>
-          <w:p>
-            <w:pPr>
-              <w:pStyle w:val="Normal"/>
-              <w:jc w:val="center"/>
-              <w:pBdr>
-                <w:bottom w:val="none" w:sz="0" w:space="0" w:color="000000"/>
-                <w:top w:val="none" w:sz="0" w:space="0" w:color="000000"/>
-                <w:left w:val="none" w:sz="0" w:space="0" w:color="000000"/>
-                <w:right w:val="none" w:sz="0" w:space="0" w:color="000000"/>
-              </w:pBdr>
-              <w:spacing w:after="100" w:before="100" w:line="240"/>
-              <w:ind w:left="100" w:right="100" w:firstLine="0" w:firstLineChars="0"/>
-            </w:pPr>
-            <w:r>
-              <w:rPr>
-                <w:rFonts w:ascii="Times New Roman" w:hAnsi="Times New Roman" w:eastAsia="Times New Roman" w:cs="Times New Roman"/>
-                <w:i w:val="false"/>
-                <w:b w:val="false"/>
-                <w:u w:val="none"/>
-                <w:sz w:val="20"/>
-                <w:szCs w:val="20"/>
-                <w:color w:val="000000"/>
-              </w:rPr>
-              <w:t xml:space="preserve">1.4e-04</w:t>
-            </w:r>
-          </w:p>
-        </w:tc>
-        <w:tc>
-          <w:tcPr>
-            <w:tcBorders>
-              <w:bottom w:val="none" w:sz="0" w:space="0" w:color="000000"/>
-              <w:top w:val="none" w:sz="0" w:space="0" w:color="000000"/>
-              <w:left w:val="none" w:sz="0" w:space="0" w:color="000000"/>
-              <w:right w:val="none" w:sz="0" w:space="0" w:color="000000"/>
-            </w:tcBorders>
-            <w:shd w:val="clear" w:color="auto" w:fill="FFFFFF"/>
-            <w:tcMar>
-              <w:top w:w="0" w:type="dxa"/>
-              <w:bottom w:w="0" w:type="dxa"/>
-              <w:left w:w="0" w:type="dxa"/>
-              <w:right w:w="0" w:type="dxa"/>
-            </w:tcMar>
-            <w:vAlign w:val="center"/>
-          </w:tcPr>
-          <w:p>
-            <w:pPr>
-              <w:pStyle w:val="Normal"/>
-              <w:jc w:val="center"/>
-              <w:pBdr>
-                <w:bottom w:val="none" w:sz="0" w:space="0" w:color="000000"/>
-                <w:top w:val="none" w:sz="0" w:space="0" w:color="000000"/>
-                <w:left w:val="none" w:sz="0" w:space="0" w:color="000000"/>
-                <w:right w:val="none" w:sz="0" w:space="0" w:color="000000"/>
-              </w:pBdr>
-              <w:spacing w:after="100" w:before="100" w:line="240"/>
-              <w:ind w:left="100" w:right="100" w:firstLine="0" w:firstLineChars="0"/>
-            </w:pPr>
-            <w:r>
-              <w:rPr>
-                <w:rFonts w:ascii="Times New Roman" w:hAnsi="Times New Roman" w:eastAsia="Times New Roman" w:cs="Times New Roman"/>
-                <w:i w:val="false"/>
-                <w:b w:val="false"/>
-                <w:u w:val="none"/>
-                <w:sz w:val="20"/>
-                <w:szCs w:val="20"/>
-                <w:color w:val="000000"/>
-              </w:rPr>
-              <w:t xml:space="preserve">0.035</w:t>
-            </w:r>
-          </w:p>
-        </w:tc>
-        <w:tc>
-          <w:tcPr>
-            <w:tcBorders>
-              <w:bottom w:val="none" w:sz="0" w:space="0" w:color="000000"/>
-              <w:top w:val="none" w:sz="0" w:space="0" w:color="000000"/>
-              <w:left w:val="none" w:sz="0" w:space="0" w:color="000000"/>
-              <w:right w:val="none" w:sz="0" w:space="0" w:color="000000"/>
-            </w:tcBorders>
-            <w:shd w:val="clear" w:color="auto" w:fill="FFFFFF"/>
-            <w:tcMar>
-              <w:top w:w="0" w:type="dxa"/>
-              <w:bottom w:w="0" w:type="dxa"/>
-              <w:left w:w="0" w:type="dxa"/>
-              <w:right w:w="0" w:type="dxa"/>
-            </w:tcMar>
-            <w:vAlign w:val="center"/>
-          </w:tcPr>
-          <w:p>
-            <w:pPr>
-              <w:pStyle w:val="Normal"/>
-              <w:jc w:val="center"/>
-              <w:pBdr>
-                <w:bottom w:val="none" w:sz="0" w:space="0" w:color="000000"/>
-                <w:top w:val="none" w:sz="0" w:space="0" w:color="000000"/>
-                <w:left w:val="none" w:sz="0" w:space="0" w:color="000000"/>
-                <w:right w:val="none" w:sz="0" w:space="0" w:color="000000"/>
-              </w:pBdr>
-              <w:spacing w:after="100" w:before="100" w:line="240"/>
-              <w:ind w:left="100" w:right="100" w:firstLine="0" w:firstLineChars="0"/>
-            </w:pPr>
-            <w:r>
-              <w:rPr>
-                <w:rFonts w:ascii="Times New Roman" w:hAnsi="Times New Roman" w:eastAsia="Times New Roman" w:cs="Times New Roman"/>
-                <w:i w:val="false"/>
-                <w:b w:val="false"/>
-                <w:u w:val="none"/>
-                <w:sz w:val="20"/>
-                <w:szCs w:val="20"/>
-                <w:color w:val="000000"/>
-              </w:rPr>
-              <w:t xml:space="preserve">0.37</w:t>
-            </w:r>
-          </w:p>
-        </w:tc>
-        <w:tc>
-          <w:tcPr>
-            <w:tcBorders>
-              <w:bottom w:val="none" w:sz="0" w:space="0" w:color="000000"/>
-              <w:top w:val="none" w:sz="0" w:space="0" w:color="000000"/>
-              <w:left w:val="none" w:sz="0" w:space="0" w:color="000000"/>
-              <w:right w:val="none" w:sz="0" w:space="0" w:color="000000"/>
-            </w:tcBorders>
-            <w:shd w:val="clear" w:color="auto" w:fill="FFFFFF"/>
-            <w:tcMar>
-              <w:top w:w="0" w:type="dxa"/>
-              <w:bottom w:w="0" w:type="dxa"/>
-              <w:left w:w="0" w:type="dxa"/>
-              <w:right w:w="0" w:type="dxa"/>
-            </w:tcMar>
-            <w:vAlign w:val="center"/>
-          </w:tcPr>
-          <w:p>
-            <w:pPr>
-              <w:pStyle w:val="Normal"/>
-              <w:jc w:val="center"/>
-              <w:pBdr>
-                <w:bottom w:val="none" w:sz="0" w:space="0" w:color="000000"/>
-                <w:top w:val="none" w:sz="0" w:space="0" w:color="000000"/>
-                <w:left w:val="none" w:sz="0" w:space="0" w:color="000000"/>
-                <w:right w:val="none" w:sz="0" w:space="0" w:color="000000"/>
-              </w:pBdr>
-              <w:spacing w:after="100" w:before="100" w:line="240"/>
-              <w:ind w:left="100" w:right="100" w:firstLine="0" w:firstLineChars="0"/>
-            </w:pPr>
-            <w:r>
-              <w:rPr>
-                <w:rFonts w:ascii="Times New Roman" w:hAnsi="Times New Roman" w:eastAsia="Times New Roman" w:cs="Times New Roman"/>
-                <w:i w:val="false"/>
-                <w:b w:val="false"/>
-                <w:u w:val="none"/>
-                <w:sz w:val="20"/>
-                <w:szCs w:val="20"/>
-                <w:color w:val="000000"/>
-              </w:rPr>
-              <w:t xml:space="preserve">12</w:t>
-            </w:r>
-          </w:p>
-        </w:tc>
-        <w:tc>
-          <w:tcPr>
-            <w:tcBorders>
-              <w:bottom w:val="none" w:sz="0" w:space="0" w:color="000000"/>
-              <w:top w:val="none" w:sz="0" w:space="0" w:color="000000"/>
-              <w:left w:val="none" w:sz="0" w:space="0" w:color="000000"/>
-              <w:right w:val="none" w:sz="0" w:space="0" w:color="000000"/>
-            </w:tcBorders>
-            <w:shd w:val="clear" w:color="auto" w:fill="FFFFFF"/>
-            <w:tcMar>
-              <w:top w:w="0" w:type="dxa"/>
-              <w:bottom w:w="0" w:type="dxa"/>
-              <w:left w:w="0" w:type="dxa"/>
-              <w:right w:w="0" w:type="dxa"/>
-            </w:tcMar>
-            <w:vAlign w:val="center"/>
-          </w:tcPr>
-          <w:p>
-            <w:pPr>
-              <w:pStyle w:val="Normal"/>
-              <w:jc w:val="center"/>
-              <w:pBdr>
-                <w:bottom w:val="none" w:sz="0" w:space="0" w:color="000000"/>
-                <w:top w:val="none" w:sz="0" w:space="0" w:color="000000"/>
-                <w:left w:val="none" w:sz="0" w:space="0" w:color="000000"/>
-                <w:right w:val="none" w:sz="0" w:space="0" w:color="000000"/>
-              </w:pBdr>
-              <w:spacing w:after="100" w:before="100" w:line="240"/>
-              <w:ind w:left="100" w:right="100" w:firstLine="0" w:firstLineChars="0"/>
-            </w:pPr>
-            <w:r>
-              <w:rPr>
-                <w:rFonts w:ascii="Times New Roman" w:hAnsi="Times New Roman" w:eastAsia="Times New Roman" w:cs="Times New Roman"/>
-                <w:i w:val="false"/>
-                <w:b w:val="false"/>
-                <w:u w:val="none"/>
-                <w:sz w:val="20"/>
-                <w:szCs w:val="20"/>
-                <w:color w:val="000000"/>
-              </w:rPr>
-              <w:t xml:space="preserve">1999.5-2022</w:t>
+              <w:t xml:space="preserve">3.69e-04</w:t>
+            </w:r>
+          </w:p>
+        </w:tc>
+        <w:tc>
+          <w:tcPr>
+            <w:tcBorders>
+              <w:bottom w:val="none" w:sz="0" w:space="0" w:color="000000"/>
+              <w:top w:val="none" w:sz="0" w:space="0" w:color="000000"/>
+              <w:left w:val="none" w:sz="0" w:space="0" w:color="000000"/>
+              <w:right w:val="none" w:sz="0" w:space="0" w:color="000000"/>
+            </w:tcBorders>
+            <w:shd w:val="clear" w:color="auto" w:fill="FFFFFF"/>
+            <w:tcMar>
+              <w:top w:w="0" w:type="dxa"/>
+              <w:bottom w:w="0" w:type="dxa"/>
+              <w:left w:w="0" w:type="dxa"/>
+              <w:right w:w="0" w:type="dxa"/>
+            </w:tcMar>
+            <w:vAlign w:val="center"/>
+          </w:tcPr>
+          <w:p>
+            <w:pPr>
+              <w:pStyle w:val="Normal"/>
+              <w:jc w:val="center"/>
+              <w:pBdr>
+                <w:bottom w:val="none" w:sz="0" w:space="0" w:color="000000"/>
+                <w:top w:val="none" w:sz="0" w:space="0" w:color="000000"/>
+                <w:left w:val="none" w:sz="0" w:space="0" w:color="000000"/>
+                <w:right w:val="none" w:sz="0" w:space="0" w:color="000000"/>
+              </w:pBdr>
+              <w:spacing w:after="100" w:before="100" w:line="240"/>
+              <w:ind w:left="100" w:right="100" w:firstLine="0" w:firstLineChars="0"/>
+            </w:pPr>
+            <w:r>
+              <w:rPr>
+                <w:rFonts w:ascii="Times New Roman" w:hAnsi="Times New Roman" w:eastAsia="Times New Roman" w:cs="Times New Roman"/>
+                <w:i w:val="false"/>
+                <w:b w:val="false"/>
+                <w:u w:val="none"/>
+                <w:sz w:val="20"/>
+                <w:szCs w:val="20"/>
+                <w:color w:val="000000"/>
+              </w:rPr>
+              <w:t xml:space="preserve">3.9e-05</w:t>
+            </w:r>
+          </w:p>
+        </w:tc>
+        <w:tc>
+          <w:tcPr>
+            <w:tcBorders>
+              <w:bottom w:val="none" w:sz="0" w:space="0" w:color="000000"/>
+              <w:top w:val="none" w:sz="0" w:space="0" w:color="000000"/>
+              <w:left w:val="none" w:sz="0" w:space="0" w:color="000000"/>
+              <w:right w:val="none" w:sz="0" w:space="0" w:color="000000"/>
+            </w:tcBorders>
+            <w:shd w:val="clear" w:color="auto" w:fill="FFFFFF"/>
+            <w:tcMar>
+              <w:top w:w="0" w:type="dxa"/>
+              <w:bottom w:w="0" w:type="dxa"/>
+              <w:left w:w="0" w:type="dxa"/>
+              <w:right w:w="0" w:type="dxa"/>
+            </w:tcMar>
+            <w:vAlign w:val="center"/>
+          </w:tcPr>
+          <w:p>
+            <w:pPr>
+              <w:pStyle w:val="Normal"/>
+              <w:jc w:val="center"/>
+              <w:pBdr>
+                <w:bottom w:val="none" w:sz="0" w:space="0" w:color="000000"/>
+                <w:top w:val="none" w:sz="0" w:space="0" w:color="000000"/>
+                <w:left w:val="none" w:sz="0" w:space="0" w:color="000000"/>
+                <w:right w:val="none" w:sz="0" w:space="0" w:color="000000"/>
+              </w:pBdr>
+              <w:spacing w:after="100" w:before="100" w:line="240"/>
+              <w:ind w:left="100" w:right="100" w:firstLine="0" w:firstLineChars="0"/>
+            </w:pPr>
+            <w:r>
+              <w:rPr>
+                <w:rFonts w:ascii="Times New Roman" w:hAnsi="Times New Roman" w:eastAsia="Times New Roman" w:cs="Times New Roman"/>
+                <w:i w:val="false"/>
+                <w:b w:val="false"/>
+                <w:u w:val="none"/>
+                <w:sz w:val="20"/>
+                <w:szCs w:val="20"/>
+                <w:color w:val="000000"/>
+              </w:rPr>
+              <w:t xml:space="preserve">&lt;0.001</w:t>
+            </w:r>
+          </w:p>
+        </w:tc>
+        <w:tc>
+          <w:tcPr>
+            <w:tcBorders>
+              <w:bottom w:val="none" w:sz="0" w:space="0" w:color="000000"/>
+              <w:top w:val="none" w:sz="0" w:space="0" w:color="000000"/>
+              <w:left w:val="none" w:sz="0" w:space="0" w:color="000000"/>
+              <w:right w:val="none" w:sz="0" w:space="0" w:color="000000"/>
+            </w:tcBorders>
+            <w:shd w:val="clear" w:color="auto" w:fill="FFFFFF"/>
+            <w:tcMar>
+              <w:top w:w="0" w:type="dxa"/>
+              <w:bottom w:w="0" w:type="dxa"/>
+              <w:left w:w="0" w:type="dxa"/>
+              <w:right w:w="0" w:type="dxa"/>
+            </w:tcMar>
+            <w:vAlign w:val="center"/>
+          </w:tcPr>
+          <w:p>
+            <w:pPr>
+              <w:pStyle w:val="Normal"/>
+              <w:jc w:val="center"/>
+              <w:pBdr>
+                <w:bottom w:val="none" w:sz="0" w:space="0" w:color="000000"/>
+                <w:top w:val="none" w:sz="0" w:space="0" w:color="000000"/>
+                <w:left w:val="none" w:sz="0" w:space="0" w:color="000000"/>
+                <w:right w:val="none" w:sz="0" w:space="0" w:color="000000"/>
+              </w:pBdr>
+              <w:spacing w:after="100" w:before="100" w:line="240"/>
+              <w:ind w:left="100" w:right="100" w:firstLine="0" w:firstLineChars="0"/>
+            </w:pPr>
+            <w:r>
+              <w:rPr>
+                <w:rFonts w:ascii="Times New Roman" w:hAnsi="Times New Roman" w:eastAsia="Times New Roman" w:cs="Times New Roman"/>
+                <w:i w:val="false"/>
+                <w:b w:val="false"/>
+                <w:u w:val="none"/>
+                <w:sz w:val="20"/>
+                <w:szCs w:val="20"/>
+                <w:color w:val="000000"/>
+              </w:rPr>
+              <w:t xml:space="preserve">0.75</w:t>
+            </w:r>
+          </w:p>
+        </w:tc>
+        <w:tc>
+          <w:tcPr>
+            <w:tcBorders>
+              <w:bottom w:val="none" w:sz="0" w:space="0" w:color="000000"/>
+              <w:top w:val="none" w:sz="0" w:space="0" w:color="000000"/>
+              <w:left w:val="none" w:sz="0" w:space="0" w:color="000000"/>
+              <w:right w:val="none" w:sz="0" w:space="0" w:color="000000"/>
+            </w:tcBorders>
+            <w:shd w:val="clear" w:color="auto" w:fill="FFFFFF"/>
+            <w:tcMar>
+              <w:top w:w="0" w:type="dxa"/>
+              <w:bottom w:w="0" w:type="dxa"/>
+              <w:left w:w="0" w:type="dxa"/>
+              <w:right w:w="0" w:type="dxa"/>
+            </w:tcMar>
+            <w:vAlign w:val="center"/>
+          </w:tcPr>
+          <w:p>
+            <w:pPr>
+              <w:pStyle w:val="Normal"/>
+              <w:jc w:val="center"/>
+              <w:pBdr>
+                <w:bottom w:val="none" w:sz="0" w:space="0" w:color="000000"/>
+                <w:top w:val="none" w:sz="0" w:space="0" w:color="000000"/>
+                <w:left w:val="none" w:sz="0" w:space="0" w:color="000000"/>
+                <w:right w:val="none" w:sz="0" w:space="0" w:color="000000"/>
+              </w:pBdr>
+              <w:spacing w:after="100" w:before="100" w:line="240"/>
+              <w:ind w:left="100" w:right="100" w:firstLine="0" w:firstLineChars="0"/>
+            </w:pPr>
+            <w:r>
+              <w:rPr>
+                <w:rFonts w:ascii="Times New Roman" w:hAnsi="Times New Roman" w:eastAsia="Times New Roman" w:cs="Times New Roman"/>
+                <w:i w:val="false"/>
+                <w:b w:val="false"/>
+                <w:u w:val="none"/>
+                <w:sz w:val="20"/>
+                <w:szCs w:val="20"/>
+                <w:color w:val="000000"/>
+              </w:rPr>
+              <w:t xml:space="preserve">32</w:t>
+            </w:r>
+          </w:p>
+        </w:tc>
+        <w:tc>
+          <w:tcPr>
+            <w:tcBorders>
+              <w:bottom w:val="none" w:sz="0" w:space="0" w:color="000000"/>
+              <w:top w:val="none" w:sz="0" w:space="0" w:color="000000"/>
+              <w:left w:val="none" w:sz="0" w:space="0" w:color="000000"/>
+              <w:right w:val="none" w:sz="0" w:space="0" w:color="000000"/>
+            </w:tcBorders>
+            <w:shd w:val="clear" w:color="auto" w:fill="FFFFFF"/>
+            <w:tcMar>
+              <w:top w:w="0" w:type="dxa"/>
+              <w:bottom w:w="0" w:type="dxa"/>
+              <w:left w:w="0" w:type="dxa"/>
+              <w:right w:w="0" w:type="dxa"/>
+            </w:tcMar>
+            <w:vAlign w:val="center"/>
+          </w:tcPr>
+          <w:p>
+            <w:pPr>
+              <w:pStyle w:val="Normal"/>
+              <w:jc w:val="center"/>
+              <w:pBdr>
+                <w:bottom w:val="none" w:sz="0" w:space="0" w:color="000000"/>
+                <w:top w:val="none" w:sz="0" w:space="0" w:color="000000"/>
+                <w:left w:val="none" w:sz="0" w:space="0" w:color="000000"/>
+                <w:right w:val="none" w:sz="0" w:space="0" w:color="000000"/>
+              </w:pBdr>
+              <w:spacing w:after="100" w:before="100" w:line="240"/>
+              <w:ind w:left="100" w:right="100" w:firstLine="0" w:firstLineChars="0"/>
+            </w:pPr>
+            <w:r>
+              <w:rPr>
+                <w:rFonts w:ascii="Times New Roman" w:hAnsi="Times New Roman" w:eastAsia="Times New Roman" w:cs="Times New Roman"/>
+                <w:i w:val="false"/>
+                <w:b w:val="false"/>
+                <w:u w:val="none"/>
+                <w:sz w:val="20"/>
+                <w:szCs w:val="20"/>
+                <w:color w:val="000000"/>
+              </w:rPr>
+              <w:t xml:space="preserve">1972-2024</w:t>
             </w:r>
           </w:p>
         </w:tc>
@@ -35467,7 +37773,7 @@
                 <w:szCs w:val="20"/>
                 <w:color w:val="000000"/>
               </w:rPr>
-              <w:t xml:space="preserve">GSS</w:t>
+              <w:t xml:space="preserve">CPS</w:t>
             </w:r>
           </w:p>
         </w:tc>
@@ -35555,51 +37861,51 @@
                 <w:szCs w:val="20"/>
                 <w:color w:val="000000"/>
               </w:rPr>
-              <w:t xml:space="preserve">8.70e-04</w:t>
-            </w:r>
-          </w:p>
-        </w:tc>
-        <w:tc>
-          <w:tcPr>
-            <w:tcBorders>
-              <w:bottom w:val="none" w:sz="0" w:space="0" w:color="000000"/>
-              <w:top w:val="none" w:sz="0" w:space="0" w:color="000000"/>
-              <w:left w:val="none" w:sz="0" w:space="0" w:color="000000"/>
-              <w:right w:val="none" w:sz="0" w:space="0" w:color="000000"/>
-            </w:tcBorders>
-            <w:shd w:val="clear" w:color="auto" w:fill="FFFFFF"/>
-            <w:tcMar>
-              <w:top w:w="0" w:type="dxa"/>
-              <w:bottom w:w="0" w:type="dxa"/>
-              <w:left w:w="0" w:type="dxa"/>
-              <w:right w:w="0" w:type="dxa"/>
-            </w:tcMar>
-            <w:vAlign w:val="center"/>
-          </w:tcPr>
-          <w:p>
-            <w:pPr>
-              <w:pStyle w:val="Normal"/>
-              <w:jc w:val="center"/>
-              <w:pBdr>
-                <w:bottom w:val="none" w:sz="0" w:space="0" w:color="000000"/>
-                <w:top w:val="none" w:sz="0" w:space="0" w:color="000000"/>
-                <w:left w:val="none" w:sz="0" w:space="0" w:color="000000"/>
-                <w:right w:val="none" w:sz="0" w:space="0" w:color="000000"/>
-              </w:pBdr>
-              <w:spacing w:after="100" w:before="100" w:line="240"/>
-              <w:ind w:left="100" w:right="100" w:firstLine="0" w:firstLineChars="0"/>
-            </w:pPr>
-            <w:r>
-              <w:rPr>
-                <w:rFonts w:ascii="Times New Roman" w:hAnsi="Times New Roman" w:eastAsia="Times New Roman" w:cs="Times New Roman"/>
-                <w:i w:val="false"/>
-                <w:b w:val="false"/>
-                <w:u w:val="none"/>
-                <w:sz w:val="20"/>
-                <w:szCs w:val="20"/>
-                <w:color w:val="000000"/>
-              </w:rPr>
-              <w:t xml:space="preserve">7.0e-05</w:t>
+              <w:t xml:space="preserve">7.69e-04</w:t>
+            </w:r>
+          </w:p>
+        </w:tc>
+        <w:tc>
+          <w:tcPr>
+            <w:tcBorders>
+              <w:bottom w:val="none" w:sz="0" w:space="0" w:color="000000"/>
+              <w:top w:val="none" w:sz="0" w:space="0" w:color="000000"/>
+              <w:left w:val="none" w:sz="0" w:space="0" w:color="000000"/>
+              <w:right w:val="none" w:sz="0" w:space="0" w:color="000000"/>
+            </w:tcBorders>
+            <w:shd w:val="clear" w:color="auto" w:fill="FFFFFF"/>
+            <w:tcMar>
+              <w:top w:w="0" w:type="dxa"/>
+              <w:bottom w:w="0" w:type="dxa"/>
+              <w:left w:w="0" w:type="dxa"/>
+              <w:right w:w="0" w:type="dxa"/>
+            </w:tcMar>
+            <w:vAlign w:val="center"/>
+          </w:tcPr>
+          <w:p>
+            <w:pPr>
+              <w:pStyle w:val="Normal"/>
+              <w:jc w:val="center"/>
+              <w:pBdr>
+                <w:bottom w:val="none" w:sz="0" w:space="0" w:color="000000"/>
+                <w:top w:val="none" w:sz="0" w:space="0" w:color="000000"/>
+                <w:left w:val="none" w:sz="0" w:space="0" w:color="000000"/>
+                <w:right w:val="none" w:sz="0" w:space="0" w:color="000000"/>
+              </w:pBdr>
+              <w:spacing w:after="100" w:before="100" w:line="240"/>
+              <w:ind w:left="100" w:right="100" w:firstLine="0" w:firstLineChars="0"/>
+            </w:pPr>
+            <w:r>
+              <w:rPr>
+                <w:rFonts w:ascii="Times New Roman" w:hAnsi="Times New Roman" w:eastAsia="Times New Roman" w:cs="Times New Roman"/>
+                <w:i w:val="false"/>
+                <w:b w:val="false"/>
+                <w:u w:val="none"/>
+                <w:sz w:val="20"/>
+                <w:szCs w:val="20"/>
+                <w:color w:val="000000"/>
+              </w:rPr>
+              <w:t xml:space="preserve">4.1e-05</w:t>
             </w:r>
           </w:p>
         </w:tc>
@@ -35687,95 +37993,95 @@
                 <w:szCs w:val="20"/>
                 <w:color w:val="000000"/>
               </w:rPr>
-              <w:t xml:space="preserve">0.84</w:t>
-            </w:r>
-          </w:p>
-        </w:tc>
-        <w:tc>
-          <w:tcPr>
-            <w:tcBorders>
-              <w:bottom w:val="none" w:sz="0" w:space="0" w:color="000000"/>
-              <w:top w:val="none" w:sz="0" w:space="0" w:color="000000"/>
-              <w:left w:val="none" w:sz="0" w:space="0" w:color="000000"/>
-              <w:right w:val="none" w:sz="0" w:space="0" w:color="000000"/>
-            </w:tcBorders>
-            <w:shd w:val="clear" w:color="auto" w:fill="FFFFFF"/>
-            <w:tcMar>
-              <w:top w:w="0" w:type="dxa"/>
-              <w:bottom w:w="0" w:type="dxa"/>
-              <w:left w:w="0" w:type="dxa"/>
-              <w:right w:w="0" w:type="dxa"/>
-            </w:tcMar>
-            <w:vAlign w:val="center"/>
-          </w:tcPr>
-          <w:p>
-            <w:pPr>
-              <w:pStyle w:val="Normal"/>
-              <w:jc w:val="center"/>
-              <w:pBdr>
-                <w:bottom w:val="none" w:sz="0" w:space="0" w:color="000000"/>
-                <w:top w:val="none" w:sz="0" w:space="0" w:color="000000"/>
-                <w:left w:val="none" w:sz="0" w:space="0" w:color="000000"/>
-                <w:right w:val="none" w:sz="0" w:space="0" w:color="000000"/>
-              </w:pBdr>
-              <w:spacing w:after="100" w:before="100" w:line="240"/>
-              <w:ind w:left="100" w:right="100" w:firstLine="0" w:firstLineChars="0"/>
-            </w:pPr>
-            <w:r>
-              <w:rPr>
-                <w:rFonts w:ascii="Times New Roman" w:hAnsi="Times New Roman" w:eastAsia="Times New Roman" w:cs="Times New Roman"/>
-                <w:i w:val="false"/>
-                <w:b w:val="false"/>
-                <w:u w:val="none"/>
-                <w:sz w:val="20"/>
-                <w:szCs w:val="20"/>
-                <w:color w:val="000000"/>
-              </w:rPr>
-              <w:t xml:space="preserve">32</w:t>
-            </w:r>
-          </w:p>
-        </w:tc>
-        <w:tc>
-          <w:tcPr>
-            <w:tcBorders>
-              <w:bottom w:val="none" w:sz="0" w:space="0" w:color="000000"/>
-              <w:top w:val="none" w:sz="0" w:space="0" w:color="000000"/>
-              <w:left w:val="none" w:sz="0" w:space="0" w:color="000000"/>
-              <w:right w:val="none" w:sz="0" w:space="0" w:color="000000"/>
-            </w:tcBorders>
-            <w:shd w:val="clear" w:color="auto" w:fill="FFFFFF"/>
-            <w:tcMar>
-              <w:top w:w="0" w:type="dxa"/>
-              <w:bottom w:w="0" w:type="dxa"/>
-              <w:left w:w="0" w:type="dxa"/>
-              <w:right w:w="0" w:type="dxa"/>
-            </w:tcMar>
-            <w:vAlign w:val="center"/>
-          </w:tcPr>
-          <w:p>
-            <w:pPr>
-              <w:pStyle w:val="Normal"/>
-              <w:jc w:val="center"/>
-              <w:pBdr>
-                <w:bottom w:val="none" w:sz="0" w:space="0" w:color="000000"/>
-                <w:top w:val="none" w:sz="0" w:space="0" w:color="000000"/>
-                <w:left w:val="none" w:sz="0" w:space="0" w:color="000000"/>
-                <w:right w:val="none" w:sz="0" w:space="0" w:color="000000"/>
-              </w:pBdr>
-              <w:spacing w:after="100" w:before="100" w:line="240"/>
-              <w:ind w:left="100" w:right="100" w:firstLine="0" w:firstLineChars="0"/>
-            </w:pPr>
-            <w:r>
-              <w:rPr>
-                <w:rFonts w:ascii="Times New Roman" w:hAnsi="Times New Roman" w:eastAsia="Times New Roman" w:cs="Times New Roman"/>
-                <w:i w:val="false"/>
-                <w:b w:val="false"/>
-                <w:u w:val="none"/>
-                <w:sz w:val="20"/>
-                <w:szCs w:val="20"/>
-                <w:color w:val="000000"/>
-              </w:rPr>
-              <w:t xml:space="preserve">1972-2024</w:t>
+              <w:t xml:space="preserve">0.93</w:t>
+            </w:r>
+          </w:p>
+        </w:tc>
+        <w:tc>
+          <w:tcPr>
+            <w:tcBorders>
+              <w:bottom w:val="none" w:sz="0" w:space="0" w:color="000000"/>
+              <w:top w:val="none" w:sz="0" w:space="0" w:color="000000"/>
+              <w:left w:val="none" w:sz="0" w:space="0" w:color="000000"/>
+              <w:right w:val="none" w:sz="0" w:space="0" w:color="000000"/>
+            </w:tcBorders>
+            <w:shd w:val="clear" w:color="auto" w:fill="FFFFFF"/>
+            <w:tcMar>
+              <w:top w:w="0" w:type="dxa"/>
+              <w:bottom w:w="0" w:type="dxa"/>
+              <w:left w:w="0" w:type="dxa"/>
+              <w:right w:w="0" w:type="dxa"/>
+            </w:tcMar>
+            <w:vAlign w:val="center"/>
+          </w:tcPr>
+          <w:p>
+            <w:pPr>
+              <w:pStyle w:val="Normal"/>
+              <w:jc w:val="center"/>
+              <w:pBdr>
+                <w:bottom w:val="none" w:sz="0" w:space="0" w:color="000000"/>
+                <w:top w:val="none" w:sz="0" w:space="0" w:color="000000"/>
+                <w:left w:val="none" w:sz="0" w:space="0" w:color="000000"/>
+                <w:right w:val="none" w:sz="0" w:space="0" w:color="000000"/>
+              </w:pBdr>
+              <w:spacing w:after="100" w:before="100" w:line="240"/>
+              <w:ind w:left="100" w:right="100" w:firstLine="0" w:firstLineChars="0"/>
+            </w:pPr>
+            <w:r>
+              <w:rPr>
+                <w:rFonts w:ascii="Times New Roman" w:hAnsi="Times New Roman" w:eastAsia="Times New Roman" w:cs="Times New Roman"/>
+                <w:i w:val="false"/>
+                <w:b w:val="false"/>
+                <w:u w:val="none"/>
+                <w:sz w:val="20"/>
+                <w:szCs w:val="20"/>
+                <w:color w:val="000000"/>
+              </w:rPr>
+              <w:t xml:space="preserve">30</w:t>
+            </w:r>
+          </w:p>
+        </w:tc>
+        <w:tc>
+          <w:tcPr>
+            <w:tcBorders>
+              <w:bottom w:val="none" w:sz="0" w:space="0" w:color="000000"/>
+              <w:top w:val="none" w:sz="0" w:space="0" w:color="000000"/>
+              <w:left w:val="none" w:sz="0" w:space="0" w:color="000000"/>
+              <w:right w:val="none" w:sz="0" w:space="0" w:color="000000"/>
+            </w:tcBorders>
+            <w:shd w:val="clear" w:color="auto" w:fill="FFFFFF"/>
+            <w:tcMar>
+              <w:top w:w="0" w:type="dxa"/>
+              <w:bottom w:w="0" w:type="dxa"/>
+              <w:left w:w="0" w:type="dxa"/>
+              <w:right w:w="0" w:type="dxa"/>
+            </w:tcMar>
+            <w:vAlign w:val="center"/>
+          </w:tcPr>
+          <w:p>
+            <w:pPr>
+              <w:pStyle w:val="Normal"/>
+              <w:jc w:val="center"/>
+              <w:pBdr>
+                <w:bottom w:val="none" w:sz="0" w:space="0" w:color="000000"/>
+                <w:top w:val="none" w:sz="0" w:space="0" w:color="000000"/>
+                <w:left w:val="none" w:sz="0" w:space="0" w:color="000000"/>
+                <w:right w:val="none" w:sz="0" w:space="0" w:color="000000"/>
+              </w:pBdr>
+              <w:spacing w:after="100" w:before="100" w:line="240"/>
+              <w:ind w:left="100" w:right="100" w:firstLine="0" w:firstLineChars="0"/>
+            </w:pPr>
+            <w:r>
+              <w:rPr>
+                <w:rFonts w:ascii="Times New Roman" w:hAnsi="Times New Roman" w:eastAsia="Times New Roman" w:cs="Times New Roman"/>
+                <w:i w:val="false"/>
+                <w:b w:val="false"/>
+                <w:u w:val="none"/>
+                <w:sz w:val="20"/>
+                <w:szCs w:val="20"/>
+                <w:color w:val="000000"/>
+              </w:rPr>
+              <w:t xml:space="preserve">1996-2025</w:t>
             </w:r>
           </w:p>
         </w:tc>
@@ -35825,7 +38131,7 @@
                 <w:szCs w:val="20"/>
                 <w:color w:val="000000"/>
               </w:rPr>
-              <w:t xml:space="preserve">CPS</w:t>
+              <w:t xml:space="preserve">NHANES</w:t>
             </w:r>
           </w:p>
         </w:tc>
@@ -35913,227 +38219,227 @@
                 <w:szCs w:val="20"/>
                 <w:color w:val="000000"/>
               </w:rPr>
-              <w:t xml:space="preserve">7.69e-04</w:t>
-            </w:r>
-          </w:p>
-        </w:tc>
-        <w:tc>
-          <w:tcPr>
-            <w:tcBorders>
-              <w:bottom w:val="none" w:sz="0" w:space="0" w:color="000000"/>
-              <w:top w:val="none" w:sz="0" w:space="0" w:color="000000"/>
-              <w:left w:val="none" w:sz="0" w:space="0" w:color="000000"/>
-              <w:right w:val="none" w:sz="0" w:space="0" w:color="000000"/>
-            </w:tcBorders>
-            <w:shd w:val="clear" w:color="auto" w:fill="FFFFFF"/>
-            <w:tcMar>
-              <w:top w:w="0" w:type="dxa"/>
-              <w:bottom w:w="0" w:type="dxa"/>
-              <w:left w:w="0" w:type="dxa"/>
-              <w:right w:w="0" w:type="dxa"/>
-            </w:tcMar>
-            <w:vAlign w:val="center"/>
-          </w:tcPr>
-          <w:p>
-            <w:pPr>
-              <w:pStyle w:val="Normal"/>
-              <w:jc w:val="center"/>
-              <w:pBdr>
-                <w:bottom w:val="none" w:sz="0" w:space="0" w:color="000000"/>
-                <w:top w:val="none" w:sz="0" w:space="0" w:color="000000"/>
-                <w:left w:val="none" w:sz="0" w:space="0" w:color="000000"/>
-                <w:right w:val="none" w:sz="0" w:space="0" w:color="000000"/>
-              </w:pBdr>
-              <w:spacing w:after="100" w:before="100" w:line="240"/>
-              <w:ind w:left="100" w:right="100" w:firstLine="0" w:firstLineChars="0"/>
-            </w:pPr>
-            <w:r>
-              <w:rPr>
-                <w:rFonts w:ascii="Times New Roman" w:hAnsi="Times New Roman" w:eastAsia="Times New Roman" w:cs="Times New Roman"/>
-                <w:i w:val="false"/>
-                <w:b w:val="false"/>
-                <w:u w:val="none"/>
-                <w:sz w:val="20"/>
-                <w:szCs w:val="20"/>
-                <w:color w:val="000000"/>
-              </w:rPr>
-              <w:t xml:space="preserve">4.1e-05</w:t>
-            </w:r>
-          </w:p>
-        </w:tc>
-        <w:tc>
-          <w:tcPr>
-            <w:tcBorders>
-              <w:bottom w:val="none" w:sz="0" w:space="0" w:color="000000"/>
-              <w:top w:val="none" w:sz="0" w:space="0" w:color="000000"/>
-              <w:left w:val="none" w:sz="0" w:space="0" w:color="000000"/>
-              <w:right w:val="none" w:sz="0" w:space="0" w:color="000000"/>
-            </w:tcBorders>
-            <w:shd w:val="clear" w:color="auto" w:fill="FFFFFF"/>
-            <w:tcMar>
-              <w:top w:w="0" w:type="dxa"/>
-              <w:bottom w:w="0" w:type="dxa"/>
-              <w:left w:w="0" w:type="dxa"/>
-              <w:right w:w="0" w:type="dxa"/>
-            </w:tcMar>
-            <w:vAlign w:val="center"/>
-          </w:tcPr>
-          <w:p>
-            <w:pPr>
-              <w:pStyle w:val="Normal"/>
-              <w:jc w:val="center"/>
-              <w:pBdr>
-                <w:bottom w:val="none" w:sz="0" w:space="0" w:color="000000"/>
-                <w:top w:val="none" w:sz="0" w:space="0" w:color="000000"/>
-                <w:left w:val="none" w:sz="0" w:space="0" w:color="000000"/>
-                <w:right w:val="none" w:sz="0" w:space="0" w:color="000000"/>
-              </w:pBdr>
-              <w:spacing w:after="100" w:before="100" w:line="240"/>
-              <w:ind w:left="100" w:right="100" w:firstLine="0" w:firstLineChars="0"/>
-            </w:pPr>
-            <w:r>
-              <w:rPr>
-                <w:rFonts w:ascii="Times New Roman" w:hAnsi="Times New Roman" w:eastAsia="Times New Roman" w:cs="Times New Roman"/>
-                <w:i w:val="false"/>
-                <w:b w:val="false"/>
-                <w:u w:val="none"/>
-                <w:sz w:val="20"/>
-                <w:szCs w:val="20"/>
-                <w:color w:val="000000"/>
-              </w:rPr>
-              <w:t xml:space="preserve">&lt;0.001</w:t>
-            </w:r>
-          </w:p>
-        </w:tc>
-        <w:tc>
-          <w:tcPr>
-            <w:tcBorders>
-              <w:bottom w:val="none" w:sz="0" w:space="0" w:color="000000"/>
-              <w:top w:val="none" w:sz="0" w:space="0" w:color="000000"/>
-              <w:left w:val="none" w:sz="0" w:space="0" w:color="000000"/>
-              <w:right w:val="none" w:sz="0" w:space="0" w:color="000000"/>
-            </w:tcBorders>
-            <w:shd w:val="clear" w:color="auto" w:fill="FFFFFF"/>
-            <w:tcMar>
-              <w:top w:w="0" w:type="dxa"/>
-              <w:bottom w:w="0" w:type="dxa"/>
-              <w:left w:w="0" w:type="dxa"/>
-              <w:right w:w="0" w:type="dxa"/>
-            </w:tcMar>
-            <w:vAlign w:val="center"/>
-          </w:tcPr>
-          <w:p>
-            <w:pPr>
-              <w:pStyle w:val="Normal"/>
-              <w:jc w:val="center"/>
-              <w:pBdr>
-                <w:bottom w:val="none" w:sz="0" w:space="0" w:color="000000"/>
-                <w:top w:val="none" w:sz="0" w:space="0" w:color="000000"/>
-                <w:left w:val="none" w:sz="0" w:space="0" w:color="000000"/>
-                <w:right w:val="none" w:sz="0" w:space="0" w:color="000000"/>
-              </w:pBdr>
-              <w:spacing w:after="100" w:before="100" w:line="240"/>
-              <w:ind w:left="100" w:right="100" w:firstLine="0" w:firstLineChars="0"/>
-            </w:pPr>
-            <w:r>
-              <w:rPr>
-                <w:rFonts w:ascii="Times New Roman" w:hAnsi="Times New Roman" w:eastAsia="Times New Roman" w:cs="Times New Roman"/>
-                <w:i w:val="false"/>
-                <w:b w:val="false"/>
-                <w:u w:val="none"/>
-                <w:sz w:val="20"/>
-                <w:szCs w:val="20"/>
-                <w:color w:val="000000"/>
-              </w:rPr>
-              <w:t xml:space="preserve">0.93</w:t>
-            </w:r>
-          </w:p>
-        </w:tc>
-        <w:tc>
-          <w:tcPr>
-            <w:tcBorders>
-              <w:bottom w:val="none" w:sz="0" w:space="0" w:color="000000"/>
-              <w:top w:val="none" w:sz="0" w:space="0" w:color="000000"/>
-              <w:left w:val="none" w:sz="0" w:space="0" w:color="000000"/>
-              <w:right w:val="none" w:sz="0" w:space="0" w:color="000000"/>
-            </w:tcBorders>
-            <w:shd w:val="clear" w:color="auto" w:fill="FFFFFF"/>
-            <w:tcMar>
-              <w:top w:w="0" w:type="dxa"/>
-              <w:bottom w:w="0" w:type="dxa"/>
-              <w:left w:w="0" w:type="dxa"/>
-              <w:right w:w="0" w:type="dxa"/>
-            </w:tcMar>
-            <w:vAlign w:val="center"/>
-          </w:tcPr>
-          <w:p>
-            <w:pPr>
-              <w:pStyle w:val="Normal"/>
-              <w:jc w:val="center"/>
-              <w:pBdr>
-                <w:bottom w:val="none" w:sz="0" w:space="0" w:color="000000"/>
-                <w:top w:val="none" w:sz="0" w:space="0" w:color="000000"/>
-                <w:left w:val="none" w:sz="0" w:space="0" w:color="000000"/>
-                <w:right w:val="none" w:sz="0" w:space="0" w:color="000000"/>
-              </w:pBdr>
-              <w:spacing w:after="100" w:before="100" w:line="240"/>
-              <w:ind w:left="100" w:right="100" w:firstLine="0" w:firstLineChars="0"/>
-            </w:pPr>
-            <w:r>
-              <w:rPr>
-                <w:rFonts w:ascii="Times New Roman" w:hAnsi="Times New Roman" w:eastAsia="Times New Roman" w:cs="Times New Roman"/>
-                <w:i w:val="false"/>
-                <w:b w:val="false"/>
-                <w:u w:val="none"/>
-                <w:sz w:val="20"/>
-                <w:szCs w:val="20"/>
-                <w:color w:val="000000"/>
-              </w:rPr>
-              <w:t xml:space="preserve">30</w:t>
-            </w:r>
-          </w:p>
-        </w:tc>
-        <w:tc>
-          <w:tcPr>
-            <w:tcBorders>
-              <w:bottom w:val="none" w:sz="0" w:space="0" w:color="000000"/>
-              <w:top w:val="none" w:sz="0" w:space="0" w:color="000000"/>
-              <w:left w:val="none" w:sz="0" w:space="0" w:color="000000"/>
-              <w:right w:val="none" w:sz="0" w:space="0" w:color="000000"/>
-            </w:tcBorders>
-            <w:shd w:val="clear" w:color="auto" w:fill="FFFFFF"/>
-            <w:tcMar>
-              <w:top w:w="0" w:type="dxa"/>
-              <w:bottom w:w="0" w:type="dxa"/>
-              <w:left w:w="0" w:type="dxa"/>
-              <w:right w:w="0" w:type="dxa"/>
-            </w:tcMar>
-            <w:vAlign w:val="center"/>
-          </w:tcPr>
-          <w:p>
-            <w:pPr>
-              <w:pStyle w:val="Normal"/>
-              <w:jc w:val="center"/>
-              <w:pBdr>
-                <w:bottom w:val="none" w:sz="0" w:space="0" w:color="000000"/>
-                <w:top w:val="none" w:sz="0" w:space="0" w:color="000000"/>
-                <w:left w:val="none" w:sz="0" w:space="0" w:color="000000"/>
-                <w:right w:val="none" w:sz="0" w:space="0" w:color="000000"/>
-              </w:pBdr>
-              <w:spacing w:after="100" w:before="100" w:line="240"/>
-              <w:ind w:left="100" w:right="100" w:firstLine="0" w:firstLineChars="0"/>
-            </w:pPr>
-            <w:r>
-              <w:rPr>
-                <w:rFonts w:ascii="Times New Roman" w:hAnsi="Times New Roman" w:eastAsia="Times New Roman" w:cs="Times New Roman"/>
-                <w:i w:val="false"/>
-                <w:b w:val="false"/>
-                <w:u w:val="none"/>
-                <w:sz w:val="20"/>
-                <w:szCs w:val="20"/>
-                <w:color w:val="000000"/>
-              </w:rPr>
-              <w:t xml:space="preserve">1996-2025</w:t>
+              <w:t xml:space="preserve">8.21e-04</w:t>
+            </w:r>
+          </w:p>
+        </w:tc>
+        <w:tc>
+          <w:tcPr>
+            <w:tcBorders>
+              <w:bottom w:val="none" w:sz="0" w:space="0" w:color="000000"/>
+              <w:top w:val="none" w:sz="0" w:space="0" w:color="000000"/>
+              <w:left w:val="none" w:sz="0" w:space="0" w:color="000000"/>
+              <w:right w:val="none" w:sz="0" w:space="0" w:color="000000"/>
+            </w:tcBorders>
+            <w:shd w:val="clear" w:color="auto" w:fill="FFFFFF"/>
+            <w:tcMar>
+              <w:top w:w="0" w:type="dxa"/>
+              <w:bottom w:w="0" w:type="dxa"/>
+              <w:left w:w="0" w:type="dxa"/>
+              <w:right w:w="0" w:type="dxa"/>
+            </w:tcMar>
+            <w:vAlign w:val="center"/>
+          </w:tcPr>
+          <w:p>
+            <w:pPr>
+              <w:pStyle w:val="Normal"/>
+              <w:jc w:val="center"/>
+              <w:pBdr>
+                <w:bottom w:val="none" w:sz="0" w:space="0" w:color="000000"/>
+                <w:top w:val="none" w:sz="0" w:space="0" w:color="000000"/>
+                <w:left w:val="none" w:sz="0" w:space="0" w:color="000000"/>
+                <w:right w:val="none" w:sz="0" w:space="0" w:color="000000"/>
+              </w:pBdr>
+              <w:spacing w:after="100" w:before="100" w:line="240"/>
+              <w:ind w:left="100" w:right="100" w:firstLine="0" w:firstLineChars="0"/>
+            </w:pPr>
+            <w:r>
+              <w:rPr>
+                <w:rFonts w:ascii="Times New Roman" w:hAnsi="Times New Roman" w:eastAsia="Times New Roman" w:cs="Times New Roman"/>
+                <w:i w:val="false"/>
+                <w:b w:val="false"/>
+                <w:u w:val="none"/>
+                <w:sz w:val="20"/>
+                <w:szCs w:val="20"/>
+                <w:color w:val="000000"/>
+              </w:rPr>
+              <w:t xml:space="preserve">3.4e-04</w:t>
+            </w:r>
+          </w:p>
+        </w:tc>
+        <w:tc>
+          <w:tcPr>
+            <w:tcBorders>
+              <w:bottom w:val="none" w:sz="0" w:space="0" w:color="000000"/>
+              <w:top w:val="none" w:sz="0" w:space="0" w:color="000000"/>
+              <w:left w:val="none" w:sz="0" w:space="0" w:color="000000"/>
+              <w:right w:val="none" w:sz="0" w:space="0" w:color="000000"/>
+            </w:tcBorders>
+            <w:shd w:val="clear" w:color="auto" w:fill="FFFFFF"/>
+            <w:tcMar>
+              <w:top w:w="0" w:type="dxa"/>
+              <w:bottom w:w="0" w:type="dxa"/>
+              <w:left w:w="0" w:type="dxa"/>
+              <w:right w:w="0" w:type="dxa"/>
+            </w:tcMar>
+            <w:vAlign w:val="center"/>
+          </w:tcPr>
+          <w:p>
+            <w:pPr>
+              <w:pStyle w:val="Normal"/>
+              <w:jc w:val="center"/>
+              <w:pBdr>
+                <w:bottom w:val="none" w:sz="0" w:space="0" w:color="000000"/>
+                <w:top w:val="none" w:sz="0" w:space="0" w:color="000000"/>
+                <w:left w:val="none" w:sz="0" w:space="0" w:color="000000"/>
+                <w:right w:val="none" w:sz="0" w:space="0" w:color="000000"/>
+              </w:pBdr>
+              <w:spacing w:after="100" w:before="100" w:line="240"/>
+              <w:ind w:left="100" w:right="100" w:firstLine="0" w:firstLineChars="0"/>
+            </w:pPr>
+            <w:r>
+              <w:rPr>
+                <w:rFonts w:ascii="Times New Roman" w:hAnsi="Times New Roman" w:eastAsia="Times New Roman" w:cs="Times New Roman"/>
+                <w:i w:val="false"/>
+                <w:b w:val="false"/>
+                <w:u w:val="none"/>
+                <w:sz w:val="20"/>
+                <w:szCs w:val="20"/>
+                <w:color w:val="000000"/>
+              </w:rPr>
+              <w:t xml:space="preserve">0.035</w:t>
+            </w:r>
+          </w:p>
+        </w:tc>
+        <w:tc>
+          <w:tcPr>
+            <w:tcBorders>
+              <w:bottom w:val="none" w:sz="0" w:space="0" w:color="000000"/>
+              <w:top w:val="none" w:sz="0" w:space="0" w:color="000000"/>
+              <w:left w:val="none" w:sz="0" w:space="0" w:color="000000"/>
+              <w:right w:val="none" w:sz="0" w:space="0" w:color="000000"/>
+            </w:tcBorders>
+            <w:shd w:val="clear" w:color="auto" w:fill="FFFFFF"/>
+            <w:tcMar>
+              <w:top w:w="0" w:type="dxa"/>
+              <w:bottom w:w="0" w:type="dxa"/>
+              <w:left w:w="0" w:type="dxa"/>
+              <w:right w:w="0" w:type="dxa"/>
+            </w:tcMar>
+            <w:vAlign w:val="center"/>
+          </w:tcPr>
+          <w:p>
+            <w:pPr>
+              <w:pStyle w:val="Normal"/>
+              <w:jc w:val="center"/>
+              <w:pBdr>
+                <w:bottom w:val="none" w:sz="0" w:space="0" w:color="000000"/>
+                <w:top w:val="none" w:sz="0" w:space="0" w:color="000000"/>
+                <w:left w:val="none" w:sz="0" w:space="0" w:color="000000"/>
+                <w:right w:val="none" w:sz="0" w:space="0" w:color="000000"/>
+              </w:pBdr>
+              <w:spacing w:after="100" w:before="100" w:line="240"/>
+              <w:ind w:left="100" w:right="100" w:firstLine="0" w:firstLineChars="0"/>
+            </w:pPr>
+            <w:r>
+              <w:rPr>
+                <w:rFonts w:ascii="Times New Roman" w:hAnsi="Times New Roman" w:eastAsia="Times New Roman" w:cs="Times New Roman"/>
+                <w:i w:val="false"/>
+                <w:b w:val="false"/>
+                <w:u w:val="none"/>
+                <w:sz w:val="20"/>
+                <w:szCs w:val="20"/>
+                <w:color w:val="000000"/>
+              </w:rPr>
+              <w:t xml:space="preserve">0.37</w:t>
+            </w:r>
+          </w:p>
+        </w:tc>
+        <w:tc>
+          <w:tcPr>
+            <w:tcBorders>
+              <w:bottom w:val="none" w:sz="0" w:space="0" w:color="000000"/>
+              <w:top w:val="none" w:sz="0" w:space="0" w:color="000000"/>
+              <w:left w:val="none" w:sz="0" w:space="0" w:color="000000"/>
+              <w:right w:val="none" w:sz="0" w:space="0" w:color="000000"/>
+            </w:tcBorders>
+            <w:shd w:val="clear" w:color="auto" w:fill="FFFFFF"/>
+            <w:tcMar>
+              <w:top w:w="0" w:type="dxa"/>
+              <w:bottom w:w="0" w:type="dxa"/>
+              <w:left w:w="0" w:type="dxa"/>
+              <w:right w:w="0" w:type="dxa"/>
+            </w:tcMar>
+            <w:vAlign w:val="center"/>
+          </w:tcPr>
+          <w:p>
+            <w:pPr>
+              <w:pStyle w:val="Normal"/>
+              <w:jc w:val="center"/>
+              <w:pBdr>
+                <w:bottom w:val="none" w:sz="0" w:space="0" w:color="000000"/>
+                <w:top w:val="none" w:sz="0" w:space="0" w:color="000000"/>
+                <w:left w:val="none" w:sz="0" w:space="0" w:color="000000"/>
+                <w:right w:val="none" w:sz="0" w:space="0" w:color="000000"/>
+              </w:pBdr>
+              <w:spacing w:after="100" w:before="100" w:line="240"/>
+              <w:ind w:left="100" w:right="100" w:firstLine="0" w:firstLineChars="0"/>
+            </w:pPr>
+            <w:r>
+              <w:rPr>
+                <w:rFonts w:ascii="Times New Roman" w:hAnsi="Times New Roman" w:eastAsia="Times New Roman" w:cs="Times New Roman"/>
+                <w:i w:val="false"/>
+                <w:b w:val="false"/>
+                <w:u w:val="none"/>
+                <w:sz w:val="20"/>
+                <w:szCs w:val="20"/>
+                <w:color w:val="000000"/>
+              </w:rPr>
+              <w:t xml:space="preserve">12</w:t>
+            </w:r>
+          </w:p>
+        </w:tc>
+        <w:tc>
+          <w:tcPr>
+            <w:tcBorders>
+              <w:bottom w:val="none" w:sz="0" w:space="0" w:color="000000"/>
+              <w:top w:val="none" w:sz="0" w:space="0" w:color="000000"/>
+              <w:left w:val="none" w:sz="0" w:space="0" w:color="000000"/>
+              <w:right w:val="none" w:sz="0" w:space="0" w:color="000000"/>
+            </w:tcBorders>
+            <w:shd w:val="clear" w:color="auto" w:fill="FFFFFF"/>
+            <w:tcMar>
+              <w:top w:w="0" w:type="dxa"/>
+              <w:bottom w:w="0" w:type="dxa"/>
+              <w:left w:w="0" w:type="dxa"/>
+              <w:right w:w="0" w:type="dxa"/>
+            </w:tcMar>
+            <w:vAlign w:val="center"/>
+          </w:tcPr>
+          <w:p>
+            <w:pPr>
+              <w:pStyle w:val="Normal"/>
+              <w:jc w:val="center"/>
+              <w:pBdr>
+                <w:bottom w:val="none" w:sz="0" w:space="0" w:color="000000"/>
+                <w:top w:val="none" w:sz="0" w:space="0" w:color="000000"/>
+                <w:left w:val="none" w:sz="0" w:space="0" w:color="000000"/>
+                <w:right w:val="none" w:sz="0" w:space="0" w:color="000000"/>
+              </w:pBdr>
+              <w:spacing w:after="100" w:before="100" w:line="240"/>
+              <w:ind w:left="100" w:right="100" w:firstLine="0" w:firstLineChars="0"/>
+            </w:pPr>
+            <w:r>
+              <w:rPr>
+                <w:rFonts w:ascii="Times New Roman" w:hAnsi="Times New Roman" w:eastAsia="Times New Roman" w:cs="Times New Roman"/>
+                <w:i w:val="false"/>
+                <w:b w:val="false"/>
+                <w:u w:val="none"/>
+                <w:sz w:val="20"/>
+                <w:szCs w:val="20"/>
+                <w:color w:val="000000"/>
+              </w:rPr>
+              <w:t xml:space="preserve">1999.5-2022</w:t>
             </w:r>
           </w:p>
         </w:tc>
@@ -36183,7 +38489,7 @@
                 <w:szCs w:val="20"/>
                 <w:color w:val="000000"/>
               </w:rPr>
-              <w:t xml:space="preserve">NHANES</w:t>
+              <w:t xml:space="preserve">GSS</w:t>
             </w:r>
           </w:p>
         </w:tc>
@@ -36271,7 +38577,7 @@
                 <w:szCs w:val="20"/>
                 <w:color w:val="000000"/>
               </w:rPr>
-              <w:t xml:space="preserve">8.21e-04</w:t>
+              <w:t xml:space="preserve">8.70e-04</w:t>
             </w:r>
           </w:p>
         </w:tc>
@@ -36315,7 +38621,7 @@
                 <w:szCs w:val="20"/>
                 <w:color w:val="000000"/>
               </w:rPr>
-              <w:t xml:space="preserve">3.4e-04</w:t>
+              <w:t xml:space="preserve">7.0e-05</w:t>
             </w:r>
           </w:p>
         </w:tc>
@@ -36359,7 +38665,7 @@
                 <w:szCs w:val="20"/>
                 <w:color w:val="000000"/>
               </w:rPr>
-              <w:t xml:space="preserve">0.035</w:t>
+              <w:t xml:space="preserve">&lt;0.001</w:t>
             </w:r>
           </w:p>
         </w:tc>
@@ -36403,7 +38709,7 @@
                 <w:szCs w:val="20"/>
                 <w:color w:val="000000"/>
               </w:rPr>
-              <w:t xml:space="preserve">0.37</w:t>
+              <w:t xml:space="preserve">0.84</w:t>
             </w:r>
           </w:p>
         </w:tc>
@@ -36447,7 +38753,7 @@
                 <w:szCs w:val="20"/>
                 <w:color w:val="000000"/>
               </w:rPr>
-              <w:t xml:space="preserve">12</w:t>
+              <w:t xml:space="preserve">32</w:t>
             </w:r>
           </w:p>
         </w:tc>
@@ -36491,7 +38797,7 @@
                 <w:szCs w:val="20"/>
                 <w:color w:val="000000"/>
               </w:rPr>
-              <w:t xml:space="preserve">1999.5-2022</w:t>
+              <w:t xml:space="preserve">1972-2024</w:t>
             </w:r>
           </w:p>
         </w:tc>
@@ -38066,7 +40372,7 @@
                 <w:szCs w:val="20"/>
                 <w:color w:val="000000"/>
               </w:rPr>
-              <w:t xml:space="preserve">GSS</w:t>
+              <w:t xml:space="preserve">CPS</w:t>
             </w:r>
           </w:p>
         </w:tc>
@@ -38154,51 +40460,51 @@
                 <w:szCs w:val="20"/>
                 <w:color w:val="000000"/>
               </w:rPr>
-              <w:t xml:space="preserve">7.35e-04</w:t>
-            </w:r>
-          </w:p>
-        </w:tc>
-        <w:tc>
-          <w:tcPr>
-            <w:tcBorders>
-              <w:bottom w:val="none" w:sz="0" w:space="0" w:color="000000"/>
-              <w:top w:val="none" w:sz="0" w:space="0" w:color="000000"/>
-              <w:left w:val="none" w:sz="0" w:space="0" w:color="000000"/>
-              <w:right w:val="none" w:sz="0" w:space="0" w:color="000000"/>
-            </w:tcBorders>
-            <w:shd w:val="clear" w:color="auto" w:fill="FFFFFF"/>
-            <w:tcMar>
-              <w:top w:w="0" w:type="dxa"/>
-              <w:bottom w:w="0" w:type="dxa"/>
-              <w:left w:w="0" w:type="dxa"/>
-              <w:right w:w="0" w:type="dxa"/>
-            </w:tcMar>
-            <w:vAlign w:val="center"/>
-          </w:tcPr>
-          <w:p>
-            <w:pPr>
-              <w:pStyle w:val="Normal"/>
-              <w:jc w:val="center"/>
-              <w:pBdr>
-                <w:bottom w:val="none" w:sz="0" w:space="0" w:color="000000"/>
-                <w:top w:val="none" w:sz="0" w:space="0" w:color="000000"/>
-                <w:left w:val="none" w:sz="0" w:space="0" w:color="000000"/>
-                <w:right w:val="none" w:sz="0" w:space="0" w:color="000000"/>
-              </w:pBdr>
-              <w:spacing w:after="100" w:before="100" w:line="240"/>
-              <w:ind w:left="100" w:right="100" w:firstLine="0" w:firstLineChars="0"/>
-            </w:pPr>
-            <w:r>
-              <w:rPr>
-                <w:rFonts w:ascii="Times New Roman" w:hAnsi="Times New Roman" w:eastAsia="Times New Roman" w:cs="Times New Roman"/>
-                <w:i w:val="false"/>
-                <w:b w:val="false"/>
-                <w:u w:val="none"/>
-                <w:sz w:val="20"/>
-                <w:szCs w:val="20"/>
-                <w:color w:val="000000"/>
-              </w:rPr>
-              <w:t xml:space="preserve">1.1e-04</w:t>
+              <w:t xml:space="preserve">4.33e-04</w:t>
+            </w:r>
+          </w:p>
+        </w:tc>
+        <w:tc>
+          <w:tcPr>
+            <w:tcBorders>
+              <w:bottom w:val="none" w:sz="0" w:space="0" w:color="000000"/>
+              <w:top w:val="none" w:sz="0" w:space="0" w:color="000000"/>
+              <w:left w:val="none" w:sz="0" w:space="0" w:color="000000"/>
+              <w:right w:val="none" w:sz="0" w:space="0" w:color="000000"/>
+            </w:tcBorders>
+            <w:shd w:val="clear" w:color="auto" w:fill="FFFFFF"/>
+            <w:tcMar>
+              <w:top w:w="0" w:type="dxa"/>
+              <w:bottom w:w="0" w:type="dxa"/>
+              <w:left w:w="0" w:type="dxa"/>
+              <w:right w:w="0" w:type="dxa"/>
+            </w:tcMar>
+            <w:vAlign w:val="center"/>
+          </w:tcPr>
+          <w:p>
+            <w:pPr>
+              <w:pStyle w:val="Normal"/>
+              <w:jc w:val="center"/>
+              <w:pBdr>
+                <w:bottom w:val="none" w:sz="0" w:space="0" w:color="000000"/>
+                <w:top w:val="none" w:sz="0" w:space="0" w:color="000000"/>
+                <w:left w:val="none" w:sz="0" w:space="0" w:color="000000"/>
+                <w:right w:val="none" w:sz="0" w:space="0" w:color="000000"/>
+              </w:pBdr>
+              <w:spacing w:after="100" w:before="100" w:line="240"/>
+              <w:ind w:left="100" w:right="100" w:firstLine="0" w:firstLineChars="0"/>
+            </w:pPr>
+            <w:r>
+              <w:rPr>
+                <w:rFonts w:ascii="Times New Roman" w:hAnsi="Times New Roman" w:eastAsia="Times New Roman" w:cs="Times New Roman"/>
+                <w:i w:val="false"/>
+                <w:b w:val="false"/>
+                <w:u w:val="none"/>
+                <w:sz w:val="20"/>
+                <w:szCs w:val="20"/>
+                <w:color w:val="000000"/>
+              </w:rPr>
+              <w:t xml:space="preserve">3.3e-05</w:t>
             </w:r>
           </w:p>
         </w:tc>
@@ -38286,95 +40592,95 @@
                 <w:szCs w:val="20"/>
                 <w:color w:val="000000"/>
               </w:rPr>
-              <w:t xml:space="preserve">0.60</w:t>
-            </w:r>
-          </w:p>
-        </w:tc>
-        <w:tc>
-          <w:tcPr>
-            <w:tcBorders>
-              <w:bottom w:val="none" w:sz="0" w:space="0" w:color="000000"/>
-              <w:top w:val="none" w:sz="0" w:space="0" w:color="000000"/>
-              <w:left w:val="none" w:sz="0" w:space="0" w:color="000000"/>
-              <w:right w:val="none" w:sz="0" w:space="0" w:color="000000"/>
-            </w:tcBorders>
-            <w:shd w:val="clear" w:color="auto" w:fill="FFFFFF"/>
-            <w:tcMar>
-              <w:top w:w="0" w:type="dxa"/>
-              <w:bottom w:w="0" w:type="dxa"/>
-              <w:left w:w="0" w:type="dxa"/>
-              <w:right w:w="0" w:type="dxa"/>
-            </w:tcMar>
-            <w:vAlign w:val="center"/>
-          </w:tcPr>
-          <w:p>
-            <w:pPr>
-              <w:pStyle w:val="Normal"/>
-              <w:jc w:val="center"/>
-              <w:pBdr>
-                <w:bottom w:val="none" w:sz="0" w:space="0" w:color="000000"/>
-                <w:top w:val="none" w:sz="0" w:space="0" w:color="000000"/>
-                <w:left w:val="none" w:sz="0" w:space="0" w:color="000000"/>
-                <w:right w:val="none" w:sz="0" w:space="0" w:color="000000"/>
-              </w:pBdr>
-              <w:spacing w:after="100" w:before="100" w:line="240"/>
-              <w:ind w:left="100" w:right="100" w:firstLine="0" w:firstLineChars="0"/>
-            </w:pPr>
-            <w:r>
-              <w:rPr>
-                <w:rFonts w:ascii="Times New Roman" w:hAnsi="Times New Roman" w:eastAsia="Times New Roman" w:cs="Times New Roman"/>
-                <w:i w:val="false"/>
-                <w:b w:val="false"/>
-                <w:u w:val="none"/>
-                <w:sz w:val="20"/>
-                <w:szCs w:val="20"/>
-                <w:color w:val="000000"/>
-              </w:rPr>
-              <w:t xml:space="preserve">32</w:t>
-            </w:r>
-          </w:p>
-        </w:tc>
-        <w:tc>
-          <w:tcPr>
-            <w:tcBorders>
-              <w:bottom w:val="none" w:sz="0" w:space="0" w:color="000000"/>
-              <w:top w:val="none" w:sz="0" w:space="0" w:color="000000"/>
-              <w:left w:val="none" w:sz="0" w:space="0" w:color="000000"/>
-              <w:right w:val="none" w:sz="0" w:space="0" w:color="000000"/>
-            </w:tcBorders>
-            <w:shd w:val="clear" w:color="auto" w:fill="FFFFFF"/>
-            <w:tcMar>
-              <w:top w:w="0" w:type="dxa"/>
-              <w:bottom w:w="0" w:type="dxa"/>
-              <w:left w:w="0" w:type="dxa"/>
-              <w:right w:w="0" w:type="dxa"/>
-            </w:tcMar>
-            <w:vAlign w:val="center"/>
-          </w:tcPr>
-          <w:p>
-            <w:pPr>
-              <w:pStyle w:val="Normal"/>
-              <w:jc w:val="center"/>
-              <w:pBdr>
-                <w:bottom w:val="none" w:sz="0" w:space="0" w:color="000000"/>
-                <w:top w:val="none" w:sz="0" w:space="0" w:color="000000"/>
-                <w:left w:val="none" w:sz="0" w:space="0" w:color="000000"/>
-                <w:right w:val="none" w:sz="0" w:space="0" w:color="000000"/>
-              </w:pBdr>
-              <w:spacing w:after="100" w:before="100" w:line="240"/>
-              <w:ind w:left="100" w:right="100" w:firstLine="0" w:firstLineChars="0"/>
-            </w:pPr>
-            <w:r>
-              <w:rPr>
-                <w:rFonts w:ascii="Times New Roman" w:hAnsi="Times New Roman" w:eastAsia="Times New Roman" w:cs="Times New Roman"/>
-                <w:i w:val="false"/>
-                <w:b w:val="false"/>
-                <w:u w:val="none"/>
-                <w:sz w:val="20"/>
-                <w:szCs w:val="20"/>
-                <w:color w:val="000000"/>
-              </w:rPr>
-              <w:t xml:space="preserve">1972-2024</w:t>
+              <w:t xml:space="preserve">0.86</w:t>
+            </w:r>
+          </w:p>
+        </w:tc>
+        <w:tc>
+          <w:tcPr>
+            <w:tcBorders>
+              <w:bottom w:val="none" w:sz="0" w:space="0" w:color="000000"/>
+              <w:top w:val="none" w:sz="0" w:space="0" w:color="000000"/>
+              <w:left w:val="none" w:sz="0" w:space="0" w:color="000000"/>
+              <w:right w:val="none" w:sz="0" w:space="0" w:color="000000"/>
+            </w:tcBorders>
+            <w:shd w:val="clear" w:color="auto" w:fill="FFFFFF"/>
+            <w:tcMar>
+              <w:top w:w="0" w:type="dxa"/>
+              <w:bottom w:w="0" w:type="dxa"/>
+              <w:left w:w="0" w:type="dxa"/>
+              <w:right w:w="0" w:type="dxa"/>
+            </w:tcMar>
+            <w:vAlign w:val="center"/>
+          </w:tcPr>
+          <w:p>
+            <w:pPr>
+              <w:pStyle w:val="Normal"/>
+              <w:jc w:val="center"/>
+              <w:pBdr>
+                <w:bottom w:val="none" w:sz="0" w:space="0" w:color="000000"/>
+                <w:top w:val="none" w:sz="0" w:space="0" w:color="000000"/>
+                <w:left w:val="none" w:sz="0" w:space="0" w:color="000000"/>
+                <w:right w:val="none" w:sz="0" w:space="0" w:color="000000"/>
+              </w:pBdr>
+              <w:spacing w:after="100" w:before="100" w:line="240"/>
+              <w:ind w:left="100" w:right="100" w:firstLine="0" w:firstLineChars="0"/>
+            </w:pPr>
+            <w:r>
+              <w:rPr>
+                <w:rFonts w:ascii="Times New Roman" w:hAnsi="Times New Roman" w:eastAsia="Times New Roman" w:cs="Times New Roman"/>
+                <w:i w:val="false"/>
+                <w:b w:val="false"/>
+                <w:u w:val="none"/>
+                <w:sz w:val="20"/>
+                <w:szCs w:val="20"/>
+                <w:color w:val="000000"/>
+              </w:rPr>
+              <w:t xml:space="preserve">30</w:t>
+            </w:r>
+          </w:p>
+        </w:tc>
+        <w:tc>
+          <w:tcPr>
+            <w:tcBorders>
+              <w:bottom w:val="none" w:sz="0" w:space="0" w:color="000000"/>
+              <w:top w:val="none" w:sz="0" w:space="0" w:color="000000"/>
+              <w:left w:val="none" w:sz="0" w:space="0" w:color="000000"/>
+              <w:right w:val="none" w:sz="0" w:space="0" w:color="000000"/>
+            </w:tcBorders>
+            <w:shd w:val="clear" w:color="auto" w:fill="FFFFFF"/>
+            <w:tcMar>
+              <w:top w:w="0" w:type="dxa"/>
+              <w:bottom w:w="0" w:type="dxa"/>
+              <w:left w:w="0" w:type="dxa"/>
+              <w:right w:w="0" w:type="dxa"/>
+            </w:tcMar>
+            <w:vAlign w:val="center"/>
+          </w:tcPr>
+          <w:p>
+            <w:pPr>
+              <w:pStyle w:val="Normal"/>
+              <w:jc w:val="center"/>
+              <w:pBdr>
+                <w:bottom w:val="none" w:sz="0" w:space="0" w:color="000000"/>
+                <w:top w:val="none" w:sz="0" w:space="0" w:color="000000"/>
+                <w:left w:val="none" w:sz="0" w:space="0" w:color="000000"/>
+                <w:right w:val="none" w:sz="0" w:space="0" w:color="000000"/>
+              </w:pBdr>
+              <w:spacing w:after="100" w:before="100" w:line="240"/>
+              <w:ind w:left="100" w:right="100" w:firstLine="0" w:firstLineChars="0"/>
+            </w:pPr>
+            <w:r>
+              <w:rPr>
+                <w:rFonts w:ascii="Times New Roman" w:hAnsi="Times New Roman" w:eastAsia="Times New Roman" w:cs="Times New Roman"/>
+                <w:i w:val="false"/>
+                <w:b w:val="false"/>
+                <w:u w:val="none"/>
+                <w:sz w:val="20"/>
+                <w:szCs w:val="20"/>
+                <w:color w:val="000000"/>
+              </w:rPr>
+              <w:t xml:space="preserve">1996-2025</w:t>
             </w:r>
           </w:p>
         </w:tc>
@@ -38424,7 +40730,7 @@
                 <w:szCs w:val="20"/>
                 <w:color w:val="000000"/>
               </w:rPr>
-              <w:t xml:space="preserve">CPS</w:t>
+              <w:t xml:space="preserve">NHANES</w:t>
             </w:r>
           </w:p>
         </w:tc>
@@ -38512,227 +40818,227 @@
                 <w:szCs w:val="20"/>
                 <w:color w:val="000000"/>
               </w:rPr>
-              <w:t xml:space="preserve">4.33e-04</w:t>
-            </w:r>
-          </w:p>
-        </w:tc>
-        <w:tc>
-          <w:tcPr>
-            <w:tcBorders>
-              <w:bottom w:val="none" w:sz="0" w:space="0" w:color="000000"/>
-              <w:top w:val="none" w:sz="0" w:space="0" w:color="000000"/>
-              <w:left w:val="none" w:sz="0" w:space="0" w:color="000000"/>
-              <w:right w:val="none" w:sz="0" w:space="0" w:color="000000"/>
-            </w:tcBorders>
-            <w:shd w:val="clear" w:color="auto" w:fill="FFFFFF"/>
-            <w:tcMar>
-              <w:top w:w="0" w:type="dxa"/>
-              <w:bottom w:w="0" w:type="dxa"/>
-              <w:left w:w="0" w:type="dxa"/>
-              <w:right w:w="0" w:type="dxa"/>
-            </w:tcMar>
-            <w:vAlign w:val="center"/>
-          </w:tcPr>
-          <w:p>
-            <w:pPr>
-              <w:pStyle w:val="Normal"/>
-              <w:jc w:val="center"/>
-              <w:pBdr>
-                <w:bottom w:val="none" w:sz="0" w:space="0" w:color="000000"/>
-                <w:top w:val="none" w:sz="0" w:space="0" w:color="000000"/>
-                <w:left w:val="none" w:sz="0" w:space="0" w:color="000000"/>
-                <w:right w:val="none" w:sz="0" w:space="0" w:color="000000"/>
-              </w:pBdr>
-              <w:spacing w:after="100" w:before="100" w:line="240"/>
-              <w:ind w:left="100" w:right="100" w:firstLine="0" w:firstLineChars="0"/>
-            </w:pPr>
-            <w:r>
-              <w:rPr>
-                <w:rFonts w:ascii="Times New Roman" w:hAnsi="Times New Roman" w:eastAsia="Times New Roman" w:cs="Times New Roman"/>
-                <w:i w:val="false"/>
-                <w:b w:val="false"/>
-                <w:u w:val="none"/>
-                <w:sz w:val="20"/>
-                <w:szCs w:val="20"/>
-                <w:color w:val="000000"/>
-              </w:rPr>
-              <w:t xml:space="preserve">3.3e-05</w:t>
-            </w:r>
-          </w:p>
-        </w:tc>
-        <w:tc>
-          <w:tcPr>
-            <w:tcBorders>
-              <w:bottom w:val="none" w:sz="0" w:space="0" w:color="000000"/>
-              <w:top w:val="none" w:sz="0" w:space="0" w:color="000000"/>
-              <w:left w:val="none" w:sz="0" w:space="0" w:color="000000"/>
-              <w:right w:val="none" w:sz="0" w:space="0" w:color="000000"/>
-            </w:tcBorders>
-            <w:shd w:val="clear" w:color="auto" w:fill="FFFFFF"/>
-            <w:tcMar>
-              <w:top w:w="0" w:type="dxa"/>
-              <w:bottom w:w="0" w:type="dxa"/>
-              <w:left w:w="0" w:type="dxa"/>
-              <w:right w:w="0" w:type="dxa"/>
-            </w:tcMar>
-            <w:vAlign w:val="center"/>
-          </w:tcPr>
-          <w:p>
-            <w:pPr>
-              <w:pStyle w:val="Normal"/>
-              <w:jc w:val="center"/>
-              <w:pBdr>
-                <w:bottom w:val="none" w:sz="0" w:space="0" w:color="000000"/>
-                <w:top w:val="none" w:sz="0" w:space="0" w:color="000000"/>
-                <w:left w:val="none" w:sz="0" w:space="0" w:color="000000"/>
-                <w:right w:val="none" w:sz="0" w:space="0" w:color="000000"/>
-              </w:pBdr>
-              <w:spacing w:after="100" w:before="100" w:line="240"/>
-              <w:ind w:left="100" w:right="100" w:firstLine="0" w:firstLineChars="0"/>
-            </w:pPr>
-            <w:r>
-              <w:rPr>
-                <w:rFonts w:ascii="Times New Roman" w:hAnsi="Times New Roman" w:eastAsia="Times New Roman" w:cs="Times New Roman"/>
-                <w:i w:val="false"/>
-                <w:b w:val="false"/>
-                <w:u w:val="none"/>
-                <w:sz w:val="20"/>
-                <w:szCs w:val="20"/>
-                <w:color w:val="000000"/>
-              </w:rPr>
-              <w:t xml:space="preserve">&lt;0.001</w:t>
-            </w:r>
-          </w:p>
-        </w:tc>
-        <w:tc>
-          <w:tcPr>
-            <w:tcBorders>
-              <w:bottom w:val="none" w:sz="0" w:space="0" w:color="000000"/>
-              <w:top w:val="none" w:sz="0" w:space="0" w:color="000000"/>
-              <w:left w:val="none" w:sz="0" w:space="0" w:color="000000"/>
-              <w:right w:val="none" w:sz="0" w:space="0" w:color="000000"/>
-            </w:tcBorders>
-            <w:shd w:val="clear" w:color="auto" w:fill="FFFFFF"/>
-            <w:tcMar>
-              <w:top w:w="0" w:type="dxa"/>
-              <w:bottom w:w="0" w:type="dxa"/>
-              <w:left w:w="0" w:type="dxa"/>
-              <w:right w:w="0" w:type="dxa"/>
-            </w:tcMar>
-            <w:vAlign w:val="center"/>
-          </w:tcPr>
-          <w:p>
-            <w:pPr>
-              <w:pStyle w:val="Normal"/>
-              <w:jc w:val="center"/>
-              <w:pBdr>
-                <w:bottom w:val="none" w:sz="0" w:space="0" w:color="000000"/>
-                <w:top w:val="none" w:sz="0" w:space="0" w:color="000000"/>
-                <w:left w:val="none" w:sz="0" w:space="0" w:color="000000"/>
-                <w:right w:val="none" w:sz="0" w:space="0" w:color="000000"/>
-              </w:pBdr>
-              <w:spacing w:after="100" w:before="100" w:line="240"/>
-              <w:ind w:left="100" w:right="100" w:firstLine="0" w:firstLineChars="0"/>
-            </w:pPr>
-            <w:r>
-              <w:rPr>
-                <w:rFonts w:ascii="Times New Roman" w:hAnsi="Times New Roman" w:eastAsia="Times New Roman" w:cs="Times New Roman"/>
-                <w:i w:val="false"/>
-                <w:b w:val="false"/>
-                <w:u w:val="none"/>
-                <w:sz w:val="20"/>
-                <w:szCs w:val="20"/>
-                <w:color w:val="000000"/>
-              </w:rPr>
-              <w:t xml:space="preserve">0.86</w:t>
-            </w:r>
-          </w:p>
-        </w:tc>
-        <w:tc>
-          <w:tcPr>
-            <w:tcBorders>
-              <w:bottom w:val="none" w:sz="0" w:space="0" w:color="000000"/>
-              <w:top w:val="none" w:sz="0" w:space="0" w:color="000000"/>
-              <w:left w:val="none" w:sz="0" w:space="0" w:color="000000"/>
-              <w:right w:val="none" w:sz="0" w:space="0" w:color="000000"/>
-            </w:tcBorders>
-            <w:shd w:val="clear" w:color="auto" w:fill="FFFFFF"/>
-            <w:tcMar>
-              <w:top w:w="0" w:type="dxa"/>
-              <w:bottom w:w="0" w:type="dxa"/>
-              <w:left w:w="0" w:type="dxa"/>
-              <w:right w:w="0" w:type="dxa"/>
-            </w:tcMar>
-            <w:vAlign w:val="center"/>
-          </w:tcPr>
-          <w:p>
-            <w:pPr>
-              <w:pStyle w:val="Normal"/>
-              <w:jc w:val="center"/>
-              <w:pBdr>
-                <w:bottom w:val="none" w:sz="0" w:space="0" w:color="000000"/>
-                <w:top w:val="none" w:sz="0" w:space="0" w:color="000000"/>
-                <w:left w:val="none" w:sz="0" w:space="0" w:color="000000"/>
-                <w:right w:val="none" w:sz="0" w:space="0" w:color="000000"/>
-              </w:pBdr>
-              <w:spacing w:after="100" w:before="100" w:line="240"/>
-              <w:ind w:left="100" w:right="100" w:firstLine="0" w:firstLineChars="0"/>
-            </w:pPr>
-            <w:r>
-              <w:rPr>
-                <w:rFonts w:ascii="Times New Roman" w:hAnsi="Times New Roman" w:eastAsia="Times New Roman" w:cs="Times New Roman"/>
-                <w:i w:val="false"/>
-                <w:b w:val="false"/>
-                <w:u w:val="none"/>
-                <w:sz w:val="20"/>
-                <w:szCs w:val="20"/>
-                <w:color w:val="000000"/>
-              </w:rPr>
-              <w:t xml:space="preserve">30</w:t>
-            </w:r>
-          </w:p>
-        </w:tc>
-        <w:tc>
-          <w:tcPr>
-            <w:tcBorders>
-              <w:bottom w:val="none" w:sz="0" w:space="0" w:color="000000"/>
-              <w:top w:val="none" w:sz="0" w:space="0" w:color="000000"/>
-              <w:left w:val="none" w:sz="0" w:space="0" w:color="000000"/>
-              <w:right w:val="none" w:sz="0" w:space="0" w:color="000000"/>
-            </w:tcBorders>
-            <w:shd w:val="clear" w:color="auto" w:fill="FFFFFF"/>
-            <w:tcMar>
-              <w:top w:w="0" w:type="dxa"/>
-              <w:bottom w:w="0" w:type="dxa"/>
-              <w:left w:w="0" w:type="dxa"/>
-              <w:right w:w="0" w:type="dxa"/>
-            </w:tcMar>
-            <w:vAlign w:val="center"/>
-          </w:tcPr>
-          <w:p>
-            <w:pPr>
-              <w:pStyle w:val="Normal"/>
-              <w:jc w:val="center"/>
-              <w:pBdr>
-                <w:bottom w:val="none" w:sz="0" w:space="0" w:color="000000"/>
-                <w:top w:val="none" w:sz="0" w:space="0" w:color="000000"/>
-                <w:left w:val="none" w:sz="0" w:space="0" w:color="000000"/>
-                <w:right w:val="none" w:sz="0" w:space="0" w:color="000000"/>
-              </w:pBdr>
-              <w:spacing w:after="100" w:before="100" w:line="240"/>
-              <w:ind w:left="100" w:right="100" w:firstLine="0" w:firstLineChars="0"/>
-            </w:pPr>
-            <w:r>
-              <w:rPr>
-                <w:rFonts w:ascii="Times New Roman" w:hAnsi="Times New Roman" w:eastAsia="Times New Roman" w:cs="Times New Roman"/>
-                <w:i w:val="false"/>
-                <w:b w:val="false"/>
-                <w:u w:val="none"/>
-                <w:sz w:val="20"/>
-                <w:szCs w:val="20"/>
-                <w:color w:val="000000"/>
-              </w:rPr>
-              <w:t xml:space="preserve">1996-2025</w:t>
+              <w:t xml:space="preserve">7.22e-04</w:t>
+            </w:r>
+          </w:p>
+        </w:tc>
+        <w:tc>
+          <w:tcPr>
+            <w:tcBorders>
+              <w:bottom w:val="none" w:sz="0" w:space="0" w:color="000000"/>
+              <w:top w:val="none" w:sz="0" w:space="0" w:color="000000"/>
+              <w:left w:val="none" w:sz="0" w:space="0" w:color="000000"/>
+              <w:right w:val="none" w:sz="0" w:space="0" w:color="000000"/>
+            </w:tcBorders>
+            <w:shd w:val="clear" w:color="auto" w:fill="FFFFFF"/>
+            <w:tcMar>
+              <w:top w:w="0" w:type="dxa"/>
+              <w:bottom w:w="0" w:type="dxa"/>
+              <w:left w:w="0" w:type="dxa"/>
+              <w:right w:w="0" w:type="dxa"/>
+            </w:tcMar>
+            <w:vAlign w:val="center"/>
+          </w:tcPr>
+          <w:p>
+            <w:pPr>
+              <w:pStyle w:val="Normal"/>
+              <w:jc w:val="center"/>
+              <w:pBdr>
+                <w:bottom w:val="none" w:sz="0" w:space="0" w:color="000000"/>
+                <w:top w:val="none" w:sz="0" w:space="0" w:color="000000"/>
+                <w:left w:val="none" w:sz="0" w:space="0" w:color="000000"/>
+                <w:right w:val="none" w:sz="0" w:space="0" w:color="000000"/>
+              </w:pBdr>
+              <w:spacing w:after="100" w:before="100" w:line="240"/>
+              <w:ind w:left="100" w:right="100" w:firstLine="0" w:firstLineChars="0"/>
+            </w:pPr>
+            <w:r>
+              <w:rPr>
+                <w:rFonts w:ascii="Times New Roman" w:hAnsi="Times New Roman" w:eastAsia="Times New Roman" w:cs="Times New Roman"/>
+                <w:i w:val="false"/>
+                <w:b w:val="false"/>
+                <w:u w:val="none"/>
+                <w:sz w:val="20"/>
+                <w:szCs w:val="20"/>
+                <w:color w:val="000000"/>
+              </w:rPr>
+              <w:t xml:space="preserve">1.9e-04</w:t>
+            </w:r>
+          </w:p>
+        </w:tc>
+        <w:tc>
+          <w:tcPr>
+            <w:tcBorders>
+              <w:bottom w:val="none" w:sz="0" w:space="0" w:color="000000"/>
+              <w:top w:val="none" w:sz="0" w:space="0" w:color="000000"/>
+              <w:left w:val="none" w:sz="0" w:space="0" w:color="000000"/>
+              <w:right w:val="none" w:sz="0" w:space="0" w:color="000000"/>
+            </w:tcBorders>
+            <w:shd w:val="clear" w:color="auto" w:fill="FFFFFF"/>
+            <w:tcMar>
+              <w:top w:w="0" w:type="dxa"/>
+              <w:bottom w:w="0" w:type="dxa"/>
+              <w:left w:w="0" w:type="dxa"/>
+              <w:right w:w="0" w:type="dxa"/>
+            </w:tcMar>
+            <w:vAlign w:val="center"/>
+          </w:tcPr>
+          <w:p>
+            <w:pPr>
+              <w:pStyle w:val="Normal"/>
+              <w:jc w:val="center"/>
+              <w:pBdr>
+                <w:bottom w:val="none" w:sz="0" w:space="0" w:color="000000"/>
+                <w:top w:val="none" w:sz="0" w:space="0" w:color="000000"/>
+                <w:left w:val="none" w:sz="0" w:space="0" w:color="000000"/>
+                <w:right w:val="none" w:sz="0" w:space="0" w:color="000000"/>
+              </w:pBdr>
+              <w:spacing w:after="100" w:before="100" w:line="240"/>
+              <w:ind w:left="100" w:right="100" w:firstLine="0" w:firstLineChars="0"/>
+            </w:pPr>
+            <w:r>
+              <w:rPr>
+                <w:rFonts w:ascii="Times New Roman" w:hAnsi="Times New Roman" w:eastAsia="Times New Roman" w:cs="Times New Roman"/>
+                <w:i w:val="false"/>
+                <w:b w:val="false"/>
+                <w:u w:val="none"/>
+                <w:sz w:val="20"/>
+                <w:szCs w:val="20"/>
+                <w:color w:val="000000"/>
+              </w:rPr>
+              <w:t xml:space="preserve">0.004</w:t>
+            </w:r>
+          </w:p>
+        </w:tc>
+        <w:tc>
+          <w:tcPr>
+            <w:tcBorders>
+              <w:bottom w:val="none" w:sz="0" w:space="0" w:color="000000"/>
+              <w:top w:val="none" w:sz="0" w:space="0" w:color="000000"/>
+              <w:left w:val="none" w:sz="0" w:space="0" w:color="000000"/>
+              <w:right w:val="none" w:sz="0" w:space="0" w:color="000000"/>
+            </w:tcBorders>
+            <w:shd w:val="clear" w:color="auto" w:fill="FFFFFF"/>
+            <w:tcMar>
+              <w:top w:w="0" w:type="dxa"/>
+              <w:bottom w:w="0" w:type="dxa"/>
+              <w:left w:w="0" w:type="dxa"/>
+              <w:right w:w="0" w:type="dxa"/>
+            </w:tcMar>
+            <w:vAlign w:val="center"/>
+          </w:tcPr>
+          <w:p>
+            <w:pPr>
+              <w:pStyle w:val="Normal"/>
+              <w:jc w:val="center"/>
+              <w:pBdr>
+                <w:bottom w:val="none" w:sz="0" w:space="0" w:color="000000"/>
+                <w:top w:val="none" w:sz="0" w:space="0" w:color="000000"/>
+                <w:left w:val="none" w:sz="0" w:space="0" w:color="000000"/>
+                <w:right w:val="none" w:sz="0" w:space="0" w:color="000000"/>
+              </w:pBdr>
+              <w:spacing w:after="100" w:before="100" w:line="240"/>
+              <w:ind w:left="100" w:right="100" w:firstLine="0" w:firstLineChars="0"/>
+            </w:pPr>
+            <w:r>
+              <w:rPr>
+                <w:rFonts w:ascii="Times New Roman" w:hAnsi="Times New Roman" w:eastAsia="Times New Roman" w:cs="Times New Roman"/>
+                <w:i w:val="false"/>
+                <w:b w:val="false"/>
+                <w:u w:val="none"/>
+                <w:sz w:val="20"/>
+                <w:szCs w:val="20"/>
+                <w:color w:val="000000"/>
+              </w:rPr>
+              <w:t xml:space="preserve">0.58</w:t>
+            </w:r>
+          </w:p>
+        </w:tc>
+        <w:tc>
+          <w:tcPr>
+            <w:tcBorders>
+              <w:bottom w:val="none" w:sz="0" w:space="0" w:color="000000"/>
+              <w:top w:val="none" w:sz="0" w:space="0" w:color="000000"/>
+              <w:left w:val="none" w:sz="0" w:space="0" w:color="000000"/>
+              <w:right w:val="none" w:sz="0" w:space="0" w:color="000000"/>
+            </w:tcBorders>
+            <w:shd w:val="clear" w:color="auto" w:fill="FFFFFF"/>
+            <w:tcMar>
+              <w:top w:w="0" w:type="dxa"/>
+              <w:bottom w:w="0" w:type="dxa"/>
+              <w:left w:w="0" w:type="dxa"/>
+              <w:right w:w="0" w:type="dxa"/>
+            </w:tcMar>
+            <w:vAlign w:val="center"/>
+          </w:tcPr>
+          <w:p>
+            <w:pPr>
+              <w:pStyle w:val="Normal"/>
+              <w:jc w:val="center"/>
+              <w:pBdr>
+                <w:bottom w:val="none" w:sz="0" w:space="0" w:color="000000"/>
+                <w:top w:val="none" w:sz="0" w:space="0" w:color="000000"/>
+                <w:left w:val="none" w:sz="0" w:space="0" w:color="000000"/>
+                <w:right w:val="none" w:sz="0" w:space="0" w:color="000000"/>
+              </w:pBdr>
+              <w:spacing w:after="100" w:before="100" w:line="240"/>
+              <w:ind w:left="100" w:right="100" w:firstLine="0" w:firstLineChars="0"/>
+            </w:pPr>
+            <w:r>
+              <w:rPr>
+                <w:rFonts w:ascii="Times New Roman" w:hAnsi="Times New Roman" w:eastAsia="Times New Roman" w:cs="Times New Roman"/>
+                <w:i w:val="false"/>
+                <w:b w:val="false"/>
+                <w:u w:val="none"/>
+                <w:sz w:val="20"/>
+                <w:szCs w:val="20"/>
+                <w:color w:val="000000"/>
+              </w:rPr>
+              <w:t xml:space="preserve">12</w:t>
+            </w:r>
+          </w:p>
+        </w:tc>
+        <w:tc>
+          <w:tcPr>
+            <w:tcBorders>
+              <w:bottom w:val="none" w:sz="0" w:space="0" w:color="000000"/>
+              <w:top w:val="none" w:sz="0" w:space="0" w:color="000000"/>
+              <w:left w:val="none" w:sz="0" w:space="0" w:color="000000"/>
+              <w:right w:val="none" w:sz="0" w:space="0" w:color="000000"/>
+            </w:tcBorders>
+            <w:shd w:val="clear" w:color="auto" w:fill="FFFFFF"/>
+            <w:tcMar>
+              <w:top w:w="0" w:type="dxa"/>
+              <w:bottom w:w="0" w:type="dxa"/>
+              <w:left w:w="0" w:type="dxa"/>
+              <w:right w:w="0" w:type="dxa"/>
+            </w:tcMar>
+            <w:vAlign w:val="center"/>
+          </w:tcPr>
+          <w:p>
+            <w:pPr>
+              <w:pStyle w:val="Normal"/>
+              <w:jc w:val="center"/>
+              <w:pBdr>
+                <w:bottom w:val="none" w:sz="0" w:space="0" w:color="000000"/>
+                <w:top w:val="none" w:sz="0" w:space="0" w:color="000000"/>
+                <w:left w:val="none" w:sz="0" w:space="0" w:color="000000"/>
+                <w:right w:val="none" w:sz="0" w:space="0" w:color="000000"/>
+              </w:pBdr>
+              <w:spacing w:after="100" w:before="100" w:line="240"/>
+              <w:ind w:left="100" w:right="100" w:firstLine="0" w:firstLineChars="0"/>
+            </w:pPr>
+            <w:r>
+              <w:rPr>
+                <w:rFonts w:ascii="Times New Roman" w:hAnsi="Times New Roman" w:eastAsia="Times New Roman" w:cs="Times New Roman"/>
+                <w:i w:val="false"/>
+                <w:b w:val="false"/>
+                <w:u w:val="none"/>
+                <w:sz w:val="20"/>
+                <w:szCs w:val="20"/>
+                <w:color w:val="000000"/>
+              </w:rPr>
+              <w:t xml:space="preserve">1999.5-2022</w:t>
             </w:r>
           </w:p>
         </w:tc>
@@ -38782,7 +41088,7 @@
                 <w:szCs w:val="20"/>
                 <w:color w:val="000000"/>
               </w:rPr>
-              <w:t xml:space="preserve">NHANES</w:t>
+              <w:t xml:space="preserve">GSS</w:t>
             </w:r>
           </w:p>
         </w:tc>
@@ -38870,227 +41176,227 @@
                 <w:szCs w:val="20"/>
                 <w:color w:val="000000"/>
               </w:rPr>
-              <w:t xml:space="preserve">7.22e-04</w:t>
-            </w:r>
-          </w:p>
-        </w:tc>
-        <w:tc>
-          <w:tcPr>
-            <w:tcBorders>
-              <w:bottom w:val="none" w:sz="0" w:space="0" w:color="000000"/>
-              <w:top w:val="none" w:sz="0" w:space="0" w:color="000000"/>
-              <w:left w:val="none" w:sz="0" w:space="0" w:color="000000"/>
-              <w:right w:val="none" w:sz="0" w:space="0" w:color="000000"/>
-            </w:tcBorders>
-            <w:shd w:val="clear" w:color="auto" w:fill="FFFFFF"/>
-            <w:tcMar>
-              <w:top w:w="0" w:type="dxa"/>
-              <w:bottom w:w="0" w:type="dxa"/>
-              <w:left w:w="0" w:type="dxa"/>
-              <w:right w:w="0" w:type="dxa"/>
-            </w:tcMar>
-            <w:vAlign w:val="center"/>
-          </w:tcPr>
-          <w:p>
-            <w:pPr>
-              <w:pStyle w:val="Normal"/>
-              <w:jc w:val="center"/>
-              <w:pBdr>
-                <w:bottom w:val="none" w:sz="0" w:space="0" w:color="000000"/>
-                <w:top w:val="none" w:sz="0" w:space="0" w:color="000000"/>
-                <w:left w:val="none" w:sz="0" w:space="0" w:color="000000"/>
-                <w:right w:val="none" w:sz="0" w:space="0" w:color="000000"/>
-              </w:pBdr>
-              <w:spacing w:after="100" w:before="100" w:line="240"/>
-              <w:ind w:left="100" w:right="100" w:firstLine="0" w:firstLineChars="0"/>
-            </w:pPr>
-            <w:r>
-              <w:rPr>
-                <w:rFonts w:ascii="Times New Roman" w:hAnsi="Times New Roman" w:eastAsia="Times New Roman" w:cs="Times New Roman"/>
-                <w:i w:val="false"/>
-                <w:b w:val="false"/>
-                <w:u w:val="none"/>
-                <w:sz w:val="20"/>
-                <w:szCs w:val="20"/>
-                <w:color w:val="000000"/>
-              </w:rPr>
-              <w:t xml:space="preserve">1.9e-04</w:t>
-            </w:r>
-          </w:p>
-        </w:tc>
-        <w:tc>
-          <w:tcPr>
-            <w:tcBorders>
-              <w:bottom w:val="none" w:sz="0" w:space="0" w:color="000000"/>
-              <w:top w:val="none" w:sz="0" w:space="0" w:color="000000"/>
-              <w:left w:val="none" w:sz="0" w:space="0" w:color="000000"/>
-              <w:right w:val="none" w:sz="0" w:space="0" w:color="000000"/>
-            </w:tcBorders>
-            <w:shd w:val="clear" w:color="auto" w:fill="FFFFFF"/>
-            <w:tcMar>
-              <w:top w:w="0" w:type="dxa"/>
-              <w:bottom w:w="0" w:type="dxa"/>
-              <w:left w:w="0" w:type="dxa"/>
-              <w:right w:w="0" w:type="dxa"/>
-            </w:tcMar>
-            <w:vAlign w:val="center"/>
-          </w:tcPr>
-          <w:p>
-            <w:pPr>
-              <w:pStyle w:val="Normal"/>
-              <w:jc w:val="center"/>
-              <w:pBdr>
-                <w:bottom w:val="none" w:sz="0" w:space="0" w:color="000000"/>
-                <w:top w:val="none" w:sz="0" w:space="0" w:color="000000"/>
-                <w:left w:val="none" w:sz="0" w:space="0" w:color="000000"/>
-                <w:right w:val="none" w:sz="0" w:space="0" w:color="000000"/>
-              </w:pBdr>
-              <w:spacing w:after="100" w:before="100" w:line="240"/>
-              <w:ind w:left="100" w:right="100" w:firstLine="0" w:firstLineChars="0"/>
-            </w:pPr>
-            <w:r>
-              <w:rPr>
-                <w:rFonts w:ascii="Times New Roman" w:hAnsi="Times New Roman" w:eastAsia="Times New Roman" w:cs="Times New Roman"/>
-                <w:i w:val="false"/>
-                <w:b w:val="false"/>
-                <w:u w:val="none"/>
-                <w:sz w:val="20"/>
-                <w:szCs w:val="20"/>
-                <w:color w:val="000000"/>
-              </w:rPr>
-              <w:t xml:space="preserve">0.004</w:t>
-            </w:r>
-          </w:p>
-        </w:tc>
-        <w:tc>
-          <w:tcPr>
-            <w:tcBorders>
-              <w:bottom w:val="none" w:sz="0" w:space="0" w:color="000000"/>
-              <w:top w:val="none" w:sz="0" w:space="0" w:color="000000"/>
-              <w:left w:val="none" w:sz="0" w:space="0" w:color="000000"/>
-              <w:right w:val="none" w:sz="0" w:space="0" w:color="000000"/>
-            </w:tcBorders>
-            <w:shd w:val="clear" w:color="auto" w:fill="FFFFFF"/>
-            <w:tcMar>
-              <w:top w:w="0" w:type="dxa"/>
-              <w:bottom w:w="0" w:type="dxa"/>
-              <w:left w:w="0" w:type="dxa"/>
-              <w:right w:w="0" w:type="dxa"/>
-            </w:tcMar>
-            <w:vAlign w:val="center"/>
-          </w:tcPr>
-          <w:p>
-            <w:pPr>
-              <w:pStyle w:val="Normal"/>
-              <w:jc w:val="center"/>
-              <w:pBdr>
-                <w:bottom w:val="none" w:sz="0" w:space="0" w:color="000000"/>
-                <w:top w:val="none" w:sz="0" w:space="0" w:color="000000"/>
-                <w:left w:val="none" w:sz="0" w:space="0" w:color="000000"/>
-                <w:right w:val="none" w:sz="0" w:space="0" w:color="000000"/>
-              </w:pBdr>
-              <w:spacing w:after="100" w:before="100" w:line="240"/>
-              <w:ind w:left="100" w:right="100" w:firstLine="0" w:firstLineChars="0"/>
-            </w:pPr>
-            <w:r>
-              <w:rPr>
-                <w:rFonts w:ascii="Times New Roman" w:hAnsi="Times New Roman" w:eastAsia="Times New Roman" w:cs="Times New Roman"/>
-                <w:i w:val="false"/>
-                <w:b w:val="false"/>
-                <w:u w:val="none"/>
-                <w:sz w:val="20"/>
-                <w:szCs w:val="20"/>
-                <w:color w:val="000000"/>
-              </w:rPr>
-              <w:t xml:space="preserve">0.58</w:t>
-            </w:r>
-          </w:p>
-        </w:tc>
-        <w:tc>
-          <w:tcPr>
-            <w:tcBorders>
-              <w:bottom w:val="none" w:sz="0" w:space="0" w:color="000000"/>
-              <w:top w:val="none" w:sz="0" w:space="0" w:color="000000"/>
-              <w:left w:val="none" w:sz="0" w:space="0" w:color="000000"/>
-              <w:right w:val="none" w:sz="0" w:space="0" w:color="000000"/>
-            </w:tcBorders>
-            <w:shd w:val="clear" w:color="auto" w:fill="FFFFFF"/>
-            <w:tcMar>
-              <w:top w:w="0" w:type="dxa"/>
-              <w:bottom w:w="0" w:type="dxa"/>
-              <w:left w:w="0" w:type="dxa"/>
-              <w:right w:w="0" w:type="dxa"/>
-            </w:tcMar>
-            <w:vAlign w:val="center"/>
-          </w:tcPr>
-          <w:p>
-            <w:pPr>
-              <w:pStyle w:val="Normal"/>
-              <w:jc w:val="center"/>
-              <w:pBdr>
-                <w:bottom w:val="none" w:sz="0" w:space="0" w:color="000000"/>
-                <w:top w:val="none" w:sz="0" w:space="0" w:color="000000"/>
-                <w:left w:val="none" w:sz="0" w:space="0" w:color="000000"/>
-                <w:right w:val="none" w:sz="0" w:space="0" w:color="000000"/>
-              </w:pBdr>
-              <w:spacing w:after="100" w:before="100" w:line="240"/>
-              <w:ind w:left="100" w:right="100" w:firstLine="0" w:firstLineChars="0"/>
-            </w:pPr>
-            <w:r>
-              <w:rPr>
-                <w:rFonts w:ascii="Times New Roman" w:hAnsi="Times New Roman" w:eastAsia="Times New Roman" w:cs="Times New Roman"/>
-                <w:i w:val="false"/>
-                <w:b w:val="false"/>
-                <w:u w:val="none"/>
-                <w:sz w:val="20"/>
-                <w:szCs w:val="20"/>
-                <w:color w:val="000000"/>
-              </w:rPr>
-              <w:t xml:space="preserve">12</w:t>
-            </w:r>
-          </w:p>
-        </w:tc>
-        <w:tc>
-          <w:tcPr>
-            <w:tcBorders>
-              <w:bottom w:val="none" w:sz="0" w:space="0" w:color="000000"/>
-              <w:top w:val="none" w:sz="0" w:space="0" w:color="000000"/>
-              <w:left w:val="none" w:sz="0" w:space="0" w:color="000000"/>
-              <w:right w:val="none" w:sz="0" w:space="0" w:color="000000"/>
-            </w:tcBorders>
-            <w:shd w:val="clear" w:color="auto" w:fill="FFFFFF"/>
-            <w:tcMar>
-              <w:top w:w="0" w:type="dxa"/>
-              <w:bottom w:w="0" w:type="dxa"/>
-              <w:left w:w="0" w:type="dxa"/>
-              <w:right w:w="0" w:type="dxa"/>
-            </w:tcMar>
-            <w:vAlign w:val="center"/>
-          </w:tcPr>
-          <w:p>
-            <w:pPr>
-              <w:pStyle w:val="Normal"/>
-              <w:jc w:val="center"/>
-              <w:pBdr>
-                <w:bottom w:val="none" w:sz="0" w:space="0" w:color="000000"/>
-                <w:top w:val="none" w:sz="0" w:space="0" w:color="000000"/>
-                <w:left w:val="none" w:sz="0" w:space="0" w:color="000000"/>
-                <w:right w:val="none" w:sz="0" w:space="0" w:color="000000"/>
-              </w:pBdr>
-              <w:spacing w:after="100" w:before="100" w:line="240"/>
-              <w:ind w:left="100" w:right="100" w:firstLine="0" w:firstLineChars="0"/>
-            </w:pPr>
-            <w:r>
-              <w:rPr>
-                <w:rFonts w:ascii="Times New Roman" w:hAnsi="Times New Roman" w:eastAsia="Times New Roman" w:cs="Times New Roman"/>
-                <w:i w:val="false"/>
-                <w:b w:val="false"/>
-                <w:u w:val="none"/>
-                <w:sz w:val="20"/>
-                <w:szCs w:val="20"/>
-                <w:color w:val="000000"/>
-              </w:rPr>
-              <w:t xml:space="preserve">1999.5-2022</w:t>
+              <w:t xml:space="preserve">7.35e-04</w:t>
+            </w:r>
+          </w:p>
+        </w:tc>
+        <w:tc>
+          <w:tcPr>
+            <w:tcBorders>
+              <w:bottom w:val="none" w:sz="0" w:space="0" w:color="000000"/>
+              <w:top w:val="none" w:sz="0" w:space="0" w:color="000000"/>
+              <w:left w:val="none" w:sz="0" w:space="0" w:color="000000"/>
+              <w:right w:val="none" w:sz="0" w:space="0" w:color="000000"/>
+            </w:tcBorders>
+            <w:shd w:val="clear" w:color="auto" w:fill="FFFFFF"/>
+            <w:tcMar>
+              <w:top w:w="0" w:type="dxa"/>
+              <w:bottom w:w="0" w:type="dxa"/>
+              <w:left w:w="0" w:type="dxa"/>
+              <w:right w:w="0" w:type="dxa"/>
+            </w:tcMar>
+            <w:vAlign w:val="center"/>
+          </w:tcPr>
+          <w:p>
+            <w:pPr>
+              <w:pStyle w:val="Normal"/>
+              <w:jc w:val="center"/>
+              <w:pBdr>
+                <w:bottom w:val="none" w:sz="0" w:space="0" w:color="000000"/>
+                <w:top w:val="none" w:sz="0" w:space="0" w:color="000000"/>
+                <w:left w:val="none" w:sz="0" w:space="0" w:color="000000"/>
+                <w:right w:val="none" w:sz="0" w:space="0" w:color="000000"/>
+              </w:pBdr>
+              <w:spacing w:after="100" w:before="100" w:line="240"/>
+              <w:ind w:left="100" w:right="100" w:firstLine="0" w:firstLineChars="0"/>
+            </w:pPr>
+            <w:r>
+              <w:rPr>
+                <w:rFonts w:ascii="Times New Roman" w:hAnsi="Times New Roman" w:eastAsia="Times New Roman" w:cs="Times New Roman"/>
+                <w:i w:val="false"/>
+                <w:b w:val="false"/>
+                <w:u w:val="none"/>
+                <w:sz w:val="20"/>
+                <w:szCs w:val="20"/>
+                <w:color w:val="000000"/>
+              </w:rPr>
+              <w:t xml:space="preserve">1.1e-04</w:t>
+            </w:r>
+          </w:p>
+        </w:tc>
+        <w:tc>
+          <w:tcPr>
+            <w:tcBorders>
+              <w:bottom w:val="none" w:sz="0" w:space="0" w:color="000000"/>
+              <w:top w:val="none" w:sz="0" w:space="0" w:color="000000"/>
+              <w:left w:val="none" w:sz="0" w:space="0" w:color="000000"/>
+              <w:right w:val="none" w:sz="0" w:space="0" w:color="000000"/>
+            </w:tcBorders>
+            <w:shd w:val="clear" w:color="auto" w:fill="FFFFFF"/>
+            <w:tcMar>
+              <w:top w:w="0" w:type="dxa"/>
+              <w:bottom w:w="0" w:type="dxa"/>
+              <w:left w:w="0" w:type="dxa"/>
+              <w:right w:w="0" w:type="dxa"/>
+            </w:tcMar>
+            <w:vAlign w:val="center"/>
+          </w:tcPr>
+          <w:p>
+            <w:pPr>
+              <w:pStyle w:val="Normal"/>
+              <w:jc w:val="center"/>
+              <w:pBdr>
+                <w:bottom w:val="none" w:sz="0" w:space="0" w:color="000000"/>
+                <w:top w:val="none" w:sz="0" w:space="0" w:color="000000"/>
+                <w:left w:val="none" w:sz="0" w:space="0" w:color="000000"/>
+                <w:right w:val="none" w:sz="0" w:space="0" w:color="000000"/>
+              </w:pBdr>
+              <w:spacing w:after="100" w:before="100" w:line="240"/>
+              <w:ind w:left="100" w:right="100" w:firstLine="0" w:firstLineChars="0"/>
+            </w:pPr>
+            <w:r>
+              <w:rPr>
+                <w:rFonts w:ascii="Times New Roman" w:hAnsi="Times New Roman" w:eastAsia="Times New Roman" w:cs="Times New Roman"/>
+                <w:i w:val="false"/>
+                <w:b w:val="false"/>
+                <w:u w:val="none"/>
+                <w:sz w:val="20"/>
+                <w:szCs w:val="20"/>
+                <w:color w:val="000000"/>
+              </w:rPr>
+              <w:t xml:space="preserve">&lt;0.001</w:t>
+            </w:r>
+          </w:p>
+        </w:tc>
+        <w:tc>
+          <w:tcPr>
+            <w:tcBorders>
+              <w:bottom w:val="none" w:sz="0" w:space="0" w:color="000000"/>
+              <w:top w:val="none" w:sz="0" w:space="0" w:color="000000"/>
+              <w:left w:val="none" w:sz="0" w:space="0" w:color="000000"/>
+              <w:right w:val="none" w:sz="0" w:space="0" w:color="000000"/>
+            </w:tcBorders>
+            <w:shd w:val="clear" w:color="auto" w:fill="FFFFFF"/>
+            <w:tcMar>
+              <w:top w:w="0" w:type="dxa"/>
+              <w:bottom w:w="0" w:type="dxa"/>
+              <w:left w:w="0" w:type="dxa"/>
+              <w:right w:w="0" w:type="dxa"/>
+            </w:tcMar>
+            <w:vAlign w:val="center"/>
+          </w:tcPr>
+          <w:p>
+            <w:pPr>
+              <w:pStyle w:val="Normal"/>
+              <w:jc w:val="center"/>
+              <w:pBdr>
+                <w:bottom w:val="none" w:sz="0" w:space="0" w:color="000000"/>
+                <w:top w:val="none" w:sz="0" w:space="0" w:color="000000"/>
+                <w:left w:val="none" w:sz="0" w:space="0" w:color="000000"/>
+                <w:right w:val="none" w:sz="0" w:space="0" w:color="000000"/>
+              </w:pBdr>
+              <w:spacing w:after="100" w:before="100" w:line="240"/>
+              <w:ind w:left="100" w:right="100" w:firstLine="0" w:firstLineChars="0"/>
+            </w:pPr>
+            <w:r>
+              <w:rPr>
+                <w:rFonts w:ascii="Times New Roman" w:hAnsi="Times New Roman" w:eastAsia="Times New Roman" w:cs="Times New Roman"/>
+                <w:i w:val="false"/>
+                <w:b w:val="false"/>
+                <w:u w:val="none"/>
+                <w:sz w:val="20"/>
+                <w:szCs w:val="20"/>
+                <w:color w:val="000000"/>
+              </w:rPr>
+              <w:t xml:space="preserve">0.60</w:t>
+            </w:r>
+          </w:p>
+        </w:tc>
+        <w:tc>
+          <w:tcPr>
+            <w:tcBorders>
+              <w:bottom w:val="none" w:sz="0" w:space="0" w:color="000000"/>
+              <w:top w:val="none" w:sz="0" w:space="0" w:color="000000"/>
+              <w:left w:val="none" w:sz="0" w:space="0" w:color="000000"/>
+              <w:right w:val="none" w:sz="0" w:space="0" w:color="000000"/>
+            </w:tcBorders>
+            <w:shd w:val="clear" w:color="auto" w:fill="FFFFFF"/>
+            <w:tcMar>
+              <w:top w:w="0" w:type="dxa"/>
+              <w:bottom w:w="0" w:type="dxa"/>
+              <w:left w:w="0" w:type="dxa"/>
+              <w:right w:w="0" w:type="dxa"/>
+            </w:tcMar>
+            <w:vAlign w:val="center"/>
+          </w:tcPr>
+          <w:p>
+            <w:pPr>
+              <w:pStyle w:val="Normal"/>
+              <w:jc w:val="center"/>
+              <w:pBdr>
+                <w:bottom w:val="none" w:sz="0" w:space="0" w:color="000000"/>
+                <w:top w:val="none" w:sz="0" w:space="0" w:color="000000"/>
+                <w:left w:val="none" w:sz="0" w:space="0" w:color="000000"/>
+                <w:right w:val="none" w:sz="0" w:space="0" w:color="000000"/>
+              </w:pBdr>
+              <w:spacing w:after="100" w:before="100" w:line="240"/>
+              <w:ind w:left="100" w:right="100" w:firstLine="0" w:firstLineChars="0"/>
+            </w:pPr>
+            <w:r>
+              <w:rPr>
+                <w:rFonts w:ascii="Times New Roman" w:hAnsi="Times New Roman" w:eastAsia="Times New Roman" w:cs="Times New Roman"/>
+                <w:i w:val="false"/>
+                <w:b w:val="false"/>
+                <w:u w:val="none"/>
+                <w:sz w:val="20"/>
+                <w:szCs w:val="20"/>
+                <w:color w:val="000000"/>
+              </w:rPr>
+              <w:t xml:space="preserve">32</w:t>
+            </w:r>
+          </w:p>
+        </w:tc>
+        <w:tc>
+          <w:tcPr>
+            <w:tcBorders>
+              <w:bottom w:val="none" w:sz="0" w:space="0" w:color="000000"/>
+              <w:top w:val="none" w:sz="0" w:space="0" w:color="000000"/>
+              <w:left w:val="none" w:sz="0" w:space="0" w:color="000000"/>
+              <w:right w:val="none" w:sz="0" w:space="0" w:color="000000"/>
+            </w:tcBorders>
+            <w:shd w:val="clear" w:color="auto" w:fill="FFFFFF"/>
+            <w:tcMar>
+              <w:top w:w="0" w:type="dxa"/>
+              <w:bottom w:w="0" w:type="dxa"/>
+              <w:left w:w="0" w:type="dxa"/>
+              <w:right w:w="0" w:type="dxa"/>
+            </w:tcMar>
+            <w:vAlign w:val="center"/>
+          </w:tcPr>
+          <w:p>
+            <w:pPr>
+              <w:pStyle w:val="Normal"/>
+              <w:jc w:val="center"/>
+              <w:pBdr>
+                <w:bottom w:val="none" w:sz="0" w:space="0" w:color="000000"/>
+                <w:top w:val="none" w:sz="0" w:space="0" w:color="000000"/>
+                <w:left w:val="none" w:sz="0" w:space="0" w:color="000000"/>
+                <w:right w:val="none" w:sz="0" w:space="0" w:color="000000"/>
+              </w:pBdr>
+              <w:spacing w:after="100" w:before="100" w:line="240"/>
+              <w:ind w:left="100" w:right="100" w:firstLine="0" w:firstLineChars="0"/>
+            </w:pPr>
+            <w:r>
+              <w:rPr>
+                <w:rFonts w:ascii="Times New Roman" w:hAnsi="Times New Roman" w:eastAsia="Times New Roman" w:cs="Times New Roman"/>
+                <w:i w:val="false"/>
+                <w:b w:val="false"/>
+                <w:u w:val="none"/>
+                <w:sz w:val="20"/>
+                <w:szCs w:val="20"/>
+                <w:color w:val="000000"/>
+              </w:rPr>
+              <w:t xml:space="preserve">1972-2024</w:t>
             </w:r>
           </w:p>
         </w:tc>
@@ -40214,7 +42520,7 @@
                 <w:szCs w:val="20"/>
                 <w:color w:val="000000"/>
               </w:rPr>
-              <w:t xml:space="preserve">GSS</w:t>
+              <w:t xml:space="preserve">CPS</w:t>
             </w:r>
           </w:p>
         </w:tc>
@@ -40302,51 +42608,51 @@
                 <w:szCs w:val="20"/>
                 <w:color w:val="000000"/>
               </w:rPr>
-              <w:t xml:space="preserve">4.34e-04</w:t>
-            </w:r>
-          </w:p>
-        </w:tc>
-        <w:tc>
-          <w:tcPr>
-            <w:tcBorders>
-              <w:bottom w:val="none" w:sz="0" w:space="0" w:color="000000"/>
-              <w:top w:val="none" w:sz="0" w:space="0" w:color="000000"/>
-              <w:left w:val="none" w:sz="0" w:space="0" w:color="000000"/>
-              <w:right w:val="none" w:sz="0" w:space="0" w:color="000000"/>
-            </w:tcBorders>
-            <w:shd w:val="clear" w:color="auto" w:fill="FFFFFF"/>
-            <w:tcMar>
-              <w:top w:w="0" w:type="dxa"/>
-              <w:bottom w:w="0" w:type="dxa"/>
-              <w:left w:w="0" w:type="dxa"/>
-              <w:right w:w="0" w:type="dxa"/>
-            </w:tcMar>
-            <w:vAlign w:val="center"/>
-          </w:tcPr>
-          <w:p>
-            <w:pPr>
-              <w:pStyle w:val="Normal"/>
-              <w:jc w:val="center"/>
-              <w:pBdr>
-                <w:bottom w:val="none" w:sz="0" w:space="0" w:color="000000"/>
-                <w:top w:val="none" w:sz="0" w:space="0" w:color="000000"/>
-                <w:left w:val="none" w:sz="0" w:space="0" w:color="000000"/>
-                <w:right w:val="none" w:sz="0" w:space="0" w:color="000000"/>
-              </w:pBdr>
-              <w:spacing w:after="100" w:before="100" w:line="240"/>
-              <w:ind w:left="100" w:right="100" w:firstLine="0" w:firstLineChars="0"/>
-            </w:pPr>
-            <w:r>
-              <w:rPr>
-                <w:rFonts w:ascii="Times New Roman" w:hAnsi="Times New Roman" w:eastAsia="Times New Roman" w:cs="Times New Roman"/>
-                <w:i w:val="false"/>
-                <w:b w:val="false"/>
-                <w:u w:val="none"/>
-                <w:sz w:val="20"/>
-                <w:szCs w:val="20"/>
-                <w:color w:val="000000"/>
-              </w:rPr>
-              <w:t xml:space="preserve">4.5e-05</w:t>
+              <w:t xml:space="preserve">3.60e-04</w:t>
+            </w:r>
+          </w:p>
+        </w:tc>
+        <w:tc>
+          <w:tcPr>
+            <w:tcBorders>
+              <w:bottom w:val="none" w:sz="0" w:space="0" w:color="000000"/>
+              <w:top w:val="none" w:sz="0" w:space="0" w:color="000000"/>
+              <w:left w:val="none" w:sz="0" w:space="0" w:color="000000"/>
+              <w:right w:val="none" w:sz="0" w:space="0" w:color="000000"/>
+            </w:tcBorders>
+            <w:shd w:val="clear" w:color="auto" w:fill="FFFFFF"/>
+            <w:tcMar>
+              <w:top w:w="0" w:type="dxa"/>
+              <w:bottom w:w="0" w:type="dxa"/>
+              <w:left w:w="0" w:type="dxa"/>
+              <w:right w:w="0" w:type="dxa"/>
+            </w:tcMar>
+            <w:vAlign w:val="center"/>
+          </w:tcPr>
+          <w:p>
+            <w:pPr>
+              <w:pStyle w:val="Normal"/>
+              <w:jc w:val="center"/>
+              <w:pBdr>
+                <w:bottom w:val="none" w:sz="0" w:space="0" w:color="000000"/>
+                <w:top w:val="none" w:sz="0" w:space="0" w:color="000000"/>
+                <w:left w:val="none" w:sz="0" w:space="0" w:color="000000"/>
+                <w:right w:val="none" w:sz="0" w:space="0" w:color="000000"/>
+              </w:pBdr>
+              <w:spacing w:after="100" w:before="100" w:line="240"/>
+              <w:ind w:left="100" w:right="100" w:firstLine="0" w:firstLineChars="0"/>
+            </w:pPr>
+            <w:r>
+              <w:rPr>
+                <w:rFonts w:ascii="Times New Roman" w:hAnsi="Times New Roman" w:eastAsia="Times New Roman" w:cs="Times New Roman"/>
+                <w:i w:val="false"/>
+                <w:b w:val="false"/>
+                <w:u w:val="none"/>
+                <w:sz w:val="20"/>
+                <w:szCs w:val="20"/>
+                <w:color w:val="000000"/>
+              </w:rPr>
+              <w:t xml:space="preserve">1.9e-05</w:t>
             </w:r>
           </w:p>
         </w:tc>
@@ -40434,95 +42740,95 @@
                 <w:szCs w:val="20"/>
                 <w:color w:val="000000"/>
               </w:rPr>
-              <w:t xml:space="preserve">0.76</w:t>
-            </w:r>
-          </w:p>
-        </w:tc>
-        <w:tc>
-          <w:tcPr>
-            <w:tcBorders>
-              <w:bottom w:val="none" w:sz="0" w:space="0" w:color="000000"/>
-              <w:top w:val="none" w:sz="0" w:space="0" w:color="000000"/>
-              <w:left w:val="none" w:sz="0" w:space="0" w:color="000000"/>
-              <w:right w:val="none" w:sz="0" w:space="0" w:color="000000"/>
-            </w:tcBorders>
-            <w:shd w:val="clear" w:color="auto" w:fill="FFFFFF"/>
-            <w:tcMar>
-              <w:top w:w="0" w:type="dxa"/>
-              <w:bottom w:w="0" w:type="dxa"/>
-              <w:left w:w="0" w:type="dxa"/>
-              <w:right w:w="0" w:type="dxa"/>
-            </w:tcMar>
-            <w:vAlign w:val="center"/>
-          </w:tcPr>
-          <w:p>
-            <w:pPr>
-              <w:pStyle w:val="Normal"/>
-              <w:jc w:val="center"/>
-              <w:pBdr>
-                <w:bottom w:val="none" w:sz="0" w:space="0" w:color="000000"/>
-                <w:top w:val="none" w:sz="0" w:space="0" w:color="000000"/>
-                <w:left w:val="none" w:sz="0" w:space="0" w:color="000000"/>
-                <w:right w:val="none" w:sz="0" w:space="0" w:color="000000"/>
-              </w:pBdr>
-              <w:spacing w:after="100" w:before="100" w:line="240"/>
-              <w:ind w:left="100" w:right="100" w:firstLine="0" w:firstLineChars="0"/>
-            </w:pPr>
-            <w:r>
-              <w:rPr>
-                <w:rFonts w:ascii="Times New Roman" w:hAnsi="Times New Roman" w:eastAsia="Times New Roman" w:cs="Times New Roman"/>
-                <w:i w:val="false"/>
-                <w:b w:val="false"/>
-                <w:u w:val="none"/>
-                <w:sz w:val="20"/>
-                <w:szCs w:val="20"/>
-                <w:color w:val="000000"/>
-              </w:rPr>
-              <w:t xml:space="preserve">32</w:t>
-            </w:r>
-          </w:p>
-        </w:tc>
-        <w:tc>
-          <w:tcPr>
-            <w:tcBorders>
-              <w:bottom w:val="none" w:sz="0" w:space="0" w:color="000000"/>
-              <w:top w:val="none" w:sz="0" w:space="0" w:color="000000"/>
-              <w:left w:val="none" w:sz="0" w:space="0" w:color="000000"/>
-              <w:right w:val="none" w:sz="0" w:space="0" w:color="000000"/>
-            </w:tcBorders>
-            <w:shd w:val="clear" w:color="auto" w:fill="FFFFFF"/>
-            <w:tcMar>
-              <w:top w:w="0" w:type="dxa"/>
-              <w:bottom w:w="0" w:type="dxa"/>
-              <w:left w:w="0" w:type="dxa"/>
-              <w:right w:w="0" w:type="dxa"/>
-            </w:tcMar>
-            <w:vAlign w:val="center"/>
-          </w:tcPr>
-          <w:p>
-            <w:pPr>
-              <w:pStyle w:val="Normal"/>
-              <w:jc w:val="center"/>
-              <w:pBdr>
-                <w:bottom w:val="none" w:sz="0" w:space="0" w:color="000000"/>
-                <w:top w:val="none" w:sz="0" w:space="0" w:color="000000"/>
-                <w:left w:val="none" w:sz="0" w:space="0" w:color="000000"/>
-                <w:right w:val="none" w:sz="0" w:space="0" w:color="000000"/>
-              </w:pBdr>
-              <w:spacing w:after="100" w:before="100" w:line="240"/>
-              <w:ind w:left="100" w:right="100" w:firstLine="0" w:firstLineChars="0"/>
-            </w:pPr>
-            <w:r>
-              <w:rPr>
-                <w:rFonts w:ascii="Times New Roman" w:hAnsi="Times New Roman" w:eastAsia="Times New Roman" w:cs="Times New Roman"/>
-                <w:i w:val="false"/>
-                <w:b w:val="false"/>
-                <w:u w:val="none"/>
-                <w:sz w:val="20"/>
-                <w:szCs w:val="20"/>
-                <w:color w:val="000000"/>
-              </w:rPr>
-              <w:t xml:space="preserve">1972-2024</w:t>
+              <w:t xml:space="preserve">0.93</w:t>
+            </w:r>
+          </w:p>
+        </w:tc>
+        <w:tc>
+          <w:tcPr>
+            <w:tcBorders>
+              <w:bottom w:val="none" w:sz="0" w:space="0" w:color="000000"/>
+              <w:top w:val="none" w:sz="0" w:space="0" w:color="000000"/>
+              <w:left w:val="none" w:sz="0" w:space="0" w:color="000000"/>
+              <w:right w:val="none" w:sz="0" w:space="0" w:color="000000"/>
+            </w:tcBorders>
+            <w:shd w:val="clear" w:color="auto" w:fill="FFFFFF"/>
+            <w:tcMar>
+              <w:top w:w="0" w:type="dxa"/>
+              <w:bottom w:w="0" w:type="dxa"/>
+              <w:left w:w="0" w:type="dxa"/>
+              <w:right w:w="0" w:type="dxa"/>
+            </w:tcMar>
+            <w:vAlign w:val="center"/>
+          </w:tcPr>
+          <w:p>
+            <w:pPr>
+              <w:pStyle w:val="Normal"/>
+              <w:jc w:val="center"/>
+              <w:pBdr>
+                <w:bottom w:val="none" w:sz="0" w:space="0" w:color="000000"/>
+                <w:top w:val="none" w:sz="0" w:space="0" w:color="000000"/>
+                <w:left w:val="none" w:sz="0" w:space="0" w:color="000000"/>
+                <w:right w:val="none" w:sz="0" w:space="0" w:color="000000"/>
+              </w:pBdr>
+              <w:spacing w:after="100" w:before="100" w:line="240"/>
+              <w:ind w:left="100" w:right="100" w:firstLine="0" w:firstLineChars="0"/>
+            </w:pPr>
+            <w:r>
+              <w:rPr>
+                <w:rFonts w:ascii="Times New Roman" w:hAnsi="Times New Roman" w:eastAsia="Times New Roman" w:cs="Times New Roman"/>
+                <w:i w:val="false"/>
+                <w:b w:val="false"/>
+                <w:u w:val="none"/>
+                <w:sz w:val="20"/>
+                <w:szCs w:val="20"/>
+                <w:color w:val="000000"/>
+              </w:rPr>
+              <w:t xml:space="preserve">30</w:t>
+            </w:r>
+          </w:p>
+        </w:tc>
+        <w:tc>
+          <w:tcPr>
+            <w:tcBorders>
+              <w:bottom w:val="none" w:sz="0" w:space="0" w:color="000000"/>
+              <w:top w:val="none" w:sz="0" w:space="0" w:color="000000"/>
+              <w:left w:val="none" w:sz="0" w:space="0" w:color="000000"/>
+              <w:right w:val="none" w:sz="0" w:space="0" w:color="000000"/>
+            </w:tcBorders>
+            <w:shd w:val="clear" w:color="auto" w:fill="FFFFFF"/>
+            <w:tcMar>
+              <w:top w:w="0" w:type="dxa"/>
+              <w:bottom w:w="0" w:type="dxa"/>
+              <w:left w:w="0" w:type="dxa"/>
+              <w:right w:w="0" w:type="dxa"/>
+            </w:tcMar>
+            <w:vAlign w:val="center"/>
+          </w:tcPr>
+          <w:p>
+            <w:pPr>
+              <w:pStyle w:val="Normal"/>
+              <w:jc w:val="center"/>
+              <w:pBdr>
+                <w:bottom w:val="none" w:sz="0" w:space="0" w:color="000000"/>
+                <w:top w:val="none" w:sz="0" w:space="0" w:color="000000"/>
+                <w:left w:val="none" w:sz="0" w:space="0" w:color="000000"/>
+                <w:right w:val="none" w:sz="0" w:space="0" w:color="000000"/>
+              </w:pBdr>
+              <w:spacing w:after="100" w:before="100" w:line="240"/>
+              <w:ind w:left="100" w:right="100" w:firstLine="0" w:firstLineChars="0"/>
+            </w:pPr>
+            <w:r>
+              <w:rPr>
+                <w:rFonts w:ascii="Times New Roman" w:hAnsi="Times New Roman" w:eastAsia="Times New Roman" w:cs="Times New Roman"/>
+                <w:i w:val="false"/>
+                <w:b w:val="false"/>
+                <w:u w:val="none"/>
+                <w:sz w:val="20"/>
+                <w:szCs w:val="20"/>
+                <w:color w:val="000000"/>
+              </w:rPr>
+              <w:t xml:space="preserve">1996-2025</w:t>
             </w:r>
           </w:p>
         </w:tc>
@@ -40572,7 +42878,7 @@
                 <w:szCs w:val="20"/>
                 <w:color w:val="000000"/>
               </w:rPr>
-              <w:t xml:space="preserve">CPS</w:t>
+              <w:t xml:space="preserve">NHANES</w:t>
             </w:r>
           </w:p>
         </w:tc>
@@ -40660,51 +42966,51 @@
                 <w:szCs w:val="20"/>
                 <w:color w:val="000000"/>
               </w:rPr>
-              <w:t xml:space="preserve">3.60e-04</w:t>
-            </w:r>
-          </w:p>
-        </w:tc>
-        <w:tc>
-          <w:tcPr>
-            <w:tcBorders>
-              <w:bottom w:val="none" w:sz="0" w:space="0" w:color="000000"/>
-              <w:top w:val="none" w:sz="0" w:space="0" w:color="000000"/>
-              <w:left w:val="none" w:sz="0" w:space="0" w:color="000000"/>
-              <w:right w:val="none" w:sz="0" w:space="0" w:color="000000"/>
-            </w:tcBorders>
-            <w:shd w:val="clear" w:color="auto" w:fill="FFFFFF"/>
-            <w:tcMar>
-              <w:top w:w="0" w:type="dxa"/>
-              <w:bottom w:w="0" w:type="dxa"/>
-              <w:left w:w="0" w:type="dxa"/>
-              <w:right w:w="0" w:type="dxa"/>
-            </w:tcMar>
-            <w:vAlign w:val="center"/>
-          </w:tcPr>
-          <w:p>
-            <w:pPr>
-              <w:pStyle w:val="Normal"/>
-              <w:jc w:val="center"/>
-              <w:pBdr>
-                <w:bottom w:val="none" w:sz="0" w:space="0" w:color="000000"/>
-                <w:top w:val="none" w:sz="0" w:space="0" w:color="000000"/>
-                <w:left w:val="none" w:sz="0" w:space="0" w:color="000000"/>
-                <w:right w:val="none" w:sz="0" w:space="0" w:color="000000"/>
-              </w:pBdr>
-              <w:spacing w:after="100" w:before="100" w:line="240"/>
-              <w:ind w:left="100" w:right="100" w:firstLine="0" w:firstLineChars="0"/>
-            </w:pPr>
-            <w:r>
-              <w:rPr>
-                <w:rFonts w:ascii="Times New Roman" w:hAnsi="Times New Roman" w:eastAsia="Times New Roman" w:cs="Times New Roman"/>
-                <w:i w:val="false"/>
-                <w:b w:val="false"/>
-                <w:u w:val="none"/>
-                <w:sz w:val="20"/>
-                <w:szCs w:val="20"/>
-                <w:color w:val="000000"/>
-              </w:rPr>
-              <w:t xml:space="preserve">1.9e-05</w:t>
+              <w:t xml:space="preserve">3.17e-04</w:t>
+            </w:r>
+          </w:p>
+        </w:tc>
+        <w:tc>
+          <w:tcPr>
+            <w:tcBorders>
+              <w:bottom w:val="none" w:sz="0" w:space="0" w:color="000000"/>
+              <w:top w:val="none" w:sz="0" w:space="0" w:color="000000"/>
+              <w:left w:val="none" w:sz="0" w:space="0" w:color="000000"/>
+              <w:right w:val="none" w:sz="0" w:space="0" w:color="000000"/>
+            </w:tcBorders>
+            <w:shd w:val="clear" w:color="auto" w:fill="FFFFFF"/>
+            <w:tcMar>
+              <w:top w:w="0" w:type="dxa"/>
+              <w:bottom w:w="0" w:type="dxa"/>
+              <w:left w:w="0" w:type="dxa"/>
+              <w:right w:w="0" w:type="dxa"/>
+            </w:tcMar>
+            <w:vAlign w:val="center"/>
+          </w:tcPr>
+          <w:p>
+            <w:pPr>
+              <w:pStyle w:val="Normal"/>
+              <w:jc w:val="center"/>
+              <w:pBdr>
+                <w:bottom w:val="none" w:sz="0" w:space="0" w:color="000000"/>
+                <w:top w:val="none" w:sz="0" w:space="0" w:color="000000"/>
+                <w:left w:val="none" w:sz="0" w:space="0" w:color="000000"/>
+                <w:right w:val="none" w:sz="0" w:space="0" w:color="000000"/>
+              </w:pBdr>
+              <w:spacing w:after="100" w:before="100" w:line="240"/>
+              <w:ind w:left="100" w:right="100" w:firstLine="0" w:firstLineChars="0"/>
+            </w:pPr>
+            <w:r>
+              <w:rPr>
+                <w:rFonts w:ascii="Times New Roman" w:hAnsi="Times New Roman" w:eastAsia="Times New Roman" w:cs="Times New Roman"/>
+                <w:i w:val="false"/>
+                <w:b w:val="false"/>
+                <w:u w:val="none"/>
+                <w:sz w:val="20"/>
+                <w:szCs w:val="20"/>
+                <w:color w:val="000000"/>
+              </w:rPr>
+              <w:t xml:space="preserve">6.4e-05</w:t>
             </w:r>
           </w:p>
         </w:tc>
@@ -40792,95 +43098,95 @@
                 <w:szCs w:val="20"/>
                 <w:color w:val="000000"/>
               </w:rPr>
-              <w:t xml:space="preserve">0.93</w:t>
-            </w:r>
-          </w:p>
-        </w:tc>
-        <w:tc>
-          <w:tcPr>
-            <w:tcBorders>
-              <w:bottom w:val="none" w:sz="0" w:space="0" w:color="000000"/>
-              <w:top w:val="none" w:sz="0" w:space="0" w:color="000000"/>
-              <w:left w:val="none" w:sz="0" w:space="0" w:color="000000"/>
-              <w:right w:val="none" w:sz="0" w:space="0" w:color="000000"/>
-            </w:tcBorders>
-            <w:shd w:val="clear" w:color="auto" w:fill="FFFFFF"/>
-            <w:tcMar>
-              <w:top w:w="0" w:type="dxa"/>
-              <w:bottom w:w="0" w:type="dxa"/>
-              <w:left w:w="0" w:type="dxa"/>
-              <w:right w:w="0" w:type="dxa"/>
-            </w:tcMar>
-            <w:vAlign w:val="center"/>
-          </w:tcPr>
-          <w:p>
-            <w:pPr>
-              <w:pStyle w:val="Normal"/>
-              <w:jc w:val="center"/>
-              <w:pBdr>
-                <w:bottom w:val="none" w:sz="0" w:space="0" w:color="000000"/>
-                <w:top w:val="none" w:sz="0" w:space="0" w:color="000000"/>
-                <w:left w:val="none" w:sz="0" w:space="0" w:color="000000"/>
-                <w:right w:val="none" w:sz="0" w:space="0" w:color="000000"/>
-              </w:pBdr>
-              <w:spacing w:after="100" w:before="100" w:line="240"/>
-              <w:ind w:left="100" w:right="100" w:firstLine="0" w:firstLineChars="0"/>
-            </w:pPr>
-            <w:r>
-              <w:rPr>
-                <w:rFonts w:ascii="Times New Roman" w:hAnsi="Times New Roman" w:eastAsia="Times New Roman" w:cs="Times New Roman"/>
-                <w:i w:val="false"/>
-                <w:b w:val="false"/>
-                <w:u w:val="none"/>
-                <w:sz w:val="20"/>
-                <w:szCs w:val="20"/>
-                <w:color w:val="000000"/>
-              </w:rPr>
-              <w:t xml:space="preserve">30</w:t>
-            </w:r>
-          </w:p>
-        </w:tc>
-        <w:tc>
-          <w:tcPr>
-            <w:tcBorders>
-              <w:bottom w:val="none" w:sz="0" w:space="0" w:color="000000"/>
-              <w:top w:val="none" w:sz="0" w:space="0" w:color="000000"/>
-              <w:left w:val="none" w:sz="0" w:space="0" w:color="000000"/>
-              <w:right w:val="none" w:sz="0" w:space="0" w:color="000000"/>
-            </w:tcBorders>
-            <w:shd w:val="clear" w:color="auto" w:fill="FFFFFF"/>
-            <w:tcMar>
-              <w:top w:w="0" w:type="dxa"/>
-              <w:bottom w:w="0" w:type="dxa"/>
-              <w:left w:w="0" w:type="dxa"/>
-              <w:right w:w="0" w:type="dxa"/>
-            </w:tcMar>
-            <w:vAlign w:val="center"/>
-          </w:tcPr>
-          <w:p>
-            <w:pPr>
-              <w:pStyle w:val="Normal"/>
-              <w:jc w:val="center"/>
-              <w:pBdr>
-                <w:bottom w:val="none" w:sz="0" w:space="0" w:color="000000"/>
-                <w:top w:val="none" w:sz="0" w:space="0" w:color="000000"/>
-                <w:left w:val="none" w:sz="0" w:space="0" w:color="000000"/>
-                <w:right w:val="none" w:sz="0" w:space="0" w:color="000000"/>
-              </w:pBdr>
-              <w:spacing w:after="100" w:before="100" w:line="240"/>
-              <w:ind w:left="100" w:right="100" w:firstLine="0" w:firstLineChars="0"/>
-            </w:pPr>
-            <w:r>
-              <w:rPr>
-                <w:rFonts w:ascii="Times New Roman" w:hAnsi="Times New Roman" w:eastAsia="Times New Roman" w:cs="Times New Roman"/>
-                <w:i w:val="false"/>
-                <w:b w:val="false"/>
-                <w:u w:val="none"/>
-                <w:sz w:val="20"/>
-                <w:szCs w:val="20"/>
-                <w:color w:val="000000"/>
-              </w:rPr>
-              <w:t xml:space="preserve">1996-2025</w:t>
+              <w:t xml:space="preserve">0.71</w:t>
+            </w:r>
+          </w:p>
+        </w:tc>
+        <w:tc>
+          <w:tcPr>
+            <w:tcBorders>
+              <w:bottom w:val="none" w:sz="0" w:space="0" w:color="000000"/>
+              <w:top w:val="none" w:sz="0" w:space="0" w:color="000000"/>
+              <w:left w:val="none" w:sz="0" w:space="0" w:color="000000"/>
+              <w:right w:val="none" w:sz="0" w:space="0" w:color="000000"/>
+            </w:tcBorders>
+            <w:shd w:val="clear" w:color="auto" w:fill="FFFFFF"/>
+            <w:tcMar>
+              <w:top w:w="0" w:type="dxa"/>
+              <w:bottom w:w="0" w:type="dxa"/>
+              <w:left w:w="0" w:type="dxa"/>
+              <w:right w:w="0" w:type="dxa"/>
+            </w:tcMar>
+            <w:vAlign w:val="center"/>
+          </w:tcPr>
+          <w:p>
+            <w:pPr>
+              <w:pStyle w:val="Normal"/>
+              <w:jc w:val="center"/>
+              <w:pBdr>
+                <w:bottom w:val="none" w:sz="0" w:space="0" w:color="000000"/>
+                <w:top w:val="none" w:sz="0" w:space="0" w:color="000000"/>
+                <w:left w:val="none" w:sz="0" w:space="0" w:color="000000"/>
+                <w:right w:val="none" w:sz="0" w:space="0" w:color="000000"/>
+              </w:pBdr>
+              <w:spacing w:after="100" w:before="100" w:line="240"/>
+              <w:ind w:left="100" w:right="100" w:firstLine="0" w:firstLineChars="0"/>
+            </w:pPr>
+            <w:r>
+              <w:rPr>
+                <w:rFonts w:ascii="Times New Roman" w:hAnsi="Times New Roman" w:eastAsia="Times New Roman" w:cs="Times New Roman"/>
+                <w:i w:val="false"/>
+                <w:b w:val="false"/>
+                <w:u w:val="none"/>
+                <w:sz w:val="20"/>
+                <w:szCs w:val="20"/>
+                <w:color w:val="000000"/>
+              </w:rPr>
+              <w:t xml:space="preserve">12</w:t>
+            </w:r>
+          </w:p>
+        </w:tc>
+        <w:tc>
+          <w:tcPr>
+            <w:tcBorders>
+              <w:bottom w:val="none" w:sz="0" w:space="0" w:color="000000"/>
+              <w:top w:val="none" w:sz="0" w:space="0" w:color="000000"/>
+              <w:left w:val="none" w:sz="0" w:space="0" w:color="000000"/>
+              <w:right w:val="none" w:sz="0" w:space="0" w:color="000000"/>
+            </w:tcBorders>
+            <w:shd w:val="clear" w:color="auto" w:fill="FFFFFF"/>
+            <w:tcMar>
+              <w:top w:w="0" w:type="dxa"/>
+              <w:bottom w:w="0" w:type="dxa"/>
+              <w:left w:w="0" w:type="dxa"/>
+              <w:right w:w="0" w:type="dxa"/>
+            </w:tcMar>
+            <w:vAlign w:val="center"/>
+          </w:tcPr>
+          <w:p>
+            <w:pPr>
+              <w:pStyle w:val="Normal"/>
+              <w:jc w:val="center"/>
+              <w:pBdr>
+                <w:bottom w:val="none" w:sz="0" w:space="0" w:color="000000"/>
+                <w:top w:val="none" w:sz="0" w:space="0" w:color="000000"/>
+                <w:left w:val="none" w:sz="0" w:space="0" w:color="000000"/>
+                <w:right w:val="none" w:sz="0" w:space="0" w:color="000000"/>
+              </w:pBdr>
+              <w:spacing w:after="100" w:before="100" w:line="240"/>
+              <w:ind w:left="100" w:right="100" w:firstLine="0" w:firstLineChars="0"/>
+            </w:pPr>
+            <w:r>
+              <w:rPr>
+                <w:rFonts w:ascii="Times New Roman" w:hAnsi="Times New Roman" w:eastAsia="Times New Roman" w:cs="Times New Roman"/>
+                <w:i w:val="false"/>
+                <w:b w:val="false"/>
+                <w:u w:val="none"/>
+                <w:sz w:val="20"/>
+                <w:szCs w:val="20"/>
+                <w:color w:val="000000"/>
+              </w:rPr>
+              <w:t xml:space="preserve">1999.5-2022</w:t>
             </w:r>
           </w:p>
         </w:tc>
@@ -40930,7 +43236,7 @@
                 <w:szCs w:val="20"/>
                 <w:color w:val="000000"/>
               </w:rPr>
-              <w:t xml:space="preserve">NHANES</w:t>
+              <w:t xml:space="preserve">GSS</w:t>
             </w:r>
           </w:p>
         </w:tc>
@@ -41018,7 +43324,7 @@
                 <w:szCs w:val="20"/>
                 <w:color w:val="000000"/>
               </w:rPr>
-              <w:t xml:space="preserve">3.17e-04</w:t>
+              <w:t xml:space="preserve">4.34e-04</w:t>
             </w:r>
           </w:p>
         </w:tc>
@@ -41062,7 +43368,7 @@
                 <w:szCs w:val="20"/>
                 <w:color w:val="000000"/>
               </w:rPr>
-              <w:t xml:space="preserve">6.4e-05</w:t>
+              <w:t xml:space="preserve">4.5e-05</w:t>
             </w:r>
           </w:p>
         </w:tc>
@@ -41150,7 +43456,7 @@
                 <w:szCs w:val="20"/>
                 <w:color w:val="000000"/>
               </w:rPr>
-              <w:t xml:space="preserve">0.71</w:t>
+              <w:t xml:space="preserve">0.76</w:t>
             </w:r>
           </w:p>
         </w:tc>
@@ -41194,7 +43500,7 @@
                 <w:szCs w:val="20"/>
                 <w:color w:val="000000"/>
               </w:rPr>
-              <w:t xml:space="preserve">12</w:t>
+              <w:t xml:space="preserve">32</w:t>
             </w:r>
           </w:p>
         </w:tc>
@@ -41238,7 +43544,7 @@
                 <w:szCs w:val="20"/>
                 <w:color w:val="000000"/>
               </w:rPr>
-              <w:t xml:space="preserve">1999.5-2022</w:t>
+              <w:t xml:space="preserve">1972-2024</w:t>
             </w:r>
           </w:p>
         </w:tc>
